--- a/docs/draft/roadmap.docx
+++ b/docs/draft/roadmap.docx
@@ -12808,19 +12808,7 @@
           <w:lang w:val="tr-TR"/>
         </w:rPr>
         <w:lastRenderedPageBreak/>
-        <w:t>Sprint 7</w:t>
-      </w:r>
-      <w:r>
-        <w:rPr>
-          <w:b/>
-          <w:bCs/>
-          <w:noProof/>
-          <w:sz w:val="32"/>
-          <w:szCs w:val="32"/>
-          <w:u w:val="single"/>
-          <w:lang w:val="tr-TR"/>
-        </w:rPr>
-        <w:t>:</w:t>
+        <w:t>Sprint 7:</w:t>
       </w:r>
     </w:p>
     <w:p>
@@ -13403,6 +13391,644 @@
           <w:szCs w:val="28"/>
         </w:rPr>
       </w:pPr>
+    </w:p>
+    <w:p>
+      <w:pPr>
+        <w:spacing w:after="0" w:line="240" w:lineRule="auto"/>
+        <w:rPr>
+          <w:noProof/>
+          <w:sz w:val="28"/>
+          <w:szCs w:val="28"/>
+        </w:rPr>
+      </w:pPr>
+    </w:p>
+    <w:p>
+      <w:pPr>
+        <w:spacing w:after="0" w:line="240" w:lineRule="auto"/>
+        <w:rPr>
+          <w:noProof/>
+          <w:sz w:val="28"/>
+          <w:szCs w:val="28"/>
+        </w:rPr>
+      </w:pPr>
+    </w:p>
+    <w:p>
+      <w:pPr>
+        <w:spacing w:after="0" w:line="240" w:lineRule="auto"/>
+        <w:rPr>
+          <w:noProof/>
+          <w:sz w:val="28"/>
+          <w:szCs w:val="28"/>
+        </w:rPr>
+      </w:pPr>
+    </w:p>
+    <w:p>
+      <w:pPr>
+        <w:spacing w:after="0" w:line="240" w:lineRule="auto"/>
+        <w:rPr>
+          <w:noProof/>
+          <w:sz w:val="28"/>
+          <w:szCs w:val="28"/>
+        </w:rPr>
+      </w:pPr>
+    </w:p>
+    <w:p>
+      <w:pPr>
+        <w:spacing w:after="0" w:line="240" w:lineRule="auto"/>
+        <w:rPr>
+          <w:noProof/>
+          <w:sz w:val="28"/>
+          <w:szCs w:val="28"/>
+        </w:rPr>
+      </w:pPr>
+    </w:p>
+    <w:p>
+      <w:pPr>
+        <w:spacing w:after="0" w:line="240" w:lineRule="auto"/>
+        <w:rPr>
+          <w:noProof/>
+          <w:sz w:val="28"/>
+          <w:szCs w:val="28"/>
+        </w:rPr>
+      </w:pPr>
+    </w:p>
+    <w:p>
+      <w:pPr>
+        <w:spacing w:after="0" w:line="240" w:lineRule="auto"/>
+        <w:rPr>
+          <w:noProof/>
+          <w:sz w:val="28"/>
+          <w:szCs w:val="28"/>
+        </w:rPr>
+      </w:pPr>
+    </w:p>
+    <w:p>
+      <w:pPr>
+        <w:spacing w:after="0" w:line="240" w:lineRule="auto"/>
+        <w:rPr>
+          <w:noProof/>
+          <w:sz w:val="28"/>
+          <w:szCs w:val="28"/>
+        </w:rPr>
+      </w:pPr>
+    </w:p>
+    <w:p>
+      <w:pPr>
+        <w:spacing w:after="0" w:line="240" w:lineRule="auto"/>
+        <w:rPr>
+          <w:noProof/>
+          <w:sz w:val="28"/>
+          <w:szCs w:val="28"/>
+        </w:rPr>
+      </w:pPr>
+    </w:p>
+    <w:p>
+      <w:pPr>
+        <w:spacing w:after="0" w:line="240" w:lineRule="auto"/>
+        <w:rPr>
+          <w:noProof/>
+          <w:sz w:val="28"/>
+          <w:szCs w:val="28"/>
+        </w:rPr>
+      </w:pPr>
+    </w:p>
+    <w:p>
+      <w:pPr>
+        <w:spacing w:after="0" w:line="240" w:lineRule="auto"/>
+        <w:rPr>
+          <w:noProof/>
+          <w:sz w:val="28"/>
+          <w:szCs w:val="28"/>
+        </w:rPr>
+      </w:pPr>
+    </w:p>
+    <w:p>
+      <w:pPr>
+        <w:spacing w:after="0" w:line="240" w:lineRule="auto"/>
+        <w:rPr>
+          <w:noProof/>
+          <w:sz w:val="28"/>
+          <w:szCs w:val="28"/>
+        </w:rPr>
+      </w:pPr>
+    </w:p>
+    <w:p>
+      <w:pPr>
+        <w:spacing w:after="0" w:line="240" w:lineRule="auto"/>
+        <w:rPr>
+          <w:noProof/>
+          <w:sz w:val="28"/>
+          <w:szCs w:val="28"/>
+        </w:rPr>
+      </w:pPr>
+    </w:p>
+    <w:p>
+      <w:pPr>
+        <w:spacing w:after="0" w:line="240" w:lineRule="auto"/>
+        <w:rPr>
+          <w:noProof/>
+          <w:sz w:val="28"/>
+          <w:szCs w:val="28"/>
+        </w:rPr>
+      </w:pPr>
+    </w:p>
+    <w:p>
+      <w:pPr>
+        <w:spacing w:after="0" w:line="240" w:lineRule="auto"/>
+        <w:rPr>
+          <w:noProof/>
+          <w:sz w:val="28"/>
+          <w:szCs w:val="28"/>
+        </w:rPr>
+      </w:pPr>
+    </w:p>
+    <w:p>
+      <w:pPr>
+        <w:spacing w:after="0" w:line="240" w:lineRule="auto"/>
+        <w:rPr>
+          <w:noProof/>
+          <w:sz w:val="28"/>
+          <w:szCs w:val="28"/>
+        </w:rPr>
+      </w:pPr>
+    </w:p>
+    <w:p>
+      <w:pPr>
+        <w:spacing w:after="0" w:line="240" w:lineRule="auto"/>
+        <w:rPr>
+          <w:noProof/>
+          <w:sz w:val="28"/>
+          <w:szCs w:val="28"/>
+        </w:rPr>
+      </w:pPr>
+      <w:r>
+        <w:rPr>
+          <w:b/>
+          <w:bCs/>
+          <w:noProof/>
+          <w:sz w:val="32"/>
+          <w:szCs w:val="32"/>
+          <w:u w:val="single"/>
+          <w:lang w:val="tr-TR"/>
+        </w:rPr>
+        <w:t xml:space="preserve">Sprint </w:t>
+      </w:r>
+      <w:r>
+        <w:rPr>
+          <w:b/>
+          <w:bCs/>
+          <w:noProof/>
+          <w:sz w:val="32"/>
+          <w:szCs w:val="32"/>
+          <w:u w:val="single"/>
+          <w:lang w:val="tr-TR"/>
+        </w:rPr>
+        <w:t>9:</w:t>
+      </w:r>
+    </w:p>
+    <w:p>
+      <w:pPr>
+        <w:spacing w:after="0" w:line="240" w:lineRule="auto"/>
+        <w:rPr>
+          <w:noProof/>
+          <w:sz w:val="28"/>
+          <w:szCs w:val="28"/>
+        </w:rPr>
+      </w:pPr>
+    </w:p>
+    <w:p>
+      <w:pPr>
+        <w:spacing w:after="0" w:line="240" w:lineRule="auto"/>
+        <w:rPr>
+          <w:noProof/>
+          <w:sz w:val="28"/>
+          <w:szCs w:val="28"/>
+        </w:rPr>
+      </w:pPr>
+      <w:r>
+        <w:rPr>
+          <w:noProof/>
+          <w:sz w:val="28"/>
+          <w:szCs w:val="28"/>
+        </w:rPr>
+        <w:t>BatteryDataset</w:t>
+      </w:r>
+    </w:p>
+    <w:p>
+      <w:pPr>
+        <w:spacing w:after="0" w:line="240" w:lineRule="auto"/>
+        <w:rPr>
+          <w:noProof/>
+          <w:sz w:val="28"/>
+          <w:szCs w:val="28"/>
+        </w:rPr>
+      </w:pPr>
+      <w:r>
+        <w:rPr>
+          <w:noProof/>
+          <w:sz w:val="28"/>
+          <w:szCs w:val="28"/>
+        </w:rPr>
+        <w:t xml:space="preserve">        │</w:t>
+      </w:r>
+    </w:p>
+    <w:p>
+      <w:pPr>
+        <w:spacing w:after="0" w:line="240" w:lineRule="auto"/>
+        <w:rPr>
+          <w:noProof/>
+          <w:sz w:val="28"/>
+          <w:szCs w:val="28"/>
+        </w:rPr>
+      </w:pPr>
+      <w:r>
+        <w:rPr>
+          <w:noProof/>
+          <w:sz w:val="28"/>
+          <w:szCs w:val="28"/>
+        </w:rPr>
+        <w:t xml:space="preserve">        </w:t>
+      </w:r>
+      <w:r>
+        <w:rPr>
+          <w:rFonts w:ascii="Arial" w:hAnsi="Arial" w:cs="Arial"/>
+          <w:noProof/>
+          <w:sz w:val="28"/>
+          <w:szCs w:val="28"/>
+        </w:rPr>
+        <w:t>▼</w:t>
+      </w:r>
+    </w:p>
+    <w:p>
+      <w:pPr>
+        <w:spacing w:after="0" w:line="240" w:lineRule="auto"/>
+        <w:rPr>
+          <w:noProof/>
+          <w:sz w:val="28"/>
+          <w:szCs w:val="28"/>
+        </w:rPr>
+      </w:pPr>
+      <w:r>
+        <w:rPr>
+          <w:noProof/>
+          <w:sz w:val="28"/>
+          <w:szCs w:val="28"/>
+        </w:rPr>
+        <w:t>WindowGenerator</w:t>
+      </w:r>
+    </w:p>
+    <w:p>
+      <w:pPr>
+        <w:spacing w:after="0" w:line="240" w:lineRule="auto"/>
+        <w:rPr>
+          <w:noProof/>
+          <w:sz w:val="28"/>
+          <w:szCs w:val="28"/>
+        </w:rPr>
+      </w:pPr>
+      <w:r>
+        <w:rPr>
+          <w:noProof/>
+          <w:sz w:val="28"/>
+          <w:szCs w:val="28"/>
+        </w:rPr>
+        <w:t xml:space="preserve">        │</w:t>
+      </w:r>
+    </w:p>
+    <w:p>
+      <w:pPr>
+        <w:spacing w:after="0" w:line="240" w:lineRule="auto"/>
+        <w:rPr>
+          <w:noProof/>
+          <w:sz w:val="28"/>
+          <w:szCs w:val="28"/>
+        </w:rPr>
+      </w:pPr>
+      <w:r>
+        <w:rPr>
+          <w:noProof/>
+          <w:sz w:val="28"/>
+          <w:szCs w:val="28"/>
+        </w:rPr>
+        <w:t xml:space="preserve">        </w:t>
+      </w:r>
+      <w:r>
+        <w:rPr>
+          <w:rFonts w:ascii="Arial" w:hAnsi="Arial" w:cs="Arial"/>
+          <w:noProof/>
+          <w:sz w:val="28"/>
+          <w:szCs w:val="28"/>
+        </w:rPr>
+        <w:t>▼</w:t>
+      </w:r>
+    </w:p>
+    <w:p>
+      <w:pPr>
+        <w:spacing w:after="0" w:line="240" w:lineRule="auto"/>
+        <w:rPr>
+          <w:noProof/>
+          <w:sz w:val="28"/>
+          <w:szCs w:val="28"/>
+        </w:rPr>
+      </w:pPr>
+      <w:r>
+        <w:rPr>
+          <w:noProof/>
+          <w:sz w:val="28"/>
+          <w:szCs w:val="28"/>
+        </w:rPr>
+        <w:t>SequenceScaler</w:t>
+      </w:r>
+    </w:p>
+    <w:p>
+      <w:pPr>
+        <w:spacing w:after="0" w:line="240" w:lineRule="auto"/>
+        <w:rPr>
+          <w:noProof/>
+          <w:sz w:val="28"/>
+          <w:szCs w:val="28"/>
+        </w:rPr>
+      </w:pPr>
+      <w:r>
+        <w:rPr>
+          <w:noProof/>
+          <w:sz w:val="28"/>
+          <w:szCs w:val="28"/>
+        </w:rPr>
+        <w:t xml:space="preserve">        │</w:t>
+      </w:r>
+    </w:p>
+    <w:p>
+      <w:pPr>
+        <w:spacing w:after="0" w:line="240" w:lineRule="auto"/>
+        <w:rPr>
+          <w:noProof/>
+          <w:sz w:val="28"/>
+          <w:szCs w:val="28"/>
+        </w:rPr>
+      </w:pPr>
+      <w:r>
+        <w:rPr>
+          <w:noProof/>
+          <w:sz w:val="28"/>
+          <w:szCs w:val="28"/>
+        </w:rPr>
+        <w:t xml:space="preserve">        </w:t>
+      </w:r>
+      <w:r>
+        <w:rPr>
+          <w:rFonts w:ascii="Arial" w:hAnsi="Arial" w:cs="Arial"/>
+          <w:noProof/>
+          <w:sz w:val="28"/>
+          <w:szCs w:val="28"/>
+        </w:rPr>
+        <w:t>▼</w:t>
+      </w:r>
+    </w:p>
+    <w:p>
+      <w:pPr>
+        <w:spacing w:after="0" w:line="240" w:lineRule="auto"/>
+        <w:rPr>
+          <w:noProof/>
+          <w:sz w:val="28"/>
+          <w:szCs w:val="28"/>
+        </w:rPr>
+      </w:pPr>
+      <w:r>
+        <w:rPr>
+          <w:noProof/>
+          <w:sz w:val="28"/>
+          <w:szCs w:val="28"/>
+        </w:rPr>
+        <w:t>BaseNeuralForecaster</w:t>
+      </w:r>
+    </w:p>
+    <w:p>
+      <w:pPr>
+        <w:spacing w:after="0" w:line="240" w:lineRule="auto"/>
+        <w:rPr>
+          <w:noProof/>
+          <w:sz w:val="28"/>
+          <w:szCs w:val="28"/>
+        </w:rPr>
+      </w:pPr>
+      <w:r>
+        <w:rPr>
+          <w:noProof/>
+          <w:sz w:val="28"/>
+          <w:szCs w:val="28"/>
+        </w:rPr>
+        <w:t xml:space="preserve">        </w:t>
+      </w:r>
+      <w:r>
+        <w:rPr>
+          <w:noProof/>
+          <w:sz w:val="28"/>
+          <w:szCs w:val="28"/>
+        </w:rPr>
+        <w:tab/>
+        <w:t xml:space="preserve">      </w:t>
+      </w:r>
+      <w:r>
+        <w:rPr>
+          <w:rFonts w:ascii="Arial" w:hAnsi="Arial" w:cs="Arial"/>
+          <w:noProof/>
+          <w:sz w:val="28"/>
+          <w:szCs w:val="28"/>
+        </w:rPr>
+        <w:t>▲</w:t>
+      </w:r>
+    </w:p>
+    <w:p>
+      <w:pPr>
+        <w:spacing w:after="0" w:line="240" w:lineRule="auto"/>
+        <w:rPr>
+          <w:noProof/>
+          <w:sz w:val="28"/>
+          <w:szCs w:val="28"/>
+        </w:rPr>
+      </w:pPr>
+      <w:r>
+        <w:rPr>
+          <w:noProof/>
+          <w:sz w:val="28"/>
+          <w:szCs w:val="28"/>
+        </w:rPr>
+        <w:t xml:space="preserve">        </w:t>
+      </w:r>
+      <w:r>
+        <w:rPr>
+          <w:noProof/>
+          <w:sz w:val="28"/>
+          <w:szCs w:val="28"/>
+        </w:rPr>
+        <w:tab/>
+        <w:t xml:space="preserve">       </w:t>
+      </w:r>
+      <w:r>
+        <w:rPr>
+          <w:noProof/>
+          <w:sz w:val="28"/>
+          <w:szCs w:val="28"/>
+        </w:rPr>
+        <w:t>│</w:t>
+      </w:r>
+    </w:p>
+    <w:p>
+      <w:pPr>
+        <w:spacing w:after="0" w:line="240" w:lineRule="auto"/>
+        <w:rPr>
+          <w:noProof/>
+          <w:sz w:val="28"/>
+          <w:szCs w:val="28"/>
+        </w:rPr>
+      </w:pPr>
+      <w:r>
+        <w:rPr>
+          <w:noProof/>
+          <w:sz w:val="28"/>
+          <w:szCs w:val="28"/>
+        </w:rPr>
+        <w:t xml:space="preserve"> ┌──────</w:t>
+      </w:r>
+      <w:r>
+        <w:rPr>
+          <w:rFonts w:ascii="MS Gothic" w:eastAsia="MS Gothic" w:hAnsi="MS Gothic" w:cs="MS Gothic" w:hint="eastAsia"/>
+          <w:noProof/>
+          <w:sz w:val="28"/>
+          <w:szCs w:val="28"/>
+        </w:rPr>
+        <w:t>┴</w:t>
+      </w:r>
+      <w:r>
+        <w:rPr>
+          <w:rFonts w:ascii="Calibri" w:hAnsi="Calibri" w:cs="Calibri"/>
+          <w:noProof/>
+          <w:sz w:val="28"/>
+          <w:szCs w:val="28"/>
+        </w:rPr>
+        <w:t>────────┐</w:t>
+      </w:r>
+    </w:p>
+    <w:p>
+      <w:pPr>
+        <w:spacing w:after="0" w:line="240" w:lineRule="auto"/>
+        <w:rPr>
+          <w:noProof/>
+          <w:sz w:val="28"/>
+          <w:szCs w:val="28"/>
+        </w:rPr>
+      </w:pPr>
+      <w:r>
+        <w:rPr>
+          <w:noProof/>
+          <w:sz w:val="28"/>
+          <w:szCs w:val="28"/>
+        </w:rPr>
+        <w:t xml:space="preserve"> │               </w:t>
+      </w:r>
+      <w:r>
+        <w:rPr>
+          <w:noProof/>
+          <w:sz w:val="28"/>
+          <w:szCs w:val="28"/>
+        </w:rPr>
+        <w:t xml:space="preserve">                    </w:t>
+      </w:r>
+      <w:r>
+        <w:rPr>
+          <w:noProof/>
+          <w:sz w:val="28"/>
+          <w:szCs w:val="28"/>
+        </w:rPr>
+        <w:t>│</w:t>
+      </w:r>
+    </w:p>
+    <w:p>
+      <w:pPr>
+        <w:spacing w:after="0" w:line="240" w:lineRule="auto"/>
+        <w:rPr>
+          <w:noProof/>
+          <w:sz w:val="28"/>
+          <w:szCs w:val="28"/>
+        </w:rPr>
+      </w:pPr>
+      <w:r>
+        <w:rPr>
+          <w:noProof/>
+          <w:sz w:val="28"/>
+          <w:szCs w:val="28"/>
+        </w:rPr>
+        <w:t xml:space="preserve"> </w:t>
+      </w:r>
+      <w:r>
+        <w:rPr>
+          <w:rFonts w:ascii="Arial" w:hAnsi="Arial" w:cs="Arial"/>
+          <w:noProof/>
+          <w:sz w:val="28"/>
+          <w:szCs w:val="28"/>
+        </w:rPr>
+        <w:t>▼</w:t>
+      </w:r>
+      <w:r>
+        <w:rPr>
+          <w:noProof/>
+          <w:sz w:val="28"/>
+          <w:szCs w:val="28"/>
+        </w:rPr>
+        <w:t xml:space="preserve">               </w:t>
+      </w:r>
+      <w:r>
+        <w:rPr>
+          <w:noProof/>
+          <w:sz w:val="28"/>
+          <w:szCs w:val="28"/>
+        </w:rPr>
+        <w:t xml:space="preserve">                 </w:t>
+      </w:r>
+      <w:r>
+        <w:rPr>
+          <w:rFonts w:ascii="Arial" w:hAnsi="Arial" w:cs="Arial"/>
+          <w:noProof/>
+          <w:sz w:val="28"/>
+          <w:szCs w:val="28"/>
+        </w:rPr>
+        <w:t>▼</w:t>
+      </w:r>
+    </w:p>
+    <w:p>
+      <w:pPr>
+        <w:spacing w:after="0" w:line="240" w:lineRule="auto"/>
+        <w:rPr>
+          <w:noProof/>
+          <w:sz w:val="28"/>
+          <w:szCs w:val="28"/>
+        </w:rPr>
+      </w:pPr>
+      <w:r>
+        <w:rPr>
+          <w:noProof/>
+          <w:sz w:val="28"/>
+          <w:szCs w:val="28"/>
+        </w:rPr>
+        <w:t xml:space="preserve">LSTM           </w:t>
+      </w:r>
+      <w:r>
+        <w:rPr>
+          <w:noProof/>
+          <w:sz w:val="28"/>
+          <w:szCs w:val="28"/>
+        </w:rPr>
+        <w:t xml:space="preserve">             </w:t>
+      </w:r>
+      <w:r>
+        <w:rPr>
+          <w:noProof/>
+          <w:sz w:val="28"/>
+          <w:szCs w:val="28"/>
+        </w:rPr>
+        <w:t>GRU</w:t>
+      </w:r>
     </w:p>
     <w:sectPr>
       <w:pgSz w:w="11906" w:h="16838"/>
@@ -16911,6 +17537,7 @@
   <w:style w:type="character" w:default="1" w:styleId="VarsaylanParagrafYazTipi">
     <w:name w:val="Default Paragraph Font"/>
     <w:uiPriority w:val="1"/>
+    <w:semiHidden/>
     <w:unhideWhenUsed/>
   </w:style>
   <w:style w:type="table" w:default="1" w:styleId="NormalTablo">

--- a/docs/draft/roadmap.docx
+++ b/docs/draft/roadmap.docx
@@ -496,7 +496,6 @@
           <w:szCs w:val="32"/>
         </w:rPr>
       </w:pPr>
-      <w:proofErr w:type="spellStart"/>
       <w:r>
         <w:rPr>
           <w:sz w:val="32"/>
@@ -505,7 +504,6 @@
         </w:rPr>
         <w:t>ForecastPipeline</w:t>
       </w:r>
-      <w:proofErr w:type="spellEnd"/>
     </w:p>
     <w:p>
       <w:pPr>
@@ -13629,28 +13627,52 @@
           <w:sz w:val="28"/>
           <w:szCs w:val="28"/>
         </w:rPr>
-        <w:t xml:space="preserve">        │</w:t>
-      </w:r>
-    </w:p>
-    <w:p>
-      <w:pPr>
-        <w:spacing w:after="0" w:line="240" w:lineRule="auto"/>
-        <w:rPr>
-          <w:noProof/>
-          <w:sz w:val="28"/>
-          <w:szCs w:val="28"/>
-        </w:rPr>
-      </w:pPr>
-      <w:r>
-        <w:rPr>
-          <w:noProof/>
-          <w:sz w:val="28"/>
-          <w:szCs w:val="28"/>
-        </w:rPr>
         <w:t xml:space="preserve">        </w:t>
       </w:r>
       <w:r>
         <w:rPr>
+          <w:noProof/>
+          <w:sz w:val="28"/>
+          <w:szCs w:val="28"/>
+        </w:rPr>
+        <w:t xml:space="preserve">     </w:t>
+      </w:r>
+      <w:r>
+        <w:rPr>
+          <w:noProof/>
+          <w:sz w:val="28"/>
+          <w:szCs w:val="28"/>
+        </w:rPr>
+        <w:t>│</w:t>
+      </w:r>
+    </w:p>
+    <w:p>
+      <w:pPr>
+        <w:spacing w:after="0" w:line="240" w:lineRule="auto"/>
+        <w:rPr>
+          <w:noProof/>
+          <w:sz w:val="28"/>
+          <w:szCs w:val="28"/>
+        </w:rPr>
+      </w:pPr>
+      <w:r>
+        <w:rPr>
+          <w:noProof/>
+          <w:sz w:val="28"/>
+          <w:szCs w:val="28"/>
+        </w:rPr>
+        <w:t xml:space="preserve">        </w:t>
+      </w:r>
+      <w:r>
+        <w:rPr>
+          <w:noProof/>
+          <w:sz w:val="28"/>
+          <w:szCs w:val="28"/>
+        </w:rPr>
+        <w:t xml:space="preserve">    </w:t>
+      </w:r>
+      <w:r>
+        <w:rPr>
           <w:rFonts w:ascii="Arial" w:hAnsi="Arial" w:cs="Arial"/>
           <w:noProof/>
           <w:sz w:val="28"/>
@@ -13692,28 +13714,52 @@
           <w:sz w:val="28"/>
           <w:szCs w:val="28"/>
         </w:rPr>
-        <w:t xml:space="preserve">        │</w:t>
-      </w:r>
-    </w:p>
-    <w:p>
-      <w:pPr>
-        <w:spacing w:after="0" w:line="240" w:lineRule="auto"/>
-        <w:rPr>
-          <w:noProof/>
-          <w:sz w:val="28"/>
-          <w:szCs w:val="28"/>
-        </w:rPr>
-      </w:pPr>
-      <w:r>
-        <w:rPr>
-          <w:noProof/>
-          <w:sz w:val="28"/>
-          <w:szCs w:val="28"/>
-        </w:rPr>
         <w:t xml:space="preserve">        </w:t>
       </w:r>
       <w:r>
         <w:rPr>
+          <w:noProof/>
+          <w:sz w:val="28"/>
+          <w:szCs w:val="28"/>
+        </w:rPr>
+        <w:t xml:space="preserve">     </w:t>
+      </w:r>
+      <w:r>
+        <w:rPr>
+          <w:noProof/>
+          <w:sz w:val="28"/>
+          <w:szCs w:val="28"/>
+        </w:rPr>
+        <w:t>│</w:t>
+      </w:r>
+    </w:p>
+    <w:p>
+      <w:pPr>
+        <w:spacing w:after="0" w:line="240" w:lineRule="auto"/>
+        <w:rPr>
+          <w:noProof/>
+          <w:sz w:val="28"/>
+          <w:szCs w:val="28"/>
+        </w:rPr>
+      </w:pPr>
+      <w:r>
+        <w:rPr>
+          <w:noProof/>
+          <w:sz w:val="28"/>
+          <w:szCs w:val="28"/>
+        </w:rPr>
+        <w:t xml:space="preserve">        </w:t>
+      </w:r>
+      <w:r>
+        <w:rPr>
+          <w:noProof/>
+          <w:sz w:val="28"/>
+          <w:szCs w:val="28"/>
+        </w:rPr>
+        <w:t xml:space="preserve">    </w:t>
+      </w:r>
+      <w:r>
+        <w:rPr>
           <w:rFonts w:ascii="Arial" w:hAnsi="Arial" w:cs="Arial"/>
           <w:noProof/>
           <w:sz w:val="28"/>
@@ -13755,7 +13801,23 @@
           <w:sz w:val="28"/>
           <w:szCs w:val="28"/>
         </w:rPr>
-        <w:t xml:space="preserve">        │</w:t>
+        <w:t xml:space="preserve">       </w:t>
+      </w:r>
+      <w:r>
+        <w:rPr>
+          <w:noProof/>
+          <w:sz w:val="28"/>
+          <w:szCs w:val="28"/>
+        </w:rPr>
+        <w:t xml:space="preserve">    </w:t>
+      </w:r>
+      <w:r>
+        <w:rPr>
+          <w:noProof/>
+          <w:sz w:val="28"/>
+          <w:szCs w:val="28"/>
+        </w:rPr>
+        <w:t xml:space="preserve"> │</w:t>
       </w:r>
     </w:p>
     <w:p>
@@ -13774,6 +13836,14 @@
           <w:szCs w:val="28"/>
         </w:rPr>
         <w:t xml:space="preserve">        </w:t>
+      </w:r>
+      <w:r>
+        <w:rPr>
+          <w:noProof/>
+          <w:sz w:val="28"/>
+          <w:szCs w:val="28"/>
+        </w:rPr>
+        <w:t xml:space="preserve">   </w:t>
       </w:r>
       <w:r>
         <w:rPr>
@@ -14028,6 +14098,248 @@
           <w:szCs w:val="28"/>
         </w:rPr>
         <w:t>GRU</w:t>
+      </w:r>
+    </w:p>
+    <w:p>
+      <w:pPr>
+        <w:spacing w:after="0" w:line="240" w:lineRule="auto"/>
+        <w:rPr>
+          <w:noProof/>
+          <w:sz w:val="28"/>
+          <w:szCs w:val="28"/>
+        </w:rPr>
+      </w:pPr>
+    </w:p>
+    <w:p>
+      <w:pPr>
+        <w:spacing w:after="0" w:line="240" w:lineRule="auto"/>
+        <w:rPr>
+          <w:noProof/>
+          <w:sz w:val="28"/>
+          <w:szCs w:val="28"/>
+        </w:rPr>
+      </w:pPr>
+    </w:p>
+    <w:p>
+      <w:pPr>
+        <w:spacing w:after="0" w:line="240" w:lineRule="auto"/>
+        <w:rPr>
+          <w:b/>
+          <w:bCs/>
+          <w:noProof/>
+          <w:sz w:val="28"/>
+          <w:szCs w:val="28"/>
+        </w:rPr>
+      </w:pPr>
+      <w:r>
+        <w:rPr>
+          <w:b/>
+          <w:bCs/>
+          <w:noProof/>
+          <w:sz w:val="28"/>
+          <w:szCs w:val="28"/>
+        </w:rPr>
+        <w:t>LSTM</w:t>
+      </w:r>
+    </w:p>
+    <w:p>
+      <w:pPr>
+        <w:spacing w:after="0" w:line="240" w:lineRule="auto"/>
+        <w:rPr>
+          <w:noProof/>
+          <w:sz w:val="28"/>
+          <w:szCs w:val="28"/>
+        </w:rPr>
+      </w:pPr>
+      <w:r>
+        <w:rPr>
+          <w:noProof/>
+          <w:sz w:val="28"/>
+          <w:szCs w:val="28"/>
+        </w:rPr>
+        <w:t>↓</w:t>
+      </w:r>
+    </w:p>
+    <w:p>
+      <w:pPr>
+        <w:spacing w:after="0" w:line="240" w:lineRule="auto"/>
+        <w:rPr>
+          <w:b/>
+          <w:bCs/>
+          <w:noProof/>
+          <w:sz w:val="28"/>
+          <w:szCs w:val="28"/>
+        </w:rPr>
+      </w:pPr>
+      <w:r>
+        <w:rPr>
+          <w:b/>
+          <w:bCs/>
+          <w:noProof/>
+          <w:sz w:val="28"/>
+          <w:szCs w:val="28"/>
+        </w:rPr>
+        <w:t>ForecastResult</w:t>
+      </w:r>
+    </w:p>
+    <w:p>
+      <w:pPr>
+        <w:spacing w:after="0" w:line="240" w:lineRule="auto"/>
+        <w:rPr>
+          <w:noProof/>
+          <w:sz w:val="28"/>
+          <w:szCs w:val="28"/>
+        </w:rPr>
+      </w:pPr>
+      <w:r>
+        <w:rPr>
+          <w:noProof/>
+          <w:sz w:val="28"/>
+          <w:szCs w:val="28"/>
+        </w:rPr>
+        <w:t>↓</w:t>
+      </w:r>
+    </w:p>
+    <w:p>
+      <w:pPr>
+        <w:spacing w:after="0" w:line="240" w:lineRule="auto"/>
+        <w:rPr>
+          <w:b/>
+          <w:bCs/>
+          <w:noProof/>
+          <w:sz w:val="28"/>
+          <w:szCs w:val="28"/>
+        </w:rPr>
+      </w:pPr>
+      <w:r>
+        <w:rPr>
+          <w:b/>
+          <w:bCs/>
+          <w:noProof/>
+          <w:sz w:val="28"/>
+          <w:szCs w:val="28"/>
+        </w:rPr>
+        <w:t>Plot</w:t>
+      </w:r>
+    </w:p>
+    <w:p>
+      <w:pPr>
+        <w:spacing w:after="0" w:line="240" w:lineRule="auto"/>
+        <w:rPr>
+          <w:noProof/>
+          <w:sz w:val="28"/>
+          <w:szCs w:val="28"/>
+        </w:rPr>
+      </w:pPr>
+      <w:r>
+        <w:rPr>
+          <w:noProof/>
+          <w:sz w:val="28"/>
+          <w:szCs w:val="28"/>
+        </w:rPr>
+        <w:t>↓</w:t>
+      </w:r>
+    </w:p>
+    <w:p>
+      <w:pPr>
+        <w:spacing w:after="0" w:line="240" w:lineRule="auto"/>
+        <w:rPr>
+          <w:b/>
+          <w:bCs/>
+          <w:noProof/>
+          <w:sz w:val="28"/>
+          <w:szCs w:val="28"/>
+        </w:rPr>
+      </w:pPr>
+      <w:r>
+        <w:rPr>
+          <w:b/>
+          <w:bCs/>
+          <w:noProof/>
+          <w:sz w:val="28"/>
+          <w:szCs w:val="28"/>
+        </w:rPr>
+        <w:t>Metadata</w:t>
+      </w:r>
+    </w:p>
+    <w:p>
+      <w:pPr>
+        <w:spacing w:after="0" w:line="240" w:lineRule="auto"/>
+        <w:rPr>
+          <w:noProof/>
+          <w:sz w:val="28"/>
+          <w:szCs w:val="28"/>
+        </w:rPr>
+      </w:pPr>
+      <w:r>
+        <w:rPr>
+          <w:noProof/>
+          <w:sz w:val="28"/>
+          <w:szCs w:val="28"/>
+        </w:rPr>
+        <w:t>↓</w:t>
+      </w:r>
+    </w:p>
+    <w:p>
+      <w:pPr>
+        <w:spacing w:after="0" w:line="240" w:lineRule="auto"/>
+        <w:rPr>
+          <w:b/>
+          <w:bCs/>
+          <w:noProof/>
+          <w:sz w:val="28"/>
+          <w:szCs w:val="28"/>
+        </w:rPr>
+      </w:pPr>
+      <w:r>
+        <w:rPr>
+          <w:b/>
+          <w:bCs/>
+          <w:noProof/>
+          <w:sz w:val="28"/>
+          <w:szCs w:val="28"/>
+        </w:rPr>
+        <w:t>Report</w:t>
+      </w:r>
+    </w:p>
+    <w:p>
+      <w:pPr>
+        <w:spacing w:after="0" w:line="240" w:lineRule="auto"/>
+        <w:rPr>
+          <w:noProof/>
+          <w:sz w:val="28"/>
+          <w:szCs w:val="28"/>
+        </w:rPr>
+      </w:pPr>
+      <w:r>
+        <w:rPr>
+          <w:noProof/>
+          <w:sz w:val="28"/>
+          <w:szCs w:val="28"/>
+        </w:rPr>
+        <w:t>↓</w:t>
+      </w:r>
+    </w:p>
+    <w:p>
+      <w:pPr>
+        <w:spacing w:after="0" w:line="240" w:lineRule="auto"/>
+        <w:rPr>
+          <w:b/>
+          <w:bCs/>
+          <w:noProof/>
+          <w:sz w:val="28"/>
+          <w:szCs w:val="28"/>
+        </w:rPr>
+      </w:pPr>
+      <w:r>
+        <w:rPr>
+          <w:b/>
+          <w:bCs/>
+          <w:noProof/>
+          <w:sz w:val="28"/>
+          <w:szCs w:val="28"/>
+        </w:rPr>
+        <w:t>Experiment Registry</w:t>
       </w:r>
     </w:p>
     <w:sectPr>

--- a/docs/draft/roadmap.docx
+++ b/docs/draft/roadmap.docx
@@ -496,6 +496,7 @@
           <w:szCs w:val="32"/>
         </w:rPr>
       </w:pPr>
+      <w:proofErr w:type="spellStart"/>
       <w:r>
         <w:rPr>
           <w:sz w:val="32"/>
@@ -504,6 +505,7 @@
         </w:rPr>
         <w:t>ForecastPipeline</w:t>
       </w:r>
+      <w:proofErr w:type="spellEnd"/>
     </w:p>
     <w:p>
       <w:pPr>
@@ -14341,6 +14343,1028 @@
         </w:rPr>
         <w:t>Experiment Registry</w:t>
       </w:r>
+    </w:p>
+    <w:p>
+      <w:pPr>
+        <w:spacing w:after="0" w:line="240" w:lineRule="auto"/>
+        <w:rPr>
+          <w:b/>
+          <w:bCs/>
+          <w:noProof/>
+          <w:sz w:val="28"/>
+          <w:szCs w:val="28"/>
+        </w:rPr>
+      </w:pPr>
+    </w:p>
+    <w:p>
+      <w:pPr>
+        <w:spacing w:after="0" w:line="240" w:lineRule="auto"/>
+        <w:rPr>
+          <w:b/>
+          <w:bCs/>
+          <w:noProof/>
+          <w:sz w:val="28"/>
+          <w:szCs w:val="28"/>
+        </w:rPr>
+      </w:pPr>
+    </w:p>
+    <w:p>
+      <w:pPr>
+        <w:spacing w:after="0" w:line="240" w:lineRule="auto"/>
+        <w:rPr>
+          <w:b/>
+          <w:bCs/>
+          <w:noProof/>
+          <w:sz w:val="28"/>
+          <w:szCs w:val="28"/>
+        </w:rPr>
+      </w:pPr>
+    </w:p>
+    <w:p>
+      <w:pPr>
+        <w:rPr>
+          <w:b/>
+          <w:bCs/>
+          <w:noProof/>
+          <w:sz w:val="28"/>
+          <w:szCs w:val="28"/>
+        </w:rPr>
+      </w:pPr>
+      <w:r>
+        <w:rPr>
+          <w:b/>
+          <w:bCs/>
+          <w:noProof/>
+          <w:sz w:val="28"/>
+          <w:szCs w:val="28"/>
+        </w:rPr>
+        <w:br w:type="page"/>
+      </w:r>
+    </w:p>
+    <w:p>
+      <w:pPr>
+        <w:spacing w:after="0" w:line="240" w:lineRule="auto"/>
+        <w:rPr>
+          <w:noProof/>
+          <w:sz w:val="36"/>
+          <w:szCs w:val="36"/>
+          <w:lang w:val="tr-TR"/>
+        </w:rPr>
+      </w:pPr>
+      <w:r>
+        <w:rPr>
+          <w:b/>
+          <w:bCs/>
+          <w:noProof/>
+          <w:sz w:val="36"/>
+          <w:szCs w:val="36"/>
+          <w:lang w:val="tr-TR"/>
+        </w:rPr>
+        <w:lastRenderedPageBreak/>
+        <w:t>Sprint 9</w:t>
+      </w:r>
+      <w:r>
+        <w:rPr>
+          <w:noProof/>
+          <w:sz w:val="36"/>
+          <w:szCs w:val="36"/>
+          <w:lang w:val="tr-TR"/>
+        </w:rPr>
+        <w:t xml:space="preserve"> → LSTMForecaster </w:t>
+      </w:r>
+    </w:p>
+    <w:p>
+      <w:pPr>
+        <w:spacing w:after="0" w:line="240" w:lineRule="auto"/>
+        <w:rPr>
+          <w:noProof/>
+          <w:sz w:val="36"/>
+          <w:szCs w:val="36"/>
+          <w:lang w:val="tr-TR"/>
+        </w:rPr>
+      </w:pPr>
+      <w:r>
+        <w:rPr>
+          <w:b/>
+          <w:bCs/>
+          <w:noProof/>
+          <w:sz w:val="36"/>
+          <w:szCs w:val="36"/>
+          <w:lang w:val="tr-TR"/>
+        </w:rPr>
+        <w:t>Sprint 10</w:t>
+      </w:r>
+      <w:r>
+        <w:rPr>
+          <w:noProof/>
+          <w:sz w:val="36"/>
+          <w:szCs w:val="36"/>
+          <w:lang w:val="tr-TR"/>
+        </w:rPr>
+        <w:t xml:space="preserve"> → GRUForecaster </w:t>
+      </w:r>
+    </w:p>
+    <w:p>
+      <w:pPr>
+        <w:spacing w:after="0" w:line="240" w:lineRule="auto"/>
+        <w:rPr>
+          <w:noProof/>
+          <w:sz w:val="36"/>
+          <w:szCs w:val="36"/>
+          <w:lang w:val="tr-TR"/>
+        </w:rPr>
+      </w:pPr>
+      <w:r>
+        <w:rPr>
+          <w:b/>
+          <w:bCs/>
+          <w:noProof/>
+          <w:sz w:val="36"/>
+          <w:szCs w:val="36"/>
+          <w:lang w:val="tr-TR"/>
+        </w:rPr>
+        <w:t>Sprint 11</w:t>
+      </w:r>
+      <w:r>
+        <w:rPr>
+          <w:noProof/>
+          <w:sz w:val="36"/>
+          <w:szCs w:val="36"/>
+          <w:lang w:val="tr-TR"/>
+        </w:rPr>
+        <w:t xml:space="preserve"> → </w:t>
+      </w:r>
+      <w:r>
+        <w:rPr>
+          <w:noProof/>
+          <w:sz w:val="36"/>
+          <w:szCs w:val="36"/>
+          <w:u w:val="single"/>
+          <w:lang w:val="tr-TR"/>
+        </w:rPr>
+        <w:t>Hybrid models</w:t>
+      </w:r>
+      <w:r>
+        <w:rPr>
+          <w:noProof/>
+          <w:sz w:val="36"/>
+          <w:szCs w:val="36"/>
+          <w:u w:val="single"/>
+          <w:lang w:val="tr-TR"/>
+        </w:rPr>
+        <w:t>:</w:t>
+      </w:r>
+    </w:p>
+    <w:p>
+      <w:pPr>
+        <w:spacing w:after="0" w:line="240" w:lineRule="auto"/>
+        <w:rPr>
+          <w:noProof/>
+          <w:sz w:val="36"/>
+          <w:szCs w:val="36"/>
+          <w:lang w:val="tr-TR"/>
+        </w:rPr>
+      </w:pPr>
+      <w:r>
+        <w:rPr>
+          <w:noProof/>
+          <w:sz w:val="36"/>
+          <w:szCs w:val="36"/>
+          <w:lang w:val="tr-TR"/>
+        </w:rPr>
+        <w:t>Hyperparameter Search,</w:t>
+      </w:r>
+    </w:p>
+    <w:p>
+      <w:pPr>
+        <w:spacing w:after="0" w:line="240" w:lineRule="auto"/>
+        <w:rPr>
+          <w:noProof/>
+          <w:sz w:val="36"/>
+          <w:szCs w:val="36"/>
+          <w:lang w:val="tr-TR"/>
+        </w:rPr>
+      </w:pPr>
+      <w:r>
+        <w:rPr>
+          <w:noProof/>
+          <w:sz w:val="36"/>
+          <w:szCs w:val="36"/>
+          <w:lang w:val="tr-TR"/>
+        </w:rPr>
+        <w:t>Grid Search,</w:t>
+      </w:r>
+    </w:p>
+    <w:p>
+      <w:pPr>
+        <w:spacing w:after="0" w:line="240" w:lineRule="auto"/>
+        <w:rPr>
+          <w:noProof/>
+          <w:sz w:val="36"/>
+          <w:szCs w:val="36"/>
+          <w:lang w:val="tr-TR"/>
+        </w:rPr>
+      </w:pPr>
+      <w:r>
+        <w:rPr>
+          <w:noProof/>
+          <w:sz w:val="36"/>
+          <w:szCs w:val="36"/>
+          <w:lang w:val="tr-TR"/>
+        </w:rPr>
+        <w:t>Bayesian Search</w:t>
+      </w:r>
+      <w:r>
+        <w:rPr>
+          <w:noProof/>
+          <w:sz w:val="36"/>
+          <w:szCs w:val="36"/>
+          <w:lang w:val="tr-TR"/>
+        </w:rPr>
+        <w:t xml:space="preserve"> </w:t>
+      </w:r>
+    </w:p>
+    <w:p>
+      <w:pPr>
+        <w:spacing w:after="0" w:line="240" w:lineRule="auto"/>
+        <w:rPr>
+          <w:noProof/>
+          <w:sz w:val="24"/>
+          <w:szCs w:val="24"/>
+          <w:lang w:val="tr-TR"/>
+        </w:rPr>
+      </w:pPr>
+      <w:r>
+        <w:rPr>
+          <w:b/>
+          <w:bCs/>
+          <w:noProof/>
+          <w:sz w:val="36"/>
+          <w:szCs w:val="36"/>
+          <w:lang w:val="tr-TR"/>
+        </w:rPr>
+        <w:t>Sprint 12</w:t>
+      </w:r>
+      <w:r>
+        <w:rPr>
+          <w:noProof/>
+          <w:sz w:val="36"/>
+          <w:szCs w:val="36"/>
+          <w:lang w:val="tr-TR"/>
+        </w:rPr>
+        <w:t xml:space="preserve"> → </w:t>
+      </w:r>
+      <w:r>
+        <w:rPr>
+          <w:noProof/>
+          <w:sz w:val="24"/>
+          <w:szCs w:val="24"/>
+          <w:lang w:val="tr-TR"/>
+        </w:rPr>
+        <w:t>Dashboard</w:t>
+      </w:r>
+      <w:r>
+        <w:rPr>
+          <w:noProof/>
+          <w:sz w:val="24"/>
+          <w:szCs w:val="24"/>
+          <w:lang w:val="tr-TR"/>
+        </w:rPr>
+        <w:t>, reporting</w:t>
+      </w:r>
+      <w:r>
+        <w:rPr>
+          <w:noProof/>
+          <w:sz w:val="24"/>
+          <w:szCs w:val="24"/>
+          <w:lang w:val="tr-TR"/>
+        </w:rPr>
+        <w:t xml:space="preserve"> </w:t>
+      </w:r>
+    </w:p>
+    <w:p>
+      <w:pPr>
+        <w:spacing w:after="0" w:line="240" w:lineRule="auto"/>
+        <w:rPr>
+          <w:noProof/>
+          <w:sz w:val="36"/>
+          <w:szCs w:val="36"/>
+        </w:rPr>
+      </w:pPr>
+      <w:r>
+        <w:rPr>
+          <w:b/>
+          <w:bCs/>
+          <w:noProof/>
+          <w:sz w:val="36"/>
+          <w:szCs w:val="36"/>
+          <w:lang w:val="tr-TR"/>
+        </w:rPr>
+        <w:t>Sprint 13</w:t>
+      </w:r>
+      <w:r>
+        <w:rPr>
+          <w:noProof/>
+          <w:sz w:val="36"/>
+          <w:szCs w:val="36"/>
+          <w:lang w:val="tr-TR"/>
+        </w:rPr>
+        <w:t xml:space="preserve"> → Version 1.0</w:t>
+      </w:r>
+    </w:p>
+    <w:p>
+      <w:pPr>
+        <w:spacing w:after="0" w:line="240" w:lineRule="auto"/>
+        <w:rPr>
+          <w:b/>
+          <w:bCs/>
+          <w:noProof/>
+          <w:sz w:val="40"/>
+          <w:szCs w:val="40"/>
+          <w:u w:val="single"/>
+        </w:rPr>
+      </w:pPr>
+    </w:p>
+    <w:p>
+      <w:pPr>
+        <w:spacing w:after="0" w:line="240" w:lineRule="auto"/>
+        <w:rPr>
+          <w:b/>
+          <w:bCs/>
+          <w:noProof/>
+          <w:sz w:val="40"/>
+          <w:szCs w:val="40"/>
+          <w:u w:val="single"/>
+        </w:rPr>
+      </w:pPr>
+    </w:p>
+    <w:p>
+      <w:pPr>
+        <w:spacing w:after="0" w:line="240" w:lineRule="auto"/>
+        <w:rPr>
+          <w:b/>
+          <w:bCs/>
+          <w:noProof/>
+          <w:sz w:val="40"/>
+          <w:szCs w:val="40"/>
+          <w:u w:val="single"/>
+        </w:rPr>
+      </w:pPr>
+      <w:r>
+        <w:rPr>
+          <w:b/>
+          <w:bCs/>
+          <w:noProof/>
+          <w:sz w:val="40"/>
+          <w:szCs w:val="40"/>
+          <w:u w:val="single"/>
+        </w:rPr>
+        <w:t>Sprint 9:</w:t>
+      </w:r>
+    </w:p>
+    <w:p>
+      <w:pPr>
+        <w:spacing w:after="0" w:line="240" w:lineRule="auto"/>
+        <w:rPr>
+          <w:b/>
+          <w:bCs/>
+          <w:noProof/>
+          <w:sz w:val="28"/>
+          <w:szCs w:val="28"/>
+        </w:rPr>
+      </w:pPr>
+    </w:p>
+    <w:p>
+      <w:pPr>
+        <w:spacing w:after="0" w:line="240" w:lineRule="auto"/>
+        <w:rPr>
+          <w:b/>
+          <w:bCs/>
+          <w:noProof/>
+          <w:sz w:val="32"/>
+          <w:szCs w:val="32"/>
+        </w:rPr>
+      </w:pPr>
+      <w:r>
+        <w:rPr>
+          <w:b/>
+          <w:bCs/>
+          <w:noProof/>
+          <w:sz w:val="32"/>
+          <w:szCs w:val="32"/>
+        </w:rPr>
+        <w:t xml:space="preserve">Commit </w:t>
+      </w:r>
+      <w:r>
+        <w:rPr>
+          <w:b/>
+          <w:bCs/>
+          <w:noProof/>
+          <w:sz w:val="32"/>
+          <w:szCs w:val="32"/>
+        </w:rPr>
+        <w:t>3</w:t>
+      </w:r>
+    </w:p>
+    <w:p>
+      <w:pPr>
+        <w:spacing w:after="0" w:line="240" w:lineRule="auto"/>
+        <w:rPr>
+          <w:b/>
+          <w:bCs/>
+          <w:noProof/>
+          <w:sz w:val="32"/>
+          <w:szCs w:val="32"/>
+        </w:rPr>
+      </w:pPr>
+    </w:p>
+    <w:p>
+      <w:pPr>
+        <w:spacing w:after="0" w:line="240" w:lineRule="auto"/>
+        <w:rPr>
+          <w:b/>
+          <w:bCs/>
+          <w:noProof/>
+          <w:sz w:val="24"/>
+          <w:szCs w:val="24"/>
+        </w:rPr>
+      </w:pPr>
+      <w:r>
+        <w:rPr>
+          <w:b/>
+          <w:bCs/>
+          <w:noProof/>
+          <w:sz w:val="24"/>
+          <w:szCs w:val="24"/>
+        </w:rPr>
+        <w:t>BatteryDataset</w:t>
+      </w:r>
+    </w:p>
+    <w:p>
+      <w:pPr>
+        <w:spacing w:after="0" w:line="240" w:lineRule="auto"/>
+        <w:rPr>
+          <w:b/>
+          <w:bCs/>
+          <w:noProof/>
+          <w:sz w:val="24"/>
+          <w:szCs w:val="24"/>
+        </w:rPr>
+      </w:pPr>
+      <w:r>
+        <w:rPr>
+          <w:b/>
+          <w:bCs/>
+          <w:noProof/>
+          <w:sz w:val="24"/>
+          <w:szCs w:val="24"/>
+        </w:rPr>
+        <w:t xml:space="preserve">        │</w:t>
+      </w:r>
+    </w:p>
+    <w:p>
+      <w:pPr>
+        <w:spacing w:after="0" w:line="240" w:lineRule="auto"/>
+        <w:rPr>
+          <w:b/>
+          <w:bCs/>
+          <w:noProof/>
+          <w:sz w:val="24"/>
+          <w:szCs w:val="24"/>
+        </w:rPr>
+      </w:pPr>
+      <w:r>
+        <w:rPr>
+          <w:b/>
+          <w:bCs/>
+          <w:noProof/>
+          <w:sz w:val="24"/>
+          <w:szCs w:val="24"/>
+        </w:rPr>
+        <w:t xml:space="preserve">        </w:t>
+      </w:r>
+      <w:r>
+        <w:rPr>
+          <w:rFonts w:ascii="Arial" w:hAnsi="Arial" w:cs="Arial"/>
+          <w:b/>
+          <w:bCs/>
+          <w:noProof/>
+          <w:sz w:val="24"/>
+          <w:szCs w:val="24"/>
+        </w:rPr>
+        <w:t>▼</w:t>
+      </w:r>
+    </w:p>
+    <w:p>
+      <w:pPr>
+        <w:spacing w:after="0" w:line="240" w:lineRule="auto"/>
+        <w:rPr>
+          <w:b/>
+          <w:bCs/>
+          <w:noProof/>
+          <w:sz w:val="24"/>
+          <w:szCs w:val="24"/>
+        </w:rPr>
+      </w:pPr>
+      <w:r>
+        <w:rPr>
+          <w:b/>
+          <w:bCs/>
+          <w:noProof/>
+          <w:sz w:val="24"/>
+          <w:szCs w:val="24"/>
+        </w:rPr>
+        <w:t xml:space="preserve"> Forecaster</w:t>
+      </w:r>
+    </w:p>
+    <w:p>
+      <w:pPr>
+        <w:spacing w:after="0" w:line="240" w:lineRule="auto"/>
+        <w:rPr>
+          <w:b/>
+          <w:bCs/>
+          <w:noProof/>
+          <w:sz w:val="24"/>
+          <w:szCs w:val="24"/>
+        </w:rPr>
+      </w:pPr>
+      <w:r>
+        <w:rPr>
+          <w:b/>
+          <w:bCs/>
+          <w:noProof/>
+          <w:sz w:val="24"/>
+          <w:szCs w:val="24"/>
+        </w:rPr>
+        <w:t xml:space="preserve">        │</w:t>
+      </w:r>
+    </w:p>
+    <w:p>
+      <w:pPr>
+        <w:spacing w:after="0" w:line="240" w:lineRule="auto"/>
+        <w:rPr>
+          <w:b/>
+          <w:bCs/>
+          <w:noProof/>
+          <w:sz w:val="24"/>
+          <w:szCs w:val="24"/>
+        </w:rPr>
+      </w:pPr>
+      <w:r>
+        <w:rPr>
+          <w:b/>
+          <w:bCs/>
+          <w:noProof/>
+          <w:sz w:val="24"/>
+          <w:szCs w:val="24"/>
+        </w:rPr>
+        <w:t xml:space="preserve">        </w:t>
+      </w:r>
+      <w:r>
+        <w:rPr>
+          <w:rFonts w:ascii="Arial" w:hAnsi="Arial" w:cs="Arial"/>
+          <w:b/>
+          <w:bCs/>
+          <w:noProof/>
+          <w:sz w:val="24"/>
+          <w:szCs w:val="24"/>
+        </w:rPr>
+        <w:t>▼</w:t>
+      </w:r>
+    </w:p>
+    <w:p>
+      <w:pPr>
+        <w:spacing w:after="0" w:line="240" w:lineRule="auto"/>
+        <w:rPr>
+          <w:b/>
+          <w:bCs/>
+          <w:noProof/>
+          <w:sz w:val="24"/>
+          <w:szCs w:val="24"/>
+        </w:rPr>
+      </w:pPr>
+      <w:r>
+        <w:rPr>
+          <w:b/>
+          <w:bCs/>
+          <w:noProof/>
+          <w:sz w:val="24"/>
+          <w:szCs w:val="24"/>
+        </w:rPr>
+        <w:t xml:space="preserve"> ForecastResult</w:t>
+      </w:r>
+    </w:p>
+    <w:p>
+      <w:pPr>
+        <w:spacing w:after="0" w:line="240" w:lineRule="auto"/>
+        <w:rPr>
+          <w:b/>
+          <w:bCs/>
+          <w:noProof/>
+          <w:sz w:val="32"/>
+          <w:szCs w:val="32"/>
+        </w:rPr>
+      </w:pPr>
+    </w:p>
+    <w:p>
+      <w:pPr>
+        <w:spacing w:after="0" w:line="240" w:lineRule="auto"/>
+        <w:rPr>
+          <w:b/>
+          <w:bCs/>
+          <w:noProof/>
+          <w:sz w:val="32"/>
+          <w:szCs w:val="32"/>
+        </w:rPr>
+      </w:pPr>
+    </w:p>
+    <w:p>
+      <w:pPr>
+        <w:spacing w:after="0" w:line="240" w:lineRule="auto"/>
+        <w:rPr>
+          <w:b/>
+          <w:bCs/>
+          <w:noProof/>
+          <w:sz w:val="32"/>
+          <w:szCs w:val="32"/>
+        </w:rPr>
+      </w:pPr>
+      <w:r>
+        <w:rPr>
+          <w:b/>
+          <w:bCs/>
+          <w:noProof/>
+          <w:sz w:val="32"/>
+          <w:szCs w:val="32"/>
+        </w:rPr>
+        <w:t>Commit 4</w:t>
+      </w:r>
+    </w:p>
+    <w:p>
+      <w:pPr>
+        <w:spacing w:after="0" w:line="240" w:lineRule="auto"/>
+        <w:rPr>
+          <w:b/>
+          <w:bCs/>
+          <w:noProof/>
+          <w:sz w:val="28"/>
+          <w:szCs w:val="28"/>
+        </w:rPr>
+      </w:pPr>
+    </w:p>
+    <w:p>
+      <w:pPr>
+        <w:spacing w:after="0" w:line="240" w:lineRule="auto"/>
+        <w:rPr>
+          <w:b/>
+          <w:bCs/>
+          <w:noProof/>
+          <w:sz w:val="24"/>
+          <w:szCs w:val="24"/>
+        </w:rPr>
+      </w:pPr>
+      <w:r>
+        <w:rPr>
+          <w:b/>
+          <w:bCs/>
+          <w:noProof/>
+          <w:sz w:val="24"/>
+          <w:szCs w:val="24"/>
+        </w:rPr>
+        <w:t>BatteryDataset</w:t>
+      </w:r>
+    </w:p>
+    <w:p>
+      <w:pPr>
+        <w:spacing w:after="0" w:line="240" w:lineRule="auto"/>
+        <w:rPr>
+          <w:b/>
+          <w:bCs/>
+          <w:noProof/>
+          <w:sz w:val="24"/>
+          <w:szCs w:val="24"/>
+        </w:rPr>
+      </w:pPr>
+      <w:r>
+        <w:rPr>
+          <w:b/>
+          <w:bCs/>
+          <w:noProof/>
+          <w:sz w:val="24"/>
+          <w:szCs w:val="24"/>
+        </w:rPr>
+        <w:t xml:space="preserve">        │</w:t>
+      </w:r>
+    </w:p>
+    <w:p>
+      <w:pPr>
+        <w:spacing w:after="0" w:line="240" w:lineRule="auto"/>
+        <w:rPr>
+          <w:b/>
+          <w:bCs/>
+          <w:noProof/>
+          <w:sz w:val="24"/>
+          <w:szCs w:val="24"/>
+        </w:rPr>
+      </w:pPr>
+      <w:r>
+        <w:rPr>
+          <w:b/>
+          <w:bCs/>
+          <w:noProof/>
+          <w:sz w:val="24"/>
+          <w:szCs w:val="24"/>
+        </w:rPr>
+        <w:t xml:space="preserve">        </w:t>
+      </w:r>
+      <w:r>
+        <w:rPr>
+          <w:rFonts w:ascii="Arial" w:hAnsi="Arial" w:cs="Arial"/>
+          <w:b/>
+          <w:bCs/>
+          <w:noProof/>
+          <w:sz w:val="24"/>
+          <w:szCs w:val="24"/>
+        </w:rPr>
+        <w:t>▼</w:t>
+      </w:r>
+    </w:p>
+    <w:p>
+      <w:pPr>
+        <w:spacing w:after="0" w:line="240" w:lineRule="auto"/>
+        <w:rPr>
+          <w:b/>
+          <w:bCs/>
+          <w:noProof/>
+          <w:sz w:val="24"/>
+          <w:szCs w:val="24"/>
+        </w:rPr>
+      </w:pPr>
+      <w:r>
+        <w:rPr>
+          <w:b/>
+          <w:bCs/>
+          <w:noProof/>
+          <w:sz w:val="24"/>
+          <w:szCs w:val="24"/>
+        </w:rPr>
+        <w:t xml:space="preserve"> Forecaster</w:t>
+      </w:r>
+    </w:p>
+    <w:p>
+      <w:pPr>
+        <w:spacing w:after="0" w:line="240" w:lineRule="auto"/>
+        <w:rPr>
+          <w:b/>
+          <w:bCs/>
+          <w:noProof/>
+          <w:sz w:val="24"/>
+          <w:szCs w:val="24"/>
+        </w:rPr>
+      </w:pPr>
+      <w:r>
+        <w:rPr>
+          <w:b/>
+          <w:bCs/>
+          <w:noProof/>
+          <w:sz w:val="24"/>
+          <w:szCs w:val="24"/>
+        </w:rPr>
+        <w:t xml:space="preserve">        │</w:t>
+      </w:r>
+    </w:p>
+    <w:p>
+      <w:pPr>
+        <w:spacing w:after="0" w:line="240" w:lineRule="auto"/>
+        <w:rPr>
+          <w:b/>
+          <w:bCs/>
+          <w:noProof/>
+          <w:sz w:val="24"/>
+          <w:szCs w:val="24"/>
+        </w:rPr>
+      </w:pPr>
+      <w:r>
+        <w:rPr>
+          <w:b/>
+          <w:bCs/>
+          <w:noProof/>
+          <w:sz w:val="24"/>
+          <w:szCs w:val="24"/>
+        </w:rPr>
+        <w:t xml:space="preserve">        </w:t>
+      </w:r>
+      <w:r>
+        <w:rPr>
+          <w:rFonts w:ascii="Arial" w:hAnsi="Arial" w:cs="Arial"/>
+          <w:b/>
+          <w:bCs/>
+          <w:noProof/>
+          <w:sz w:val="24"/>
+          <w:szCs w:val="24"/>
+        </w:rPr>
+        <w:t>▼</w:t>
+      </w:r>
+    </w:p>
+    <w:p>
+      <w:pPr>
+        <w:spacing w:after="0" w:line="240" w:lineRule="auto"/>
+        <w:rPr>
+          <w:b/>
+          <w:bCs/>
+          <w:noProof/>
+          <w:sz w:val="24"/>
+          <w:szCs w:val="24"/>
+        </w:rPr>
+      </w:pPr>
+      <w:r>
+        <w:rPr>
+          <w:b/>
+          <w:bCs/>
+          <w:noProof/>
+          <w:sz w:val="24"/>
+          <w:szCs w:val="24"/>
+        </w:rPr>
+        <w:t xml:space="preserve"> ForecastResult</w:t>
+      </w:r>
+    </w:p>
+    <w:p>
+      <w:pPr>
+        <w:spacing w:after="0" w:line="240" w:lineRule="auto"/>
+        <w:rPr>
+          <w:b/>
+          <w:bCs/>
+          <w:noProof/>
+          <w:sz w:val="24"/>
+          <w:szCs w:val="24"/>
+        </w:rPr>
+      </w:pPr>
+      <w:r>
+        <w:rPr>
+          <w:b/>
+          <w:bCs/>
+          <w:noProof/>
+          <w:sz w:val="24"/>
+          <w:szCs w:val="24"/>
+        </w:rPr>
+        <w:t xml:space="preserve">        │</w:t>
+      </w:r>
+    </w:p>
+    <w:p>
+      <w:pPr>
+        <w:spacing w:after="0" w:line="240" w:lineRule="auto"/>
+        <w:rPr>
+          <w:b/>
+          <w:bCs/>
+          <w:noProof/>
+          <w:sz w:val="24"/>
+          <w:szCs w:val="24"/>
+        </w:rPr>
+      </w:pPr>
+      <w:r>
+        <w:rPr>
+          <w:b/>
+          <w:bCs/>
+          <w:noProof/>
+          <w:sz w:val="24"/>
+          <w:szCs w:val="24"/>
+        </w:rPr>
+        <w:t xml:space="preserve">        </w:t>
+      </w:r>
+      <w:r>
+        <w:rPr>
+          <w:rFonts w:ascii="Arial" w:hAnsi="Arial" w:cs="Arial"/>
+          <w:b/>
+          <w:bCs/>
+          <w:noProof/>
+          <w:sz w:val="24"/>
+          <w:szCs w:val="24"/>
+        </w:rPr>
+        <w:t>▼</w:t>
+      </w:r>
+    </w:p>
+    <w:p>
+      <w:pPr>
+        <w:spacing w:after="0" w:line="240" w:lineRule="auto"/>
+        <w:rPr>
+          <w:b/>
+          <w:bCs/>
+          <w:noProof/>
+          <w:sz w:val="24"/>
+          <w:szCs w:val="24"/>
+        </w:rPr>
+      </w:pPr>
+      <w:r>
+        <w:rPr>
+          <w:b/>
+          <w:bCs/>
+          <w:noProof/>
+          <w:sz w:val="24"/>
+          <w:szCs w:val="24"/>
+        </w:rPr>
+        <w:t xml:space="preserve"> ModelComparison</w:t>
+      </w:r>
+    </w:p>
+    <w:p>
+      <w:pPr>
+        <w:spacing w:after="0" w:line="240" w:lineRule="auto"/>
+        <w:rPr>
+          <w:b/>
+          <w:bCs/>
+          <w:noProof/>
+          <w:sz w:val="24"/>
+          <w:szCs w:val="24"/>
+        </w:rPr>
+      </w:pPr>
+      <w:r>
+        <w:rPr>
+          <w:b/>
+          <w:bCs/>
+          <w:noProof/>
+          <w:sz w:val="24"/>
+          <w:szCs w:val="24"/>
+        </w:rPr>
+        <w:t xml:space="preserve">        │</w:t>
+      </w:r>
+    </w:p>
+    <w:p>
+      <w:pPr>
+        <w:spacing w:after="0" w:line="240" w:lineRule="auto"/>
+        <w:rPr>
+          <w:b/>
+          <w:bCs/>
+          <w:noProof/>
+          <w:sz w:val="24"/>
+          <w:szCs w:val="24"/>
+        </w:rPr>
+      </w:pPr>
+      <w:r>
+        <w:rPr>
+          <w:b/>
+          <w:bCs/>
+          <w:noProof/>
+          <w:sz w:val="24"/>
+          <w:szCs w:val="24"/>
+        </w:rPr>
+        <w:t xml:space="preserve">        </w:t>
+      </w:r>
+      <w:r>
+        <w:rPr>
+          <w:rFonts w:ascii="Arial" w:hAnsi="Arial" w:cs="Arial"/>
+          <w:b/>
+          <w:bCs/>
+          <w:noProof/>
+          <w:sz w:val="24"/>
+          <w:szCs w:val="24"/>
+        </w:rPr>
+        <w:t>▼</w:t>
+      </w:r>
+    </w:p>
+    <w:p>
+      <w:pPr>
+        <w:spacing w:after="0" w:line="240" w:lineRule="auto"/>
+        <w:rPr>
+          <w:b/>
+          <w:bCs/>
+          <w:noProof/>
+          <w:sz w:val="24"/>
+          <w:szCs w:val="24"/>
+        </w:rPr>
+      </w:pPr>
+      <w:r>
+        <w:rPr>
+          <w:b/>
+          <w:bCs/>
+          <w:noProof/>
+          <w:sz w:val="24"/>
+          <w:szCs w:val="24"/>
+        </w:rPr>
+        <w:t xml:space="preserve"> Benchmark Report</w:t>
+      </w:r>
+    </w:p>
+    <w:p>
+      <w:pPr>
+        <w:spacing w:after="0" w:line="240" w:lineRule="auto"/>
+        <w:rPr>
+          <w:b/>
+          <w:bCs/>
+          <w:noProof/>
+          <w:sz w:val="24"/>
+          <w:szCs w:val="24"/>
+        </w:rPr>
+      </w:pPr>
+    </w:p>
+    <w:p>
+      <w:pPr>
+        <w:spacing w:after="0" w:line="240" w:lineRule="auto"/>
+        <w:rPr>
+          <w:b/>
+          <w:bCs/>
+          <w:noProof/>
+          <w:sz w:val="24"/>
+          <w:szCs w:val="24"/>
+        </w:rPr>
+      </w:pPr>
     </w:p>
     <w:sectPr>
       <w:pgSz w:w="11906" w:h="16838"/>
@@ -17849,7 +18873,6 @@
   <w:style w:type="character" w:default="1" w:styleId="VarsaylanParagrafYazTipi">
     <w:name w:val="Default Paragraph Font"/>
     <w:uiPriority w:val="1"/>
-    <w:semiHidden/>
     <w:unhideWhenUsed/>
   </w:style>
   <w:style w:type="table" w:default="1" w:styleId="NormalTablo">

--- a/docs/draft/roadmap.docx
+++ b/docs/draft/roadmap.docx
@@ -14502,86 +14502,67 @@
           <w:u w:val="single"/>
           <w:lang w:val="tr-TR"/>
         </w:rPr>
-        <w:t>Hybrid models</w:t>
-      </w:r>
-      <w:r>
+        <w:t>Hybrid models:</w:t>
+      </w:r>
+    </w:p>
+    <w:p>
+      <w:pPr>
+        <w:spacing w:after="0" w:line="240" w:lineRule="auto"/>
         <w:rPr>
           <w:noProof/>
           <w:sz w:val="36"/>
           <w:szCs w:val="36"/>
-          <w:u w:val="single"/>
-          <w:lang w:val="tr-TR"/>
-        </w:rPr>
-        <w:t>:</w:t>
-      </w:r>
-    </w:p>
-    <w:p>
-      <w:pPr>
-        <w:spacing w:after="0" w:line="240" w:lineRule="auto"/>
+          <w:lang w:val="tr-TR"/>
+        </w:rPr>
+      </w:pPr>
+      <w:r>
         <w:rPr>
           <w:noProof/>
           <w:sz w:val="36"/>
           <w:szCs w:val="36"/>
           <w:lang w:val="tr-TR"/>
         </w:rPr>
-      </w:pPr>
-      <w:r>
+        <w:t>Hyperparameter Search,</w:t>
+      </w:r>
+    </w:p>
+    <w:p>
+      <w:pPr>
+        <w:spacing w:after="0" w:line="240" w:lineRule="auto"/>
         <w:rPr>
           <w:noProof/>
           <w:sz w:val="36"/>
           <w:szCs w:val="36"/>
           <w:lang w:val="tr-TR"/>
         </w:rPr>
-        <w:t>Hyperparameter Search,</w:t>
-      </w:r>
-    </w:p>
-    <w:p>
-      <w:pPr>
-        <w:spacing w:after="0" w:line="240" w:lineRule="auto"/>
+      </w:pPr>
+      <w:r>
         <w:rPr>
           <w:noProof/>
           <w:sz w:val="36"/>
           <w:szCs w:val="36"/>
           <w:lang w:val="tr-TR"/>
         </w:rPr>
-      </w:pPr>
-      <w:r>
+        <w:t>Grid Search,</w:t>
+      </w:r>
+    </w:p>
+    <w:p>
+      <w:pPr>
+        <w:spacing w:after="0" w:line="240" w:lineRule="auto"/>
         <w:rPr>
           <w:noProof/>
           <w:sz w:val="36"/>
           <w:szCs w:val="36"/>
           <w:lang w:val="tr-TR"/>
         </w:rPr>
-        <w:t>Grid Search,</w:t>
-      </w:r>
-    </w:p>
-    <w:p>
-      <w:pPr>
-        <w:spacing w:after="0" w:line="240" w:lineRule="auto"/>
+      </w:pPr>
+      <w:r>
         <w:rPr>
           <w:noProof/>
           <w:sz w:val="36"/>
           <w:szCs w:val="36"/>
           <w:lang w:val="tr-TR"/>
         </w:rPr>
-      </w:pPr>
-      <w:r>
-        <w:rPr>
-          <w:noProof/>
-          <w:sz w:val="36"/>
-          <w:szCs w:val="36"/>
-          <w:lang w:val="tr-TR"/>
-        </w:rPr>
-        <w:t>Bayesian Search</w:t>
-      </w:r>
-      <w:r>
-        <w:rPr>
-          <w:noProof/>
-          <w:sz w:val="36"/>
-          <w:szCs w:val="36"/>
-          <w:lang w:val="tr-TR"/>
-        </w:rPr>
-        <w:t xml:space="preserve"> </w:t>
+        <w:t xml:space="preserve">Bayesian Search </w:t>
       </w:r>
     </w:p>
     <w:p>
@@ -15360,6 +15341,1127 @@
         <w:rPr>
           <w:b/>
           <w:bCs/>
+          <w:noProof/>
+          <w:sz w:val="24"/>
+          <w:szCs w:val="24"/>
+        </w:rPr>
+      </w:pPr>
+    </w:p>
+    <w:p>
+      <w:pPr>
+        <w:spacing w:after="0" w:line="240" w:lineRule="auto"/>
+        <w:rPr>
+          <w:b/>
+          <w:bCs/>
+          <w:noProof/>
+          <w:sz w:val="24"/>
+          <w:szCs w:val="24"/>
+          <w:lang w:val="tr-TR"/>
+        </w:rPr>
+      </w:pPr>
+      <w:r>
+        <w:rPr>
+          <w:b/>
+          <w:bCs/>
+          <w:noProof/>
+          <w:sz w:val="24"/>
+          <w:szCs w:val="24"/>
+          <w:lang w:val="tr-TR"/>
+        </w:rPr>
+        <w:t>Finish Sprint 9</w:t>
+      </w:r>
+      <w:r>
+        <w:rPr>
+          <w:b/>
+          <w:bCs/>
+          <w:noProof/>
+          <w:sz w:val="24"/>
+          <w:szCs w:val="24"/>
+          <w:lang w:val="tr-TR"/>
+        </w:rPr>
+        <w:t>:</w:t>
+      </w:r>
+      <w:r>
+        <w:rPr>
+          <w:b/>
+          <w:bCs/>
+          <w:noProof/>
+          <w:sz w:val="24"/>
+          <w:szCs w:val="24"/>
+          <w:lang w:val="tr-TR"/>
+        </w:rPr>
+        <w:t xml:space="preserve"> </w:t>
+      </w:r>
+      <w:r>
+        <w:rPr>
+          <w:noProof/>
+          <w:sz w:val="24"/>
+          <w:szCs w:val="24"/>
+          <w:lang w:val="tr-TR"/>
+        </w:rPr>
+        <w:t>Hybrid forecasting</w:t>
+      </w:r>
+    </w:p>
+    <w:p>
+      <w:pPr>
+        <w:spacing w:after="0" w:line="240" w:lineRule="auto"/>
+        <w:rPr>
+          <w:b/>
+          <w:bCs/>
+          <w:noProof/>
+          <w:sz w:val="24"/>
+          <w:szCs w:val="24"/>
+          <w:u w:val="single"/>
+          <w:lang w:val="tr-TR"/>
+        </w:rPr>
+      </w:pPr>
+    </w:p>
+    <w:p>
+      <w:pPr>
+        <w:spacing w:after="0" w:line="240" w:lineRule="auto"/>
+        <w:rPr>
+          <w:b/>
+          <w:bCs/>
+          <w:noProof/>
+          <w:sz w:val="24"/>
+          <w:szCs w:val="24"/>
+          <w:u w:val="single"/>
+          <w:lang w:val="tr-TR"/>
+        </w:rPr>
+      </w:pPr>
+      <w:r>
+        <w:rPr>
+          <w:b/>
+          <w:bCs/>
+          <w:noProof/>
+          <w:sz w:val="24"/>
+          <w:szCs w:val="24"/>
+          <w:u w:val="single"/>
+          <w:lang w:val="tr-TR"/>
+        </w:rPr>
+        <w:t>Sprint 10</w:t>
+      </w:r>
+      <w:r>
+        <w:rPr>
+          <w:b/>
+          <w:bCs/>
+          <w:noProof/>
+          <w:sz w:val="24"/>
+          <w:szCs w:val="24"/>
+          <w:u w:val="single"/>
+          <w:lang w:val="tr-TR"/>
+        </w:rPr>
+        <w:t>:</w:t>
+      </w:r>
+    </w:p>
+    <w:p>
+      <w:pPr>
+        <w:spacing w:after="0" w:line="240" w:lineRule="auto"/>
+        <w:rPr>
+          <w:noProof/>
+          <w:sz w:val="24"/>
+          <w:szCs w:val="24"/>
+          <w:lang w:val="tr-TR"/>
+        </w:rPr>
+      </w:pPr>
+      <w:r>
+        <w:rPr>
+          <w:b/>
+          <w:bCs/>
+          <w:noProof/>
+          <w:sz w:val="24"/>
+          <w:szCs w:val="24"/>
+          <w:lang w:val="tr-TR"/>
+        </w:rPr>
+        <w:t xml:space="preserve">Commit 1: </w:t>
+      </w:r>
+      <w:r>
+        <w:rPr>
+          <w:noProof/>
+          <w:sz w:val="24"/>
+          <w:szCs w:val="24"/>
+          <w:lang w:val="tr-TR"/>
+        </w:rPr>
+        <w:t>Introduce the processed dataset pipeline (raw → processed)</w:t>
+      </w:r>
+    </w:p>
+    <w:p>
+      <w:pPr>
+        <w:spacing w:after="0" w:line="240" w:lineRule="auto"/>
+        <w:rPr>
+          <w:b/>
+          <w:bCs/>
+          <w:noProof/>
+          <w:sz w:val="24"/>
+          <w:szCs w:val="24"/>
+        </w:rPr>
+      </w:pPr>
+      <w:r>
+        <w:rPr>
+          <w:b/>
+          <w:bCs/>
+          <w:noProof/>
+          <w:sz w:val="24"/>
+          <w:szCs w:val="24"/>
+        </w:rPr>
+        <w:t>Data preprocessing pipeline</w:t>
+      </w:r>
+    </w:p>
+    <w:p>
+      <w:pPr>
+        <w:spacing w:after="0" w:line="240" w:lineRule="auto"/>
+        <w:rPr>
+          <w:b/>
+          <w:bCs/>
+          <w:noProof/>
+          <w:sz w:val="24"/>
+          <w:szCs w:val="24"/>
+        </w:rPr>
+      </w:pPr>
+      <w:r>
+        <w:rPr>
+          <w:rFonts w:ascii="Segoe UI Symbol" w:hAnsi="Segoe UI Symbol" w:cs="Segoe UI Symbol"/>
+          <w:b/>
+          <w:bCs/>
+          <w:noProof/>
+          <w:sz w:val="24"/>
+          <w:szCs w:val="24"/>
+        </w:rPr>
+        <w:t>✓</w:t>
+      </w:r>
+      <w:r>
+        <w:rPr>
+          <w:rFonts w:ascii="Segoe UI Symbol" w:hAnsi="Segoe UI Symbol" w:cs="Segoe UI Symbol"/>
+          <w:b/>
+          <w:bCs/>
+          <w:noProof/>
+          <w:sz w:val="24"/>
+          <w:szCs w:val="24"/>
+        </w:rPr>
+        <w:t xml:space="preserve"> </w:t>
+      </w:r>
+      <w:r>
+        <w:rPr>
+          <w:b/>
+          <w:bCs/>
+          <w:noProof/>
+          <w:sz w:val="24"/>
+          <w:szCs w:val="24"/>
+        </w:rPr>
+        <w:t>raw/</w:t>
+      </w:r>
+    </w:p>
+    <w:p>
+      <w:pPr>
+        <w:spacing w:after="0" w:line="240" w:lineRule="auto"/>
+        <w:rPr>
+          <w:b/>
+          <w:bCs/>
+          <w:noProof/>
+          <w:sz w:val="24"/>
+          <w:szCs w:val="24"/>
+        </w:rPr>
+      </w:pPr>
+      <w:r>
+        <w:rPr>
+          <w:rFonts w:ascii="Segoe UI Symbol" w:hAnsi="Segoe UI Symbol" w:cs="Segoe UI Symbol"/>
+          <w:b/>
+          <w:bCs/>
+          <w:noProof/>
+          <w:sz w:val="24"/>
+          <w:szCs w:val="24"/>
+        </w:rPr>
+        <w:t>✓</w:t>
+      </w:r>
+      <w:r>
+        <w:rPr>
+          <w:rFonts w:ascii="Segoe UI Symbol" w:hAnsi="Segoe UI Symbol" w:cs="Segoe UI Symbol"/>
+          <w:b/>
+          <w:bCs/>
+          <w:noProof/>
+          <w:sz w:val="24"/>
+          <w:szCs w:val="24"/>
+        </w:rPr>
+        <w:t xml:space="preserve"> </w:t>
+      </w:r>
+      <w:r>
+        <w:rPr>
+          <w:b/>
+          <w:bCs/>
+          <w:noProof/>
+          <w:sz w:val="24"/>
+          <w:szCs w:val="24"/>
+        </w:rPr>
+        <w:t>processed/</w:t>
+      </w:r>
+    </w:p>
+    <w:p>
+      <w:pPr>
+        <w:spacing w:after="0" w:line="240" w:lineRule="auto"/>
+        <w:rPr>
+          <w:b/>
+          <w:bCs/>
+          <w:noProof/>
+          <w:sz w:val="24"/>
+          <w:szCs w:val="24"/>
+        </w:rPr>
+      </w:pPr>
+      <w:r>
+        <w:rPr>
+          <w:rFonts w:ascii="Segoe UI Symbol" w:hAnsi="Segoe UI Symbol" w:cs="Segoe UI Symbol"/>
+          <w:b/>
+          <w:bCs/>
+          <w:noProof/>
+          <w:sz w:val="24"/>
+          <w:szCs w:val="24"/>
+        </w:rPr>
+        <w:t>✓</w:t>
+      </w:r>
+      <w:r>
+        <w:rPr>
+          <w:b/>
+          <w:bCs/>
+          <w:noProof/>
+          <w:sz w:val="24"/>
+          <w:szCs w:val="24"/>
+        </w:rPr>
+        <w:t xml:space="preserve"> </w:t>
+      </w:r>
+      <w:r>
+        <w:rPr>
+          <w:b/>
+          <w:bCs/>
+          <w:noProof/>
+          <w:sz w:val="24"/>
+          <w:szCs w:val="24"/>
+        </w:rPr>
+        <w:t>automatic interpolation</w:t>
+      </w:r>
+    </w:p>
+    <w:p>
+      <w:pPr>
+        <w:spacing w:after="0" w:line="240" w:lineRule="auto"/>
+        <w:rPr>
+          <w:b/>
+          <w:bCs/>
+          <w:noProof/>
+          <w:sz w:val="24"/>
+          <w:szCs w:val="24"/>
+        </w:rPr>
+      </w:pPr>
+      <w:r>
+        <w:rPr>
+          <w:rFonts w:ascii="Segoe UI Symbol" w:hAnsi="Segoe UI Symbol" w:cs="Segoe UI Symbol"/>
+          <w:b/>
+          <w:bCs/>
+          <w:noProof/>
+          <w:sz w:val="24"/>
+          <w:szCs w:val="24"/>
+        </w:rPr>
+        <w:t>✓</w:t>
+      </w:r>
+      <w:r>
+        <w:rPr>
+          <w:rFonts w:ascii="Segoe UI Symbol" w:hAnsi="Segoe UI Symbol" w:cs="Segoe UI Symbol"/>
+          <w:b/>
+          <w:bCs/>
+          <w:noProof/>
+          <w:sz w:val="24"/>
+          <w:szCs w:val="24"/>
+        </w:rPr>
+        <w:t xml:space="preserve"> </w:t>
+      </w:r>
+      <w:r>
+        <w:rPr>
+          <w:b/>
+          <w:bCs/>
+          <w:noProof/>
+          <w:sz w:val="24"/>
+          <w:szCs w:val="24"/>
+        </w:rPr>
+        <w:t>save processed dataset</w:t>
+      </w:r>
+    </w:p>
+    <w:p>
+      <w:pPr>
+        <w:spacing w:after="0" w:line="240" w:lineRule="auto"/>
+        <w:rPr>
+          <w:b/>
+          <w:bCs/>
+          <w:noProof/>
+          <w:sz w:val="24"/>
+          <w:szCs w:val="24"/>
+        </w:rPr>
+      </w:pPr>
+      <w:r>
+        <w:rPr>
+          <w:rFonts w:ascii="Segoe UI Symbol" w:hAnsi="Segoe UI Symbol" w:cs="Segoe UI Symbol"/>
+          <w:b/>
+          <w:bCs/>
+          <w:noProof/>
+          <w:sz w:val="24"/>
+          <w:szCs w:val="24"/>
+        </w:rPr>
+        <w:t>✓</w:t>
+      </w:r>
+      <w:r>
+        <w:rPr>
+          <w:b/>
+          <w:bCs/>
+          <w:noProof/>
+          <w:sz w:val="24"/>
+          <w:szCs w:val="24"/>
+        </w:rPr>
+        <w:t xml:space="preserve"> </w:t>
+      </w:r>
+      <w:r>
+        <w:rPr>
+          <w:b/>
+          <w:bCs/>
+          <w:noProof/>
+          <w:sz w:val="24"/>
+          <w:szCs w:val="24"/>
+        </w:rPr>
+        <w:t>metadata</w:t>
+      </w:r>
+      <w:r>
+        <w:rPr>
+          <w:b/>
+          <w:bCs/>
+          <w:noProof/>
+          <w:sz w:val="24"/>
+          <w:szCs w:val="24"/>
+          <w:lang w:val="tr-TR"/>
+        </w:rPr>
+        <w:t xml:space="preserve"> </w:t>
+      </w:r>
+    </w:p>
+    <w:p>
+      <w:pPr>
+        <w:spacing w:after="0" w:line="240" w:lineRule="auto"/>
+        <w:rPr>
+          <w:b/>
+          <w:bCs/>
+          <w:noProof/>
+          <w:sz w:val="24"/>
+          <w:szCs w:val="24"/>
+          <w:lang w:val="tr-TR"/>
+        </w:rPr>
+      </w:pPr>
+    </w:p>
+    <w:p>
+      <w:pPr>
+        <w:spacing w:after="0" w:line="240" w:lineRule="auto"/>
+        <w:rPr>
+          <w:noProof/>
+          <w:sz w:val="24"/>
+          <w:szCs w:val="24"/>
+          <w:lang w:val="tr-TR"/>
+        </w:rPr>
+      </w:pPr>
+      <w:r>
+        <w:rPr>
+          <w:b/>
+          <w:bCs/>
+          <w:noProof/>
+          <w:sz w:val="24"/>
+          <w:szCs w:val="24"/>
+          <w:lang w:val="tr-TR"/>
+        </w:rPr>
+        <w:t xml:space="preserve">Commit 2: </w:t>
+      </w:r>
+      <w:r>
+        <w:rPr>
+          <w:noProof/>
+          <w:sz w:val="24"/>
+          <w:szCs w:val="24"/>
+          <w:lang w:val="tr-TR"/>
+        </w:rPr>
+        <w:t>Build the ForecastComparison framework</w:t>
+      </w:r>
+    </w:p>
+    <w:tbl>
+      <w:tblPr>
+        <w:tblStyle w:val="TabloKlavuzu"/>
+        <w:tblW w:w="0" w:type="auto"/>
+        <w:tblLook w:val="04A0" w:firstRow="1" w:lastRow="0" w:firstColumn="1" w:lastColumn="0" w:noHBand="0" w:noVBand="1"/>
+      </w:tblPr>
+      <w:tblGrid>
+        <w:gridCol w:w="2086"/>
+        <w:gridCol w:w="2086"/>
+      </w:tblGrid>
+      <w:tr>
+        <w:tc>
+          <w:tcPr>
+            <w:tcW w:w="2086" w:type="dxa"/>
+          </w:tcPr>
+          <w:p>
+            <w:pPr>
+              <w:rPr>
+                <w:noProof/>
+                <w:sz w:val="24"/>
+                <w:szCs w:val="24"/>
+                <w:lang w:val="tr-TR"/>
+              </w:rPr>
+            </w:pPr>
+            <w:r>
+              <w:rPr>
+                <w:b/>
+                <w:bCs/>
+                <w:noProof/>
+                <w:sz w:val="24"/>
+                <w:szCs w:val="24"/>
+                <w:lang w:val="tr-TR"/>
+              </w:rPr>
+              <w:t xml:space="preserve">ARIMA </w:t>
+            </w:r>
+          </w:p>
+        </w:tc>
+        <w:tc>
+          <w:tcPr>
+            <w:tcW w:w="2086" w:type="dxa"/>
+            <w:vMerge w:val="restart"/>
+            <w:vAlign w:val="center"/>
+          </w:tcPr>
+          <w:p>
+            <w:pPr>
+              <w:rPr>
+                <w:noProof/>
+                <w:sz w:val="24"/>
+                <w:szCs w:val="24"/>
+                <w:lang w:val="tr-TR"/>
+              </w:rPr>
+            </w:pPr>
+            <w:r>
+              <w:rPr>
+                <w:b/>
+                <w:bCs/>
+                <w:noProof/>
+                <w:sz w:val="24"/>
+                <w:szCs w:val="24"/>
+              </w:rPr>
+              <w:t>processed dataset</w:t>
+            </w:r>
+          </w:p>
+        </w:tc>
+      </w:tr>
+      <w:tr>
+        <w:tc>
+          <w:tcPr>
+            <w:tcW w:w="2086" w:type="dxa"/>
+          </w:tcPr>
+          <w:p>
+            <w:pPr>
+              <w:rPr>
+                <w:noProof/>
+                <w:sz w:val="24"/>
+                <w:szCs w:val="24"/>
+                <w:lang w:val="tr-TR"/>
+              </w:rPr>
+            </w:pPr>
+            <w:r>
+              <w:rPr>
+                <w:b/>
+                <w:bCs/>
+                <w:noProof/>
+                <w:sz w:val="24"/>
+                <w:szCs w:val="24"/>
+                <w:lang w:val="tr-TR"/>
+              </w:rPr>
+              <w:t xml:space="preserve">Kalman </w:t>
+            </w:r>
+          </w:p>
+        </w:tc>
+        <w:tc>
+          <w:tcPr>
+            <w:tcW w:w="2086" w:type="dxa"/>
+            <w:vMerge/>
+          </w:tcPr>
+          <w:p>
+            <w:pPr>
+              <w:rPr>
+                <w:noProof/>
+                <w:sz w:val="24"/>
+                <w:szCs w:val="24"/>
+                <w:lang w:val="tr-TR"/>
+              </w:rPr>
+            </w:pPr>
+          </w:p>
+        </w:tc>
+      </w:tr>
+      <w:tr>
+        <w:tc>
+          <w:tcPr>
+            <w:tcW w:w="2086" w:type="dxa"/>
+          </w:tcPr>
+          <w:p>
+            <w:pPr>
+              <w:rPr>
+                <w:noProof/>
+                <w:sz w:val="24"/>
+                <w:szCs w:val="24"/>
+                <w:lang w:val="tr-TR"/>
+              </w:rPr>
+            </w:pPr>
+            <w:r>
+              <w:rPr>
+                <w:b/>
+                <w:bCs/>
+                <w:noProof/>
+                <w:sz w:val="24"/>
+                <w:szCs w:val="24"/>
+                <w:lang w:val="tr-TR"/>
+              </w:rPr>
+              <w:t xml:space="preserve">LSTM </w:t>
+            </w:r>
+          </w:p>
+        </w:tc>
+        <w:tc>
+          <w:tcPr>
+            <w:tcW w:w="2086" w:type="dxa"/>
+            <w:vMerge/>
+          </w:tcPr>
+          <w:p>
+            <w:pPr>
+              <w:rPr>
+                <w:noProof/>
+                <w:sz w:val="24"/>
+                <w:szCs w:val="24"/>
+                <w:lang w:val="tr-TR"/>
+              </w:rPr>
+            </w:pPr>
+          </w:p>
+        </w:tc>
+      </w:tr>
+      <w:tr>
+        <w:tc>
+          <w:tcPr>
+            <w:tcW w:w="2086" w:type="dxa"/>
+          </w:tcPr>
+          <w:p>
+            <w:pPr>
+              <w:rPr>
+                <w:noProof/>
+                <w:sz w:val="24"/>
+                <w:szCs w:val="24"/>
+                <w:lang w:val="tr-TR"/>
+              </w:rPr>
+            </w:pPr>
+            <w:r>
+              <w:rPr>
+                <w:b/>
+                <w:bCs/>
+                <w:noProof/>
+                <w:sz w:val="24"/>
+                <w:szCs w:val="24"/>
+                <w:lang w:val="tr-TR"/>
+              </w:rPr>
+              <w:t xml:space="preserve">GRU </w:t>
+            </w:r>
+          </w:p>
+        </w:tc>
+        <w:tc>
+          <w:tcPr>
+            <w:tcW w:w="2086" w:type="dxa"/>
+            <w:vMerge/>
+          </w:tcPr>
+          <w:p>
+            <w:pPr>
+              <w:rPr>
+                <w:noProof/>
+                <w:sz w:val="24"/>
+                <w:szCs w:val="24"/>
+                <w:lang w:val="tr-TR"/>
+              </w:rPr>
+            </w:pPr>
+          </w:p>
+        </w:tc>
+      </w:tr>
+      <w:tr>
+        <w:tc>
+          <w:tcPr>
+            <w:tcW w:w="2086" w:type="dxa"/>
+          </w:tcPr>
+          <w:p>
+            <w:pPr>
+              <w:rPr>
+                <w:noProof/>
+                <w:sz w:val="24"/>
+                <w:szCs w:val="24"/>
+                <w:lang w:val="tr-TR"/>
+              </w:rPr>
+            </w:pPr>
+            <w:r>
+              <w:rPr>
+                <w:b/>
+                <w:bCs/>
+                <w:noProof/>
+                <w:sz w:val="24"/>
+                <w:szCs w:val="24"/>
+                <w:lang w:val="tr-TR"/>
+              </w:rPr>
+              <w:t>Hybrid</w:t>
+            </w:r>
+          </w:p>
+        </w:tc>
+        <w:tc>
+          <w:tcPr>
+            <w:tcW w:w="2086" w:type="dxa"/>
+            <w:vMerge/>
+          </w:tcPr>
+          <w:p>
+            <w:pPr>
+              <w:rPr>
+                <w:noProof/>
+                <w:sz w:val="24"/>
+                <w:szCs w:val="24"/>
+                <w:lang w:val="tr-TR"/>
+              </w:rPr>
+            </w:pPr>
+          </w:p>
+        </w:tc>
+      </w:tr>
+    </w:tbl>
+    <w:p>
+      <w:pPr>
+        <w:spacing w:after="0" w:line="240" w:lineRule="auto"/>
+        <w:rPr>
+          <w:b/>
+          <w:bCs/>
+          <w:noProof/>
+          <w:sz w:val="24"/>
+          <w:szCs w:val="24"/>
+          <w:lang w:val="tr-TR"/>
+        </w:rPr>
+      </w:pPr>
+    </w:p>
+    <w:p>
+      <w:pPr>
+        <w:spacing w:after="0" w:line="240" w:lineRule="auto"/>
+        <w:rPr>
+          <w:noProof/>
+          <w:sz w:val="24"/>
+          <w:szCs w:val="24"/>
+          <w:lang w:val="tr-TR"/>
+        </w:rPr>
+      </w:pPr>
+      <w:r>
+        <w:rPr>
+          <w:b/>
+          <w:bCs/>
+          <w:noProof/>
+          <w:sz w:val="24"/>
+          <w:szCs w:val="24"/>
+          <w:lang w:val="tr-TR"/>
+        </w:rPr>
+        <w:t xml:space="preserve">Commit 3: </w:t>
+      </w:r>
+      <w:r>
+        <w:rPr>
+          <w:noProof/>
+          <w:sz w:val="24"/>
+          <w:szCs w:val="24"/>
+          <w:lang w:val="tr-TR"/>
+        </w:rPr>
+        <w:t>Add reporting (Markdown, JSON, CSV)</w:t>
+      </w:r>
+    </w:p>
+    <w:p>
+      <w:pPr>
+        <w:spacing w:after="0" w:line="240" w:lineRule="auto"/>
+        <w:rPr>
+          <w:noProof/>
+          <w:sz w:val="24"/>
+          <w:szCs w:val="24"/>
+          <w:lang w:val="tr-TR"/>
+        </w:rPr>
+      </w:pPr>
+    </w:p>
+    <w:p>
+      <w:pPr>
+        <w:spacing w:after="0" w:line="240" w:lineRule="auto"/>
+        <w:rPr>
+          <w:noProof/>
+          <w:sz w:val="24"/>
+          <w:szCs w:val="24"/>
+          <w:lang w:val="tr-TR"/>
+        </w:rPr>
+      </w:pPr>
+    </w:p>
+    <w:p>
+      <w:pPr>
+        <w:spacing w:after="0" w:line="240" w:lineRule="auto"/>
+        <w:rPr>
+          <w:noProof/>
+          <w:sz w:val="24"/>
+          <w:szCs w:val="24"/>
+          <w:lang w:val="tr-TR"/>
+        </w:rPr>
+      </w:pPr>
+      <w:r>
+        <w:rPr>
+          <w:noProof/>
+          <w:sz w:val="24"/>
+          <w:szCs w:val="24"/>
+          <w:lang w:val="tr-TR"/>
+        </w:rPr>
+        <w:t>Raw Data</w:t>
+      </w:r>
+    </w:p>
+    <w:p>
+      <w:pPr>
+        <w:spacing w:after="0" w:line="240" w:lineRule="auto"/>
+        <w:rPr>
+          <w:noProof/>
+          <w:sz w:val="24"/>
+          <w:szCs w:val="24"/>
+          <w:lang w:val="tr-TR"/>
+        </w:rPr>
+      </w:pPr>
+      <w:r>
+        <w:rPr>
+          <w:noProof/>
+          <w:sz w:val="24"/>
+          <w:szCs w:val="24"/>
+          <w:lang w:val="tr-TR"/>
+        </w:rPr>
+        <w:t xml:space="preserve">    │</w:t>
+      </w:r>
+    </w:p>
+    <w:p>
+      <w:pPr>
+        <w:spacing w:after="0" w:line="240" w:lineRule="auto"/>
+        <w:rPr>
+          <w:noProof/>
+          <w:sz w:val="24"/>
+          <w:szCs w:val="24"/>
+          <w:lang w:val="tr-TR"/>
+        </w:rPr>
+      </w:pPr>
+      <w:r>
+        <w:rPr>
+          <w:noProof/>
+          <w:sz w:val="24"/>
+          <w:szCs w:val="24"/>
+          <w:lang w:val="tr-TR"/>
+        </w:rPr>
+        <w:t xml:space="preserve">    </w:t>
+      </w:r>
+      <w:r>
+        <w:rPr>
+          <w:rFonts w:ascii="Arial" w:hAnsi="Arial" w:cs="Arial"/>
+          <w:noProof/>
+          <w:sz w:val="24"/>
+          <w:szCs w:val="24"/>
+          <w:lang w:val="tr-TR"/>
+        </w:rPr>
+        <w:t>▼</w:t>
+      </w:r>
+    </w:p>
+    <w:p>
+      <w:pPr>
+        <w:spacing w:after="0" w:line="240" w:lineRule="auto"/>
+        <w:rPr>
+          <w:noProof/>
+          <w:sz w:val="24"/>
+          <w:szCs w:val="24"/>
+          <w:lang w:val="tr-TR"/>
+        </w:rPr>
+      </w:pPr>
+      <w:r>
+        <w:rPr>
+          <w:noProof/>
+          <w:sz w:val="24"/>
+          <w:szCs w:val="24"/>
+          <w:lang w:val="tr-TR"/>
+        </w:rPr>
+        <w:t>Processed Data</w:t>
+      </w:r>
+    </w:p>
+    <w:p>
+      <w:pPr>
+        <w:spacing w:after="0" w:line="240" w:lineRule="auto"/>
+        <w:rPr>
+          <w:noProof/>
+          <w:sz w:val="24"/>
+          <w:szCs w:val="24"/>
+          <w:lang w:val="tr-TR"/>
+        </w:rPr>
+      </w:pPr>
+      <w:r>
+        <w:rPr>
+          <w:noProof/>
+          <w:sz w:val="24"/>
+          <w:szCs w:val="24"/>
+          <w:lang w:val="tr-TR"/>
+        </w:rPr>
+        <w:t xml:space="preserve">    │</w:t>
+      </w:r>
+    </w:p>
+    <w:p>
+      <w:pPr>
+        <w:spacing w:after="0" w:line="240" w:lineRule="auto"/>
+        <w:rPr>
+          <w:noProof/>
+          <w:sz w:val="24"/>
+          <w:szCs w:val="24"/>
+          <w:lang w:val="tr-TR"/>
+        </w:rPr>
+      </w:pPr>
+      <w:r>
+        <w:rPr>
+          <w:noProof/>
+          <w:sz w:val="24"/>
+          <w:szCs w:val="24"/>
+          <w:lang w:val="tr-TR"/>
+        </w:rPr>
+        <w:t xml:space="preserve">    </w:t>
+      </w:r>
+      <w:r>
+        <w:rPr>
+          <w:rFonts w:ascii="Arial" w:hAnsi="Arial" w:cs="Arial"/>
+          <w:noProof/>
+          <w:sz w:val="24"/>
+          <w:szCs w:val="24"/>
+          <w:lang w:val="tr-TR"/>
+        </w:rPr>
+        <w:t>▼</w:t>
+      </w:r>
+    </w:p>
+    <w:p>
+      <w:pPr>
+        <w:spacing w:after="0" w:line="240" w:lineRule="auto"/>
+        <w:rPr>
+          <w:noProof/>
+          <w:sz w:val="24"/>
+          <w:szCs w:val="24"/>
+          <w:lang w:val="tr-TR"/>
+        </w:rPr>
+      </w:pPr>
+      <w:r>
+        <w:rPr>
+          <w:noProof/>
+          <w:sz w:val="24"/>
+          <w:szCs w:val="24"/>
+          <w:lang w:val="tr-TR"/>
+        </w:rPr>
+        <w:t>Forecasting Models</w:t>
+      </w:r>
+    </w:p>
+    <w:p>
+      <w:pPr>
+        <w:spacing w:after="0" w:line="240" w:lineRule="auto"/>
+        <w:rPr>
+          <w:noProof/>
+          <w:sz w:val="24"/>
+          <w:szCs w:val="24"/>
+          <w:lang w:val="tr-TR"/>
+        </w:rPr>
+      </w:pPr>
+      <w:r>
+        <w:rPr>
+          <w:noProof/>
+          <w:sz w:val="24"/>
+          <w:szCs w:val="24"/>
+          <w:lang w:val="tr-TR"/>
+        </w:rPr>
+        <w:t xml:space="preserve">    │</w:t>
+      </w:r>
+    </w:p>
+    <w:p>
+      <w:pPr>
+        <w:spacing w:after="0" w:line="240" w:lineRule="auto"/>
+        <w:rPr>
+          <w:noProof/>
+          <w:sz w:val="24"/>
+          <w:szCs w:val="24"/>
+          <w:lang w:val="tr-TR"/>
+        </w:rPr>
+      </w:pPr>
+      <w:r>
+        <w:rPr>
+          <w:noProof/>
+          <w:sz w:val="24"/>
+          <w:szCs w:val="24"/>
+          <w:lang w:val="tr-TR"/>
+        </w:rPr>
+        <w:t xml:space="preserve">    </w:t>
+      </w:r>
+      <w:r>
+        <w:rPr>
+          <w:rFonts w:ascii="Arial" w:hAnsi="Arial" w:cs="Arial"/>
+          <w:noProof/>
+          <w:sz w:val="24"/>
+          <w:szCs w:val="24"/>
+          <w:lang w:val="tr-TR"/>
+        </w:rPr>
+        <w:t>▼</w:t>
+      </w:r>
+    </w:p>
+    <w:p>
+      <w:pPr>
+        <w:spacing w:after="0" w:line="240" w:lineRule="auto"/>
+        <w:rPr>
+          <w:noProof/>
+          <w:sz w:val="24"/>
+          <w:szCs w:val="24"/>
+          <w:lang w:val="tr-TR"/>
+        </w:rPr>
+      </w:pPr>
+      <w:r>
+        <w:rPr>
+          <w:noProof/>
+          <w:sz w:val="24"/>
+          <w:szCs w:val="24"/>
+          <w:lang w:val="tr-TR"/>
+        </w:rPr>
+        <w:t>Forecast Results</w:t>
+      </w:r>
+    </w:p>
+    <w:p>
+      <w:pPr>
+        <w:spacing w:after="0" w:line="240" w:lineRule="auto"/>
+        <w:rPr>
+          <w:noProof/>
+          <w:sz w:val="24"/>
+          <w:szCs w:val="24"/>
+          <w:lang w:val="tr-TR"/>
+        </w:rPr>
+      </w:pPr>
+      <w:r>
+        <w:rPr>
+          <w:noProof/>
+          <w:sz w:val="24"/>
+          <w:szCs w:val="24"/>
+          <w:lang w:val="tr-TR"/>
+        </w:rPr>
+        <w:t xml:space="preserve">    │</w:t>
+      </w:r>
+    </w:p>
+    <w:p>
+      <w:pPr>
+        <w:spacing w:after="0" w:line="240" w:lineRule="auto"/>
+        <w:rPr>
+          <w:noProof/>
+          <w:sz w:val="24"/>
+          <w:szCs w:val="24"/>
+          <w:lang w:val="tr-TR"/>
+        </w:rPr>
+      </w:pPr>
+      <w:r>
+        <w:rPr>
+          <w:noProof/>
+          <w:sz w:val="24"/>
+          <w:szCs w:val="24"/>
+          <w:lang w:val="tr-TR"/>
+        </w:rPr>
+        <w:t xml:space="preserve">    </w:t>
+      </w:r>
+      <w:r>
+        <w:rPr>
+          <w:rFonts w:ascii="Arial" w:hAnsi="Arial" w:cs="Arial"/>
+          <w:noProof/>
+          <w:sz w:val="24"/>
+          <w:szCs w:val="24"/>
+          <w:lang w:val="tr-TR"/>
+        </w:rPr>
+        <w:t>▼</w:t>
+      </w:r>
+    </w:p>
+    <w:p>
+      <w:pPr>
+        <w:spacing w:after="0" w:line="240" w:lineRule="auto"/>
+        <w:rPr>
+          <w:noProof/>
+          <w:sz w:val="24"/>
+          <w:szCs w:val="24"/>
+          <w:lang w:val="tr-TR"/>
+        </w:rPr>
+      </w:pPr>
+      <w:r>
+        <w:rPr>
+          <w:noProof/>
+          <w:sz w:val="24"/>
+          <w:szCs w:val="24"/>
+          <w:lang w:val="tr-TR"/>
+        </w:rPr>
+        <w:t>Comparison</w:t>
+      </w:r>
+    </w:p>
+    <w:p>
+      <w:pPr>
+        <w:spacing w:after="0" w:line="240" w:lineRule="auto"/>
+        <w:rPr>
+          <w:noProof/>
+          <w:sz w:val="24"/>
+          <w:szCs w:val="24"/>
+          <w:lang w:val="tr-TR"/>
+        </w:rPr>
+      </w:pPr>
+      <w:r>
+        <w:rPr>
+          <w:noProof/>
+          <w:sz w:val="24"/>
+          <w:szCs w:val="24"/>
+          <w:lang w:val="tr-TR"/>
+        </w:rPr>
+        <w:t xml:space="preserve">    │</w:t>
+      </w:r>
+    </w:p>
+    <w:p>
+      <w:pPr>
+        <w:spacing w:after="0" w:line="240" w:lineRule="auto"/>
+        <w:rPr>
+          <w:noProof/>
+          <w:sz w:val="24"/>
+          <w:szCs w:val="24"/>
+          <w:lang w:val="tr-TR"/>
+        </w:rPr>
+      </w:pPr>
+      <w:r>
+        <w:rPr>
+          <w:noProof/>
+          <w:sz w:val="24"/>
+          <w:szCs w:val="24"/>
+          <w:lang w:val="tr-TR"/>
+        </w:rPr>
+        <w:t xml:space="preserve">    </w:t>
+      </w:r>
+      <w:r>
+        <w:rPr>
+          <w:rFonts w:ascii="Arial" w:hAnsi="Arial" w:cs="Arial"/>
+          <w:noProof/>
+          <w:sz w:val="24"/>
+          <w:szCs w:val="24"/>
+          <w:lang w:val="tr-TR"/>
+        </w:rPr>
+        <w:t>▼</w:t>
+      </w:r>
+    </w:p>
+    <w:p>
+      <w:pPr>
+        <w:spacing w:after="0" w:line="240" w:lineRule="auto"/>
+        <w:rPr>
+          <w:noProof/>
+          <w:sz w:val="24"/>
+          <w:szCs w:val="24"/>
+          <w:lang w:val="tr-TR"/>
+        </w:rPr>
+      </w:pPr>
+      <w:r>
+        <w:rPr>
+          <w:noProof/>
+          <w:sz w:val="24"/>
+          <w:szCs w:val="24"/>
+          <w:lang w:val="tr-TR"/>
+        </w:rPr>
+        <w:t>Reports</w:t>
+      </w:r>
+    </w:p>
+    <w:p>
+      <w:pPr>
+        <w:spacing w:after="0" w:line="240" w:lineRule="auto"/>
+        <w:rPr>
           <w:noProof/>
           <w:sz w:val="24"/>
           <w:szCs w:val="24"/>
@@ -19199,6 +20301,25 @@
       <w:spacing w:val="5"/>
     </w:rPr>
   </w:style>
+  <w:style w:type="table" w:styleId="TabloKlavuzu">
+    <w:name w:val="Table Grid"/>
+    <w:basedOn w:val="NormalTablo"/>
+    <w:uiPriority w:val="39"/>
+    <w:rsid w:val="00C52938"/>
+    <w:pPr>
+      <w:spacing w:after="0" w:line="240" w:lineRule="auto"/>
+    </w:pPr>
+    <w:tblPr>
+      <w:tblBorders>
+        <w:top w:val="single" w:sz="4" w:space="0" w:color="auto"/>
+        <w:left w:val="single" w:sz="4" w:space="0" w:color="auto"/>
+        <w:bottom w:val="single" w:sz="4" w:space="0" w:color="auto"/>
+        <w:right w:val="single" w:sz="4" w:space="0" w:color="auto"/>
+        <w:insideH w:val="single" w:sz="4" w:space="0" w:color="auto"/>
+        <w:insideV w:val="single" w:sz="4" w:space="0" w:color="auto"/>
+      </w:tblBorders>
+    </w:tblPr>
+  </w:style>
 </w:styles>
 </file>
 

--- a/docs/draft/roadmap.docx
+++ b/docs/draft/roadmap.docx
@@ -16098,6 +16098,270 @@
           <w:lang w:val="tr-TR"/>
         </w:rPr>
       </w:pPr>
+    </w:p>
+    <w:p>
+      <w:pPr>
+        <w:spacing w:after="0" w:line="240" w:lineRule="auto"/>
+        <w:rPr>
+          <w:noProof/>
+          <w:sz w:val="24"/>
+          <w:szCs w:val="24"/>
+          <w:lang w:val="tr-TR"/>
+        </w:rPr>
+      </w:pPr>
+    </w:p>
+    <w:p>
+      <w:pPr>
+        <w:spacing w:after="0" w:line="240" w:lineRule="auto"/>
+        <w:rPr>
+          <w:noProof/>
+          <w:sz w:val="24"/>
+          <w:szCs w:val="24"/>
+          <w:lang w:val="tr-TR"/>
+        </w:rPr>
+      </w:pPr>
+    </w:p>
+    <w:p>
+      <w:pPr>
+        <w:spacing w:after="0" w:line="240" w:lineRule="auto"/>
+        <w:rPr>
+          <w:noProof/>
+          <w:sz w:val="24"/>
+          <w:szCs w:val="24"/>
+          <w:lang w:val="tr-TR"/>
+        </w:rPr>
+      </w:pPr>
+    </w:p>
+    <w:p>
+      <w:pPr>
+        <w:spacing w:after="0" w:line="240" w:lineRule="auto"/>
+        <w:rPr>
+          <w:noProof/>
+          <w:sz w:val="24"/>
+          <w:szCs w:val="24"/>
+          <w:lang w:val="tr-TR"/>
+        </w:rPr>
+      </w:pPr>
+    </w:p>
+    <w:p>
+      <w:pPr>
+        <w:spacing w:after="0" w:line="240" w:lineRule="auto"/>
+        <w:rPr>
+          <w:noProof/>
+          <w:sz w:val="24"/>
+          <w:szCs w:val="24"/>
+          <w:lang w:val="tr-TR"/>
+        </w:rPr>
+      </w:pPr>
+    </w:p>
+    <w:p>
+      <w:pPr>
+        <w:spacing w:after="0" w:line="240" w:lineRule="auto"/>
+        <w:rPr>
+          <w:noProof/>
+          <w:sz w:val="24"/>
+          <w:szCs w:val="24"/>
+          <w:lang w:val="tr-TR"/>
+        </w:rPr>
+      </w:pPr>
+    </w:p>
+    <w:p>
+      <w:pPr>
+        <w:spacing w:after="0" w:line="240" w:lineRule="auto"/>
+        <w:rPr>
+          <w:noProof/>
+          <w:sz w:val="24"/>
+          <w:szCs w:val="24"/>
+          <w:lang w:val="tr-TR"/>
+        </w:rPr>
+      </w:pPr>
+    </w:p>
+    <w:p>
+      <w:pPr>
+        <w:spacing w:after="0" w:line="240" w:lineRule="auto"/>
+        <w:rPr>
+          <w:noProof/>
+          <w:sz w:val="24"/>
+          <w:szCs w:val="24"/>
+          <w:lang w:val="tr-TR"/>
+        </w:rPr>
+      </w:pPr>
+    </w:p>
+    <w:p>
+      <w:pPr>
+        <w:spacing w:after="0" w:line="240" w:lineRule="auto"/>
+        <w:rPr>
+          <w:noProof/>
+          <w:sz w:val="24"/>
+          <w:szCs w:val="24"/>
+          <w:lang w:val="tr-TR"/>
+        </w:rPr>
+      </w:pPr>
+    </w:p>
+    <w:p>
+      <w:pPr>
+        <w:spacing w:after="0" w:line="240" w:lineRule="auto"/>
+        <w:rPr>
+          <w:noProof/>
+          <w:sz w:val="24"/>
+          <w:szCs w:val="24"/>
+          <w:lang w:val="tr-TR"/>
+        </w:rPr>
+      </w:pPr>
+    </w:p>
+    <w:p>
+      <w:pPr>
+        <w:spacing w:after="0" w:line="240" w:lineRule="auto"/>
+        <w:rPr>
+          <w:noProof/>
+          <w:sz w:val="24"/>
+          <w:szCs w:val="24"/>
+          <w:lang w:val="tr-TR"/>
+        </w:rPr>
+      </w:pPr>
+    </w:p>
+    <w:p>
+      <w:pPr>
+        <w:spacing w:after="0" w:line="240" w:lineRule="auto"/>
+        <w:rPr>
+          <w:noProof/>
+          <w:sz w:val="24"/>
+          <w:szCs w:val="24"/>
+          <w:lang w:val="tr-TR"/>
+        </w:rPr>
+      </w:pPr>
+    </w:p>
+    <w:p>
+      <w:pPr>
+        <w:spacing w:after="0" w:line="240" w:lineRule="auto"/>
+        <w:rPr>
+          <w:noProof/>
+          <w:sz w:val="24"/>
+          <w:szCs w:val="24"/>
+          <w:lang w:val="tr-TR"/>
+        </w:rPr>
+      </w:pPr>
+    </w:p>
+    <w:p>
+      <w:pPr>
+        <w:spacing w:after="0" w:line="240" w:lineRule="auto"/>
+        <w:rPr>
+          <w:noProof/>
+          <w:sz w:val="24"/>
+          <w:szCs w:val="24"/>
+          <w:lang w:val="tr-TR"/>
+        </w:rPr>
+      </w:pPr>
+    </w:p>
+    <w:p>
+      <w:pPr>
+        <w:spacing w:after="0" w:line="240" w:lineRule="auto"/>
+        <w:rPr>
+          <w:noProof/>
+          <w:sz w:val="24"/>
+          <w:szCs w:val="24"/>
+          <w:lang w:val="tr-TR"/>
+        </w:rPr>
+      </w:pPr>
+    </w:p>
+    <w:p>
+      <w:pPr>
+        <w:spacing w:after="0" w:line="240" w:lineRule="auto"/>
+        <w:rPr>
+          <w:noProof/>
+          <w:sz w:val="24"/>
+          <w:szCs w:val="24"/>
+          <w:lang w:val="tr-TR"/>
+        </w:rPr>
+      </w:pPr>
+    </w:p>
+    <w:p>
+      <w:pPr>
+        <w:spacing w:after="0" w:line="240" w:lineRule="auto"/>
+        <w:rPr>
+          <w:noProof/>
+          <w:sz w:val="24"/>
+          <w:szCs w:val="24"/>
+          <w:lang w:val="tr-TR"/>
+        </w:rPr>
+      </w:pPr>
+    </w:p>
+    <w:p>
+      <w:pPr>
+        <w:spacing w:after="0" w:line="240" w:lineRule="auto"/>
+        <w:rPr>
+          <w:noProof/>
+          <w:sz w:val="24"/>
+          <w:szCs w:val="24"/>
+          <w:lang w:val="tr-TR"/>
+        </w:rPr>
+      </w:pPr>
+    </w:p>
+    <w:p>
+      <w:pPr>
+        <w:spacing w:after="0" w:line="240" w:lineRule="auto"/>
+        <w:rPr>
+          <w:noProof/>
+          <w:sz w:val="24"/>
+          <w:szCs w:val="24"/>
+          <w:lang w:val="tr-TR"/>
+        </w:rPr>
+      </w:pPr>
+    </w:p>
+    <w:p>
+      <w:pPr>
+        <w:spacing w:after="0" w:line="240" w:lineRule="auto"/>
+        <w:rPr>
+          <w:noProof/>
+          <w:sz w:val="24"/>
+          <w:szCs w:val="24"/>
+          <w:lang w:val="tr-TR"/>
+        </w:rPr>
+      </w:pPr>
+    </w:p>
+    <w:p>
+      <w:pPr>
+        <w:spacing w:after="0" w:line="240" w:lineRule="auto"/>
+        <w:rPr>
+          <w:noProof/>
+          <w:sz w:val="24"/>
+          <w:szCs w:val="24"/>
+          <w:lang w:val="tr-TR"/>
+        </w:rPr>
+      </w:pPr>
+    </w:p>
+    <w:p>
+      <w:pPr>
+        <w:spacing w:after="0" w:line="240" w:lineRule="auto"/>
+        <w:rPr>
+          <w:noProof/>
+          <w:sz w:val="24"/>
+          <w:szCs w:val="24"/>
+          <w:lang w:val="tr-TR"/>
+        </w:rPr>
+      </w:pPr>
+    </w:p>
+    <w:p>
+      <w:pPr>
+        <w:spacing w:after="0" w:line="240" w:lineRule="auto"/>
+        <w:rPr>
+          <w:noProof/>
+          <w:sz w:val="24"/>
+          <w:szCs w:val="24"/>
+          <w:lang w:val="tr-TR"/>
+        </w:rPr>
+      </w:pPr>
+    </w:p>
+    <w:p>
+      <w:pPr>
+        <w:spacing w:after="0" w:line="240" w:lineRule="auto"/>
+        <w:rPr>
+          <w:noProof/>
+          <w:sz w:val="24"/>
+          <w:szCs w:val="24"/>
+          <w:lang w:val="tr-TR"/>
+        </w:rPr>
+      </w:pPr>
       <w:r>
         <w:rPr>
           <w:noProof/>
@@ -16125,7 +16389,25 @@
           <w:szCs w:val="24"/>
           <w:lang w:val="tr-TR"/>
         </w:rPr>
-        <w:t xml:space="preserve">    │</w:t>
+        <w:t xml:space="preserve">   </w:t>
+      </w:r>
+      <w:r>
+        <w:rPr>
+          <w:noProof/>
+          <w:sz w:val="24"/>
+          <w:szCs w:val="24"/>
+          <w:lang w:val="tr-TR"/>
+        </w:rPr>
+        <w:t xml:space="preserve"> </w:t>
+      </w:r>
+      <w:r>
+        <w:rPr>
+          <w:noProof/>
+          <w:sz w:val="24"/>
+          <w:szCs w:val="24"/>
+          <w:lang w:val="tr-TR"/>
+        </w:rPr>
+        <w:t xml:space="preserve"> │</w:t>
       </w:r>
     </w:p>
     <w:p>
@@ -16195,30 +16477,48 @@
           <w:szCs w:val="24"/>
           <w:lang w:val="tr-TR"/>
         </w:rPr>
-        <w:t xml:space="preserve">    │</w:t>
-      </w:r>
-    </w:p>
-    <w:p>
-      <w:pPr>
-        <w:spacing w:after="0" w:line="240" w:lineRule="auto"/>
-        <w:rPr>
-          <w:noProof/>
-          <w:sz w:val="24"/>
-          <w:szCs w:val="24"/>
-          <w:lang w:val="tr-TR"/>
-        </w:rPr>
-      </w:pPr>
-      <w:r>
-        <w:rPr>
-          <w:noProof/>
-          <w:sz w:val="24"/>
-          <w:szCs w:val="24"/>
-          <w:lang w:val="tr-TR"/>
-        </w:rPr>
         <w:t xml:space="preserve">    </w:t>
       </w:r>
       <w:r>
         <w:rPr>
+          <w:noProof/>
+          <w:sz w:val="24"/>
+          <w:szCs w:val="24"/>
+          <w:lang w:val="tr-TR"/>
+        </w:rPr>
+        <w:t xml:space="preserve"> </w:t>
+      </w:r>
+      <w:r>
+        <w:rPr>
+          <w:noProof/>
+          <w:sz w:val="24"/>
+          <w:szCs w:val="24"/>
+          <w:lang w:val="tr-TR"/>
+        </w:rPr>
+        <w:t>│</w:t>
+      </w:r>
+    </w:p>
+    <w:p>
+      <w:pPr>
+        <w:spacing w:after="0" w:line="240" w:lineRule="auto"/>
+        <w:rPr>
+          <w:noProof/>
+          <w:sz w:val="24"/>
+          <w:szCs w:val="24"/>
+          <w:lang w:val="tr-TR"/>
+        </w:rPr>
+      </w:pPr>
+      <w:r>
+        <w:rPr>
+          <w:noProof/>
+          <w:sz w:val="24"/>
+          <w:szCs w:val="24"/>
+          <w:lang w:val="tr-TR"/>
+        </w:rPr>
+        <w:t xml:space="preserve">    </w:t>
+      </w:r>
+      <w:r>
+        <w:rPr>
           <w:rFonts w:ascii="Arial" w:hAnsi="Arial" w:cs="Arial"/>
           <w:noProof/>
           <w:sz w:val="24"/>
@@ -16265,30 +16565,48 @@
           <w:szCs w:val="24"/>
           <w:lang w:val="tr-TR"/>
         </w:rPr>
-        <w:t xml:space="preserve">    │</w:t>
-      </w:r>
-    </w:p>
-    <w:p>
-      <w:pPr>
-        <w:spacing w:after="0" w:line="240" w:lineRule="auto"/>
-        <w:rPr>
-          <w:noProof/>
-          <w:sz w:val="24"/>
-          <w:szCs w:val="24"/>
-          <w:lang w:val="tr-TR"/>
-        </w:rPr>
-      </w:pPr>
-      <w:r>
-        <w:rPr>
-          <w:noProof/>
-          <w:sz w:val="24"/>
-          <w:szCs w:val="24"/>
-          <w:lang w:val="tr-TR"/>
-        </w:rPr>
         <w:t xml:space="preserve">    </w:t>
       </w:r>
       <w:r>
         <w:rPr>
+          <w:noProof/>
+          <w:sz w:val="24"/>
+          <w:szCs w:val="24"/>
+          <w:lang w:val="tr-TR"/>
+        </w:rPr>
+        <w:t xml:space="preserve"> </w:t>
+      </w:r>
+      <w:r>
+        <w:rPr>
+          <w:noProof/>
+          <w:sz w:val="24"/>
+          <w:szCs w:val="24"/>
+          <w:lang w:val="tr-TR"/>
+        </w:rPr>
+        <w:t>│</w:t>
+      </w:r>
+    </w:p>
+    <w:p>
+      <w:pPr>
+        <w:spacing w:after="0" w:line="240" w:lineRule="auto"/>
+        <w:rPr>
+          <w:noProof/>
+          <w:sz w:val="24"/>
+          <w:szCs w:val="24"/>
+          <w:lang w:val="tr-TR"/>
+        </w:rPr>
+      </w:pPr>
+      <w:r>
+        <w:rPr>
+          <w:noProof/>
+          <w:sz w:val="24"/>
+          <w:szCs w:val="24"/>
+          <w:lang w:val="tr-TR"/>
+        </w:rPr>
+        <w:t xml:space="preserve">    </w:t>
+      </w:r>
+      <w:r>
+        <w:rPr>
           <w:rFonts w:ascii="Arial" w:hAnsi="Arial" w:cs="Arial"/>
           <w:noProof/>
           <w:sz w:val="24"/>
@@ -16335,30 +16653,48 @@
           <w:szCs w:val="24"/>
           <w:lang w:val="tr-TR"/>
         </w:rPr>
-        <w:t xml:space="preserve">    │</w:t>
-      </w:r>
-    </w:p>
-    <w:p>
-      <w:pPr>
-        <w:spacing w:after="0" w:line="240" w:lineRule="auto"/>
-        <w:rPr>
-          <w:noProof/>
-          <w:sz w:val="24"/>
-          <w:szCs w:val="24"/>
-          <w:lang w:val="tr-TR"/>
-        </w:rPr>
-      </w:pPr>
-      <w:r>
-        <w:rPr>
-          <w:noProof/>
-          <w:sz w:val="24"/>
-          <w:szCs w:val="24"/>
-          <w:lang w:val="tr-TR"/>
-        </w:rPr>
         <w:t xml:space="preserve">    </w:t>
       </w:r>
       <w:r>
         <w:rPr>
+          <w:noProof/>
+          <w:sz w:val="24"/>
+          <w:szCs w:val="24"/>
+          <w:lang w:val="tr-TR"/>
+        </w:rPr>
+        <w:t xml:space="preserve"> </w:t>
+      </w:r>
+      <w:r>
+        <w:rPr>
+          <w:noProof/>
+          <w:sz w:val="24"/>
+          <w:szCs w:val="24"/>
+          <w:lang w:val="tr-TR"/>
+        </w:rPr>
+        <w:t>│</w:t>
+      </w:r>
+    </w:p>
+    <w:p>
+      <w:pPr>
+        <w:spacing w:after="0" w:line="240" w:lineRule="auto"/>
+        <w:rPr>
+          <w:noProof/>
+          <w:sz w:val="24"/>
+          <w:szCs w:val="24"/>
+          <w:lang w:val="tr-TR"/>
+        </w:rPr>
+      </w:pPr>
+      <w:r>
+        <w:rPr>
+          <w:noProof/>
+          <w:sz w:val="24"/>
+          <w:szCs w:val="24"/>
+          <w:lang w:val="tr-TR"/>
+        </w:rPr>
+        <w:t xml:space="preserve">    </w:t>
+      </w:r>
+      <w:r>
+        <w:rPr>
           <w:rFonts w:ascii="Arial" w:hAnsi="Arial" w:cs="Arial"/>
           <w:noProof/>
           <w:sz w:val="24"/>
@@ -16405,30 +16741,48 @@
           <w:szCs w:val="24"/>
           <w:lang w:val="tr-TR"/>
         </w:rPr>
-        <w:t xml:space="preserve">    │</w:t>
-      </w:r>
-    </w:p>
-    <w:p>
-      <w:pPr>
-        <w:spacing w:after="0" w:line="240" w:lineRule="auto"/>
-        <w:rPr>
-          <w:noProof/>
-          <w:sz w:val="24"/>
-          <w:szCs w:val="24"/>
-          <w:lang w:val="tr-TR"/>
-        </w:rPr>
-      </w:pPr>
-      <w:r>
-        <w:rPr>
-          <w:noProof/>
-          <w:sz w:val="24"/>
-          <w:szCs w:val="24"/>
-          <w:lang w:val="tr-TR"/>
-        </w:rPr>
         <w:t xml:space="preserve">    </w:t>
       </w:r>
       <w:r>
         <w:rPr>
+          <w:noProof/>
+          <w:sz w:val="24"/>
+          <w:szCs w:val="24"/>
+          <w:lang w:val="tr-TR"/>
+        </w:rPr>
+        <w:t xml:space="preserve"> </w:t>
+      </w:r>
+      <w:r>
+        <w:rPr>
+          <w:noProof/>
+          <w:sz w:val="24"/>
+          <w:szCs w:val="24"/>
+          <w:lang w:val="tr-TR"/>
+        </w:rPr>
+        <w:t>│</w:t>
+      </w:r>
+    </w:p>
+    <w:p>
+      <w:pPr>
+        <w:spacing w:after="0" w:line="240" w:lineRule="auto"/>
+        <w:rPr>
+          <w:noProof/>
+          <w:sz w:val="24"/>
+          <w:szCs w:val="24"/>
+          <w:lang w:val="tr-TR"/>
+        </w:rPr>
+      </w:pPr>
+      <w:r>
+        <w:rPr>
+          <w:noProof/>
+          <w:sz w:val="24"/>
+          <w:szCs w:val="24"/>
+          <w:lang w:val="tr-TR"/>
+        </w:rPr>
+        <w:t xml:space="preserve">    </w:t>
+      </w:r>
+      <w:r>
+        <w:rPr>
           <w:rFonts w:ascii="Arial" w:hAnsi="Arial" w:cs="Arial"/>
           <w:noProof/>
           <w:sz w:val="24"/>
@@ -16456,6 +16810,547 @@
           <w:lang w:val="tr-TR"/>
         </w:rPr>
         <w:t>Reports</w:t>
+      </w:r>
+    </w:p>
+    <w:p>
+      <w:pPr>
+        <w:spacing w:after="0" w:line="240" w:lineRule="auto"/>
+        <w:rPr>
+          <w:noProof/>
+          <w:sz w:val="24"/>
+          <w:szCs w:val="24"/>
+          <w:lang w:val="tr-TR"/>
+        </w:rPr>
+      </w:pPr>
+    </w:p>
+    <w:p>
+      <w:pPr>
+        <w:spacing w:after="0" w:line="240" w:lineRule="auto"/>
+        <w:rPr>
+          <w:noProof/>
+          <w:sz w:val="24"/>
+          <w:szCs w:val="24"/>
+          <w:lang w:val="tr-TR"/>
+        </w:rPr>
+      </w:pPr>
+    </w:p>
+    <w:p>
+      <w:pPr>
+        <w:spacing w:after="0" w:line="240" w:lineRule="auto"/>
+        <w:rPr>
+          <w:noProof/>
+          <w:sz w:val="24"/>
+          <w:szCs w:val="24"/>
+          <w:lang w:val="tr-TR"/>
+        </w:rPr>
+      </w:pPr>
+    </w:p>
+    <w:p>
+      <w:pPr>
+        <w:spacing w:after="0" w:line="240" w:lineRule="auto"/>
+        <w:rPr>
+          <w:noProof/>
+          <w:sz w:val="24"/>
+          <w:szCs w:val="24"/>
+          <w:lang w:val="tr-TR"/>
+        </w:rPr>
+      </w:pPr>
+    </w:p>
+    <w:p>
+      <w:pPr>
+        <w:spacing w:after="0" w:line="240" w:lineRule="auto"/>
+        <w:rPr>
+          <w:b/>
+          <w:bCs/>
+          <w:noProof/>
+          <w:sz w:val="32"/>
+          <w:szCs w:val="32"/>
+          <w:u w:val="single"/>
+          <w:lang w:val="tr-TR"/>
+        </w:rPr>
+      </w:pPr>
+      <w:r>
+        <w:rPr>
+          <w:b/>
+          <w:bCs/>
+          <w:noProof/>
+          <w:sz w:val="32"/>
+          <w:szCs w:val="32"/>
+          <w:u w:val="single"/>
+          <w:lang w:val="tr-TR"/>
+        </w:rPr>
+        <w:t>Long-term:</w:t>
+      </w:r>
+    </w:p>
+    <w:p>
+      <w:pPr>
+        <w:spacing w:after="0" w:line="240" w:lineRule="auto"/>
+        <w:rPr>
+          <w:noProof/>
+          <w:sz w:val="24"/>
+          <w:szCs w:val="24"/>
+          <w:lang w:val="tr-TR"/>
+        </w:rPr>
+      </w:pPr>
+    </w:p>
+    <w:p>
+      <w:pPr>
+        <w:spacing w:after="0" w:line="240" w:lineRule="auto"/>
+        <w:rPr>
+          <w:noProof/>
+          <w:sz w:val="24"/>
+          <w:szCs w:val="24"/>
+          <w:lang w:val="tr-TR"/>
+        </w:rPr>
+      </w:pPr>
+      <w:r>
+        <w:rPr>
+          <w:noProof/>
+          <w:sz w:val="24"/>
+          <w:szCs w:val="24"/>
+          <w:lang w:val="tr-TR"/>
+        </w:rPr>
+        <w:t>Forecasting</w:t>
+      </w:r>
+    </w:p>
+    <w:p>
+      <w:pPr>
+        <w:spacing w:after="0" w:line="240" w:lineRule="auto"/>
+        <w:rPr>
+          <w:noProof/>
+          <w:sz w:val="24"/>
+          <w:szCs w:val="24"/>
+          <w:lang w:val="tr-TR"/>
+        </w:rPr>
+      </w:pPr>
+      <w:r>
+        <w:rPr>
+          <w:noProof/>
+          <w:sz w:val="24"/>
+          <w:szCs w:val="24"/>
+          <w:lang w:val="tr-TR"/>
+        </w:rPr>
+        <w:t xml:space="preserve">      </w:t>
+      </w:r>
+      <w:r>
+        <w:rPr>
+          <w:noProof/>
+          <w:sz w:val="24"/>
+          <w:szCs w:val="24"/>
+          <w:lang w:val="tr-TR"/>
+        </w:rPr>
+        <w:t xml:space="preserve"> </w:t>
+      </w:r>
+      <w:r>
+        <w:rPr>
+          <w:noProof/>
+          <w:sz w:val="24"/>
+          <w:szCs w:val="24"/>
+          <w:lang w:val="tr-TR"/>
+        </w:rPr>
+        <w:t>│</w:t>
+      </w:r>
+    </w:p>
+    <w:p>
+      <w:pPr>
+        <w:spacing w:after="0" w:line="240" w:lineRule="auto"/>
+        <w:rPr>
+          <w:noProof/>
+          <w:sz w:val="24"/>
+          <w:szCs w:val="24"/>
+          <w:lang w:val="tr-TR"/>
+        </w:rPr>
+      </w:pPr>
+      <w:r>
+        <w:rPr>
+          <w:noProof/>
+          <w:sz w:val="24"/>
+          <w:szCs w:val="24"/>
+          <w:lang w:val="tr-TR"/>
+        </w:rPr>
+        <w:t xml:space="preserve">      </w:t>
+      </w:r>
+      <w:r>
+        <w:rPr>
+          <w:rFonts w:ascii="Arial" w:hAnsi="Arial" w:cs="Arial"/>
+          <w:noProof/>
+          <w:sz w:val="24"/>
+          <w:szCs w:val="24"/>
+          <w:lang w:val="tr-TR"/>
+        </w:rPr>
+        <w:t>▼</w:t>
+      </w:r>
+    </w:p>
+    <w:p>
+      <w:pPr>
+        <w:spacing w:after="0" w:line="240" w:lineRule="auto"/>
+        <w:rPr>
+          <w:noProof/>
+          <w:sz w:val="24"/>
+          <w:szCs w:val="24"/>
+          <w:lang w:val="tr-TR"/>
+        </w:rPr>
+      </w:pPr>
+      <w:r>
+        <w:rPr>
+          <w:noProof/>
+          <w:sz w:val="24"/>
+          <w:szCs w:val="24"/>
+          <w:lang w:val="tr-TR"/>
+        </w:rPr>
+        <w:t>Hybrid Models</w:t>
+      </w:r>
+    </w:p>
+    <w:p>
+      <w:pPr>
+        <w:spacing w:after="0" w:line="240" w:lineRule="auto"/>
+        <w:rPr>
+          <w:noProof/>
+          <w:sz w:val="24"/>
+          <w:szCs w:val="24"/>
+          <w:lang w:val="tr-TR"/>
+        </w:rPr>
+      </w:pPr>
+      <w:r>
+        <w:rPr>
+          <w:noProof/>
+          <w:sz w:val="24"/>
+          <w:szCs w:val="24"/>
+          <w:lang w:val="tr-TR"/>
+        </w:rPr>
+        <w:t xml:space="preserve">      </w:t>
+      </w:r>
+      <w:r>
+        <w:rPr>
+          <w:noProof/>
+          <w:sz w:val="24"/>
+          <w:szCs w:val="24"/>
+          <w:lang w:val="tr-TR"/>
+        </w:rPr>
+        <w:t xml:space="preserve"> </w:t>
+      </w:r>
+      <w:r>
+        <w:rPr>
+          <w:noProof/>
+          <w:sz w:val="24"/>
+          <w:szCs w:val="24"/>
+          <w:lang w:val="tr-TR"/>
+        </w:rPr>
+        <w:t>│</w:t>
+      </w:r>
+    </w:p>
+    <w:p>
+      <w:pPr>
+        <w:spacing w:after="0" w:line="240" w:lineRule="auto"/>
+        <w:rPr>
+          <w:noProof/>
+          <w:sz w:val="24"/>
+          <w:szCs w:val="24"/>
+          <w:lang w:val="tr-TR"/>
+        </w:rPr>
+      </w:pPr>
+      <w:r>
+        <w:rPr>
+          <w:noProof/>
+          <w:sz w:val="24"/>
+          <w:szCs w:val="24"/>
+          <w:lang w:val="tr-TR"/>
+        </w:rPr>
+        <w:t xml:space="preserve">      </w:t>
+      </w:r>
+      <w:r>
+        <w:rPr>
+          <w:rFonts w:ascii="Arial" w:hAnsi="Arial" w:cs="Arial"/>
+          <w:noProof/>
+          <w:sz w:val="24"/>
+          <w:szCs w:val="24"/>
+          <w:lang w:val="tr-TR"/>
+        </w:rPr>
+        <w:t>▼</w:t>
+      </w:r>
+    </w:p>
+    <w:p>
+      <w:pPr>
+        <w:spacing w:after="0" w:line="240" w:lineRule="auto"/>
+        <w:rPr>
+          <w:noProof/>
+          <w:sz w:val="24"/>
+          <w:szCs w:val="24"/>
+          <w:lang w:val="tr-TR"/>
+        </w:rPr>
+      </w:pPr>
+      <w:r>
+        <w:rPr>
+          <w:noProof/>
+          <w:sz w:val="24"/>
+          <w:szCs w:val="24"/>
+          <w:lang w:val="tr-TR"/>
+        </w:rPr>
+        <w:t>Preprocessing</w:t>
+      </w:r>
+    </w:p>
+    <w:p>
+      <w:pPr>
+        <w:spacing w:after="0" w:line="240" w:lineRule="auto"/>
+        <w:rPr>
+          <w:noProof/>
+          <w:sz w:val="24"/>
+          <w:szCs w:val="24"/>
+          <w:lang w:val="tr-TR"/>
+        </w:rPr>
+      </w:pPr>
+      <w:r>
+        <w:rPr>
+          <w:noProof/>
+          <w:sz w:val="24"/>
+          <w:szCs w:val="24"/>
+          <w:lang w:val="tr-TR"/>
+        </w:rPr>
+        <w:t xml:space="preserve">      </w:t>
+      </w:r>
+      <w:r>
+        <w:rPr>
+          <w:noProof/>
+          <w:sz w:val="24"/>
+          <w:szCs w:val="24"/>
+          <w:lang w:val="tr-TR"/>
+        </w:rPr>
+        <w:t xml:space="preserve"> </w:t>
+      </w:r>
+      <w:r>
+        <w:rPr>
+          <w:noProof/>
+          <w:sz w:val="24"/>
+          <w:szCs w:val="24"/>
+          <w:lang w:val="tr-TR"/>
+        </w:rPr>
+        <w:t>│</w:t>
+      </w:r>
+    </w:p>
+    <w:p>
+      <w:pPr>
+        <w:spacing w:after="0" w:line="240" w:lineRule="auto"/>
+        <w:rPr>
+          <w:noProof/>
+          <w:sz w:val="24"/>
+          <w:szCs w:val="24"/>
+          <w:lang w:val="tr-TR"/>
+        </w:rPr>
+      </w:pPr>
+      <w:r>
+        <w:rPr>
+          <w:noProof/>
+          <w:sz w:val="24"/>
+          <w:szCs w:val="24"/>
+          <w:lang w:val="tr-TR"/>
+        </w:rPr>
+        <w:t xml:space="preserve">      </w:t>
+      </w:r>
+      <w:r>
+        <w:rPr>
+          <w:rFonts w:ascii="Arial" w:hAnsi="Arial" w:cs="Arial"/>
+          <w:noProof/>
+          <w:sz w:val="24"/>
+          <w:szCs w:val="24"/>
+          <w:lang w:val="tr-TR"/>
+        </w:rPr>
+        <w:t>▼</w:t>
+      </w:r>
+    </w:p>
+    <w:p>
+      <w:pPr>
+        <w:spacing w:after="0" w:line="240" w:lineRule="auto"/>
+        <w:rPr>
+          <w:noProof/>
+          <w:sz w:val="24"/>
+          <w:szCs w:val="24"/>
+          <w:lang w:val="tr-TR"/>
+        </w:rPr>
+      </w:pPr>
+      <w:r>
+        <w:rPr>
+          <w:noProof/>
+          <w:sz w:val="24"/>
+          <w:szCs w:val="24"/>
+          <w:lang w:val="tr-TR"/>
+        </w:rPr>
+        <w:t>Comparison</w:t>
+      </w:r>
+    </w:p>
+    <w:p>
+      <w:pPr>
+        <w:spacing w:after="0" w:line="240" w:lineRule="auto"/>
+        <w:rPr>
+          <w:noProof/>
+          <w:sz w:val="24"/>
+          <w:szCs w:val="24"/>
+          <w:lang w:val="tr-TR"/>
+        </w:rPr>
+      </w:pPr>
+      <w:r>
+        <w:rPr>
+          <w:noProof/>
+          <w:sz w:val="24"/>
+          <w:szCs w:val="24"/>
+          <w:lang w:val="tr-TR"/>
+        </w:rPr>
+        <w:t xml:space="preserve">      </w:t>
+      </w:r>
+      <w:r>
+        <w:rPr>
+          <w:noProof/>
+          <w:sz w:val="24"/>
+          <w:szCs w:val="24"/>
+          <w:lang w:val="tr-TR"/>
+        </w:rPr>
+        <w:t xml:space="preserve"> </w:t>
+      </w:r>
+      <w:r>
+        <w:rPr>
+          <w:noProof/>
+          <w:sz w:val="24"/>
+          <w:szCs w:val="24"/>
+          <w:lang w:val="tr-TR"/>
+        </w:rPr>
+        <w:t>│</w:t>
+      </w:r>
+    </w:p>
+    <w:p>
+      <w:pPr>
+        <w:spacing w:after="0" w:line="240" w:lineRule="auto"/>
+        <w:rPr>
+          <w:noProof/>
+          <w:sz w:val="24"/>
+          <w:szCs w:val="24"/>
+          <w:lang w:val="tr-TR"/>
+        </w:rPr>
+      </w:pPr>
+      <w:r>
+        <w:rPr>
+          <w:noProof/>
+          <w:sz w:val="24"/>
+          <w:szCs w:val="24"/>
+          <w:lang w:val="tr-TR"/>
+        </w:rPr>
+        <w:t xml:space="preserve">      </w:t>
+      </w:r>
+      <w:r>
+        <w:rPr>
+          <w:rFonts w:ascii="Arial" w:hAnsi="Arial" w:cs="Arial"/>
+          <w:noProof/>
+          <w:sz w:val="24"/>
+          <w:szCs w:val="24"/>
+          <w:lang w:val="tr-TR"/>
+        </w:rPr>
+        <w:t>▼</w:t>
+      </w:r>
+    </w:p>
+    <w:p>
+      <w:pPr>
+        <w:spacing w:after="0" w:line="240" w:lineRule="auto"/>
+        <w:rPr>
+          <w:noProof/>
+          <w:sz w:val="24"/>
+          <w:szCs w:val="24"/>
+          <w:lang w:val="tr-TR"/>
+        </w:rPr>
+      </w:pPr>
+      <w:r>
+        <w:rPr>
+          <w:noProof/>
+          <w:sz w:val="24"/>
+          <w:szCs w:val="24"/>
+          <w:lang w:val="tr-TR"/>
+        </w:rPr>
+        <w:t>Reporting</w:t>
+      </w:r>
+    </w:p>
+    <w:p>
+      <w:pPr>
+        <w:spacing w:after="0" w:line="240" w:lineRule="auto"/>
+        <w:rPr>
+          <w:noProof/>
+          <w:sz w:val="24"/>
+          <w:szCs w:val="24"/>
+          <w:lang w:val="tr-TR"/>
+        </w:rPr>
+      </w:pPr>
+      <w:r>
+        <w:rPr>
+          <w:noProof/>
+          <w:sz w:val="24"/>
+          <w:szCs w:val="24"/>
+          <w:lang w:val="tr-TR"/>
+        </w:rPr>
+        <w:t xml:space="preserve">      </w:t>
+      </w:r>
+      <w:r>
+        <w:rPr>
+          <w:noProof/>
+          <w:sz w:val="24"/>
+          <w:szCs w:val="24"/>
+          <w:lang w:val="tr-TR"/>
+        </w:rPr>
+        <w:t xml:space="preserve"> </w:t>
+      </w:r>
+      <w:r>
+        <w:rPr>
+          <w:noProof/>
+          <w:sz w:val="24"/>
+          <w:szCs w:val="24"/>
+          <w:lang w:val="tr-TR"/>
+        </w:rPr>
+        <w:t>│</w:t>
+      </w:r>
+    </w:p>
+    <w:p>
+      <w:pPr>
+        <w:spacing w:after="0" w:line="240" w:lineRule="auto"/>
+        <w:rPr>
+          <w:noProof/>
+          <w:sz w:val="24"/>
+          <w:szCs w:val="24"/>
+          <w:lang w:val="tr-TR"/>
+        </w:rPr>
+      </w:pPr>
+      <w:r>
+        <w:rPr>
+          <w:noProof/>
+          <w:sz w:val="24"/>
+          <w:szCs w:val="24"/>
+          <w:lang w:val="tr-TR"/>
+        </w:rPr>
+        <w:t xml:space="preserve">      </w:t>
+      </w:r>
+      <w:r>
+        <w:rPr>
+          <w:rFonts w:ascii="Arial" w:hAnsi="Arial" w:cs="Arial"/>
+          <w:noProof/>
+          <w:sz w:val="24"/>
+          <w:szCs w:val="24"/>
+          <w:lang w:val="tr-TR"/>
+        </w:rPr>
+        <w:t>▼</w:t>
+      </w:r>
+    </w:p>
+    <w:p>
+      <w:pPr>
+        <w:spacing w:after="0" w:line="240" w:lineRule="auto"/>
+        <w:rPr>
+          <w:noProof/>
+          <w:sz w:val="24"/>
+          <w:szCs w:val="24"/>
+          <w:lang w:val="tr-TR"/>
+        </w:rPr>
+      </w:pPr>
+      <w:r>
+        <w:rPr>
+          <w:noProof/>
+          <w:sz w:val="24"/>
+          <w:szCs w:val="24"/>
+          <w:lang w:val="tr-TR"/>
+        </w:rPr>
+        <w:t>Hyperparameter Optimization</w:t>
       </w:r>
     </w:p>
     <w:p>

--- a/docs/draft/roadmap.docx
+++ b/docs/draft/roadmap.docx
@@ -1,6 +1,6 @@
 
 <file path=word/document.xml><?xml version="1.0" encoding="utf-8"?>
-<w:document xmlns:wpc="http://schemas.microsoft.com/office/word/2010/wordprocessingCanvas" xmlns:cx="http://schemas.microsoft.com/office/drawing/2014/chartex" xmlns:cx1="http://schemas.microsoft.com/office/drawing/2015/9/8/chartex" xmlns:cx2="http://schemas.microsoft.com/office/drawing/2015/10/21/chartex" xmlns:cx3="http://schemas.microsoft.com/office/drawing/2016/5/9/chartex" xmlns:cx4="http://schemas.microsoft.com/office/drawing/2016/5/10/chartex" xmlns:cx5="http://schemas.microsoft.com/office/drawing/2016/5/11/chartex" xmlns:cx6="http://schemas.microsoft.com/office/drawing/2016/5/12/chartex" xmlns:cx7="http://schemas.microsoft.com/office/drawing/2016/5/13/chartex" xmlns:cx8="http://schemas.microsoft.com/office/drawing/2016/5/14/chartex" xmlns:mc="http://schemas.openxmlformats.org/markup-compatibility/2006" xmlns:aink="http://schemas.microsoft.com/office/drawing/2016/ink" xmlns:am3d="http://schemas.microsoft.com/office/drawing/2017/model3d" xmlns:o="urn:schemas-microsoft-com:office:office" xmlns:oel="http://schemas.microsoft.com/office/2019/extlst" xmlns:r="http://schemas.openxmlformats.org/officeDocument/2006/relationships" xmlns:m="http://schemas.openxmlformats.org/officeDocument/2006/math" xmlns:v="urn:schemas-microsoft-com:vml" xmlns:wp14="http://schemas.microsoft.com/office/word/2010/wordprocessingDrawing" xmlns:wp="http://schemas.openxmlformats.org/drawingml/2006/wordprocessingDrawing" xmlns:w10="urn:schemas-microsoft-com:office:word" xmlns:w="http://schemas.openxmlformats.org/wordprocessingml/2006/main" xmlns:w14="http://schemas.microsoft.com/office/word/2010/wordml" xmlns:w15="http://schemas.microsoft.com/office/word/2012/wordml" xmlns:w16cex="http://schemas.microsoft.com/office/word/2018/wordml/cex" xmlns:w16cid="http://schemas.microsoft.com/office/word/2016/wordml/cid" xmlns:w16="http://schemas.microsoft.com/office/word/2018/wordml" xmlns:w16du="http://schemas.microsoft.com/office/word/2023/wordml/word16du" xmlns:w16sdtdh="http://schemas.microsoft.com/office/word/2020/wordml/sdtdatahash" xmlns:w16sdtfl="http://schemas.microsoft.com/office/word/2024/wordml/sdtformatlock" xmlns:w16se="http://schemas.microsoft.com/office/word/2015/wordml/symex" xmlns:wpg="http://schemas.microsoft.com/office/word/2010/wordprocessingGroup" xmlns:wpi="http://schemas.microsoft.com/office/word/2010/wordprocessingInk" xmlns:wne="http://schemas.microsoft.com/office/word/2006/wordml" xmlns:wps="http://schemas.microsoft.com/office/word/2010/wordprocessingShape" mc:Ignorable="w14 w15 w16se w16cid w16 w16cex w16sdtdh w16sdtfl w16du wp14">
+<w:document xmlns:wpc="http://schemas.microsoft.com/office/word/2010/wordprocessingCanvas" xmlns:cx="http://schemas.microsoft.com/office/drawing/2014/chartex" xmlns:cx1="http://schemas.microsoft.com/office/drawing/2015/9/8/chartex" xmlns:cx2="http://schemas.microsoft.com/office/drawing/2015/10/21/chartex" xmlns:cx3="http://schemas.microsoft.com/office/drawing/2016/5/9/chartex" xmlns:cx4="http://schemas.microsoft.com/office/drawing/2016/5/10/chartex" xmlns:cx5="http://schemas.microsoft.com/office/drawing/2016/5/11/chartex" xmlns:cx6="http://schemas.microsoft.com/office/drawing/2016/5/12/chartex" xmlns:cx7="http://schemas.microsoft.com/office/drawing/2016/5/13/chartex" xmlns:cx8="http://schemas.microsoft.com/office/drawing/2016/5/14/chartex" xmlns:mc="http://schemas.openxmlformats.org/markup-compatibility/2006" xmlns:aink="http://schemas.microsoft.com/office/drawing/2016/ink" xmlns:am3d="http://schemas.microsoft.com/office/drawing/2017/model3d" xmlns:o="urn:schemas-microsoft-com:office:office" xmlns:oel="http://schemas.microsoft.com/office/2019/extlst" xmlns:r="http://schemas.openxmlformats.org/officeDocument/2006/relationships" xmlns:m="http://schemas.openxmlformats.org/officeDocument/2006/math" xmlns:v="urn:schemas-microsoft-com:vml" xmlns:wp14="http://schemas.microsoft.com/office/word/2010/wordprocessingDrawing" xmlns:wp="http://schemas.openxmlformats.org/drawingml/2006/wordprocessingDrawing" xmlns:w10="urn:schemas-microsoft-com:office:word" xmlns:w="http://schemas.openxmlformats.org/wordprocessingml/2006/main" xmlns:w14="http://schemas.microsoft.com/office/word/2010/wordml" xmlns:w15="http://schemas.microsoft.com/office/word/2012/wordml" xmlns:w16cei="http://schemas.microsoft.com/office/word/2026/wordml/cei" xmlns:w16cex="http://schemas.microsoft.com/office/word/2018/wordml/cex" xmlns:w16cid="http://schemas.microsoft.com/office/word/2016/wordml/cid" xmlns:w16="http://schemas.microsoft.com/office/word/2018/wordml" xmlns:w16du="http://schemas.microsoft.com/office/word/2023/wordml/word16du" xmlns:w16sdtdh="http://schemas.microsoft.com/office/word/2020/wordml/sdtdatahash" xmlns:w16sdtfl="http://schemas.microsoft.com/office/word/2024/wordml/sdtformatlock" xmlns:w16se="http://schemas.microsoft.com/office/word/2015/wordml/symex" xmlns:wpg="http://schemas.microsoft.com/office/word/2010/wordprocessingGroup" xmlns:wpi="http://schemas.microsoft.com/office/word/2010/wordprocessingInk" xmlns:wne="http://schemas.microsoft.com/office/word/2006/wordml" xmlns:wps="http://schemas.microsoft.com/office/word/2010/wordprocessingShape" mc:Ignorable="w14 w15 w16se w16cid w16 w16cex w16sdtdh w16sdtfl w16du wp14">
   <w:body>
     <w:p>
       <w:pPr>
@@ -15439,19 +15439,7 @@
           <w:u w:val="single"/>
           <w:lang w:val="tr-TR"/>
         </w:rPr>
-        <w:t>Sprint 10</w:t>
-      </w:r>
-      <w:r>
-        <w:rPr>
-          <w:b/>
-          <w:bCs/>
-          <w:noProof/>
-          <w:sz w:val="24"/>
-          <w:szCs w:val="24"/>
-          <w:u w:val="single"/>
-          <w:lang w:val="tr-TR"/>
-        </w:rPr>
-        <w:t>:</w:t>
+        <w:t>Sprint 10:</w:t>
       </w:r>
     </w:p>
     <w:p>
@@ -17363,6 +17351,358 @@
         </w:rPr>
       </w:pPr>
     </w:p>
+    <w:p>
+      <w:pPr>
+        <w:spacing w:after="0" w:line="240" w:lineRule="auto"/>
+        <w:rPr>
+          <w:noProof/>
+          <w:sz w:val="24"/>
+          <w:szCs w:val="24"/>
+        </w:rPr>
+      </w:pPr>
+    </w:p>
+    <w:p>
+      <w:pPr>
+        <w:spacing w:after="0" w:line="240" w:lineRule="auto"/>
+        <w:rPr>
+          <w:noProof/>
+          <w:sz w:val="24"/>
+          <w:szCs w:val="24"/>
+        </w:rPr>
+      </w:pPr>
+    </w:p>
+    <w:p>
+      <w:pPr>
+        <w:spacing w:after="0" w:line="240" w:lineRule="auto"/>
+        <w:rPr>
+          <w:noProof/>
+          <w:sz w:val="24"/>
+          <w:szCs w:val="24"/>
+        </w:rPr>
+      </w:pPr>
+    </w:p>
+    <w:p>
+      <w:pPr>
+        <w:spacing w:after="0" w:line="240" w:lineRule="auto"/>
+        <w:rPr>
+          <w:noProof/>
+          <w:sz w:val="24"/>
+          <w:szCs w:val="24"/>
+        </w:rPr>
+      </w:pPr>
+    </w:p>
+    <w:p>
+      <w:pPr>
+        <w:spacing w:after="0" w:line="240" w:lineRule="auto"/>
+        <w:rPr>
+          <w:noProof/>
+          <w:sz w:val="24"/>
+          <w:szCs w:val="24"/>
+        </w:rPr>
+      </w:pPr>
+    </w:p>
+    <w:p>
+      <w:pPr>
+        <w:spacing w:after="0" w:line="240" w:lineRule="auto"/>
+        <w:rPr>
+          <w:noProof/>
+          <w:sz w:val="24"/>
+          <w:szCs w:val="24"/>
+        </w:rPr>
+      </w:pPr>
+    </w:p>
+    <w:p>
+      <w:pPr>
+        <w:spacing w:after="0" w:line="240" w:lineRule="auto"/>
+        <w:rPr>
+          <w:noProof/>
+          <w:sz w:val="24"/>
+          <w:szCs w:val="24"/>
+        </w:rPr>
+      </w:pPr>
+    </w:p>
+    <w:p>
+      <w:pPr>
+        <w:spacing w:after="0" w:line="240" w:lineRule="auto"/>
+        <w:rPr>
+          <w:noProof/>
+          <w:sz w:val="24"/>
+          <w:szCs w:val="24"/>
+        </w:rPr>
+      </w:pPr>
+    </w:p>
+    <w:p>
+      <w:pPr>
+        <w:spacing w:after="0" w:line="240" w:lineRule="auto"/>
+        <w:rPr>
+          <w:b/>
+          <w:bCs/>
+          <w:noProof/>
+          <w:sz w:val="32"/>
+          <w:szCs w:val="32"/>
+          <w:u w:val="single"/>
+        </w:rPr>
+      </w:pPr>
+      <w:r>
+        <w:rPr>
+          <w:b/>
+          <w:bCs/>
+          <w:noProof/>
+          <w:sz w:val="32"/>
+          <w:szCs w:val="32"/>
+          <w:u w:val="single"/>
+        </w:rPr>
+        <w:t>BaseHybridForecaster</w:t>
+      </w:r>
+      <w:r>
+        <w:rPr>
+          <w:b/>
+          <w:bCs/>
+          <w:noProof/>
+          <w:sz w:val="32"/>
+          <w:szCs w:val="32"/>
+          <w:u w:val="single"/>
+        </w:rPr>
+        <w:t>:</w:t>
+      </w:r>
+    </w:p>
+    <w:p>
+      <w:pPr>
+        <w:spacing w:after="0" w:line="240" w:lineRule="auto"/>
+        <w:rPr>
+          <w:noProof/>
+          <w:sz w:val="24"/>
+          <w:szCs w:val="24"/>
+        </w:rPr>
+      </w:pPr>
+    </w:p>
+    <w:p>
+      <w:pPr>
+        <w:spacing w:after="0" w:line="240" w:lineRule="auto"/>
+        <w:rPr>
+          <w:noProof/>
+          <w:sz w:val="24"/>
+          <w:szCs w:val="24"/>
+        </w:rPr>
+      </w:pPr>
+      <w:r>
+        <w:rPr>
+          <w:noProof/>
+          <w:sz w:val="24"/>
+          <w:szCs w:val="24"/>
+        </w:rPr>
+        <w:t>Trend Model</w:t>
+      </w:r>
+    </w:p>
+    <w:p>
+      <w:pPr>
+        <w:spacing w:after="0" w:line="240" w:lineRule="auto"/>
+        <w:rPr>
+          <w:noProof/>
+          <w:sz w:val="24"/>
+          <w:szCs w:val="24"/>
+        </w:rPr>
+      </w:pPr>
+      <w:r>
+        <w:rPr>
+          <w:noProof/>
+          <w:sz w:val="24"/>
+          <w:szCs w:val="24"/>
+        </w:rPr>
+        <w:t xml:space="preserve">     │</w:t>
+      </w:r>
+    </w:p>
+    <w:p>
+      <w:pPr>
+        <w:spacing w:after="0" w:line="240" w:lineRule="auto"/>
+        <w:rPr>
+          <w:noProof/>
+          <w:sz w:val="24"/>
+          <w:szCs w:val="24"/>
+        </w:rPr>
+      </w:pPr>
+      <w:r>
+        <w:rPr>
+          <w:noProof/>
+          <w:sz w:val="24"/>
+          <w:szCs w:val="24"/>
+        </w:rPr>
+        <w:t xml:space="preserve">     </w:t>
+      </w:r>
+      <w:r>
+        <w:rPr>
+          <w:rFonts w:ascii="Arial" w:hAnsi="Arial" w:cs="Arial"/>
+          <w:noProof/>
+          <w:sz w:val="24"/>
+          <w:szCs w:val="24"/>
+        </w:rPr>
+        <w:t>▼</w:t>
+      </w:r>
+    </w:p>
+    <w:p>
+      <w:pPr>
+        <w:spacing w:after="0" w:line="240" w:lineRule="auto"/>
+        <w:rPr>
+          <w:noProof/>
+          <w:sz w:val="24"/>
+          <w:szCs w:val="24"/>
+        </w:rPr>
+      </w:pPr>
+      <w:r>
+        <w:rPr>
+          <w:noProof/>
+          <w:sz w:val="24"/>
+          <w:szCs w:val="24"/>
+        </w:rPr>
+        <w:t>Residual Computation</w:t>
+      </w:r>
+    </w:p>
+    <w:p>
+      <w:pPr>
+        <w:spacing w:after="0" w:line="240" w:lineRule="auto"/>
+        <w:rPr>
+          <w:noProof/>
+          <w:sz w:val="24"/>
+          <w:szCs w:val="24"/>
+        </w:rPr>
+      </w:pPr>
+      <w:r>
+        <w:rPr>
+          <w:noProof/>
+          <w:sz w:val="24"/>
+          <w:szCs w:val="24"/>
+        </w:rPr>
+        <w:t xml:space="preserve">     │</w:t>
+      </w:r>
+    </w:p>
+    <w:p>
+      <w:pPr>
+        <w:spacing w:after="0" w:line="240" w:lineRule="auto"/>
+        <w:rPr>
+          <w:noProof/>
+          <w:sz w:val="24"/>
+          <w:szCs w:val="24"/>
+        </w:rPr>
+      </w:pPr>
+      <w:r>
+        <w:rPr>
+          <w:noProof/>
+          <w:sz w:val="24"/>
+          <w:szCs w:val="24"/>
+        </w:rPr>
+        <w:t xml:space="preserve">     </w:t>
+      </w:r>
+      <w:r>
+        <w:rPr>
+          <w:rFonts w:ascii="Arial" w:hAnsi="Arial" w:cs="Arial"/>
+          <w:noProof/>
+          <w:sz w:val="24"/>
+          <w:szCs w:val="24"/>
+        </w:rPr>
+        <w:t>▼</w:t>
+      </w:r>
+    </w:p>
+    <w:p>
+      <w:pPr>
+        <w:spacing w:after="0" w:line="240" w:lineRule="auto"/>
+        <w:rPr>
+          <w:noProof/>
+          <w:sz w:val="24"/>
+          <w:szCs w:val="24"/>
+        </w:rPr>
+      </w:pPr>
+      <w:r>
+        <w:rPr>
+          <w:noProof/>
+          <w:sz w:val="24"/>
+          <w:szCs w:val="24"/>
+        </w:rPr>
+        <w:t>Residual Model</w:t>
+      </w:r>
+    </w:p>
+    <w:p>
+      <w:pPr>
+        <w:spacing w:after="0" w:line="240" w:lineRule="auto"/>
+        <w:rPr>
+          <w:noProof/>
+          <w:sz w:val="24"/>
+          <w:szCs w:val="24"/>
+        </w:rPr>
+      </w:pPr>
+      <w:r>
+        <w:rPr>
+          <w:noProof/>
+          <w:sz w:val="24"/>
+          <w:szCs w:val="24"/>
+        </w:rPr>
+        <w:t xml:space="preserve">     │</w:t>
+      </w:r>
+    </w:p>
+    <w:p>
+      <w:pPr>
+        <w:spacing w:after="0" w:line="240" w:lineRule="auto"/>
+        <w:rPr>
+          <w:noProof/>
+          <w:sz w:val="24"/>
+          <w:szCs w:val="24"/>
+        </w:rPr>
+      </w:pPr>
+      <w:r>
+        <w:rPr>
+          <w:noProof/>
+          <w:sz w:val="24"/>
+          <w:szCs w:val="24"/>
+        </w:rPr>
+        <w:t xml:space="preserve">     </w:t>
+      </w:r>
+      <w:r>
+        <w:rPr>
+          <w:rFonts w:ascii="Arial" w:hAnsi="Arial" w:cs="Arial"/>
+          <w:noProof/>
+          <w:sz w:val="24"/>
+          <w:szCs w:val="24"/>
+        </w:rPr>
+        <w:t>▼</w:t>
+      </w:r>
+    </w:p>
+    <w:p>
+      <w:pPr>
+        <w:spacing w:after="0" w:line="240" w:lineRule="auto"/>
+        <w:rPr>
+          <w:noProof/>
+          <w:sz w:val="24"/>
+          <w:szCs w:val="24"/>
+        </w:rPr>
+      </w:pPr>
+      <w:r>
+        <w:rPr>
+          <w:noProof/>
+          <w:sz w:val="24"/>
+          <w:szCs w:val="24"/>
+        </w:rPr>
+        <w:t>Forecast Combination</w:t>
+      </w:r>
+    </w:p>
+    <w:p>
+      <w:pPr>
+        <w:spacing w:after="0" w:line="240" w:lineRule="auto"/>
+        <w:rPr>
+          <w:noProof/>
+          <w:sz w:val="24"/>
+          <w:szCs w:val="24"/>
+        </w:rPr>
+      </w:pPr>
+    </w:p>
+    <w:p>
+      <w:pPr>
+        <w:spacing w:after="0" w:line="240" w:lineRule="auto"/>
+        <w:rPr>
+          <w:noProof/>
+          <w:sz w:val="24"/>
+          <w:szCs w:val="24"/>
+        </w:rPr>
+      </w:pPr>
+    </w:p>
     <w:sectPr>
       <w:pgSz w:w="11906" w:h="16838"/>
       <w:pgMar w:top="1417" w:right="1417" w:bottom="1417" w:left="1417" w:header="708" w:footer="708" w:gutter="0"/>
@@ -17374,7 +17714,7 @@
 </file>
 
 <file path=word/numbering.xml><?xml version="1.0" encoding="utf-8"?>
-<w:numbering xmlns:wpc="http://schemas.microsoft.com/office/word/2010/wordprocessingCanvas" xmlns:cx="http://schemas.microsoft.com/office/drawing/2014/chartex" xmlns:cx1="http://schemas.microsoft.com/office/drawing/2015/9/8/chartex" xmlns:cx2="http://schemas.microsoft.com/office/drawing/2015/10/21/chartex" xmlns:cx3="http://schemas.microsoft.com/office/drawing/2016/5/9/chartex" xmlns:cx4="http://schemas.microsoft.com/office/drawing/2016/5/10/chartex" xmlns:cx5="http://schemas.microsoft.com/office/drawing/2016/5/11/chartex" xmlns:cx6="http://schemas.microsoft.com/office/drawing/2016/5/12/chartex" xmlns:cx7="http://schemas.microsoft.com/office/drawing/2016/5/13/chartex" xmlns:cx8="http://schemas.microsoft.com/office/drawing/2016/5/14/chartex" xmlns:mc="http://schemas.openxmlformats.org/markup-compatibility/2006" xmlns:aink="http://schemas.microsoft.com/office/drawing/2016/ink" xmlns:am3d="http://schemas.microsoft.com/office/drawing/2017/model3d" xmlns:o="urn:schemas-microsoft-com:office:office" xmlns:oel="http://schemas.microsoft.com/office/2019/extlst" xmlns:r="http://schemas.openxmlformats.org/officeDocument/2006/relationships" xmlns:m="http://schemas.openxmlformats.org/officeDocument/2006/math" xmlns:v="urn:schemas-microsoft-com:vml" xmlns:wp14="http://schemas.microsoft.com/office/word/2010/wordprocessingDrawing" xmlns:wp="http://schemas.openxmlformats.org/drawingml/2006/wordprocessingDrawing" xmlns:w10="urn:schemas-microsoft-com:office:word" xmlns:w="http://schemas.openxmlformats.org/wordprocessingml/2006/main" xmlns:w14="http://schemas.microsoft.com/office/word/2010/wordml" xmlns:w15="http://schemas.microsoft.com/office/word/2012/wordml" xmlns:w16cex="http://schemas.microsoft.com/office/word/2018/wordml/cex" xmlns:w16cid="http://schemas.microsoft.com/office/word/2016/wordml/cid" xmlns:w16="http://schemas.microsoft.com/office/word/2018/wordml" xmlns:w16du="http://schemas.microsoft.com/office/word/2023/wordml/word16du" xmlns:w16sdtdh="http://schemas.microsoft.com/office/word/2020/wordml/sdtdatahash" xmlns:w16sdtfl="http://schemas.microsoft.com/office/word/2024/wordml/sdtformatlock" xmlns:w16se="http://schemas.microsoft.com/office/word/2015/wordml/symex" xmlns:wpg="http://schemas.microsoft.com/office/word/2010/wordprocessingGroup" xmlns:wpi="http://schemas.microsoft.com/office/word/2010/wordprocessingInk" xmlns:wne="http://schemas.microsoft.com/office/word/2006/wordml" xmlns:wps="http://schemas.microsoft.com/office/word/2010/wordprocessingShape" mc:Ignorable="w14 w15 w16se w16cid w16 w16cex w16sdtdh w16sdtfl w16du wp14">
+<w:numbering xmlns:wpc="http://schemas.microsoft.com/office/word/2010/wordprocessingCanvas" xmlns:cx="http://schemas.microsoft.com/office/drawing/2014/chartex" xmlns:cx1="http://schemas.microsoft.com/office/drawing/2015/9/8/chartex" xmlns:cx2="http://schemas.microsoft.com/office/drawing/2015/10/21/chartex" xmlns:cx3="http://schemas.microsoft.com/office/drawing/2016/5/9/chartex" xmlns:cx4="http://schemas.microsoft.com/office/drawing/2016/5/10/chartex" xmlns:cx5="http://schemas.microsoft.com/office/drawing/2016/5/11/chartex" xmlns:cx6="http://schemas.microsoft.com/office/drawing/2016/5/12/chartex" xmlns:cx7="http://schemas.microsoft.com/office/drawing/2016/5/13/chartex" xmlns:cx8="http://schemas.microsoft.com/office/drawing/2016/5/14/chartex" xmlns:mc="http://schemas.openxmlformats.org/markup-compatibility/2006" xmlns:aink="http://schemas.microsoft.com/office/drawing/2016/ink" xmlns:am3d="http://schemas.microsoft.com/office/drawing/2017/model3d" xmlns:o="urn:schemas-microsoft-com:office:office" xmlns:oel="http://schemas.microsoft.com/office/2019/extlst" xmlns:r="http://schemas.openxmlformats.org/officeDocument/2006/relationships" xmlns:m="http://schemas.openxmlformats.org/officeDocument/2006/math" xmlns:v="urn:schemas-microsoft-com:vml" xmlns:wp14="http://schemas.microsoft.com/office/word/2010/wordprocessingDrawing" xmlns:wp="http://schemas.openxmlformats.org/drawingml/2006/wordprocessingDrawing" xmlns:w10="urn:schemas-microsoft-com:office:word" xmlns:w="http://schemas.openxmlformats.org/wordprocessingml/2006/main" xmlns:w14="http://schemas.microsoft.com/office/word/2010/wordml" xmlns:w15="http://schemas.microsoft.com/office/word/2012/wordml" xmlns:w16cei="http://schemas.microsoft.com/office/word/2026/wordml/cei" xmlns:w16cex="http://schemas.microsoft.com/office/word/2018/wordml/cex" xmlns:w16cid="http://schemas.microsoft.com/office/word/2016/wordml/cid" xmlns:w16="http://schemas.microsoft.com/office/word/2018/wordml" xmlns:w16du="http://schemas.microsoft.com/office/word/2023/wordml/word16du" xmlns:w16sdtdh="http://schemas.microsoft.com/office/word/2020/wordml/sdtdatahash" xmlns:w16sdtfl="http://schemas.microsoft.com/office/word/2024/wordml/sdtformatlock" xmlns:w16se="http://schemas.microsoft.com/office/word/2015/wordml/symex" xmlns:wpg="http://schemas.microsoft.com/office/word/2010/wordprocessingGroup" xmlns:wpi="http://schemas.microsoft.com/office/word/2010/wordprocessingInk" xmlns:wne="http://schemas.microsoft.com/office/word/2006/wordml" xmlns:wps="http://schemas.microsoft.com/office/word/2010/wordprocessingShape" mc:Ignorable="w14 w15 w16se w16cid w16 w16cex w16sdtdh w16sdtfl w16du wp14">
   <w:abstractNum w:abstractNumId="0" w15:restartNumberingAfterBreak="0">
     <w:nsid w:val="000E40F9"/>
     <w:multiLevelType w:val="multilevel"/>

--- a/docs/draft/roadmap.docx
+++ b/docs/draft/roadmap.docx
@@ -17452,9 +17452,447 @@
           <w:szCs w:val="32"/>
           <w:u w:val="single"/>
         </w:rPr>
+        <w:t>BaseHybridForecaster:</w:t>
+      </w:r>
+    </w:p>
+    <w:p>
+      <w:pPr>
+        <w:spacing w:after="0" w:line="240" w:lineRule="auto"/>
+        <w:rPr>
+          <w:noProof/>
+          <w:sz w:val="24"/>
+          <w:szCs w:val="24"/>
+        </w:rPr>
+      </w:pPr>
+    </w:p>
+    <w:p>
+      <w:pPr>
+        <w:spacing w:after="0" w:line="240" w:lineRule="auto"/>
+        <w:rPr>
+          <w:noProof/>
+          <w:sz w:val="24"/>
+          <w:szCs w:val="24"/>
+        </w:rPr>
+      </w:pPr>
+      <w:r>
+        <w:rPr>
+          <w:noProof/>
+          <w:sz w:val="24"/>
+          <w:szCs w:val="24"/>
+        </w:rPr>
+        <w:t>Trend Model</w:t>
+      </w:r>
+    </w:p>
+    <w:p>
+      <w:pPr>
+        <w:spacing w:after="0" w:line="240" w:lineRule="auto"/>
+        <w:rPr>
+          <w:noProof/>
+          <w:sz w:val="24"/>
+          <w:szCs w:val="24"/>
+        </w:rPr>
+      </w:pPr>
+      <w:r>
+        <w:rPr>
+          <w:noProof/>
+          <w:sz w:val="24"/>
+          <w:szCs w:val="24"/>
+        </w:rPr>
+        <w:t xml:space="preserve">     │</w:t>
+      </w:r>
+    </w:p>
+    <w:p>
+      <w:pPr>
+        <w:spacing w:after="0" w:line="240" w:lineRule="auto"/>
+        <w:rPr>
+          <w:noProof/>
+          <w:sz w:val="24"/>
+          <w:szCs w:val="24"/>
+        </w:rPr>
+      </w:pPr>
+      <w:r>
+        <w:rPr>
+          <w:noProof/>
+          <w:sz w:val="24"/>
+          <w:szCs w:val="24"/>
+        </w:rPr>
+        <w:t xml:space="preserve">     </w:t>
+      </w:r>
+      <w:r>
+        <w:rPr>
+          <w:rFonts w:ascii="Arial" w:hAnsi="Arial" w:cs="Arial"/>
+          <w:noProof/>
+          <w:sz w:val="24"/>
+          <w:szCs w:val="24"/>
+        </w:rPr>
+        <w:t>▼</w:t>
+      </w:r>
+    </w:p>
+    <w:p>
+      <w:pPr>
+        <w:spacing w:after="0" w:line="240" w:lineRule="auto"/>
+        <w:rPr>
+          <w:noProof/>
+          <w:sz w:val="24"/>
+          <w:szCs w:val="24"/>
+        </w:rPr>
+      </w:pPr>
+      <w:r>
+        <w:rPr>
+          <w:noProof/>
+          <w:sz w:val="24"/>
+          <w:szCs w:val="24"/>
+        </w:rPr>
+        <w:t>Residual Computation</w:t>
+      </w:r>
+    </w:p>
+    <w:p>
+      <w:pPr>
+        <w:spacing w:after="0" w:line="240" w:lineRule="auto"/>
+        <w:rPr>
+          <w:noProof/>
+          <w:sz w:val="24"/>
+          <w:szCs w:val="24"/>
+        </w:rPr>
+      </w:pPr>
+      <w:r>
+        <w:rPr>
+          <w:noProof/>
+          <w:sz w:val="24"/>
+          <w:szCs w:val="24"/>
+        </w:rPr>
+        <w:t xml:space="preserve">     │</w:t>
+      </w:r>
+    </w:p>
+    <w:p>
+      <w:pPr>
+        <w:spacing w:after="0" w:line="240" w:lineRule="auto"/>
+        <w:rPr>
+          <w:noProof/>
+          <w:sz w:val="24"/>
+          <w:szCs w:val="24"/>
+        </w:rPr>
+      </w:pPr>
+      <w:r>
+        <w:rPr>
+          <w:noProof/>
+          <w:sz w:val="24"/>
+          <w:szCs w:val="24"/>
+        </w:rPr>
+        <w:t xml:space="preserve">     </w:t>
+      </w:r>
+      <w:r>
+        <w:rPr>
+          <w:rFonts w:ascii="Arial" w:hAnsi="Arial" w:cs="Arial"/>
+          <w:noProof/>
+          <w:sz w:val="24"/>
+          <w:szCs w:val="24"/>
+        </w:rPr>
+        <w:t>▼</w:t>
+      </w:r>
+    </w:p>
+    <w:p>
+      <w:pPr>
+        <w:spacing w:after="0" w:line="240" w:lineRule="auto"/>
+        <w:rPr>
+          <w:noProof/>
+          <w:sz w:val="24"/>
+          <w:szCs w:val="24"/>
+        </w:rPr>
+      </w:pPr>
+      <w:r>
+        <w:rPr>
+          <w:noProof/>
+          <w:sz w:val="24"/>
+          <w:szCs w:val="24"/>
+        </w:rPr>
+        <w:t>Residual Model</w:t>
+      </w:r>
+    </w:p>
+    <w:p>
+      <w:pPr>
+        <w:spacing w:after="0" w:line="240" w:lineRule="auto"/>
+        <w:rPr>
+          <w:noProof/>
+          <w:sz w:val="24"/>
+          <w:szCs w:val="24"/>
+        </w:rPr>
+      </w:pPr>
+      <w:r>
+        <w:rPr>
+          <w:noProof/>
+          <w:sz w:val="24"/>
+          <w:szCs w:val="24"/>
+        </w:rPr>
+        <w:t xml:space="preserve">     │</w:t>
+      </w:r>
+    </w:p>
+    <w:p>
+      <w:pPr>
+        <w:spacing w:after="0" w:line="240" w:lineRule="auto"/>
+        <w:rPr>
+          <w:noProof/>
+          <w:sz w:val="24"/>
+          <w:szCs w:val="24"/>
+        </w:rPr>
+      </w:pPr>
+      <w:r>
+        <w:rPr>
+          <w:noProof/>
+          <w:sz w:val="24"/>
+          <w:szCs w:val="24"/>
+        </w:rPr>
+        <w:t xml:space="preserve">     </w:t>
+      </w:r>
+      <w:r>
+        <w:rPr>
+          <w:rFonts w:ascii="Arial" w:hAnsi="Arial" w:cs="Arial"/>
+          <w:noProof/>
+          <w:sz w:val="24"/>
+          <w:szCs w:val="24"/>
+        </w:rPr>
+        <w:t>▼</w:t>
+      </w:r>
+    </w:p>
+    <w:p>
+      <w:pPr>
+        <w:spacing w:after="0" w:line="240" w:lineRule="auto"/>
+        <w:rPr>
+          <w:noProof/>
+          <w:sz w:val="24"/>
+          <w:szCs w:val="24"/>
+        </w:rPr>
+      </w:pPr>
+      <w:r>
+        <w:rPr>
+          <w:noProof/>
+          <w:sz w:val="24"/>
+          <w:szCs w:val="24"/>
+        </w:rPr>
+        <w:t>Forecast Combination</w:t>
+      </w:r>
+    </w:p>
+    <w:p>
+      <w:pPr>
+        <w:spacing w:after="0" w:line="240" w:lineRule="auto"/>
+        <w:rPr>
+          <w:noProof/>
+          <w:sz w:val="24"/>
+          <w:szCs w:val="24"/>
+        </w:rPr>
+      </w:pPr>
+    </w:p>
+    <w:p>
+      <w:pPr>
+        <w:spacing w:after="0" w:line="240" w:lineRule="auto"/>
+        <w:rPr>
+          <w:noProof/>
+          <w:sz w:val="24"/>
+          <w:szCs w:val="24"/>
+        </w:rPr>
+      </w:pPr>
+    </w:p>
+    <w:p>
+      <w:pPr>
+        <w:spacing w:after="0" w:line="240" w:lineRule="auto"/>
+        <w:rPr>
+          <w:noProof/>
+          <w:sz w:val="24"/>
+          <w:szCs w:val="24"/>
+        </w:rPr>
+      </w:pPr>
+      <w:r>
+        <w:rPr>
+          <w:noProof/>
+          <w:sz w:val="24"/>
+          <w:szCs w:val="24"/>
+        </w:rPr>
         <w:t>BaseHybridForecaster</w:t>
       </w:r>
-      <w:r>
+    </w:p>
+    <w:p>
+      <w:pPr>
+        <w:spacing w:after="0" w:line="240" w:lineRule="auto"/>
+        <w:rPr>
+          <w:noProof/>
+          <w:sz w:val="24"/>
+          <w:szCs w:val="24"/>
+        </w:rPr>
+      </w:pPr>
+      <w:r>
+        <w:rPr>
+          <w:noProof/>
+          <w:sz w:val="24"/>
+          <w:szCs w:val="24"/>
+        </w:rPr>
+        <w:t xml:space="preserve"> </w:t>
+      </w:r>
+      <w:r>
+        <w:rPr>
+          <w:noProof/>
+          <w:sz w:val="24"/>
+          <w:szCs w:val="24"/>
+        </w:rPr>
+        <w:t>│</w:t>
+      </w:r>
+    </w:p>
+    <w:p>
+      <w:pPr>
+        <w:spacing w:after="0" w:line="240" w:lineRule="auto"/>
+        <w:rPr>
+          <w:noProof/>
+          <w:sz w:val="24"/>
+          <w:szCs w:val="24"/>
+        </w:rPr>
+      </w:pPr>
+      <w:r>
+        <w:rPr>
+          <w:rFonts w:ascii="MS Gothic" w:eastAsia="MS Gothic" w:hAnsi="MS Gothic" w:cs="MS Gothic" w:hint="eastAsia"/>
+          <w:noProof/>
+          <w:sz w:val="24"/>
+          <w:szCs w:val="24"/>
+        </w:rPr>
+        <w:t>├</w:t>
+      </w:r>
+      <w:r>
+        <w:rPr>
+          <w:rFonts w:ascii="Calibri" w:hAnsi="Calibri" w:cs="Calibri"/>
+          <w:noProof/>
+          <w:sz w:val="24"/>
+          <w:szCs w:val="24"/>
+        </w:rPr>
+        <w:t>──</w:t>
+      </w:r>
+      <w:r>
+        <w:rPr>
+          <w:noProof/>
+          <w:sz w:val="24"/>
+          <w:szCs w:val="24"/>
+        </w:rPr>
+        <w:t xml:space="preserve"> KalmanLSTMForecaster</w:t>
+      </w:r>
+    </w:p>
+    <w:p>
+      <w:pPr>
+        <w:spacing w:after="0" w:line="240" w:lineRule="auto"/>
+        <w:rPr>
+          <w:noProof/>
+          <w:sz w:val="24"/>
+          <w:szCs w:val="24"/>
+        </w:rPr>
+      </w:pPr>
+      <w:r>
+        <w:rPr>
+          <w:rFonts w:ascii="MS Gothic" w:eastAsia="MS Gothic" w:hAnsi="MS Gothic" w:cs="MS Gothic" w:hint="eastAsia"/>
+          <w:noProof/>
+          <w:sz w:val="24"/>
+          <w:szCs w:val="24"/>
+        </w:rPr>
+        <w:t>├</w:t>
+      </w:r>
+      <w:r>
+        <w:rPr>
+          <w:rFonts w:ascii="Calibri" w:hAnsi="Calibri" w:cs="Calibri"/>
+          <w:noProof/>
+          <w:sz w:val="24"/>
+          <w:szCs w:val="24"/>
+        </w:rPr>
+        <w:t>──</w:t>
+      </w:r>
+      <w:r>
+        <w:rPr>
+          <w:noProof/>
+          <w:sz w:val="24"/>
+          <w:szCs w:val="24"/>
+        </w:rPr>
+        <w:t xml:space="preserve"> ARIMALSTMForecaster</w:t>
+      </w:r>
+    </w:p>
+    <w:p>
+      <w:pPr>
+        <w:spacing w:after="0" w:line="240" w:lineRule="auto"/>
+        <w:rPr>
+          <w:noProof/>
+          <w:sz w:val="24"/>
+          <w:szCs w:val="24"/>
+        </w:rPr>
+      </w:pPr>
+      <w:r>
+        <w:rPr>
+          <w:rFonts w:ascii="MS Gothic" w:eastAsia="MS Gothic" w:hAnsi="MS Gothic" w:cs="MS Gothic" w:hint="eastAsia"/>
+          <w:noProof/>
+          <w:sz w:val="24"/>
+          <w:szCs w:val="24"/>
+        </w:rPr>
+        <w:t>├</w:t>
+      </w:r>
+      <w:r>
+        <w:rPr>
+          <w:rFonts w:ascii="Calibri" w:hAnsi="Calibri" w:cs="Calibri"/>
+          <w:noProof/>
+          <w:sz w:val="24"/>
+          <w:szCs w:val="24"/>
+        </w:rPr>
+        <w:t>──</w:t>
+      </w:r>
+      <w:r>
+        <w:rPr>
+          <w:noProof/>
+          <w:sz w:val="24"/>
+          <w:szCs w:val="24"/>
+        </w:rPr>
+        <w:t xml:space="preserve"> KalmanGRUForecaster</w:t>
+      </w:r>
+    </w:p>
+    <w:p>
+      <w:pPr>
+        <w:spacing w:after="0" w:line="240" w:lineRule="auto"/>
+        <w:rPr>
+          <w:noProof/>
+          <w:sz w:val="24"/>
+          <w:szCs w:val="24"/>
+        </w:rPr>
+      </w:pPr>
+      <w:r>
+        <w:rPr>
+          <w:noProof/>
+          <w:sz w:val="24"/>
+          <w:szCs w:val="24"/>
+        </w:rPr>
+        <w:t xml:space="preserve"> </w:t>
+      </w:r>
+      <w:r>
+        <w:rPr>
+          <w:noProof/>
+          <w:sz w:val="24"/>
+          <w:szCs w:val="24"/>
+        </w:rPr>
+        <w:t>└── ETSLSTMForecaster</w:t>
+      </w:r>
+    </w:p>
+    <w:p>
+      <w:pPr>
+        <w:spacing w:after="0" w:line="240" w:lineRule="auto"/>
+        <w:rPr>
+          <w:noProof/>
+          <w:sz w:val="24"/>
+          <w:szCs w:val="24"/>
+        </w:rPr>
+      </w:pPr>
+    </w:p>
+    <w:p>
+      <w:pPr>
+        <w:spacing w:after="0" w:line="240" w:lineRule="auto"/>
+        <w:rPr>
+          <w:noProof/>
+          <w:sz w:val="24"/>
+          <w:szCs w:val="24"/>
+        </w:rPr>
+      </w:pPr>
+    </w:p>
+    <w:p>
+      <w:pPr>
+        <w:spacing w:after="0" w:line="240" w:lineRule="auto"/>
         <w:rPr>
           <w:b/>
           <w:bCs/>
@@ -17463,6 +17901,27 @@
           <w:szCs w:val="32"/>
           <w:u w:val="single"/>
         </w:rPr>
+      </w:pPr>
+      <w:r>
+        <w:rPr>
+          <w:b/>
+          <w:bCs/>
+          <w:noProof/>
+          <w:sz w:val="32"/>
+          <w:szCs w:val="32"/>
+          <w:u w:val="single"/>
+        </w:rPr>
+        <w:t>KalmanLSTMForecaster</w:t>
+      </w:r>
+      <w:r>
+        <w:rPr>
+          <w:b/>
+          <w:bCs/>
+          <w:noProof/>
+          <w:sz w:val="32"/>
+          <w:szCs w:val="32"/>
+          <w:u w:val="single"/>
+        </w:rPr>
         <w:t>:</w:t>
       </w:r>
     </w:p>
@@ -17491,25 +17950,278 @@
           <w:sz w:val="24"/>
           <w:szCs w:val="24"/>
         </w:rPr>
-        <w:t>Trend Model</w:t>
-      </w:r>
-    </w:p>
-    <w:p>
-      <w:pPr>
-        <w:spacing w:after="0" w:line="240" w:lineRule="auto"/>
-        <w:rPr>
-          <w:noProof/>
-          <w:sz w:val="24"/>
-          <w:szCs w:val="24"/>
-        </w:rPr>
-      </w:pPr>
-      <w:r>
-        <w:rPr>
-          <w:noProof/>
-          <w:sz w:val="24"/>
-          <w:szCs w:val="24"/>
-        </w:rPr>
-        <w:t xml:space="preserve">     │</w:t>
+        <w:t>Measured signal</w:t>
+      </w:r>
+    </w:p>
+    <w:p>
+      <w:pPr>
+        <w:spacing w:after="0" w:line="240" w:lineRule="auto"/>
+        <w:rPr>
+          <w:noProof/>
+          <w:sz w:val="24"/>
+          <w:szCs w:val="24"/>
+        </w:rPr>
+      </w:pPr>
+      <w:r>
+        <w:rPr>
+          <w:noProof/>
+          <w:sz w:val="24"/>
+          <w:szCs w:val="24"/>
+        </w:rPr>
+        <w:t xml:space="preserve">        </w:t>
+      </w:r>
+      <w:r>
+        <w:rPr>
+          <w:noProof/>
+          <w:sz w:val="24"/>
+          <w:szCs w:val="24"/>
+        </w:rPr>
+        <w:t xml:space="preserve"> </w:t>
+      </w:r>
+      <w:r>
+        <w:rPr>
+          <w:noProof/>
+          <w:sz w:val="24"/>
+          <w:szCs w:val="24"/>
+        </w:rPr>
+        <w:t>│</w:t>
+      </w:r>
+    </w:p>
+    <w:p>
+      <w:pPr>
+        <w:spacing w:after="0" w:line="240" w:lineRule="auto"/>
+        <w:rPr>
+          <w:noProof/>
+          <w:sz w:val="24"/>
+          <w:szCs w:val="24"/>
+        </w:rPr>
+      </w:pPr>
+      <w:r>
+        <w:rPr>
+          <w:noProof/>
+          <w:sz w:val="24"/>
+          <w:szCs w:val="24"/>
+        </w:rPr>
+        <w:t xml:space="preserve">        </w:t>
+      </w:r>
+      <w:r>
+        <w:rPr>
+          <w:rFonts w:ascii="Arial" w:hAnsi="Arial" w:cs="Arial"/>
+          <w:noProof/>
+          <w:sz w:val="24"/>
+          <w:szCs w:val="24"/>
+        </w:rPr>
+        <w:t>▼</w:t>
+      </w:r>
+    </w:p>
+    <w:p>
+      <w:pPr>
+        <w:spacing w:after="0" w:line="240" w:lineRule="auto"/>
+        <w:rPr>
+          <w:noProof/>
+          <w:sz w:val="24"/>
+          <w:szCs w:val="24"/>
+        </w:rPr>
+      </w:pPr>
+      <w:r>
+        <w:rPr>
+          <w:noProof/>
+          <w:sz w:val="24"/>
+          <w:szCs w:val="24"/>
+        </w:rPr>
+        <w:t>Adaptive Kalman Filter</w:t>
+      </w:r>
+    </w:p>
+    <w:p>
+      <w:pPr>
+        <w:spacing w:after="0" w:line="240" w:lineRule="auto"/>
+        <w:rPr>
+          <w:noProof/>
+          <w:sz w:val="24"/>
+          <w:szCs w:val="24"/>
+        </w:rPr>
+      </w:pPr>
+      <w:r>
+        <w:rPr>
+          <w:noProof/>
+          <w:sz w:val="24"/>
+          <w:szCs w:val="24"/>
+        </w:rPr>
+        <w:t xml:space="preserve">        </w:t>
+      </w:r>
+      <w:r>
+        <w:rPr>
+          <w:noProof/>
+          <w:sz w:val="24"/>
+          <w:szCs w:val="24"/>
+        </w:rPr>
+        <w:t xml:space="preserve"> </w:t>
+      </w:r>
+      <w:r>
+        <w:rPr>
+          <w:noProof/>
+          <w:sz w:val="24"/>
+          <w:szCs w:val="24"/>
+        </w:rPr>
+        <w:t>│</w:t>
+      </w:r>
+    </w:p>
+    <w:p>
+      <w:pPr>
+        <w:spacing w:after="0" w:line="240" w:lineRule="auto"/>
+        <w:rPr>
+          <w:noProof/>
+          <w:sz w:val="24"/>
+          <w:szCs w:val="24"/>
+        </w:rPr>
+      </w:pPr>
+      <w:r>
+        <w:rPr>
+          <w:noProof/>
+          <w:sz w:val="24"/>
+          <w:szCs w:val="24"/>
+        </w:rPr>
+        <w:t>Trend estimate</w:t>
+      </w:r>
+    </w:p>
+    <w:p>
+      <w:pPr>
+        <w:spacing w:after="0" w:line="240" w:lineRule="auto"/>
+        <w:rPr>
+          <w:noProof/>
+          <w:sz w:val="24"/>
+          <w:szCs w:val="24"/>
+        </w:rPr>
+      </w:pPr>
+      <w:r>
+        <w:rPr>
+          <w:noProof/>
+          <w:sz w:val="24"/>
+          <w:szCs w:val="24"/>
+        </w:rPr>
+        <w:t xml:space="preserve">        </w:t>
+      </w:r>
+      <w:r>
+        <w:rPr>
+          <w:noProof/>
+          <w:sz w:val="24"/>
+          <w:szCs w:val="24"/>
+        </w:rPr>
+        <w:t xml:space="preserve"> </w:t>
+      </w:r>
+      <w:r>
+        <w:rPr>
+          <w:noProof/>
+          <w:sz w:val="24"/>
+          <w:szCs w:val="24"/>
+        </w:rPr>
+        <w:t>│</w:t>
+      </w:r>
+    </w:p>
+    <w:p>
+      <w:pPr>
+        <w:spacing w:after="0" w:line="240" w:lineRule="auto"/>
+        <w:rPr>
+          <w:noProof/>
+          <w:sz w:val="24"/>
+          <w:szCs w:val="24"/>
+        </w:rPr>
+      </w:pPr>
+      <w:r>
+        <w:rPr>
+          <w:noProof/>
+          <w:sz w:val="24"/>
+          <w:szCs w:val="24"/>
+        </w:rPr>
+        <w:t xml:space="preserve">        </w:t>
+      </w:r>
+      <w:r>
+        <w:rPr>
+          <w:rFonts w:ascii="Arial" w:hAnsi="Arial" w:cs="Arial"/>
+          <w:noProof/>
+          <w:sz w:val="24"/>
+          <w:szCs w:val="24"/>
+        </w:rPr>
+        <w:t>▼</w:t>
+      </w:r>
+    </w:p>
+    <w:p>
+      <w:pPr>
+        <w:spacing w:after="0" w:line="240" w:lineRule="auto"/>
+        <w:rPr>
+          <w:noProof/>
+          <w:sz w:val="24"/>
+          <w:szCs w:val="24"/>
+        </w:rPr>
+      </w:pPr>
+      <w:r>
+        <w:rPr>
+          <w:noProof/>
+          <w:sz w:val="24"/>
+          <w:szCs w:val="24"/>
+        </w:rPr>
+        <w:t>Residual signal</w:t>
+      </w:r>
+    </w:p>
+    <w:p>
+      <w:pPr>
+        <w:spacing w:after="0" w:line="240" w:lineRule="auto"/>
+        <w:rPr>
+          <w:noProof/>
+          <w:sz w:val="24"/>
+          <w:szCs w:val="24"/>
+        </w:rPr>
+      </w:pPr>
+      <w:r>
+        <w:rPr>
+          <w:noProof/>
+          <w:sz w:val="24"/>
+          <w:szCs w:val="24"/>
+        </w:rPr>
+        <w:t xml:space="preserve">        </w:t>
+      </w:r>
+      <w:r>
+        <w:rPr>
+          <w:noProof/>
+          <w:sz w:val="24"/>
+          <w:szCs w:val="24"/>
+        </w:rPr>
+        <w:t xml:space="preserve"> </w:t>
+      </w:r>
+      <w:r>
+        <w:rPr>
+          <w:noProof/>
+          <w:sz w:val="24"/>
+          <w:szCs w:val="24"/>
+        </w:rPr>
+        <w:t>│</w:t>
+      </w:r>
+    </w:p>
+    <w:p>
+      <w:pPr>
+        <w:spacing w:after="0" w:line="240" w:lineRule="auto"/>
+        <w:rPr>
+          <w:noProof/>
+          <w:sz w:val="24"/>
+          <w:szCs w:val="24"/>
+        </w:rPr>
+      </w:pPr>
+      <w:r>
+        <w:rPr>
+          <w:noProof/>
+          <w:sz w:val="24"/>
+          <w:szCs w:val="24"/>
+        </w:rPr>
+        <w:t xml:space="preserve">        </w:t>
+      </w:r>
+      <w:r>
+        <w:rPr>
+          <w:rFonts w:ascii="Arial" w:hAnsi="Arial" w:cs="Arial"/>
+          <w:noProof/>
+          <w:sz w:val="24"/>
+          <w:szCs w:val="24"/>
+        </w:rPr>
+        <w:t>▼</w:t>
       </w:r>
     </w:p>
     <w:p>
@@ -17531,6 +18243,118 @@
       </w:r>
       <w:r>
         <w:rPr>
+          <w:noProof/>
+          <w:sz w:val="24"/>
+          <w:szCs w:val="24"/>
+        </w:rPr>
+        <w:t>LSTM</w:t>
+      </w:r>
+    </w:p>
+    <w:p>
+      <w:pPr>
+        <w:spacing w:after="0" w:line="240" w:lineRule="auto"/>
+        <w:rPr>
+          <w:noProof/>
+          <w:sz w:val="24"/>
+          <w:szCs w:val="24"/>
+        </w:rPr>
+      </w:pPr>
+      <w:r>
+        <w:rPr>
+          <w:noProof/>
+          <w:sz w:val="24"/>
+          <w:szCs w:val="24"/>
+        </w:rPr>
+        <w:t xml:space="preserve">        </w:t>
+      </w:r>
+      <w:r>
+        <w:rPr>
+          <w:noProof/>
+          <w:sz w:val="24"/>
+          <w:szCs w:val="24"/>
+        </w:rPr>
+        <w:t xml:space="preserve"> </w:t>
+      </w:r>
+      <w:r>
+        <w:rPr>
+          <w:noProof/>
+          <w:sz w:val="24"/>
+          <w:szCs w:val="24"/>
+        </w:rPr>
+        <w:t>│</w:t>
+      </w:r>
+    </w:p>
+    <w:p>
+      <w:pPr>
+        <w:spacing w:after="0" w:line="240" w:lineRule="auto"/>
+        <w:rPr>
+          <w:noProof/>
+          <w:sz w:val="24"/>
+          <w:szCs w:val="24"/>
+        </w:rPr>
+      </w:pPr>
+      <w:r>
+        <w:rPr>
+          <w:noProof/>
+          <w:sz w:val="24"/>
+          <w:szCs w:val="24"/>
+        </w:rPr>
+        <w:t>Residual forecast</w:t>
+      </w:r>
+    </w:p>
+    <w:p>
+      <w:pPr>
+        <w:spacing w:after="0" w:line="240" w:lineRule="auto"/>
+        <w:rPr>
+          <w:noProof/>
+          <w:sz w:val="24"/>
+          <w:szCs w:val="24"/>
+        </w:rPr>
+      </w:pPr>
+      <w:r>
+        <w:rPr>
+          <w:noProof/>
+          <w:sz w:val="24"/>
+          <w:szCs w:val="24"/>
+        </w:rPr>
+        <w:t xml:space="preserve">        </w:t>
+      </w:r>
+      <w:r>
+        <w:rPr>
+          <w:noProof/>
+          <w:sz w:val="24"/>
+          <w:szCs w:val="24"/>
+        </w:rPr>
+        <w:t xml:space="preserve"> </w:t>
+      </w:r>
+      <w:r>
+        <w:rPr>
+          <w:noProof/>
+          <w:sz w:val="24"/>
+          <w:szCs w:val="24"/>
+        </w:rPr>
+        <w:t>│</w:t>
+      </w:r>
+    </w:p>
+    <w:p>
+      <w:pPr>
+        <w:spacing w:after="0" w:line="240" w:lineRule="auto"/>
+        <w:rPr>
+          <w:noProof/>
+          <w:sz w:val="24"/>
+          <w:szCs w:val="24"/>
+        </w:rPr>
+      </w:pPr>
+      <w:r>
+        <w:rPr>
+          <w:noProof/>
+          <w:sz w:val="24"/>
+          <w:szCs w:val="24"/>
+        </w:rPr>
+        <w:t xml:space="preserve">        </w:t>
+      </w:r>
+      <w:r>
+        <w:rPr>
           <w:rFonts w:ascii="Arial" w:hAnsi="Arial" w:cs="Arial"/>
           <w:noProof/>
           <w:sz w:val="24"/>
@@ -17554,43 +18378,59 @@
           <w:sz w:val="24"/>
           <w:szCs w:val="24"/>
         </w:rPr>
-        <w:t>Residual Computation</w:t>
-      </w:r>
-    </w:p>
-    <w:p>
-      <w:pPr>
-        <w:spacing w:after="0" w:line="240" w:lineRule="auto"/>
-        <w:rPr>
-          <w:noProof/>
-          <w:sz w:val="24"/>
-          <w:szCs w:val="24"/>
-        </w:rPr>
-      </w:pPr>
-      <w:r>
-        <w:rPr>
-          <w:noProof/>
-          <w:sz w:val="24"/>
-          <w:szCs w:val="24"/>
-        </w:rPr>
-        <w:t xml:space="preserve">     │</w:t>
-      </w:r>
-    </w:p>
-    <w:p>
-      <w:pPr>
-        <w:spacing w:after="0" w:line="240" w:lineRule="auto"/>
-        <w:rPr>
-          <w:noProof/>
-          <w:sz w:val="24"/>
-          <w:szCs w:val="24"/>
-        </w:rPr>
-      </w:pPr>
-      <w:r>
-        <w:rPr>
-          <w:noProof/>
-          <w:sz w:val="24"/>
-          <w:szCs w:val="24"/>
-        </w:rPr>
-        <w:t xml:space="preserve">     </w:t>
+        <w:t>Kalman trend forecast</w:t>
+      </w:r>
+    </w:p>
+    <w:p>
+      <w:pPr>
+        <w:spacing w:after="0" w:line="240" w:lineRule="auto"/>
+        <w:rPr>
+          <w:noProof/>
+          <w:sz w:val="24"/>
+          <w:szCs w:val="24"/>
+        </w:rPr>
+      </w:pPr>
+      <w:r>
+        <w:rPr>
+          <w:noProof/>
+          <w:sz w:val="24"/>
+          <w:szCs w:val="24"/>
+        </w:rPr>
+        <w:t xml:space="preserve">        </w:t>
+      </w:r>
+      <w:r>
+        <w:rPr>
+          <w:noProof/>
+          <w:sz w:val="24"/>
+          <w:szCs w:val="24"/>
+        </w:rPr>
+        <w:t xml:space="preserve"> </w:t>
+      </w:r>
+      <w:r>
+        <w:rPr>
+          <w:noProof/>
+          <w:sz w:val="24"/>
+          <w:szCs w:val="24"/>
+        </w:rPr>
+        <w:t>│</w:t>
+      </w:r>
+    </w:p>
+    <w:p>
+      <w:pPr>
+        <w:spacing w:after="0" w:line="240" w:lineRule="auto"/>
+        <w:rPr>
+          <w:noProof/>
+          <w:sz w:val="24"/>
+          <w:szCs w:val="24"/>
+        </w:rPr>
+      </w:pPr>
+      <w:r>
+        <w:rPr>
+          <w:noProof/>
+          <w:sz w:val="24"/>
+          <w:szCs w:val="24"/>
+        </w:rPr>
+        <w:t xml:space="preserve">        </w:t>
       </w:r>
       <w:r>
         <w:rPr>
@@ -17617,43 +18457,656 @@
           <w:sz w:val="24"/>
           <w:szCs w:val="24"/>
         </w:rPr>
-        <w:t>Residual Model</w:t>
-      </w:r>
-    </w:p>
-    <w:p>
-      <w:pPr>
-        <w:spacing w:after="0" w:line="240" w:lineRule="auto"/>
-        <w:rPr>
-          <w:noProof/>
-          <w:sz w:val="24"/>
-          <w:szCs w:val="24"/>
-        </w:rPr>
-      </w:pPr>
-      <w:r>
-        <w:rPr>
-          <w:noProof/>
-          <w:sz w:val="24"/>
-          <w:szCs w:val="24"/>
-        </w:rPr>
-        <w:t xml:space="preserve">     │</w:t>
-      </w:r>
-    </w:p>
-    <w:p>
-      <w:pPr>
-        <w:spacing w:after="0" w:line="240" w:lineRule="auto"/>
-        <w:rPr>
-          <w:noProof/>
-          <w:sz w:val="24"/>
-          <w:szCs w:val="24"/>
-        </w:rPr>
-      </w:pPr>
-      <w:r>
-        <w:rPr>
-          <w:noProof/>
-          <w:sz w:val="24"/>
-          <w:szCs w:val="24"/>
-        </w:rPr>
-        <w:t xml:space="preserve">     </w:t>
+        <w:t>Final forecast</w:t>
+      </w:r>
+    </w:p>
+    <w:p>
+      <w:pPr>
+        <w:spacing w:after="0" w:line="240" w:lineRule="auto"/>
+        <w:rPr>
+          <w:noProof/>
+          <w:sz w:val="24"/>
+          <w:szCs w:val="24"/>
+        </w:rPr>
+      </w:pPr>
+    </w:p>
+    <w:p>
+      <w:pPr>
+        <w:spacing w:after="0" w:line="240" w:lineRule="auto"/>
+        <w:rPr>
+          <w:noProof/>
+          <w:sz w:val="24"/>
+          <w:szCs w:val="24"/>
+        </w:rPr>
+      </w:pPr>
+    </w:p>
+    <w:p>
+      <w:pPr>
+        <w:spacing w:after="0" w:line="240" w:lineRule="auto"/>
+        <w:rPr>
+          <w:noProof/>
+          <w:sz w:val="24"/>
+          <w:szCs w:val="24"/>
+        </w:rPr>
+      </w:pPr>
+    </w:p>
+    <w:p>
+      <w:pPr>
+        <w:spacing w:after="0" w:line="240" w:lineRule="auto"/>
+        <w:rPr>
+          <w:b/>
+          <w:bCs/>
+          <w:noProof/>
+          <w:sz w:val="32"/>
+          <w:szCs w:val="32"/>
+          <w:u w:val="single"/>
+          <w:lang w:val="tr-TR"/>
+        </w:rPr>
+      </w:pPr>
+      <w:r>
+        <w:rPr>
+          <w:b/>
+          <w:bCs/>
+          <w:noProof/>
+          <w:sz w:val="32"/>
+          <w:szCs w:val="32"/>
+          <w:u w:val="single"/>
+          <w:lang w:val="tr-TR"/>
+        </w:rPr>
+        <w:lastRenderedPageBreak/>
+        <w:t xml:space="preserve">Commit </w:t>
+      </w:r>
+      <w:r>
+        <w:rPr>
+          <w:b/>
+          <w:bCs/>
+          <w:noProof/>
+          <w:sz w:val="32"/>
+          <w:szCs w:val="32"/>
+          <w:u w:val="single"/>
+          <w:lang w:val="tr-TR"/>
+        </w:rPr>
+        <w:t>5:</w:t>
+      </w:r>
+    </w:p>
+    <w:p>
+      <w:pPr>
+        <w:spacing w:after="0" w:line="240" w:lineRule="auto"/>
+        <w:rPr>
+          <w:noProof/>
+          <w:sz w:val="24"/>
+          <w:szCs w:val="24"/>
+        </w:rPr>
+      </w:pPr>
+    </w:p>
+    <w:p>
+      <w:pPr>
+        <w:spacing w:after="0" w:line="240" w:lineRule="auto"/>
+        <w:rPr>
+          <w:noProof/>
+          <w:sz w:val="24"/>
+          <w:szCs w:val="24"/>
+        </w:rPr>
+      </w:pPr>
+      <w:r>
+        <w:rPr>
+          <w:rFonts w:ascii="Segoe UI Symbol" w:hAnsi="Segoe UI Symbol" w:cs="Segoe UI Symbol"/>
+          <w:noProof/>
+          <w:sz w:val="24"/>
+          <w:szCs w:val="24"/>
+        </w:rPr>
+        <w:t>✓</w:t>
+      </w:r>
+      <w:r>
+        <w:rPr>
+          <w:noProof/>
+          <w:sz w:val="24"/>
+          <w:szCs w:val="24"/>
+        </w:rPr>
+        <w:t xml:space="preserve"> </w:t>
+      </w:r>
+      <w:r>
+        <w:rPr>
+          <w:b/>
+          <w:bCs/>
+          <w:noProof/>
+          <w:sz w:val="24"/>
+          <w:szCs w:val="24"/>
+        </w:rPr>
+        <w:t>Step 1</w:t>
+      </w:r>
+      <w:r>
+        <w:rPr>
+          <w:b/>
+          <w:bCs/>
+          <w:noProof/>
+          <w:sz w:val="24"/>
+          <w:szCs w:val="24"/>
+        </w:rPr>
+        <w:t>:</w:t>
+      </w:r>
+      <w:r>
+        <w:rPr>
+          <w:noProof/>
+          <w:sz w:val="24"/>
+          <w:szCs w:val="24"/>
+        </w:rPr>
+        <w:t xml:space="preserve">  AdaptiveKalmanFilter</w:t>
+      </w:r>
+    </w:p>
+    <w:p>
+      <w:pPr>
+        <w:spacing w:after="0" w:line="240" w:lineRule="auto"/>
+        <w:rPr>
+          <w:noProof/>
+          <w:sz w:val="24"/>
+          <w:szCs w:val="24"/>
+          <w:u w:val="single"/>
+        </w:rPr>
+      </w:pPr>
+    </w:p>
+    <w:p>
+      <w:pPr>
+        <w:spacing w:after="0" w:line="240" w:lineRule="auto"/>
+        <w:rPr>
+          <w:noProof/>
+          <w:sz w:val="24"/>
+          <w:szCs w:val="24"/>
+          <w:u w:val="single"/>
+        </w:rPr>
+      </w:pPr>
+      <w:r>
+        <w:rPr>
+          <w:noProof/>
+          <w:sz w:val="24"/>
+          <w:szCs w:val="24"/>
+          <w:u w:val="single"/>
+        </w:rPr>
+        <w:t>kf.fit(values):</w:t>
+      </w:r>
+    </w:p>
+    <w:p>
+      <w:pPr>
+        <w:spacing w:after="0" w:line="240" w:lineRule="auto"/>
+        <w:rPr>
+          <w:noProof/>
+          <w:sz w:val="24"/>
+          <w:szCs w:val="24"/>
+        </w:rPr>
+      </w:pPr>
+      <w:r>
+        <w:rPr>
+          <w:noProof/>
+          <w:sz w:val="24"/>
+          <w:szCs w:val="24"/>
+        </w:rPr>
+        <w:t>Adaptive Filter</w:t>
+      </w:r>
+    </w:p>
+    <w:p>
+      <w:pPr>
+        <w:spacing w:after="0" w:line="240" w:lineRule="auto"/>
+        <w:ind w:firstLine="708"/>
+        <w:rPr>
+          <w:noProof/>
+          <w:sz w:val="24"/>
+          <w:szCs w:val="24"/>
+        </w:rPr>
+      </w:pPr>
+      <w:r>
+        <w:rPr>
+          <w:noProof/>
+          <w:sz w:val="24"/>
+          <w:szCs w:val="24"/>
+        </w:rPr>
+        <w:t>↓</w:t>
+      </w:r>
+    </w:p>
+    <w:p>
+      <w:pPr>
+        <w:spacing w:after="0" w:line="240" w:lineRule="auto"/>
+        <w:rPr>
+          <w:noProof/>
+          <w:sz w:val="24"/>
+          <w:szCs w:val="24"/>
+        </w:rPr>
+      </w:pPr>
+      <w:r>
+        <w:rPr>
+          <w:noProof/>
+          <w:sz w:val="24"/>
+          <w:szCs w:val="24"/>
+        </w:rPr>
+        <w:t>Bias correction</w:t>
+      </w:r>
+    </w:p>
+    <w:p>
+      <w:pPr>
+        <w:spacing w:after="0" w:line="240" w:lineRule="auto"/>
+        <w:ind w:firstLine="708"/>
+        <w:rPr>
+          <w:noProof/>
+          <w:sz w:val="24"/>
+          <w:szCs w:val="24"/>
+        </w:rPr>
+      </w:pPr>
+      <w:r>
+        <w:rPr>
+          <w:noProof/>
+          <w:sz w:val="24"/>
+          <w:szCs w:val="24"/>
+        </w:rPr>
+        <w:t>↓</w:t>
+      </w:r>
+    </w:p>
+    <w:p>
+      <w:pPr>
+        <w:spacing w:after="0" w:line="240" w:lineRule="auto"/>
+        <w:rPr>
+          <w:noProof/>
+          <w:sz w:val="24"/>
+          <w:szCs w:val="24"/>
+        </w:rPr>
+      </w:pPr>
+      <w:r>
+        <w:rPr>
+          <w:noProof/>
+          <w:sz w:val="24"/>
+          <w:szCs w:val="24"/>
+        </w:rPr>
+        <w:t>Sigma estimation</w:t>
+      </w:r>
+    </w:p>
+    <w:p>
+      <w:pPr>
+        <w:spacing w:after="0" w:line="240" w:lineRule="auto"/>
+        <w:ind w:firstLine="708"/>
+        <w:rPr>
+          <w:noProof/>
+          <w:sz w:val="24"/>
+          <w:szCs w:val="24"/>
+        </w:rPr>
+      </w:pPr>
+      <w:r>
+        <w:rPr>
+          <w:noProof/>
+          <w:sz w:val="24"/>
+          <w:szCs w:val="24"/>
+        </w:rPr>
+        <w:t>↓</w:t>
+      </w:r>
+    </w:p>
+    <w:p>
+      <w:pPr>
+        <w:spacing w:after="0" w:line="240" w:lineRule="auto"/>
+        <w:rPr>
+          <w:noProof/>
+          <w:sz w:val="24"/>
+          <w:szCs w:val="24"/>
+        </w:rPr>
+      </w:pPr>
+      <w:r>
+        <w:rPr>
+          <w:noProof/>
+          <w:sz w:val="24"/>
+          <w:szCs w:val="24"/>
+        </w:rPr>
+        <w:t xml:space="preserve">       </w:t>
+      </w:r>
+      <w:r>
+        <w:rPr>
+          <w:noProof/>
+          <w:sz w:val="24"/>
+          <w:szCs w:val="24"/>
+        </w:rPr>
+        <w:t>Forecast</w:t>
+      </w:r>
+    </w:p>
+    <w:p>
+      <w:pPr>
+        <w:spacing w:after="0" w:line="240" w:lineRule="auto"/>
+        <w:rPr>
+          <w:noProof/>
+          <w:sz w:val="24"/>
+          <w:szCs w:val="24"/>
+        </w:rPr>
+      </w:pPr>
+    </w:p>
+    <w:p>
+      <w:pPr>
+        <w:spacing w:after="0" w:line="240" w:lineRule="auto"/>
+        <w:rPr>
+          <w:noProof/>
+          <w:sz w:val="24"/>
+          <w:szCs w:val="24"/>
+        </w:rPr>
+      </w:pPr>
+      <w:r>
+        <w:rPr>
+          <w:rFonts w:ascii="Segoe UI Symbol" w:hAnsi="Segoe UI Symbol" w:cs="Segoe UI Symbol"/>
+          <w:noProof/>
+          <w:sz w:val="24"/>
+          <w:szCs w:val="24"/>
+        </w:rPr>
+        <w:t>✓</w:t>
+      </w:r>
+      <w:r>
+        <w:rPr>
+          <w:noProof/>
+          <w:sz w:val="24"/>
+          <w:szCs w:val="24"/>
+        </w:rPr>
+        <w:t xml:space="preserve"> </w:t>
+      </w:r>
+      <w:r>
+        <w:rPr>
+          <w:b/>
+          <w:bCs/>
+          <w:noProof/>
+          <w:sz w:val="24"/>
+          <w:szCs w:val="24"/>
+        </w:rPr>
+        <w:t>Step 2</w:t>
+      </w:r>
+      <w:r>
+        <w:rPr>
+          <w:b/>
+          <w:bCs/>
+          <w:noProof/>
+          <w:sz w:val="24"/>
+          <w:szCs w:val="24"/>
+        </w:rPr>
+        <w:t>:</w:t>
+      </w:r>
+      <w:r>
+        <w:rPr>
+          <w:noProof/>
+          <w:sz w:val="24"/>
+          <w:szCs w:val="24"/>
+        </w:rPr>
+        <w:t xml:space="preserve">  removed by design</w:t>
+      </w:r>
+      <w:r>
+        <w:rPr>
+          <w:noProof/>
+          <w:sz w:val="24"/>
+          <w:szCs w:val="24"/>
+        </w:rPr>
+        <w:t>:</w:t>
+      </w:r>
+    </w:p>
+    <w:p>
+      <w:pPr>
+        <w:spacing w:after="0" w:line="240" w:lineRule="auto"/>
+        <w:ind w:left="708"/>
+        <w:rPr>
+          <w:b/>
+          <w:bCs/>
+          <w:noProof/>
+          <w:sz w:val="24"/>
+          <w:szCs w:val="24"/>
+        </w:rPr>
+      </w:pPr>
+      <w:r>
+        <w:rPr>
+          <w:b/>
+          <w:bCs/>
+          <w:noProof/>
+          <w:sz w:val="24"/>
+          <w:szCs w:val="24"/>
+        </w:rPr>
+        <w:t xml:space="preserve"> </w:t>
+      </w:r>
+      <w:r>
+        <w:rPr>
+          <w:b/>
+          <w:bCs/>
+          <w:noProof/>
+          <w:sz w:val="24"/>
+          <w:szCs w:val="24"/>
+        </w:rPr>
+        <w:t>Sprint 6: ./forecasting/kalman.py</w:t>
+      </w:r>
+    </w:p>
+    <w:p>
+      <w:pPr>
+        <w:spacing w:after="0" w:line="240" w:lineRule="auto"/>
+        <w:rPr>
+          <w:noProof/>
+          <w:sz w:val="24"/>
+          <w:szCs w:val="24"/>
+        </w:rPr>
+      </w:pPr>
+      <w:r>
+        <w:rPr>
+          <w:rFonts w:ascii="Segoe UI Symbol" w:hAnsi="Segoe UI Symbol" w:cs="Segoe UI Symbol"/>
+          <w:noProof/>
+          <w:sz w:val="24"/>
+          <w:szCs w:val="24"/>
+        </w:rPr>
+        <w:t>✓</w:t>
+      </w:r>
+      <w:r>
+        <w:rPr>
+          <w:noProof/>
+          <w:sz w:val="24"/>
+          <w:szCs w:val="24"/>
+        </w:rPr>
+        <w:t xml:space="preserve"> </w:t>
+      </w:r>
+      <w:r>
+        <w:rPr>
+          <w:b/>
+          <w:bCs/>
+          <w:noProof/>
+          <w:sz w:val="24"/>
+          <w:szCs w:val="24"/>
+        </w:rPr>
+        <w:t>Step 3</w:t>
+      </w:r>
+      <w:r>
+        <w:rPr>
+          <w:b/>
+          <w:bCs/>
+          <w:noProof/>
+          <w:sz w:val="24"/>
+          <w:szCs w:val="24"/>
+        </w:rPr>
+        <w:t>:</w:t>
+      </w:r>
+      <w:r>
+        <w:rPr>
+          <w:noProof/>
+          <w:sz w:val="24"/>
+          <w:szCs w:val="24"/>
+        </w:rPr>
+        <w:t xml:space="preserve">  KalmanLSTMForecaster</w:t>
+      </w:r>
+    </w:p>
+    <w:p>
+      <w:pPr>
+        <w:spacing w:after="0" w:line="240" w:lineRule="auto"/>
+        <w:rPr>
+          <w:noProof/>
+          <w:sz w:val="24"/>
+          <w:szCs w:val="24"/>
+        </w:rPr>
+      </w:pPr>
+      <w:r>
+        <w:rPr>
+          <w:noProof/>
+          <w:sz w:val="24"/>
+          <w:szCs w:val="24"/>
+        </w:rPr>
+        <w:t xml:space="preserve">→ </w:t>
+      </w:r>
+      <w:r>
+        <w:rPr>
+          <w:b/>
+          <w:bCs/>
+          <w:noProof/>
+          <w:sz w:val="24"/>
+          <w:szCs w:val="24"/>
+        </w:rPr>
+        <w:t>Step 4</w:t>
+      </w:r>
+      <w:r>
+        <w:rPr>
+          <w:b/>
+          <w:bCs/>
+          <w:noProof/>
+          <w:sz w:val="24"/>
+          <w:szCs w:val="24"/>
+        </w:rPr>
+        <w:t>:</w:t>
+      </w:r>
+      <w:r>
+        <w:rPr>
+          <w:noProof/>
+          <w:sz w:val="24"/>
+          <w:szCs w:val="24"/>
+        </w:rPr>
+        <w:t xml:space="preserve">  Tests</w:t>
+      </w:r>
+    </w:p>
+    <w:p>
+      <w:pPr>
+        <w:spacing w:after="0" w:line="240" w:lineRule="auto"/>
+        <w:rPr>
+          <w:noProof/>
+          <w:sz w:val="24"/>
+          <w:szCs w:val="24"/>
+        </w:rPr>
+      </w:pPr>
+      <w:r>
+        <w:rPr>
+          <w:noProof/>
+          <w:sz w:val="24"/>
+          <w:szCs w:val="24"/>
+        </w:rPr>
+        <w:t xml:space="preserve">→ </w:t>
+      </w:r>
+      <w:r>
+        <w:rPr>
+          <w:b/>
+          <w:bCs/>
+          <w:noProof/>
+          <w:sz w:val="24"/>
+          <w:szCs w:val="24"/>
+        </w:rPr>
+        <w:t>Step 5</w:t>
+      </w:r>
+      <w:r>
+        <w:rPr>
+          <w:b/>
+          <w:bCs/>
+          <w:noProof/>
+          <w:sz w:val="24"/>
+          <w:szCs w:val="24"/>
+        </w:rPr>
+        <w:t>:</w:t>
+      </w:r>
+      <w:r>
+        <w:rPr>
+          <w:noProof/>
+          <w:sz w:val="24"/>
+          <w:szCs w:val="24"/>
+        </w:rPr>
+        <w:t xml:space="preserve">  Demo</w:t>
+      </w:r>
+    </w:p>
+    <w:p>
+      <w:pPr>
+        <w:spacing w:after="0" w:line="240" w:lineRule="auto"/>
+        <w:rPr>
+          <w:noProof/>
+          <w:sz w:val="24"/>
+          <w:szCs w:val="24"/>
+        </w:rPr>
+      </w:pPr>
+    </w:p>
+    <w:p>
+      <w:pPr>
+        <w:spacing w:after="0" w:line="240" w:lineRule="auto"/>
+        <w:rPr>
+          <w:noProof/>
+          <w:sz w:val="24"/>
+          <w:szCs w:val="24"/>
+        </w:rPr>
+      </w:pPr>
+    </w:p>
+    <w:p>
+      <w:pPr>
+        <w:spacing w:after="0" w:line="240" w:lineRule="auto"/>
+        <w:rPr>
+          <w:b/>
+          <w:bCs/>
+          <w:noProof/>
+          <w:sz w:val="24"/>
+          <w:szCs w:val="24"/>
+        </w:rPr>
+      </w:pPr>
+      <w:r>
+        <w:rPr>
+          <w:b/>
+          <w:bCs/>
+          <w:noProof/>
+          <w:sz w:val="24"/>
+          <w:szCs w:val="24"/>
+        </w:rPr>
+        <w:t>BatteryDataset</w:t>
+      </w:r>
+    </w:p>
+    <w:p>
+      <w:pPr>
+        <w:spacing w:after="0" w:line="240" w:lineRule="auto"/>
+        <w:rPr>
+          <w:noProof/>
+          <w:sz w:val="24"/>
+          <w:szCs w:val="24"/>
+        </w:rPr>
+      </w:pPr>
+      <w:r>
+        <w:rPr>
+          <w:noProof/>
+          <w:sz w:val="24"/>
+          <w:szCs w:val="24"/>
+        </w:rPr>
+        <w:t xml:space="preserve">        </w:t>
+      </w:r>
+      <w:r>
+        <w:rPr>
+          <w:noProof/>
+          <w:sz w:val="24"/>
+          <w:szCs w:val="24"/>
+        </w:rPr>
+        <w:t xml:space="preserve"> </w:t>
+      </w:r>
+      <w:r>
+        <w:rPr>
+          <w:noProof/>
+          <w:sz w:val="24"/>
+          <w:szCs w:val="24"/>
+        </w:rPr>
+        <w:t>│</w:t>
+      </w:r>
+    </w:p>
+    <w:p>
+      <w:pPr>
+        <w:spacing w:after="0" w:line="240" w:lineRule="auto"/>
+        <w:rPr>
+          <w:noProof/>
+          <w:sz w:val="24"/>
+          <w:szCs w:val="24"/>
+        </w:rPr>
+      </w:pPr>
+      <w:r>
+        <w:rPr>
+          <w:noProof/>
+          <w:sz w:val="24"/>
+          <w:szCs w:val="24"/>
+        </w:rPr>
+        <w:t xml:space="preserve">        </w:t>
       </w:r>
       <w:r>
         <w:rPr>
@@ -17669,39 +19122,1263 @@
       <w:pPr>
         <w:spacing w:after="0" w:line="240" w:lineRule="auto"/>
         <w:rPr>
-          <w:noProof/>
-          <w:sz w:val="24"/>
-          <w:szCs w:val="24"/>
-        </w:rPr>
-      </w:pPr>
-      <w:r>
-        <w:rPr>
-          <w:noProof/>
-          <w:sz w:val="24"/>
-          <w:szCs w:val="24"/>
-        </w:rPr>
-        <w:t>Forecast Combination</w:t>
-      </w:r>
-    </w:p>
-    <w:p>
-      <w:pPr>
-        <w:spacing w:after="0" w:line="240" w:lineRule="auto"/>
-        <w:rPr>
-          <w:noProof/>
-          <w:sz w:val="24"/>
-          <w:szCs w:val="24"/>
-        </w:rPr>
-      </w:pPr>
-    </w:p>
-    <w:p>
-      <w:pPr>
-        <w:spacing w:after="0" w:line="240" w:lineRule="auto"/>
-        <w:rPr>
-          <w:noProof/>
-          <w:sz w:val="24"/>
-          <w:szCs w:val="24"/>
-        </w:rPr>
-      </w:pPr>
+          <w:b/>
+          <w:bCs/>
+          <w:noProof/>
+          <w:sz w:val="24"/>
+          <w:szCs w:val="24"/>
+        </w:rPr>
+      </w:pPr>
+      <w:r>
+        <w:rPr>
+          <w:b/>
+          <w:bCs/>
+          <w:noProof/>
+          <w:sz w:val="24"/>
+          <w:szCs w:val="24"/>
+        </w:rPr>
+        <w:t>AdaptiveKalmanFilter</w:t>
+      </w:r>
+    </w:p>
+    <w:p>
+      <w:pPr>
+        <w:spacing w:after="0" w:line="240" w:lineRule="auto"/>
+        <w:rPr>
+          <w:noProof/>
+          <w:sz w:val="24"/>
+          <w:szCs w:val="24"/>
+        </w:rPr>
+      </w:pPr>
+      <w:r>
+        <w:rPr>
+          <w:noProof/>
+          <w:sz w:val="24"/>
+          <w:szCs w:val="24"/>
+        </w:rPr>
+        <w:t xml:space="preserve">        </w:t>
+      </w:r>
+      <w:r>
+        <w:rPr>
+          <w:noProof/>
+          <w:sz w:val="24"/>
+          <w:szCs w:val="24"/>
+        </w:rPr>
+        <w:t xml:space="preserve"> </w:t>
+      </w:r>
+      <w:r>
+        <w:rPr>
+          <w:noProof/>
+          <w:sz w:val="24"/>
+          <w:szCs w:val="24"/>
+        </w:rPr>
+        <w:t>│</w:t>
+      </w:r>
+    </w:p>
+    <w:p>
+      <w:pPr>
+        <w:spacing w:after="0" w:line="240" w:lineRule="auto"/>
+        <w:rPr>
+          <w:noProof/>
+          <w:sz w:val="24"/>
+          <w:szCs w:val="24"/>
+        </w:rPr>
+      </w:pPr>
+      <w:r>
+        <w:rPr>
+          <w:noProof/>
+          <w:sz w:val="24"/>
+          <w:szCs w:val="24"/>
+        </w:rPr>
+        <w:t xml:space="preserve">        </w:t>
+      </w:r>
+      <w:r>
+        <w:rPr>
+          <w:rFonts w:ascii="MS Gothic" w:eastAsia="MS Gothic" w:hAnsi="MS Gothic" w:cs="MS Gothic" w:hint="eastAsia"/>
+          <w:noProof/>
+          <w:sz w:val="24"/>
+          <w:szCs w:val="24"/>
+        </w:rPr>
+        <w:t>├</w:t>
+      </w:r>
+      <w:r>
+        <w:rPr>
+          <w:rFonts w:ascii="Calibri" w:hAnsi="Calibri" w:cs="Calibri"/>
+          <w:noProof/>
+          <w:sz w:val="24"/>
+          <w:szCs w:val="24"/>
+        </w:rPr>
+        <w:t>──</w:t>
+      </w:r>
+      <w:r>
+        <w:rPr>
+          <w:noProof/>
+          <w:sz w:val="24"/>
+          <w:szCs w:val="24"/>
+        </w:rPr>
+        <w:t xml:space="preserve"> smooth()</w:t>
+      </w:r>
+    </w:p>
+    <w:p>
+      <w:pPr>
+        <w:spacing w:after="0" w:line="240" w:lineRule="auto"/>
+        <w:rPr>
+          <w:noProof/>
+          <w:sz w:val="24"/>
+          <w:szCs w:val="24"/>
+        </w:rPr>
+      </w:pPr>
+      <w:r>
+        <w:rPr>
+          <w:noProof/>
+          <w:sz w:val="24"/>
+          <w:szCs w:val="24"/>
+        </w:rPr>
+        <w:t xml:space="preserve">        </w:t>
+      </w:r>
+      <w:r>
+        <w:rPr>
+          <w:rFonts w:ascii="MS Gothic" w:eastAsia="MS Gothic" w:hAnsi="MS Gothic" w:cs="MS Gothic" w:hint="eastAsia"/>
+          <w:noProof/>
+          <w:sz w:val="24"/>
+          <w:szCs w:val="24"/>
+        </w:rPr>
+        <w:t>├</w:t>
+      </w:r>
+      <w:r>
+        <w:rPr>
+          <w:rFonts w:ascii="Calibri" w:hAnsi="Calibri" w:cs="Calibri"/>
+          <w:noProof/>
+          <w:sz w:val="24"/>
+          <w:szCs w:val="24"/>
+        </w:rPr>
+        <w:t>──</w:t>
+      </w:r>
+      <w:r>
+        <w:rPr>
+          <w:noProof/>
+          <w:sz w:val="24"/>
+          <w:szCs w:val="24"/>
+        </w:rPr>
+        <w:t xml:space="preserve"> residuals()</w:t>
+      </w:r>
+    </w:p>
+    <w:p>
+      <w:pPr>
+        <w:spacing w:after="0" w:line="240" w:lineRule="auto"/>
+        <w:rPr>
+          <w:noProof/>
+          <w:sz w:val="24"/>
+          <w:szCs w:val="24"/>
+        </w:rPr>
+      </w:pPr>
+      <w:r>
+        <w:rPr>
+          <w:noProof/>
+          <w:sz w:val="24"/>
+          <w:szCs w:val="24"/>
+        </w:rPr>
+        <w:t xml:space="preserve">        </w:t>
+      </w:r>
+      <w:r>
+        <w:rPr>
+          <w:rFonts w:ascii="MS Gothic" w:eastAsia="MS Gothic" w:hAnsi="MS Gothic" w:cs="MS Gothic" w:hint="eastAsia"/>
+          <w:noProof/>
+          <w:sz w:val="24"/>
+          <w:szCs w:val="24"/>
+        </w:rPr>
+        <w:t>├</w:t>
+      </w:r>
+      <w:r>
+        <w:rPr>
+          <w:rFonts w:ascii="Calibri" w:hAnsi="Calibri" w:cs="Calibri"/>
+          <w:noProof/>
+          <w:sz w:val="24"/>
+          <w:szCs w:val="24"/>
+        </w:rPr>
+        <w:t>──</w:t>
+      </w:r>
+      <w:r>
+        <w:rPr>
+          <w:noProof/>
+          <w:sz w:val="24"/>
+          <w:szCs w:val="24"/>
+        </w:rPr>
+        <w:t xml:space="preserve"> drift()</w:t>
+      </w:r>
+    </w:p>
+    <w:p>
+      <w:pPr>
+        <w:spacing w:after="0" w:line="240" w:lineRule="auto"/>
+        <w:rPr>
+          <w:noProof/>
+          <w:sz w:val="24"/>
+          <w:szCs w:val="24"/>
+        </w:rPr>
+      </w:pPr>
+      <w:r>
+        <w:rPr>
+          <w:noProof/>
+          <w:sz w:val="24"/>
+          <w:szCs w:val="24"/>
+        </w:rPr>
+        <w:t xml:space="preserve">        </w:t>
+      </w:r>
+      <w:r>
+        <w:rPr>
+          <w:rFonts w:ascii="MS Gothic" w:eastAsia="MS Gothic" w:hAnsi="MS Gothic" w:cs="MS Gothic" w:hint="eastAsia"/>
+          <w:noProof/>
+          <w:sz w:val="24"/>
+          <w:szCs w:val="24"/>
+        </w:rPr>
+        <w:t>├</w:t>
+      </w:r>
+      <w:r>
+        <w:rPr>
+          <w:rFonts w:ascii="Calibri" w:hAnsi="Calibri" w:cs="Calibri"/>
+          <w:noProof/>
+          <w:sz w:val="24"/>
+          <w:szCs w:val="24"/>
+        </w:rPr>
+        <w:t>──</w:t>
+      </w:r>
+      <w:r>
+        <w:rPr>
+          <w:noProof/>
+          <w:sz w:val="24"/>
+          <w:szCs w:val="24"/>
+        </w:rPr>
+        <w:t xml:space="preserve"> sigma()</w:t>
+      </w:r>
+    </w:p>
+    <w:p>
+      <w:pPr>
+        <w:spacing w:after="0" w:line="240" w:lineRule="auto"/>
+        <w:rPr>
+          <w:noProof/>
+          <w:sz w:val="24"/>
+          <w:szCs w:val="24"/>
+        </w:rPr>
+      </w:pPr>
+      <w:r>
+        <w:rPr>
+          <w:noProof/>
+          <w:sz w:val="24"/>
+          <w:szCs w:val="24"/>
+        </w:rPr>
+        <w:t xml:space="preserve">        </w:t>
+      </w:r>
+      <w:r>
+        <w:rPr>
+          <w:noProof/>
+          <w:sz w:val="24"/>
+          <w:szCs w:val="24"/>
+        </w:rPr>
+        <w:t xml:space="preserve"> </w:t>
+      </w:r>
+      <w:r>
+        <w:rPr>
+          <w:noProof/>
+          <w:sz w:val="24"/>
+          <w:szCs w:val="24"/>
+        </w:rPr>
+        <w:t>└── innovations()</w:t>
+      </w:r>
+    </w:p>
+    <w:p>
+      <w:pPr>
+        <w:spacing w:after="0" w:line="240" w:lineRule="auto"/>
+        <w:rPr>
+          <w:noProof/>
+          <w:sz w:val="24"/>
+          <w:szCs w:val="24"/>
+        </w:rPr>
+      </w:pPr>
+      <w:r>
+        <w:rPr>
+          <w:noProof/>
+          <w:sz w:val="24"/>
+          <w:szCs w:val="24"/>
+        </w:rPr>
+        <w:t xml:space="preserve">               </w:t>
+      </w:r>
+      <w:r>
+        <w:rPr>
+          <w:noProof/>
+          <w:sz w:val="24"/>
+          <w:szCs w:val="24"/>
+        </w:rPr>
+        <w:t xml:space="preserve"> </w:t>
+      </w:r>
+      <w:r>
+        <w:rPr>
+          <w:noProof/>
+          <w:sz w:val="24"/>
+          <w:szCs w:val="24"/>
+        </w:rPr>
+        <w:t>│</w:t>
+      </w:r>
+    </w:p>
+    <w:p>
+      <w:pPr>
+        <w:spacing w:after="0" w:line="240" w:lineRule="auto"/>
+        <w:rPr>
+          <w:noProof/>
+          <w:sz w:val="24"/>
+          <w:szCs w:val="24"/>
+        </w:rPr>
+      </w:pPr>
+      <w:r>
+        <w:rPr>
+          <w:noProof/>
+          <w:sz w:val="24"/>
+          <w:szCs w:val="24"/>
+        </w:rPr>
+        <w:t xml:space="preserve">               </w:t>
+      </w:r>
+      <w:r>
+        <w:rPr>
+          <w:rFonts w:ascii="Arial" w:hAnsi="Arial" w:cs="Arial"/>
+          <w:noProof/>
+          <w:sz w:val="24"/>
+          <w:szCs w:val="24"/>
+        </w:rPr>
+        <w:t>▼</w:t>
+      </w:r>
+    </w:p>
+    <w:p>
+      <w:pPr>
+        <w:spacing w:after="0" w:line="240" w:lineRule="auto"/>
+        <w:rPr>
+          <w:b/>
+          <w:bCs/>
+          <w:noProof/>
+          <w:sz w:val="24"/>
+          <w:szCs w:val="24"/>
+        </w:rPr>
+      </w:pPr>
+      <w:r>
+        <w:rPr>
+          <w:b/>
+          <w:bCs/>
+          <w:noProof/>
+          <w:sz w:val="24"/>
+          <w:szCs w:val="24"/>
+        </w:rPr>
+        <w:t>Residual model (LSTM)</w:t>
+      </w:r>
+    </w:p>
+    <w:p>
+      <w:pPr>
+        <w:spacing w:after="0" w:line="240" w:lineRule="auto"/>
+        <w:rPr>
+          <w:noProof/>
+          <w:sz w:val="24"/>
+          <w:szCs w:val="24"/>
+        </w:rPr>
+      </w:pPr>
+      <w:r>
+        <w:rPr>
+          <w:noProof/>
+          <w:sz w:val="24"/>
+          <w:szCs w:val="24"/>
+        </w:rPr>
+        <w:t xml:space="preserve">               </w:t>
+      </w:r>
+      <w:r>
+        <w:rPr>
+          <w:noProof/>
+          <w:sz w:val="24"/>
+          <w:szCs w:val="24"/>
+        </w:rPr>
+        <w:t xml:space="preserve"> </w:t>
+      </w:r>
+      <w:r>
+        <w:rPr>
+          <w:noProof/>
+          <w:sz w:val="24"/>
+          <w:szCs w:val="24"/>
+        </w:rPr>
+        <w:t>│</w:t>
+      </w:r>
+    </w:p>
+    <w:p>
+      <w:pPr>
+        <w:spacing w:after="0" w:line="240" w:lineRule="auto"/>
+        <w:rPr>
+          <w:noProof/>
+          <w:sz w:val="24"/>
+          <w:szCs w:val="24"/>
+        </w:rPr>
+      </w:pPr>
+      <w:r>
+        <w:rPr>
+          <w:noProof/>
+          <w:sz w:val="24"/>
+          <w:szCs w:val="24"/>
+        </w:rPr>
+        <w:t xml:space="preserve">               </w:t>
+      </w:r>
+      <w:r>
+        <w:rPr>
+          <w:rFonts w:ascii="Arial" w:hAnsi="Arial" w:cs="Arial"/>
+          <w:noProof/>
+          <w:sz w:val="24"/>
+          <w:szCs w:val="24"/>
+        </w:rPr>
+        <w:t>▼</w:t>
+      </w:r>
+    </w:p>
+    <w:p>
+      <w:pPr>
+        <w:spacing w:after="0" w:line="240" w:lineRule="auto"/>
+        <w:rPr>
+          <w:b/>
+          <w:bCs/>
+          <w:noProof/>
+          <w:sz w:val="24"/>
+          <w:szCs w:val="24"/>
+        </w:rPr>
+      </w:pPr>
+      <w:r>
+        <w:rPr>
+          <w:b/>
+          <w:bCs/>
+          <w:noProof/>
+          <w:sz w:val="24"/>
+          <w:szCs w:val="24"/>
+        </w:rPr>
+        <w:t>Combined forecast</w:t>
+      </w:r>
+    </w:p>
+    <w:p>
+      <w:pPr>
+        <w:spacing w:after="0" w:line="240" w:lineRule="auto"/>
+        <w:rPr>
+          <w:b/>
+          <w:bCs/>
+          <w:noProof/>
+          <w:sz w:val="32"/>
+          <w:szCs w:val="32"/>
+          <w:u w:val="single"/>
+        </w:rPr>
+      </w:pPr>
+    </w:p>
+    <w:p>
+      <w:pPr>
+        <w:spacing w:after="0" w:line="240" w:lineRule="auto"/>
+        <w:rPr>
+          <w:b/>
+          <w:bCs/>
+          <w:noProof/>
+          <w:sz w:val="32"/>
+          <w:szCs w:val="32"/>
+          <w:u w:val="single"/>
+        </w:rPr>
+      </w:pPr>
+    </w:p>
+    <w:p>
+      <w:pPr>
+        <w:spacing w:after="0" w:line="240" w:lineRule="auto"/>
+        <w:rPr>
+          <w:b/>
+          <w:bCs/>
+          <w:noProof/>
+          <w:sz w:val="32"/>
+          <w:szCs w:val="32"/>
+          <w:u w:val="single"/>
+        </w:rPr>
+      </w:pPr>
+    </w:p>
+    <w:p>
+      <w:pPr>
+        <w:spacing w:after="0" w:line="240" w:lineRule="auto"/>
+        <w:rPr>
+          <w:b/>
+          <w:bCs/>
+          <w:noProof/>
+          <w:sz w:val="32"/>
+          <w:szCs w:val="32"/>
+          <w:u w:val="single"/>
+        </w:rPr>
+      </w:pPr>
+    </w:p>
+    <w:p>
+      <w:pPr>
+        <w:spacing w:after="0" w:line="240" w:lineRule="auto"/>
+        <w:rPr>
+          <w:b/>
+          <w:bCs/>
+          <w:noProof/>
+          <w:sz w:val="32"/>
+          <w:szCs w:val="32"/>
+          <w:u w:val="single"/>
+        </w:rPr>
+      </w:pPr>
+    </w:p>
+    <w:p>
+      <w:pPr>
+        <w:spacing w:after="0" w:line="240" w:lineRule="auto"/>
+        <w:rPr>
+          <w:b/>
+          <w:bCs/>
+          <w:noProof/>
+          <w:sz w:val="32"/>
+          <w:szCs w:val="32"/>
+          <w:u w:val="single"/>
+        </w:rPr>
+      </w:pPr>
+    </w:p>
+    <w:p>
+      <w:pPr>
+        <w:spacing w:after="0" w:line="240" w:lineRule="auto"/>
+        <w:rPr>
+          <w:b/>
+          <w:bCs/>
+          <w:noProof/>
+          <w:sz w:val="32"/>
+          <w:szCs w:val="32"/>
+          <w:u w:val="single"/>
+        </w:rPr>
+      </w:pPr>
+    </w:p>
+    <w:p>
+      <w:pPr>
+        <w:spacing w:after="0" w:line="240" w:lineRule="auto"/>
+        <w:rPr>
+          <w:b/>
+          <w:bCs/>
+          <w:noProof/>
+          <w:sz w:val="32"/>
+          <w:szCs w:val="32"/>
+          <w:u w:val="single"/>
+        </w:rPr>
+      </w:pPr>
+    </w:p>
+    <w:p>
+      <w:pPr>
+        <w:spacing w:after="0" w:line="240" w:lineRule="auto"/>
+        <w:rPr>
+          <w:b/>
+          <w:bCs/>
+          <w:noProof/>
+          <w:sz w:val="24"/>
+          <w:szCs w:val="24"/>
+          <w:lang w:val="tr-TR"/>
+        </w:rPr>
+      </w:pPr>
+      <w:r>
+        <w:rPr>
+          <w:b/>
+          <w:bCs/>
+          <w:noProof/>
+          <w:sz w:val="24"/>
+          <w:szCs w:val="24"/>
+          <w:lang w:val="tr-TR"/>
+        </w:rPr>
+        <w:t xml:space="preserve">Phase 1 — Finish KalmanLSTMForecaster </w:t>
+      </w:r>
+    </w:p>
+    <w:p>
+      <w:pPr>
+        <w:numPr>
+          <w:ilvl w:val="0"/>
+          <w:numId w:val="21"/>
+        </w:numPr>
+        <w:spacing w:after="0" w:line="240" w:lineRule="auto"/>
+        <w:rPr>
+          <w:noProof/>
+          <w:sz w:val="24"/>
+          <w:szCs w:val="24"/>
+          <w:lang w:val="tr-TR"/>
+        </w:rPr>
+      </w:pPr>
+      <w:r>
+        <w:rPr>
+          <w:b/>
+          <w:bCs/>
+          <w:noProof/>
+          <w:sz w:val="24"/>
+          <w:szCs w:val="24"/>
+          <w:lang w:val="tr-TR"/>
+        </w:rPr>
+        <w:t>prepare_residuals()</w:t>
+      </w:r>
+      <w:r>
+        <w:rPr>
+          <w:noProof/>
+          <w:sz w:val="24"/>
+          <w:szCs w:val="24"/>
+          <w:lang w:val="tr-TR"/>
+        </w:rPr>
+        <w:t xml:space="preserve"> </w:t>
+      </w:r>
+    </w:p>
+    <w:p>
+      <w:pPr>
+        <w:numPr>
+          <w:ilvl w:val="1"/>
+          <w:numId w:val="21"/>
+        </w:numPr>
+        <w:spacing w:after="0" w:line="240" w:lineRule="auto"/>
+        <w:rPr>
+          <w:noProof/>
+          <w:sz w:val="24"/>
+          <w:szCs w:val="24"/>
+          <w:lang w:val="tr-TR"/>
+        </w:rPr>
+      </w:pPr>
+      <w:r>
+        <w:rPr>
+          <w:noProof/>
+          <w:sz w:val="24"/>
+          <w:szCs w:val="24"/>
+          <w:lang w:val="tr-TR"/>
+        </w:rPr>
+        <w:t xml:space="preserve">Fit the adaptive Kalman filter. </w:t>
+      </w:r>
+    </w:p>
+    <w:p>
+      <w:pPr>
+        <w:numPr>
+          <w:ilvl w:val="1"/>
+          <w:numId w:val="21"/>
+        </w:numPr>
+        <w:spacing w:after="0" w:line="240" w:lineRule="auto"/>
+        <w:rPr>
+          <w:noProof/>
+          <w:sz w:val="24"/>
+          <w:szCs w:val="24"/>
+          <w:lang w:val="tr-TR"/>
+        </w:rPr>
+      </w:pPr>
+      <w:r>
+        <w:rPr>
+          <w:noProof/>
+          <w:sz w:val="24"/>
+          <w:szCs w:val="24"/>
+          <w:lang w:val="tr-TR"/>
+        </w:rPr>
+        <w:t xml:space="preserve">Compute the smoothed trend. </w:t>
+      </w:r>
+    </w:p>
+    <w:p>
+      <w:pPr>
+        <w:numPr>
+          <w:ilvl w:val="1"/>
+          <w:numId w:val="21"/>
+        </w:numPr>
+        <w:spacing w:after="0" w:line="240" w:lineRule="auto"/>
+        <w:rPr>
+          <w:noProof/>
+          <w:sz w:val="24"/>
+          <w:szCs w:val="24"/>
+          <w:lang w:val="tr-TR"/>
+        </w:rPr>
+      </w:pPr>
+      <w:r>
+        <w:rPr>
+          <w:noProof/>
+          <w:sz w:val="24"/>
+          <w:szCs w:val="24"/>
+          <w:lang w:val="tr-TR"/>
+        </w:rPr>
+        <w:t xml:space="preserve">Compute residuals (measurement − trend). </w:t>
+      </w:r>
+    </w:p>
+    <w:p>
+      <w:pPr>
+        <w:numPr>
+          <w:ilvl w:val="1"/>
+          <w:numId w:val="21"/>
+        </w:numPr>
+        <w:spacing w:after="0" w:line="240" w:lineRule="auto"/>
+        <w:rPr>
+          <w:noProof/>
+          <w:sz w:val="24"/>
+          <w:szCs w:val="24"/>
+          <w:lang w:val="tr-TR"/>
+        </w:rPr>
+      </w:pPr>
+      <w:r>
+        <w:rPr>
+          <w:noProof/>
+          <w:sz w:val="24"/>
+          <w:szCs w:val="24"/>
+          <w:lang w:val="tr-TR"/>
+        </w:rPr>
+        <w:t xml:space="preserve">Build and return a residual BatteryDataset. </w:t>
+      </w:r>
+    </w:p>
+    <w:p>
+      <w:pPr>
+        <w:numPr>
+          <w:ilvl w:val="0"/>
+          <w:numId w:val="21"/>
+        </w:numPr>
+        <w:spacing w:after="0" w:line="240" w:lineRule="auto"/>
+        <w:rPr>
+          <w:noProof/>
+          <w:sz w:val="24"/>
+          <w:szCs w:val="24"/>
+          <w:lang w:val="tr-TR"/>
+        </w:rPr>
+      </w:pPr>
+      <w:r>
+        <w:rPr>
+          <w:b/>
+          <w:bCs/>
+          <w:noProof/>
+          <w:sz w:val="24"/>
+          <w:szCs w:val="24"/>
+          <w:lang w:val="tr-TR"/>
+        </w:rPr>
+        <w:t>forecast_trend()</w:t>
+      </w:r>
+      <w:r>
+        <w:rPr>
+          <w:noProof/>
+          <w:sz w:val="24"/>
+          <w:szCs w:val="24"/>
+          <w:lang w:val="tr-TR"/>
+        </w:rPr>
+        <w:t xml:space="preserve"> </w:t>
+      </w:r>
+    </w:p>
+    <w:p>
+      <w:pPr>
+        <w:numPr>
+          <w:ilvl w:val="1"/>
+          <w:numId w:val="21"/>
+        </w:numPr>
+        <w:spacing w:after="0" w:line="240" w:lineRule="auto"/>
+        <w:rPr>
+          <w:noProof/>
+          <w:sz w:val="24"/>
+          <w:szCs w:val="24"/>
+          <w:lang w:val="tr-TR"/>
+        </w:rPr>
+      </w:pPr>
+      <w:r>
+        <w:rPr>
+          <w:noProof/>
+          <w:sz w:val="24"/>
+          <w:szCs w:val="24"/>
+          <w:lang w:val="tr-TR"/>
+        </w:rPr>
+        <w:t xml:space="preserve">Use the final Kalman state (level, drift, etc.). </w:t>
+      </w:r>
+    </w:p>
+    <w:p>
+      <w:pPr>
+        <w:numPr>
+          <w:ilvl w:val="1"/>
+          <w:numId w:val="21"/>
+        </w:numPr>
+        <w:spacing w:after="0" w:line="240" w:lineRule="auto"/>
+        <w:rPr>
+          <w:noProof/>
+          <w:sz w:val="24"/>
+          <w:szCs w:val="24"/>
+          <w:lang w:val="tr-TR"/>
+        </w:rPr>
+      </w:pPr>
+      <w:r>
+        <w:rPr>
+          <w:noProof/>
+          <w:sz w:val="24"/>
+          <w:szCs w:val="24"/>
+          <w:lang w:val="tr-TR"/>
+        </w:rPr>
+        <w:t xml:space="preserve">Extrapolate the trend for the requested horizon. </w:t>
+      </w:r>
+    </w:p>
+    <w:p>
+      <w:pPr>
+        <w:numPr>
+          <w:ilvl w:val="1"/>
+          <w:numId w:val="21"/>
+        </w:numPr>
+        <w:spacing w:after="0" w:line="240" w:lineRule="auto"/>
+        <w:rPr>
+          <w:noProof/>
+          <w:sz w:val="24"/>
+          <w:szCs w:val="24"/>
+          <w:lang w:val="tr-TR"/>
+        </w:rPr>
+      </w:pPr>
+      <w:r>
+        <w:rPr>
+          <w:noProof/>
+          <w:sz w:val="24"/>
+          <w:szCs w:val="24"/>
+          <w:lang w:val="tr-TR"/>
+        </w:rPr>
+        <w:t xml:space="preserve">Return a ForecastResult. </w:t>
+      </w:r>
+    </w:p>
+    <w:p>
+      <w:pPr>
+        <w:numPr>
+          <w:ilvl w:val="0"/>
+          <w:numId w:val="21"/>
+        </w:numPr>
+        <w:spacing w:after="0" w:line="240" w:lineRule="auto"/>
+        <w:rPr>
+          <w:noProof/>
+          <w:sz w:val="24"/>
+          <w:szCs w:val="24"/>
+          <w:lang w:val="tr-TR"/>
+        </w:rPr>
+      </w:pPr>
+      <w:r>
+        <w:rPr>
+          <w:b/>
+          <w:bCs/>
+          <w:noProof/>
+          <w:sz w:val="24"/>
+          <w:szCs w:val="24"/>
+          <w:lang w:val="tr-TR"/>
+        </w:rPr>
+        <w:t>combine_forecasts()</w:t>
+      </w:r>
+      <w:r>
+        <w:rPr>
+          <w:noProof/>
+          <w:sz w:val="24"/>
+          <w:szCs w:val="24"/>
+          <w:lang w:val="tr-TR"/>
+        </w:rPr>
+        <w:t xml:space="preserve"> </w:t>
+      </w:r>
+    </w:p>
+    <w:p>
+      <w:pPr>
+        <w:numPr>
+          <w:ilvl w:val="1"/>
+          <w:numId w:val="21"/>
+        </w:numPr>
+        <w:spacing w:after="0" w:line="240" w:lineRule="auto"/>
+        <w:rPr>
+          <w:noProof/>
+          <w:sz w:val="24"/>
+          <w:szCs w:val="24"/>
+          <w:lang w:val="tr-TR"/>
+        </w:rPr>
+      </w:pPr>
+      <w:r>
+        <w:rPr>
+          <w:noProof/>
+          <w:sz w:val="24"/>
+          <w:szCs w:val="24"/>
+          <w:lang w:val="tr-TR"/>
+        </w:rPr>
+        <w:t xml:space="preserve">Add the Kalman trend forecast and LSTM residual forecast. </w:t>
+      </w:r>
+    </w:p>
+    <w:p>
+      <w:pPr>
+        <w:numPr>
+          <w:ilvl w:val="1"/>
+          <w:numId w:val="21"/>
+        </w:numPr>
+        <w:spacing w:after="0" w:line="240" w:lineRule="auto"/>
+        <w:rPr>
+          <w:noProof/>
+          <w:sz w:val="24"/>
+          <w:szCs w:val="24"/>
+          <w:lang w:val="tr-TR"/>
+        </w:rPr>
+      </w:pPr>
+      <w:r>
+        <w:rPr>
+          <w:noProof/>
+          <w:sz w:val="24"/>
+          <w:szCs w:val="24"/>
+          <w:lang w:val="tr-TR"/>
+        </w:rPr>
+        <w:t xml:space="preserve">Return the final ForecastResult. </w:t>
+      </w:r>
+    </w:p>
+    <w:p>
+      <w:pPr>
+        <w:numPr>
+          <w:ilvl w:val="0"/>
+          <w:numId w:val="21"/>
+        </w:numPr>
+        <w:spacing w:after="0" w:line="240" w:lineRule="auto"/>
+        <w:rPr>
+          <w:noProof/>
+          <w:sz w:val="24"/>
+          <w:szCs w:val="24"/>
+          <w:lang w:val="tr-TR"/>
+        </w:rPr>
+      </w:pPr>
+      <w:r>
+        <w:rPr>
+          <w:b/>
+          <w:bCs/>
+          <w:noProof/>
+          <w:sz w:val="24"/>
+          <w:szCs w:val="24"/>
+          <w:lang w:val="tr-TR"/>
+        </w:rPr>
+        <w:t>summary_metadata()</w:t>
+      </w:r>
+    </w:p>
+    <w:p>
+      <w:pPr>
+        <w:spacing w:after="0" w:line="240" w:lineRule="auto"/>
+        <w:rPr>
+          <w:noProof/>
+          <w:sz w:val="24"/>
+          <w:szCs w:val="24"/>
+        </w:rPr>
+      </w:pPr>
+    </w:p>
+    <w:p>
+      <w:pPr>
+        <w:spacing w:after="0" w:line="240" w:lineRule="auto"/>
+        <w:rPr>
+          <w:noProof/>
+          <w:sz w:val="24"/>
+          <w:szCs w:val="24"/>
+        </w:rPr>
+      </w:pPr>
+    </w:p>
+    <w:p>
+      <w:pPr>
+        <w:spacing w:after="0" w:line="240" w:lineRule="auto"/>
+        <w:rPr>
+          <w:noProof/>
+          <w:sz w:val="24"/>
+          <w:szCs w:val="24"/>
+        </w:rPr>
+      </w:pPr>
+      <w:r>
+        <w:rPr>
+          <w:noProof/>
+          <w:sz w:val="24"/>
+          <w:szCs w:val="24"/>
+        </w:rPr>
+        <w:t>KalmanLSTMForecaster</w:t>
+      </w:r>
+    </w:p>
+    <w:p>
+      <w:pPr>
+        <w:spacing w:after="0" w:line="240" w:lineRule="auto"/>
+        <w:rPr>
+          <w:noProof/>
+          <w:sz w:val="24"/>
+          <w:szCs w:val="24"/>
+        </w:rPr>
+      </w:pPr>
+      <w:r>
+        <w:rPr>
+          <w:noProof/>
+          <w:sz w:val="24"/>
+          <w:szCs w:val="24"/>
+        </w:rPr>
+        <w:t xml:space="preserve"> </w:t>
+      </w:r>
+      <w:r>
+        <w:rPr>
+          <w:noProof/>
+          <w:sz w:val="24"/>
+          <w:szCs w:val="24"/>
+        </w:rPr>
+        <w:t>│</w:t>
+      </w:r>
+    </w:p>
+    <w:p>
+      <w:pPr>
+        <w:spacing w:after="0" w:line="240" w:lineRule="auto"/>
+        <w:rPr>
+          <w:noProof/>
+          <w:sz w:val="24"/>
+          <w:szCs w:val="24"/>
+        </w:rPr>
+      </w:pPr>
+      <w:r>
+        <w:rPr>
+          <w:rFonts w:ascii="MS Gothic" w:eastAsia="MS Gothic" w:hAnsi="MS Gothic" w:cs="MS Gothic" w:hint="eastAsia"/>
+          <w:noProof/>
+          <w:sz w:val="24"/>
+          <w:szCs w:val="24"/>
+        </w:rPr>
+        <w:t>├</w:t>
+      </w:r>
+      <w:r>
+        <w:rPr>
+          <w:rFonts w:ascii="Calibri" w:hAnsi="Calibri" w:cs="Calibri"/>
+          <w:noProof/>
+          <w:sz w:val="24"/>
+          <w:szCs w:val="24"/>
+        </w:rPr>
+        <w:t>──</w:t>
+      </w:r>
+      <w:r>
+        <w:rPr>
+          <w:noProof/>
+          <w:sz w:val="24"/>
+          <w:szCs w:val="24"/>
+        </w:rPr>
+        <w:t xml:space="preserve"> __init__()                 </w:t>
+      </w:r>
+      <w:r>
+        <w:rPr>
+          <w:noProof/>
+          <w:sz w:val="24"/>
+          <w:szCs w:val="24"/>
+        </w:rPr>
+        <w:t xml:space="preserve">          </w:t>
+      </w:r>
+      <w:r>
+        <w:rPr>
+          <w:rFonts w:ascii="Segoe UI Emoji" w:hAnsi="Segoe UI Emoji" w:cs="Segoe UI Emoji"/>
+          <w:noProof/>
+          <w:sz w:val="24"/>
+          <w:szCs w:val="24"/>
+        </w:rPr>
+        <w:t>✅</w:t>
+      </w:r>
+    </w:p>
+    <w:p>
+      <w:pPr>
+        <w:spacing w:after="0" w:line="240" w:lineRule="auto"/>
+        <w:rPr>
+          <w:noProof/>
+          <w:sz w:val="24"/>
+          <w:szCs w:val="24"/>
+        </w:rPr>
+      </w:pPr>
+      <w:r>
+        <w:rPr>
+          <w:rFonts w:ascii="MS Gothic" w:eastAsia="MS Gothic" w:hAnsi="MS Gothic" w:cs="MS Gothic" w:hint="eastAsia"/>
+          <w:noProof/>
+          <w:sz w:val="24"/>
+          <w:szCs w:val="24"/>
+        </w:rPr>
+        <w:t>├</w:t>
+      </w:r>
+      <w:r>
+        <w:rPr>
+          <w:rFonts w:ascii="Calibri" w:hAnsi="Calibri" w:cs="Calibri"/>
+          <w:noProof/>
+          <w:sz w:val="24"/>
+          <w:szCs w:val="24"/>
+        </w:rPr>
+        <w:t>──</w:t>
+      </w:r>
+      <w:r>
+        <w:rPr>
+          <w:noProof/>
+          <w:sz w:val="24"/>
+          <w:szCs w:val="24"/>
+        </w:rPr>
+        <w:t xml:space="preserve"> prepare_residuals()        </w:t>
+      </w:r>
+      <w:r>
+        <w:rPr>
+          <w:noProof/>
+          <w:sz w:val="24"/>
+          <w:szCs w:val="24"/>
+        </w:rPr>
+        <w:t xml:space="preserve"> </w:t>
+      </w:r>
+      <w:r>
+        <w:rPr>
+          <w:rFonts w:ascii="Segoe UI Emoji" w:hAnsi="Segoe UI Emoji" w:cs="Segoe UI Emoji"/>
+          <w:noProof/>
+          <w:sz w:val="24"/>
+          <w:szCs w:val="24"/>
+        </w:rPr>
+        <w:t>✅</w:t>
+      </w:r>
+    </w:p>
+    <w:p>
+      <w:pPr>
+        <w:spacing w:after="0" w:line="240" w:lineRule="auto"/>
+        <w:rPr>
+          <w:noProof/>
+          <w:sz w:val="24"/>
+          <w:szCs w:val="24"/>
+        </w:rPr>
+      </w:pPr>
+      <w:r>
+        <w:rPr>
+          <w:rFonts w:ascii="MS Gothic" w:eastAsia="MS Gothic" w:hAnsi="MS Gothic" w:cs="MS Gothic" w:hint="eastAsia"/>
+          <w:noProof/>
+          <w:sz w:val="24"/>
+          <w:szCs w:val="24"/>
+        </w:rPr>
+        <w:t>├</w:t>
+      </w:r>
+      <w:r>
+        <w:rPr>
+          <w:rFonts w:ascii="Calibri" w:hAnsi="Calibri" w:cs="Calibri"/>
+          <w:noProof/>
+          <w:sz w:val="24"/>
+          <w:szCs w:val="24"/>
+        </w:rPr>
+        <w:t>──</w:t>
+      </w:r>
+      <w:r>
+        <w:rPr>
+          <w:noProof/>
+          <w:sz w:val="24"/>
+          <w:szCs w:val="24"/>
+        </w:rPr>
+        <w:t xml:space="preserve"> summary_metadata()      </w:t>
+      </w:r>
+      <w:r>
+        <w:rPr>
+          <w:rFonts w:ascii="Segoe UI Emoji" w:hAnsi="Segoe UI Emoji" w:cs="Segoe UI Emoji"/>
+          <w:noProof/>
+          <w:sz w:val="24"/>
+          <w:szCs w:val="24"/>
+        </w:rPr>
+        <w:t>✅</w:t>
+      </w:r>
+    </w:p>
+    <w:p>
+      <w:pPr>
+        <w:spacing w:after="0" w:line="240" w:lineRule="auto"/>
+        <w:rPr>
+          <w:noProof/>
+          <w:sz w:val="24"/>
+          <w:szCs w:val="24"/>
+        </w:rPr>
+      </w:pPr>
+      <w:r>
+        <w:rPr>
+          <w:rFonts w:ascii="MS Gothic" w:eastAsia="MS Gothic" w:hAnsi="MS Gothic" w:cs="MS Gothic" w:hint="eastAsia"/>
+          <w:noProof/>
+          <w:sz w:val="24"/>
+          <w:szCs w:val="24"/>
+        </w:rPr>
+        <w:t>├</w:t>
+      </w:r>
+      <w:r>
+        <w:rPr>
+          <w:rFonts w:ascii="Calibri" w:hAnsi="Calibri" w:cs="Calibri"/>
+          <w:noProof/>
+          <w:sz w:val="24"/>
+          <w:szCs w:val="24"/>
+        </w:rPr>
+        <w:t>──</w:t>
+      </w:r>
+      <w:r>
+        <w:rPr>
+          <w:noProof/>
+          <w:sz w:val="24"/>
+          <w:szCs w:val="24"/>
+        </w:rPr>
+        <w:t xml:space="preserve"> forecast_trend()           </w:t>
+      </w:r>
+      <w:r>
+        <w:rPr>
+          <w:noProof/>
+          <w:sz w:val="24"/>
+          <w:szCs w:val="24"/>
+        </w:rPr>
+        <w:t xml:space="preserve">    </w:t>
+      </w:r>
+      <w:r>
+        <w:rPr>
+          <w:rFonts w:ascii="Segoe UI Emoji" w:hAnsi="Segoe UI Emoji" w:cs="Segoe UI Emoji"/>
+          <w:noProof/>
+          <w:sz w:val="24"/>
+          <w:szCs w:val="24"/>
+        </w:rPr>
+        <w:t>🚧</w:t>
+      </w:r>
+    </w:p>
+    <w:p>
+      <w:pPr>
+        <w:spacing w:after="0" w:line="240" w:lineRule="auto"/>
+        <w:rPr>
+          <w:noProof/>
+          <w:sz w:val="24"/>
+          <w:szCs w:val="24"/>
+        </w:rPr>
+      </w:pPr>
+      <w:r>
+        <w:rPr>
+          <w:rFonts w:ascii="MS Gothic" w:eastAsia="MS Gothic" w:hAnsi="MS Gothic" w:cs="MS Gothic" w:hint="eastAsia"/>
+          <w:noProof/>
+          <w:sz w:val="24"/>
+          <w:szCs w:val="24"/>
+        </w:rPr>
+        <w:t>├</w:t>
+      </w:r>
+      <w:r>
+        <w:rPr>
+          <w:rFonts w:ascii="Calibri" w:hAnsi="Calibri" w:cs="Calibri"/>
+          <w:noProof/>
+          <w:sz w:val="24"/>
+          <w:szCs w:val="24"/>
+        </w:rPr>
+        <w:t>──</w:t>
+      </w:r>
+      <w:r>
+        <w:rPr>
+          <w:noProof/>
+          <w:sz w:val="24"/>
+          <w:szCs w:val="24"/>
+        </w:rPr>
+        <w:t xml:space="preserve"> combine_forecasts()        </w:t>
+      </w:r>
+      <w:r>
+        <w:rPr>
+          <w:rFonts w:ascii="Segoe UI Emoji" w:hAnsi="Segoe UI Emoji" w:cs="Segoe UI Emoji"/>
+          <w:noProof/>
+          <w:sz w:val="24"/>
+          <w:szCs w:val="24"/>
+        </w:rPr>
+        <w:t>🚧</w:t>
+      </w:r>
+    </w:p>
+    <w:p>
+      <w:pPr>
+        <w:spacing w:after="0" w:line="240" w:lineRule="auto"/>
+        <w:rPr>
+          <w:noProof/>
+          <w:sz w:val="24"/>
+          <w:szCs w:val="24"/>
+        </w:rPr>
+      </w:pPr>
+      <w:r>
+        <w:rPr>
+          <w:noProof/>
+          <w:sz w:val="24"/>
+          <w:szCs w:val="24"/>
+        </w:rPr>
+        <w:t xml:space="preserve"> </w:t>
+      </w:r>
+      <w:r>
+        <w:rPr>
+          <w:noProof/>
+          <w:sz w:val="24"/>
+          <w:szCs w:val="24"/>
+        </w:rPr>
+        <w:t xml:space="preserve">└── predict()                  </w:t>
+      </w:r>
+      <w:r>
+        <w:rPr>
+          <w:noProof/>
+          <w:sz w:val="24"/>
+          <w:szCs w:val="24"/>
+        </w:rPr>
+        <w:t xml:space="preserve">              </w:t>
+      </w:r>
+      <w:r>
+        <w:rPr>
+          <w:noProof/>
+          <w:sz w:val="24"/>
+          <w:szCs w:val="24"/>
+        </w:rPr>
+        <w:t>inherited</w:t>
+      </w:r>
     </w:p>
     <w:sectPr>
       <w:pgSz w:w="11906" w:h="16838"/>
@@ -18610,6 +21287,123 @@
     </w:lvl>
   </w:abstractNum>
   <w:abstractNum w:abstractNumId="6" w15:restartNumberingAfterBreak="0">
+    <w:nsid w:val="303B11F1"/>
+    <w:multiLevelType w:val="multilevel"/>
+    <w:tmpl w:val="EDC2ABDE"/>
+    <w:lvl w:ilvl="0">
+      <w:start w:val="1"/>
+      <w:numFmt w:val="decimal"/>
+      <w:lvlText w:val="%1."/>
+      <w:lvlJc w:val="left"/>
+      <w:pPr>
+        <w:tabs>
+          <w:tab w:val="num" w:pos="720"/>
+        </w:tabs>
+        <w:ind w:left="720" w:hanging="360"/>
+      </w:pPr>
+    </w:lvl>
+    <w:lvl w:ilvl="1">
+      <w:start w:val="1"/>
+      <w:numFmt w:val="bullet"/>
+      <w:lvlText w:val="o"/>
+      <w:lvlJc w:val="left"/>
+      <w:pPr>
+        <w:tabs>
+          <w:tab w:val="num" w:pos="1440"/>
+        </w:tabs>
+        <w:ind w:left="1440" w:hanging="360"/>
+      </w:pPr>
+      <w:rPr>
+        <w:rFonts w:ascii="Courier New" w:hAnsi="Courier New" w:hint="default"/>
+        <w:sz w:val="20"/>
+      </w:rPr>
+    </w:lvl>
+    <w:lvl w:ilvl="2" w:tentative="1">
+      <w:start w:val="1"/>
+      <w:numFmt w:val="decimal"/>
+      <w:lvlText w:val="%3."/>
+      <w:lvlJc w:val="left"/>
+      <w:pPr>
+        <w:tabs>
+          <w:tab w:val="num" w:pos="2160"/>
+        </w:tabs>
+        <w:ind w:left="2160" w:hanging="360"/>
+      </w:pPr>
+    </w:lvl>
+    <w:lvl w:ilvl="3" w:tentative="1">
+      <w:start w:val="1"/>
+      <w:numFmt w:val="decimal"/>
+      <w:lvlText w:val="%4."/>
+      <w:lvlJc w:val="left"/>
+      <w:pPr>
+        <w:tabs>
+          <w:tab w:val="num" w:pos="2880"/>
+        </w:tabs>
+        <w:ind w:left="2880" w:hanging="360"/>
+      </w:pPr>
+    </w:lvl>
+    <w:lvl w:ilvl="4" w:tentative="1">
+      <w:start w:val="1"/>
+      <w:numFmt w:val="decimal"/>
+      <w:lvlText w:val="%5."/>
+      <w:lvlJc w:val="left"/>
+      <w:pPr>
+        <w:tabs>
+          <w:tab w:val="num" w:pos="3600"/>
+        </w:tabs>
+        <w:ind w:left="3600" w:hanging="360"/>
+      </w:pPr>
+    </w:lvl>
+    <w:lvl w:ilvl="5" w:tentative="1">
+      <w:start w:val="1"/>
+      <w:numFmt w:val="decimal"/>
+      <w:lvlText w:val="%6."/>
+      <w:lvlJc w:val="left"/>
+      <w:pPr>
+        <w:tabs>
+          <w:tab w:val="num" w:pos="4320"/>
+        </w:tabs>
+        <w:ind w:left="4320" w:hanging="360"/>
+      </w:pPr>
+    </w:lvl>
+    <w:lvl w:ilvl="6" w:tentative="1">
+      <w:start w:val="1"/>
+      <w:numFmt w:val="decimal"/>
+      <w:lvlText w:val="%7."/>
+      <w:lvlJc w:val="left"/>
+      <w:pPr>
+        <w:tabs>
+          <w:tab w:val="num" w:pos="5040"/>
+        </w:tabs>
+        <w:ind w:left="5040" w:hanging="360"/>
+      </w:pPr>
+    </w:lvl>
+    <w:lvl w:ilvl="7" w:tentative="1">
+      <w:start w:val="1"/>
+      <w:numFmt w:val="decimal"/>
+      <w:lvlText w:val="%8."/>
+      <w:lvlJc w:val="left"/>
+      <w:pPr>
+        <w:tabs>
+          <w:tab w:val="num" w:pos="5760"/>
+        </w:tabs>
+        <w:ind w:left="5760" w:hanging="360"/>
+      </w:pPr>
+    </w:lvl>
+    <w:lvl w:ilvl="8" w:tentative="1">
+      <w:start w:val="1"/>
+      <w:numFmt w:val="decimal"/>
+      <w:lvlText w:val="%9."/>
+      <w:lvlJc w:val="left"/>
+      <w:pPr>
+        <w:tabs>
+          <w:tab w:val="num" w:pos="6480"/>
+        </w:tabs>
+        <w:ind w:left="6480" w:hanging="360"/>
+      </w:pPr>
+    </w:lvl>
+  </w:abstractNum>
+  <w:abstractNum w:abstractNumId="7" w15:restartNumberingAfterBreak="0">
     <w:nsid w:val="320E0B82"/>
     <w:multiLevelType w:val="multilevel"/>
     <w:tmpl w:val="67A0C5AE"/>
@@ -18758,7 +21552,7 @@
       </w:rPr>
     </w:lvl>
   </w:abstractNum>
-  <w:abstractNum w:abstractNumId="7" w15:restartNumberingAfterBreak="0">
+  <w:abstractNum w:abstractNumId="8" w15:restartNumberingAfterBreak="0">
     <w:nsid w:val="3DB2253E"/>
     <w:multiLevelType w:val="multilevel"/>
     <w:tmpl w:val="F1E0B30A"/>
@@ -18907,7 +21701,7 @@
       </w:rPr>
     </w:lvl>
   </w:abstractNum>
-  <w:abstractNum w:abstractNumId="8" w15:restartNumberingAfterBreak="0">
+  <w:abstractNum w:abstractNumId="9" w15:restartNumberingAfterBreak="0">
     <w:nsid w:val="3DB627B7"/>
     <w:multiLevelType w:val="multilevel"/>
     <w:tmpl w:val="8F1C9D80"/>
@@ -19056,7 +21850,7 @@
       </w:rPr>
     </w:lvl>
   </w:abstractNum>
-  <w:abstractNum w:abstractNumId="9" w15:restartNumberingAfterBreak="0">
+  <w:abstractNum w:abstractNumId="10" w15:restartNumberingAfterBreak="0">
     <w:nsid w:val="4CEF3128"/>
     <w:multiLevelType w:val="multilevel"/>
     <w:tmpl w:val="1DC22672"/>
@@ -19205,7 +21999,7 @@
       </w:rPr>
     </w:lvl>
   </w:abstractNum>
-  <w:abstractNum w:abstractNumId="10" w15:restartNumberingAfterBreak="0">
+  <w:abstractNum w:abstractNumId="11" w15:restartNumberingAfterBreak="0">
     <w:nsid w:val="55237A16"/>
     <w:multiLevelType w:val="multilevel"/>
     <w:tmpl w:val="CEA42798"/>
@@ -19354,7 +22148,7 @@
       </w:rPr>
     </w:lvl>
   </w:abstractNum>
-  <w:abstractNum w:abstractNumId="11" w15:restartNumberingAfterBreak="0">
+  <w:abstractNum w:abstractNumId="12" w15:restartNumberingAfterBreak="0">
     <w:nsid w:val="5796578F"/>
     <w:multiLevelType w:val="multilevel"/>
     <w:tmpl w:val="970C4484"/>
@@ -19503,7 +22297,7 @@
       </w:rPr>
     </w:lvl>
   </w:abstractNum>
-  <w:abstractNum w:abstractNumId="12" w15:restartNumberingAfterBreak="0">
+  <w:abstractNum w:abstractNumId="13" w15:restartNumberingAfterBreak="0">
     <w:nsid w:val="57AC2ADD"/>
     <w:multiLevelType w:val="multilevel"/>
     <w:tmpl w:val="1716FFEE"/>
@@ -19652,7 +22446,7 @@
       </w:rPr>
     </w:lvl>
   </w:abstractNum>
-  <w:abstractNum w:abstractNumId="13" w15:restartNumberingAfterBreak="0">
+  <w:abstractNum w:abstractNumId="14" w15:restartNumberingAfterBreak="0">
     <w:nsid w:val="5A302146"/>
     <w:multiLevelType w:val="multilevel"/>
     <w:tmpl w:val="7A825692"/>
@@ -19801,7 +22595,7 @@
       </w:rPr>
     </w:lvl>
   </w:abstractNum>
-  <w:abstractNum w:abstractNumId="14" w15:restartNumberingAfterBreak="0">
+  <w:abstractNum w:abstractNumId="15" w15:restartNumberingAfterBreak="0">
     <w:nsid w:val="69EF507F"/>
     <w:multiLevelType w:val="multilevel"/>
     <w:tmpl w:val="DFAC709E"/>
@@ -19950,7 +22744,7 @@
       </w:rPr>
     </w:lvl>
   </w:abstractNum>
-  <w:abstractNum w:abstractNumId="15" w15:restartNumberingAfterBreak="0">
+  <w:abstractNum w:abstractNumId="16" w15:restartNumberingAfterBreak="0">
     <w:nsid w:val="70007D95"/>
     <w:multiLevelType w:val="multilevel"/>
     <w:tmpl w:val="385ED098"/>
@@ -20099,7 +22893,124 @@
       </w:rPr>
     </w:lvl>
   </w:abstractNum>
-  <w:abstractNum w:abstractNumId="16" w15:restartNumberingAfterBreak="0">
+  <w:abstractNum w:abstractNumId="17" w15:restartNumberingAfterBreak="0">
+    <w:nsid w:val="71A64D5A"/>
+    <w:multiLevelType w:val="multilevel"/>
+    <w:tmpl w:val="73561B2A"/>
+    <w:lvl w:ilvl="0">
+      <w:start w:val="1"/>
+      <w:numFmt w:val="decimal"/>
+      <w:lvlText w:val="%1."/>
+      <w:lvlJc w:val="left"/>
+      <w:pPr>
+        <w:tabs>
+          <w:tab w:val="num" w:pos="720"/>
+        </w:tabs>
+        <w:ind w:left="720" w:hanging="360"/>
+      </w:pPr>
+    </w:lvl>
+    <w:lvl w:ilvl="1">
+      <w:start w:val="1"/>
+      <w:numFmt w:val="bullet"/>
+      <w:lvlText w:val="o"/>
+      <w:lvlJc w:val="left"/>
+      <w:pPr>
+        <w:tabs>
+          <w:tab w:val="num" w:pos="1440"/>
+        </w:tabs>
+        <w:ind w:left="1440" w:hanging="360"/>
+      </w:pPr>
+      <w:rPr>
+        <w:rFonts w:ascii="Courier New" w:hAnsi="Courier New" w:hint="default"/>
+        <w:sz w:val="20"/>
+      </w:rPr>
+    </w:lvl>
+    <w:lvl w:ilvl="2" w:tentative="1">
+      <w:start w:val="1"/>
+      <w:numFmt w:val="decimal"/>
+      <w:lvlText w:val="%3."/>
+      <w:lvlJc w:val="left"/>
+      <w:pPr>
+        <w:tabs>
+          <w:tab w:val="num" w:pos="2160"/>
+        </w:tabs>
+        <w:ind w:left="2160" w:hanging="360"/>
+      </w:pPr>
+    </w:lvl>
+    <w:lvl w:ilvl="3" w:tentative="1">
+      <w:start w:val="1"/>
+      <w:numFmt w:val="decimal"/>
+      <w:lvlText w:val="%4."/>
+      <w:lvlJc w:val="left"/>
+      <w:pPr>
+        <w:tabs>
+          <w:tab w:val="num" w:pos="2880"/>
+        </w:tabs>
+        <w:ind w:left="2880" w:hanging="360"/>
+      </w:pPr>
+    </w:lvl>
+    <w:lvl w:ilvl="4" w:tentative="1">
+      <w:start w:val="1"/>
+      <w:numFmt w:val="decimal"/>
+      <w:lvlText w:val="%5."/>
+      <w:lvlJc w:val="left"/>
+      <w:pPr>
+        <w:tabs>
+          <w:tab w:val="num" w:pos="3600"/>
+        </w:tabs>
+        <w:ind w:left="3600" w:hanging="360"/>
+      </w:pPr>
+    </w:lvl>
+    <w:lvl w:ilvl="5" w:tentative="1">
+      <w:start w:val="1"/>
+      <w:numFmt w:val="decimal"/>
+      <w:lvlText w:val="%6."/>
+      <w:lvlJc w:val="left"/>
+      <w:pPr>
+        <w:tabs>
+          <w:tab w:val="num" w:pos="4320"/>
+        </w:tabs>
+        <w:ind w:left="4320" w:hanging="360"/>
+      </w:pPr>
+    </w:lvl>
+    <w:lvl w:ilvl="6" w:tentative="1">
+      <w:start w:val="1"/>
+      <w:numFmt w:val="decimal"/>
+      <w:lvlText w:val="%7."/>
+      <w:lvlJc w:val="left"/>
+      <w:pPr>
+        <w:tabs>
+          <w:tab w:val="num" w:pos="5040"/>
+        </w:tabs>
+        <w:ind w:left="5040" w:hanging="360"/>
+      </w:pPr>
+    </w:lvl>
+    <w:lvl w:ilvl="7" w:tentative="1">
+      <w:start w:val="1"/>
+      <w:numFmt w:val="decimal"/>
+      <w:lvlText w:val="%8."/>
+      <w:lvlJc w:val="left"/>
+      <w:pPr>
+        <w:tabs>
+          <w:tab w:val="num" w:pos="5760"/>
+        </w:tabs>
+        <w:ind w:left="5760" w:hanging="360"/>
+      </w:pPr>
+    </w:lvl>
+    <w:lvl w:ilvl="8" w:tentative="1">
+      <w:start w:val="1"/>
+      <w:numFmt w:val="decimal"/>
+      <w:lvlText w:val="%9."/>
+      <w:lvlJc w:val="left"/>
+      <w:pPr>
+        <w:tabs>
+          <w:tab w:val="num" w:pos="6480"/>
+        </w:tabs>
+        <w:ind w:left="6480" w:hanging="360"/>
+      </w:pPr>
+    </w:lvl>
+  </w:abstractNum>
+  <w:abstractNum w:abstractNumId="18" w15:restartNumberingAfterBreak="0">
     <w:nsid w:val="7B47185F"/>
     <w:multiLevelType w:val="multilevel"/>
     <w:tmpl w:val="607606C4"/>
@@ -20248,7 +23159,7 @@
       </w:rPr>
     </w:lvl>
   </w:abstractNum>
-  <w:abstractNum w:abstractNumId="17" w15:restartNumberingAfterBreak="0">
+  <w:abstractNum w:abstractNumId="19" w15:restartNumberingAfterBreak="0">
     <w:nsid w:val="7B7A380E"/>
     <w:multiLevelType w:val="multilevel"/>
     <w:tmpl w:val="66A43B4E"/>
@@ -20397,7 +23308,7 @@
       </w:rPr>
     </w:lvl>
   </w:abstractNum>
-  <w:abstractNum w:abstractNumId="18" w15:restartNumberingAfterBreak="0">
+  <w:abstractNum w:abstractNumId="20" w15:restartNumberingAfterBreak="0">
     <w:nsid w:val="7EE97763"/>
     <w:multiLevelType w:val="multilevel"/>
     <w:tmpl w:val="B0D0A6B0"/>
@@ -20547,31 +23458,31 @@
     </w:lvl>
   </w:abstractNum>
   <w:num w:numId="1" w16cid:durableId="280691300">
-    <w:abstractNumId w:val="6"/>
+    <w:abstractNumId w:val="7"/>
   </w:num>
   <w:num w:numId="2" w16cid:durableId="172646460">
-    <w:abstractNumId w:val="15"/>
+    <w:abstractNumId w:val="16"/>
   </w:num>
   <w:num w:numId="3" w16cid:durableId="33846187">
-    <w:abstractNumId w:val="12"/>
+    <w:abstractNumId w:val="13"/>
   </w:num>
   <w:num w:numId="4" w16cid:durableId="512036652">
     <w:abstractNumId w:val="0"/>
   </w:num>
   <w:num w:numId="5" w16cid:durableId="500659820">
-    <w:abstractNumId w:val="7"/>
+    <w:abstractNumId w:val="8"/>
   </w:num>
   <w:num w:numId="6" w16cid:durableId="21175598">
-    <w:abstractNumId w:val="11"/>
+    <w:abstractNumId w:val="12"/>
   </w:num>
   <w:num w:numId="7" w16cid:durableId="507451992">
     <w:abstractNumId w:val="5"/>
   </w:num>
   <w:num w:numId="8" w16cid:durableId="912929687">
-    <w:abstractNumId w:val="9"/>
+    <w:abstractNumId w:val="10"/>
   </w:num>
   <w:num w:numId="9" w16cid:durableId="2052532868">
-    <w:abstractNumId w:val="14"/>
+    <w:abstractNumId w:val="15"/>
   </w:num>
   <w:num w:numId="10" w16cid:durableId="632712616">
     <w:abstractNumId w:val="4"/>
@@ -20580,28 +23491,34 @@
     <w:abstractNumId w:val="1"/>
   </w:num>
   <w:num w:numId="12" w16cid:durableId="1927298471">
-    <w:abstractNumId w:val="8"/>
+    <w:abstractNumId w:val="9"/>
   </w:num>
   <w:num w:numId="13" w16cid:durableId="1724478748">
-    <w:abstractNumId w:val="16"/>
+    <w:abstractNumId w:val="18"/>
   </w:num>
   <w:num w:numId="14" w16cid:durableId="220411815">
     <w:abstractNumId w:val="2"/>
   </w:num>
   <w:num w:numId="15" w16cid:durableId="1304039725">
-    <w:abstractNumId w:val="17"/>
+    <w:abstractNumId w:val="19"/>
   </w:num>
   <w:num w:numId="16" w16cid:durableId="1646934699">
     <w:abstractNumId w:val="3"/>
   </w:num>
   <w:num w:numId="17" w16cid:durableId="620844904">
-    <w:abstractNumId w:val="10"/>
+    <w:abstractNumId w:val="11"/>
   </w:num>
   <w:num w:numId="18" w16cid:durableId="241456839">
-    <w:abstractNumId w:val="18"/>
+    <w:abstractNumId w:val="20"/>
   </w:num>
   <w:num w:numId="19" w16cid:durableId="1055858826">
-    <w:abstractNumId w:val="13"/>
+    <w:abstractNumId w:val="14"/>
+  </w:num>
+  <w:num w:numId="20" w16cid:durableId="1765563997">
+    <w:abstractNumId w:val="6"/>
+  </w:num>
+  <w:num w:numId="21" w16cid:durableId="1004016157">
+    <w:abstractNumId w:val="17"/>
   </w:num>
 </w:numbering>
 </file>

--- a/docs/draft/roadmap.docx
+++ b/docs/draft/roadmap.docx
@@ -17911,9 +17911,577 @@
           <w:szCs w:val="32"/>
           <w:u w:val="single"/>
         </w:rPr>
-        <w:t>KalmanLSTMForecaster</w:t>
-      </w:r>
-      <w:r>
+        <w:t>KalmanLSTMForecaster:</w:t>
+      </w:r>
+    </w:p>
+    <w:p>
+      <w:pPr>
+        <w:spacing w:after="0" w:line="240" w:lineRule="auto"/>
+        <w:rPr>
+          <w:noProof/>
+          <w:sz w:val="24"/>
+          <w:szCs w:val="24"/>
+        </w:rPr>
+      </w:pPr>
+    </w:p>
+    <w:p>
+      <w:pPr>
+        <w:spacing w:after="0" w:line="240" w:lineRule="auto"/>
+        <w:rPr>
+          <w:noProof/>
+          <w:sz w:val="24"/>
+          <w:szCs w:val="24"/>
+        </w:rPr>
+      </w:pPr>
+      <w:r>
+        <w:rPr>
+          <w:noProof/>
+          <w:sz w:val="24"/>
+          <w:szCs w:val="24"/>
+        </w:rPr>
+        <w:t>Measured signal</w:t>
+      </w:r>
+    </w:p>
+    <w:p>
+      <w:pPr>
+        <w:spacing w:after="0" w:line="240" w:lineRule="auto"/>
+        <w:rPr>
+          <w:noProof/>
+          <w:sz w:val="24"/>
+          <w:szCs w:val="24"/>
+        </w:rPr>
+      </w:pPr>
+      <w:r>
+        <w:rPr>
+          <w:noProof/>
+          <w:sz w:val="24"/>
+          <w:szCs w:val="24"/>
+        </w:rPr>
+        <w:t xml:space="preserve">        </w:t>
+      </w:r>
+      <w:r>
+        <w:rPr>
+          <w:noProof/>
+          <w:sz w:val="24"/>
+          <w:szCs w:val="24"/>
+        </w:rPr>
+        <w:t xml:space="preserve"> </w:t>
+      </w:r>
+      <w:r>
+        <w:rPr>
+          <w:noProof/>
+          <w:sz w:val="24"/>
+          <w:szCs w:val="24"/>
+        </w:rPr>
+        <w:t>│</w:t>
+      </w:r>
+    </w:p>
+    <w:p>
+      <w:pPr>
+        <w:spacing w:after="0" w:line="240" w:lineRule="auto"/>
+        <w:rPr>
+          <w:noProof/>
+          <w:sz w:val="24"/>
+          <w:szCs w:val="24"/>
+        </w:rPr>
+      </w:pPr>
+      <w:r>
+        <w:rPr>
+          <w:noProof/>
+          <w:sz w:val="24"/>
+          <w:szCs w:val="24"/>
+        </w:rPr>
+        <w:t xml:space="preserve">        </w:t>
+      </w:r>
+      <w:r>
+        <w:rPr>
+          <w:rFonts w:ascii="Arial" w:hAnsi="Arial" w:cs="Arial"/>
+          <w:noProof/>
+          <w:sz w:val="24"/>
+          <w:szCs w:val="24"/>
+        </w:rPr>
+        <w:t>▼</w:t>
+      </w:r>
+    </w:p>
+    <w:p>
+      <w:pPr>
+        <w:spacing w:after="0" w:line="240" w:lineRule="auto"/>
+        <w:rPr>
+          <w:noProof/>
+          <w:sz w:val="24"/>
+          <w:szCs w:val="24"/>
+        </w:rPr>
+      </w:pPr>
+      <w:r>
+        <w:rPr>
+          <w:noProof/>
+          <w:sz w:val="24"/>
+          <w:szCs w:val="24"/>
+        </w:rPr>
+        <w:t>Adaptive Kalman Filter</w:t>
+      </w:r>
+    </w:p>
+    <w:p>
+      <w:pPr>
+        <w:spacing w:after="0" w:line="240" w:lineRule="auto"/>
+        <w:rPr>
+          <w:noProof/>
+          <w:sz w:val="24"/>
+          <w:szCs w:val="24"/>
+        </w:rPr>
+      </w:pPr>
+      <w:r>
+        <w:rPr>
+          <w:noProof/>
+          <w:sz w:val="24"/>
+          <w:szCs w:val="24"/>
+        </w:rPr>
+        <w:t xml:space="preserve">        </w:t>
+      </w:r>
+      <w:r>
+        <w:rPr>
+          <w:noProof/>
+          <w:sz w:val="24"/>
+          <w:szCs w:val="24"/>
+        </w:rPr>
+        <w:t xml:space="preserve"> </w:t>
+      </w:r>
+      <w:r>
+        <w:rPr>
+          <w:noProof/>
+          <w:sz w:val="24"/>
+          <w:szCs w:val="24"/>
+        </w:rPr>
+        <w:t>│</w:t>
+      </w:r>
+    </w:p>
+    <w:p>
+      <w:pPr>
+        <w:spacing w:after="0" w:line="240" w:lineRule="auto"/>
+        <w:rPr>
+          <w:noProof/>
+          <w:sz w:val="24"/>
+          <w:szCs w:val="24"/>
+        </w:rPr>
+      </w:pPr>
+      <w:r>
+        <w:rPr>
+          <w:noProof/>
+          <w:sz w:val="24"/>
+          <w:szCs w:val="24"/>
+        </w:rPr>
+        <w:t>Trend estimate</w:t>
+      </w:r>
+    </w:p>
+    <w:p>
+      <w:pPr>
+        <w:spacing w:after="0" w:line="240" w:lineRule="auto"/>
+        <w:rPr>
+          <w:noProof/>
+          <w:sz w:val="24"/>
+          <w:szCs w:val="24"/>
+        </w:rPr>
+      </w:pPr>
+      <w:r>
+        <w:rPr>
+          <w:noProof/>
+          <w:sz w:val="24"/>
+          <w:szCs w:val="24"/>
+        </w:rPr>
+        <w:t xml:space="preserve">        </w:t>
+      </w:r>
+      <w:r>
+        <w:rPr>
+          <w:noProof/>
+          <w:sz w:val="24"/>
+          <w:szCs w:val="24"/>
+        </w:rPr>
+        <w:t xml:space="preserve"> </w:t>
+      </w:r>
+      <w:r>
+        <w:rPr>
+          <w:noProof/>
+          <w:sz w:val="24"/>
+          <w:szCs w:val="24"/>
+        </w:rPr>
+        <w:t>│</w:t>
+      </w:r>
+    </w:p>
+    <w:p>
+      <w:pPr>
+        <w:spacing w:after="0" w:line="240" w:lineRule="auto"/>
+        <w:rPr>
+          <w:noProof/>
+          <w:sz w:val="24"/>
+          <w:szCs w:val="24"/>
+        </w:rPr>
+      </w:pPr>
+      <w:r>
+        <w:rPr>
+          <w:noProof/>
+          <w:sz w:val="24"/>
+          <w:szCs w:val="24"/>
+        </w:rPr>
+        <w:t xml:space="preserve">        </w:t>
+      </w:r>
+      <w:r>
+        <w:rPr>
+          <w:rFonts w:ascii="Arial" w:hAnsi="Arial" w:cs="Arial"/>
+          <w:noProof/>
+          <w:sz w:val="24"/>
+          <w:szCs w:val="24"/>
+        </w:rPr>
+        <w:t>▼</w:t>
+      </w:r>
+    </w:p>
+    <w:p>
+      <w:pPr>
+        <w:spacing w:after="0" w:line="240" w:lineRule="auto"/>
+        <w:rPr>
+          <w:noProof/>
+          <w:sz w:val="24"/>
+          <w:szCs w:val="24"/>
+        </w:rPr>
+      </w:pPr>
+      <w:r>
+        <w:rPr>
+          <w:noProof/>
+          <w:sz w:val="24"/>
+          <w:szCs w:val="24"/>
+        </w:rPr>
+        <w:t>Residual signal</w:t>
+      </w:r>
+    </w:p>
+    <w:p>
+      <w:pPr>
+        <w:spacing w:after="0" w:line="240" w:lineRule="auto"/>
+        <w:rPr>
+          <w:noProof/>
+          <w:sz w:val="24"/>
+          <w:szCs w:val="24"/>
+        </w:rPr>
+      </w:pPr>
+      <w:r>
+        <w:rPr>
+          <w:noProof/>
+          <w:sz w:val="24"/>
+          <w:szCs w:val="24"/>
+        </w:rPr>
+        <w:t xml:space="preserve">        </w:t>
+      </w:r>
+      <w:r>
+        <w:rPr>
+          <w:noProof/>
+          <w:sz w:val="24"/>
+          <w:szCs w:val="24"/>
+        </w:rPr>
+        <w:t xml:space="preserve"> </w:t>
+      </w:r>
+      <w:r>
+        <w:rPr>
+          <w:noProof/>
+          <w:sz w:val="24"/>
+          <w:szCs w:val="24"/>
+        </w:rPr>
+        <w:t>│</w:t>
+      </w:r>
+    </w:p>
+    <w:p>
+      <w:pPr>
+        <w:spacing w:after="0" w:line="240" w:lineRule="auto"/>
+        <w:rPr>
+          <w:noProof/>
+          <w:sz w:val="24"/>
+          <w:szCs w:val="24"/>
+        </w:rPr>
+      </w:pPr>
+      <w:r>
+        <w:rPr>
+          <w:noProof/>
+          <w:sz w:val="24"/>
+          <w:szCs w:val="24"/>
+        </w:rPr>
+        <w:t xml:space="preserve">        </w:t>
+      </w:r>
+      <w:r>
+        <w:rPr>
+          <w:rFonts w:ascii="Arial" w:hAnsi="Arial" w:cs="Arial"/>
+          <w:noProof/>
+          <w:sz w:val="24"/>
+          <w:szCs w:val="24"/>
+        </w:rPr>
+        <w:t>▼</w:t>
+      </w:r>
+    </w:p>
+    <w:p>
+      <w:pPr>
+        <w:spacing w:after="0" w:line="240" w:lineRule="auto"/>
+        <w:rPr>
+          <w:noProof/>
+          <w:sz w:val="24"/>
+          <w:szCs w:val="24"/>
+        </w:rPr>
+      </w:pPr>
+      <w:r>
+        <w:rPr>
+          <w:noProof/>
+          <w:sz w:val="24"/>
+          <w:szCs w:val="24"/>
+        </w:rPr>
+        <w:t xml:space="preserve">     </w:t>
+      </w:r>
+      <w:r>
+        <w:rPr>
+          <w:noProof/>
+          <w:sz w:val="24"/>
+          <w:szCs w:val="24"/>
+        </w:rPr>
+        <w:t>LSTM</w:t>
+      </w:r>
+    </w:p>
+    <w:p>
+      <w:pPr>
+        <w:spacing w:after="0" w:line="240" w:lineRule="auto"/>
+        <w:rPr>
+          <w:noProof/>
+          <w:sz w:val="24"/>
+          <w:szCs w:val="24"/>
+        </w:rPr>
+      </w:pPr>
+      <w:r>
+        <w:rPr>
+          <w:noProof/>
+          <w:sz w:val="24"/>
+          <w:szCs w:val="24"/>
+        </w:rPr>
+        <w:t xml:space="preserve">        </w:t>
+      </w:r>
+      <w:r>
+        <w:rPr>
+          <w:noProof/>
+          <w:sz w:val="24"/>
+          <w:szCs w:val="24"/>
+        </w:rPr>
+        <w:t xml:space="preserve"> </w:t>
+      </w:r>
+      <w:r>
+        <w:rPr>
+          <w:noProof/>
+          <w:sz w:val="24"/>
+          <w:szCs w:val="24"/>
+        </w:rPr>
+        <w:t>│</w:t>
+      </w:r>
+    </w:p>
+    <w:p>
+      <w:pPr>
+        <w:spacing w:after="0" w:line="240" w:lineRule="auto"/>
+        <w:rPr>
+          <w:noProof/>
+          <w:sz w:val="24"/>
+          <w:szCs w:val="24"/>
+        </w:rPr>
+      </w:pPr>
+      <w:r>
+        <w:rPr>
+          <w:noProof/>
+          <w:sz w:val="24"/>
+          <w:szCs w:val="24"/>
+        </w:rPr>
+        <w:t>Residual forecast</w:t>
+      </w:r>
+    </w:p>
+    <w:p>
+      <w:pPr>
+        <w:spacing w:after="0" w:line="240" w:lineRule="auto"/>
+        <w:rPr>
+          <w:noProof/>
+          <w:sz w:val="24"/>
+          <w:szCs w:val="24"/>
+        </w:rPr>
+      </w:pPr>
+      <w:r>
+        <w:rPr>
+          <w:noProof/>
+          <w:sz w:val="24"/>
+          <w:szCs w:val="24"/>
+        </w:rPr>
+        <w:t xml:space="preserve">        </w:t>
+      </w:r>
+      <w:r>
+        <w:rPr>
+          <w:noProof/>
+          <w:sz w:val="24"/>
+          <w:szCs w:val="24"/>
+        </w:rPr>
+        <w:t xml:space="preserve"> </w:t>
+      </w:r>
+      <w:r>
+        <w:rPr>
+          <w:noProof/>
+          <w:sz w:val="24"/>
+          <w:szCs w:val="24"/>
+        </w:rPr>
+        <w:t>│</w:t>
+      </w:r>
+    </w:p>
+    <w:p>
+      <w:pPr>
+        <w:spacing w:after="0" w:line="240" w:lineRule="auto"/>
+        <w:rPr>
+          <w:noProof/>
+          <w:sz w:val="24"/>
+          <w:szCs w:val="24"/>
+        </w:rPr>
+      </w:pPr>
+      <w:r>
+        <w:rPr>
+          <w:noProof/>
+          <w:sz w:val="24"/>
+          <w:szCs w:val="24"/>
+        </w:rPr>
+        <w:t xml:space="preserve">        </w:t>
+      </w:r>
+      <w:r>
+        <w:rPr>
+          <w:rFonts w:ascii="Arial" w:hAnsi="Arial" w:cs="Arial"/>
+          <w:noProof/>
+          <w:sz w:val="24"/>
+          <w:szCs w:val="24"/>
+        </w:rPr>
+        <w:t>▼</w:t>
+      </w:r>
+    </w:p>
+    <w:p>
+      <w:pPr>
+        <w:spacing w:after="0" w:line="240" w:lineRule="auto"/>
+        <w:rPr>
+          <w:noProof/>
+          <w:sz w:val="24"/>
+          <w:szCs w:val="24"/>
+        </w:rPr>
+      </w:pPr>
+      <w:r>
+        <w:rPr>
+          <w:noProof/>
+          <w:sz w:val="24"/>
+          <w:szCs w:val="24"/>
+        </w:rPr>
+        <w:t>Kalman trend forecast</w:t>
+      </w:r>
+    </w:p>
+    <w:p>
+      <w:pPr>
+        <w:spacing w:after="0" w:line="240" w:lineRule="auto"/>
+        <w:rPr>
+          <w:noProof/>
+          <w:sz w:val="24"/>
+          <w:szCs w:val="24"/>
+        </w:rPr>
+      </w:pPr>
+      <w:r>
+        <w:rPr>
+          <w:noProof/>
+          <w:sz w:val="24"/>
+          <w:szCs w:val="24"/>
+        </w:rPr>
+        <w:t xml:space="preserve">        </w:t>
+      </w:r>
+      <w:r>
+        <w:rPr>
+          <w:noProof/>
+          <w:sz w:val="24"/>
+          <w:szCs w:val="24"/>
+        </w:rPr>
+        <w:t xml:space="preserve"> </w:t>
+      </w:r>
+      <w:r>
+        <w:rPr>
+          <w:noProof/>
+          <w:sz w:val="24"/>
+          <w:szCs w:val="24"/>
+        </w:rPr>
+        <w:t>│</w:t>
+      </w:r>
+    </w:p>
+    <w:p>
+      <w:pPr>
+        <w:spacing w:after="0" w:line="240" w:lineRule="auto"/>
+        <w:rPr>
+          <w:noProof/>
+          <w:sz w:val="24"/>
+          <w:szCs w:val="24"/>
+        </w:rPr>
+      </w:pPr>
+      <w:r>
+        <w:rPr>
+          <w:noProof/>
+          <w:sz w:val="24"/>
+          <w:szCs w:val="24"/>
+        </w:rPr>
+        <w:t xml:space="preserve">        </w:t>
+      </w:r>
+      <w:r>
+        <w:rPr>
+          <w:rFonts w:ascii="Arial" w:hAnsi="Arial" w:cs="Arial"/>
+          <w:noProof/>
+          <w:sz w:val="24"/>
+          <w:szCs w:val="24"/>
+        </w:rPr>
+        <w:t>▼</w:t>
+      </w:r>
+    </w:p>
+    <w:p>
+      <w:pPr>
+        <w:spacing w:after="0" w:line="240" w:lineRule="auto"/>
+        <w:rPr>
+          <w:noProof/>
+          <w:sz w:val="24"/>
+          <w:szCs w:val="24"/>
+        </w:rPr>
+      </w:pPr>
+      <w:r>
+        <w:rPr>
+          <w:noProof/>
+          <w:sz w:val="24"/>
+          <w:szCs w:val="24"/>
+        </w:rPr>
+        <w:t>Final forecast</w:t>
+      </w:r>
+    </w:p>
+    <w:p>
+      <w:pPr>
+        <w:spacing w:after="0" w:line="240" w:lineRule="auto"/>
+        <w:rPr>
+          <w:noProof/>
+          <w:sz w:val="24"/>
+          <w:szCs w:val="24"/>
+        </w:rPr>
+      </w:pPr>
+    </w:p>
+    <w:p>
+      <w:pPr>
+        <w:spacing w:after="0" w:line="240" w:lineRule="auto"/>
+        <w:rPr>
+          <w:noProof/>
+          <w:sz w:val="24"/>
+          <w:szCs w:val="24"/>
+        </w:rPr>
+      </w:pPr>
+    </w:p>
+    <w:p>
+      <w:pPr>
+        <w:spacing w:after="0" w:line="240" w:lineRule="auto"/>
+        <w:rPr>
+          <w:noProof/>
+          <w:sz w:val="24"/>
+          <w:szCs w:val="24"/>
+        </w:rPr>
+      </w:pPr>
+    </w:p>
+    <w:p>
+      <w:pPr>
+        <w:spacing w:after="0" w:line="240" w:lineRule="auto"/>
         <w:rPr>
           <w:b/>
           <w:bCs/>
@@ -17921,578 +18489,10 @@
           <w:sz w:val="32"/>
           <w:szCs w:val="32"/>
           <w:u w:val="single"/>
-        </w:rPr>
-        <w:t>:</w:t>
-      </w:r>
-    </w:p>
-    <w:p>
-      <w:pPr>
-        <w:spacing w:after="0" w:line="240" w:lineRule="auto"/>
-        <w:rPr>
-          <w:noProof/>
-          <w:sz w:val="24"/>
-          <w:szCs w:val="24"/>
-        </w:rPr>
-      </w:pPr>
-    </w:p>
-    <w:p>
-      <w:pPr>
-        <w:spacing w:after="0" w:line="240" w:lineRule="auto"/>
-        <w:rPr>
-          <w:noProof/>
-          <w:sz w:val="24"/>
-          <w:szCs w:val="24"/>
-        </w:rPr>
-      </w:pPr>
-      <w:r>
-        <w:rPr>
-          <w:noProof/>
-          <w:sz w:val="24"/>
-          <w:szCs w:val="24"/>
-        </w:rPr>
-        <w:t>Measured signal</w:t>
-      </w:r>
-    </w:p>
-    <w:p>
-      <w:pPr>
-        <w:spacing w:after="0" w:line="240" w:lineRule="auto"/>
-        <w:rPr>
-          <w:noProof/>
-          <w:sz w:val="24"/>
-          <w:szCs w:val="24"/>
-        </w:rPr>
-      </w:pPr>
-      <w:r>
-        <w:rPr>
-          <w:noProof/>
-          <w:sz w:val="24"/>
-          <w:szCs w:val="24"/>
-        </w:rPr>
-        <w:t xml:space="preserve">        </w:t>
-      </w:r>
-      <w:r>
-        <w:rPr>
-          <w:noProof/>
-          <w:sz w:val="24"/>
-          <w:szCs w:val="24"/>
-        </w:rPr>
-        <w:t xml:space="preserve"> </w:t>
-      </w:r>
-      <w:r>
-        <w:rPr>
-          <w:noProof/>
-          <w:sz w:val="24"/>
-          <w:szCs w:val="24"/>
-        </w:rPr>
-        <w:t>│</w:t>
-      </w:r>
-    </w:p>
-    <w:p>
-      <w:pPr>
-        <w:spacing w:after="0" w:line="240" w:lineRule="auto"/>
-        <w:rPr>
-          <w:noProof/>
-          <w:sz w:val="24"/>
-          <w:szCs w:val="24"/>
-        </w:rPr>
-      </w:pPr>
-      <w:r>
-        <w:rPr>
-          <w:noProof/>
-          <w:sz w:val="24"/>
-          <w:szCs w:val="24"/>
-        </w:rPr>
-        <w:t xml:space="preserve">        </w:t>
-      </w:r>
-      <w:r>
-        <w:rPr>
-          <w:rFonts w:ascii="Arial" w:hAnsi="Arial" w:cs="Arial"/>
-          <w:noProof/>
-          <w:sz w:val="24"/>
-          <w:szCs w:val="24"/>
-        </w:rPr>
-        <w:t>▼</w:t>
-      </w:r>
-    </w:p>
-    <w:p>
-      <w:pPr>
-        <w:spacing w:after="0" w:line="240" w:lineRule="auto"/>
-        <w:rPr>
-          <w:noProof/>
-          <w:sz w:val="24"/>
-          <w:szCs w:val="24"/>
-        </w:rPr>
-      </w:pPr>
-      <w:r>
-        <w:rPr>
-          <w:noProof/>
-          <w:sz w:val="24"/>
-          <w:szCs w:val="24"/>
-        </w:rPr>
-        <w:t>Adaptive Kalman Filter</w:t>
-      </w:r>
-    </w:p>
-    <w:p>
-      <w:pPr>
-        <w:spacing w:after="0" w:line="240" w:lineRule="auto"/>
-        <w:rPr>
-          <w:noProof/>
-          <w:sz w:val="24"/>
-          <w:szCs w:val="24"/>
-        </w:rPr>
-      </w:pPr>
-      <w:r>
-        <w:rPr>
-          <w:noProof/>
-          <w:sz w:val="24"/>
-          <w:szCs w:val="24"/>
-        </w:rPr>
-        <w:t xml:space="preserve">        </w:t>
-      </w:r>
-      <w:r>
-        <w:rPr>
-          <w:noProof/>
-          <w:sz w:val="24"/>
-          <w:szCs w:val="24"/>
-        </w:rPr>
-        <w:t xml:space="preserve"> </w:t>
-      </w:r>
-      <w:r>
-        <w:rPr>
-          <w:noProof/>
-          <w:sz w:val="24"/>
-          <w:szCs w:val="24"/>
-        </w:rPr>
-        <w:t>│</w:t>
-      </w:r>
-    </w:p>
-    <w:p>
-      <w:pPr>
-        <w:spacing w:after="0" w:line="240" w:lineRule="auto"/>
-        <w:rPr>
-          <w:noProof/>
-          <w:sz w:val="24"/>
-          <w:szCs w:val="24"/>
-        </w:rPr>
-      </w:pPr>
-      <w:r>
-        <w:rPr>
-          <w:noProof/>
-          <w:sz w:val="24"/>
-          <w:szCs w:val="24"/>
-        </w:rPr>
-        <w:t>Trend estimate</w:t>
-      </w:r>
-    </w:p>
-    <w:p>
-      <w:pPr>
-        <w:spacing w:after="0" w:line="240" w:lineRule="auto"/>
-        <w:rPr>
-          <w:noProof/>
-          <w:sz w:val="24"/>
-          <w:szCs w:val="24"/>
-        </w:rPr>
-      </w:pPr>
-      <w:r>
-        <w:rPr>
-          <w:noProof/>
-          <w:sz w:val="24"/>
-          <w:szCs w:val="24"/>
-        </w:rPr>
-        <w:t xml:space="preserve">        </w:t>
-      </w:r>
-      <w:r>
-        <w:rPr>
-          <w:noProof/>
-          <w:sz w:val="24"/>
-          <w:szCs w:val="24"/>
-        </w:rPr>
-        <w:t xml:space="preserve"> </w:t>
-      </w:r>
-      <w:r>
-        <w:rPr>
-          <w:noProof/>
-          <w:sz w:val="24"/>
-          <w:szCs w:val="24"/>
-        </w:rPr>
-        <w:t>│</w:t>
-      </w:r>
-    </w:p>
-    <w:p>
-      <w:pPr>
-        <w:spacing w:after="0" w:line="240" w:lineRule="auto"/>
-        <w:rPr>
-          <w:noProof/>
-          <w:sz w:val="24"/>
-          <w:szCs w:val="24"/>
-        </w:rPr>
-      </w:pPr>
-      <w:r>
-        <w:rPr>
-          <w:noProof/>
-          <w:sz w:val="24"/>
-          <w:szCs w:val="24"/>
-        </w:rPr>
-        <w:t xml:space="preserve">        </w:t>
-      </w:r>
-      <w:r>
-        <w:rPr>
-          <w:rFonts w:ascii="Arial" w:hAnsi="Arial" w:cs="Arial"/>
-          <w:noProof/>
-          <w:sz w:val="24"/>
-          <w:szCs w:val="24"/>
-        </w:rPr>
-        <w:t>▼</w:t>
-      </w:r>
-    </w:p>
-    <w:p>
-      <w:pPr>
-        <w:spacing w:after="0" w:line="240" w:lineRule="auto"/>
-        <w:rPr>
-          <w:noProof/>
-          <w:sz w:val="24"/>
-          <w:szCs w:val="24"/>
-        </w:rPr>
-      </w:pPr>
-      <w:r>
-        <w:rPr>
-          <w:noProof/>
-          <w:sz w:val="24"/>
-          <w:szCs w:val="24"/>
-        </w:rPr>
-        <w:t>Residual signal</w:t>
-      </w:r>
-    </w:p>
-    <w:p>
-      <w:pPr>
-        <w:spacing w:after="0" w:line="240" w:lineRule="auto"/>
-        <w:rPr>
-          <w:noProof/>
-          <w:sz w:val="24"/>
-          <w:szCs w:val="24"/>
-        </w:rPr>
-      </w:pPr>
-      <w:r>
-        <w:rPr>
-          <w:noProof/>
-          <w:sz w:val="24"/>
-          <w:szCs w:val="24"/>
-        </w:rPr>
-        <w:t xml:space="preserve">        </w:t>
-      </w:r>
-      <w:r>
-        <w:rPr>
-          <w:noProof/>
-          <w:sz w:val="24"/>
-          <w:szCs w:val="24"/>
-        </w:rPr>
-        <w:t xml:space="preserve"> </w:t>
-      </w:r>
-      <w:r>
-        <w:rPr>
-          <w:noProof/>
-          <w:sz w:val="24"/>
-          <w:szCs w:val="24"/>
-        </w:rPr>
-        <w:t>│</w:t>
-      </w:r>
-    </w:p>
-    <w:p>
-      <w:pPr>
-        <w:spacing w:after="0" w:line="240" w:lineRule="auto"/>
-        <w:rPr>
-          <w:noProof/>
-          <w:sz w:val="24"/>
-          <w:szCs w:val="24"/>
-        </w:rPr>
-      </w:pPr>
-      <w:r>
-        <w:rPr>
-          <w:noProof/>
-          <w:sz w:val="24"/>
-          <w:szCs w:val="24"/>
-        </w:rPr>
-        <w:t xml:space="preserve">        </w:t>
-      </w:r>
-      <w:r>
-        <w:rPr>
-          <w:rFonts w:ascii="Arial" w:hAnsi="Arial" w:cs="Arial"/>
-          <w:noProof/>
-          <w:sz w:val="24"/>
-          <w:szCs w:val="24"/>
-        </w:rPr>
-        <w:t>▼</w:t>
-      </w:r>
-    </w:p>
-    <w:p>
-      <w:pPr>
-        <w:spacing w:after="0" w:line="240" w:lineRule="auto"/>
-        <w:rPr>
-          <w:noProof/>
-          <w:sz w:val="24"/>
-          <w:szCs w:val="24"/>
-        </w:rPr>
-      </w:pPr>
-      <w:r>
-        <w:rPr>
-          <w:noProof/>
-          <w:sz w:val="24"/>
-          <w:szCs w:val="24"/>
-        </w:rPr>
-        <w:t xml:space="preserve">     </w:t>
-      </w:r>
-      <w:r>
-        <w:rPr>
-          <w:noProof/>
-          <w:sz w:val="24"/>
-          <w:szCs w:val="24"/>
-        </w:rPr>
-        <w:t>LSTM</w:t>
-      </w:r>
-    </w:p>
-    <w:p>
-      <w:pPr>
-        <w:spacing w:after="0" w:line="240" w:lineRule="auto"/>
-        <w:rPr>
-          <w:noProof/>
-          <w:sz w:val="24"/>
-          <w:szCs w:val="24"/>
-        </w:rPr>
-      </w:pPr>
-      <w:r>
-        <w:rPr>
-          <w:noProof/>
-          <w:sz w:val="24"/>
-          <w:szCs w:val="24"/>
-        </w:rPr>
-        <w:t xml:space="preserve">        </w:t>
-      </w:r>
-      <w:r>
-        <w:rPr>
-          <w:noProof/>
-          <w:sz w:val="24"/>
-          <w:szCs w:val="24"/>
-        </w:rPr>
-        <w:t xml:space="preserve"> </w:t>
-      </w:r>
-      <w:r>
-        <w:rPr>
-          <w:noProof/>
-          <w:sz w:val="24"/>
-          <w:szCs w:val="24"/>
-        </w:rPr>
-        <w:t>│</w:t>
-      </w:r>
-    </w:p>
-    <w:p>
-      <w:pPr>
-        <w:spacing w:after="0" w:line="240" w:lineRule="auto"/>
-        <w:rPr>
-          <w:noProof/>
-          <w:sz w:val="24"/>
-          <w:szCs w:val="24"/>
-        </w:rPr>
-      </w:pPr>
-      <w:r>
-        <w:rPr>
-          <w:noProof/>
-          <w:sz w:val="24"/>
-          <w:szCs w:val="24"/>
-        </w:rPr>
-        <w:t>Residual forecast</w:t>
-      </w:r>
-    </w:p>
-    <w:p>
-      <w:pPr>
-        <w:spacing w:after="0" w:line="240" w:lineRule="auto"/>
-        <w:rPr>
-          <w:noProof/>
-          <w:sz w:val="24"/>
-          <w:szCs w:val="24"/>
-        </w:rPr>
-      </w:pPr>
-      <w:r>
-        <w:rPr>
-          <w:noProof/>
-          <w:sz w:val="24"/>
-          <w:szCs w:val="24"/>
-        </w:rPr>
-        <w:t xml:space="preserve">        </w:t>
-      </w:r>
-      <w:r>
-        <w:rPr>
-          <w:noProof/>
-          <w:sz w:val="24"/>
-          <w:szCs w:val="24"/>
-        </w:rPr>
-        <w:t xml:space="preserve"> </w:t>
-      </w:r>
-      <w:r>
-        <w:rPr>
-          <w:noProof/>
-          <w:sz w:val="24"/>
-          <w:szCs w:val="24"/>
-        </w:rPr>
-        <w:t>│</w:t>
-      </w:r>
-    </w:p>
-    <w:p>
-      <w:pPr>
-        <w:spacing w:after="0" w:line="240" w:lineRule="auto"/>
-        <w:rPr>
-          <w:noProof/>
-          <w:sz w:val="24"/>
-          <w:szCs w:val="24"/>
-        </w:rPr>
-      </w:pPr>
-      <w:r>
-        <w:rPr>
-          <w:noProof/>
-          <w:sz w:val="24"/>
-          <w:szCs w:val="24"/>
-        </w:rPr>
-        <w:t xml:space="preserve">        </w:t>
-      </w:r>
-      <w:r>
-        <w:rPr>
-          <w:rFonts w:ascii="Arial" w:hAnsi="Arial" w:cs="Arial"/>
-          <w:noProof/>
-          <w:sz w:val="24"/>
-          <w:szCs w:val="24"/>
-        </w:rPr>
-        <w:t>▼</w:t>
-      </w:r>
-    </w:p>
-    <w:p>
-      <w:pPr>
-        <w:spacing w:after="0" w:line="240" w:lineRule="auto"/>
-        <w:rPr>
-          <w:noProof/>
-          <w:sz w:val="24"/>
-          <w:szCs w:val="24"/>
-        </w:rPr>
-      </w:pPr>
-      <w:r>
-        <w:rPr>
-          <w:noProof/>
-          <w:sz w:val="24"/>
-          <w:szCs w:val="24"/>
-        </w:rPr>
-        <w:t>Kalman trend forecast</w:t>
-      </w:r>
-    </w:p>
-    <w:p>
-      <w:pPr>
-        <w:spacing w:after="0" w:line="240" w:lineRule="auto"/>
-        <w:rPr>
-          <w:noProof/>
-          <w:sz w:val="24"/>
-          <w:szCs w:val="24"/>
-        </w:rPr>
-      </w:pPr>
-      <w:r>
-        <w:rPr>
-          <w:noProof/>
-          <w:sz w:val="24"/>
-          <w:szCs w:val="24"/>
-        </w:rPr>
-        <w:t xml:space="preserve">        </w:t>
-      </w:r>
-      <w:r>
-        <w:rPr>
-          <w:noProof/>
-          <w:sz w:val="24"/>
-          <w:szCs w:val="24"/>
-        </w:rPr>
-        <w:t xml:space="preserve"> </w:t>
-      </w:r>
-      <w:r>
-        <w:rPr>
-          <w:noProof/>
-          <w:sz w:val="24"/>
-          <w:szCs w:val="24"/>
-        </w:rPr>
-        <w:t>│</w:t>
-      </w:r>
-    </w:p>
-    <w:p>
-      <w:pPr>
-        <w:spacing w:after="0" w:line="240" w:lineRule="auto"/>
-        <w:rPr>
-          <w:noProof/>
-          <w:sz w:val="24"/>
-          <w:szCs w:val="24"/>
-        </w:rPr>
-      </w:pPr>
-      <w:r>
-        <w:rPr>
-          <w:noProof/>
-          <w:sz w:val="24"/>
-          <w:szCs w:val="24"/>
-        </w:rPr>
-        <w:t xml:space="preserve">        </w:t>
-      </w:r>
-      <w:r>
-        <w:rPr>
-          <w:rFonts w:ascii="Arial" w:hAnsi="Arial" w:cs="Arial"/>
-          <w:noProof/>
-          <w:sz w:val="24"/>
-          <w:szCs w:val="24"/>
-        </w:rPr>
-        <w:t>▼</w:t>
-      </w:r>
-    </w:p>
-    <w:p>
-      <w:pPr>
-        <w:spacing w:after="0" w:line="240" w:lineRule="auto"/>
-        <w:rPr>
-          <w:noProof/>
-          <w:sz w:val="24"/>
-          <w:szCs w:val="24"/>
-        </w:rPr>
-      </w:pPr>
-      <w:r>
-        <w:rPr>
-          <w:noProof/>
-          <w:sz w:val="24"/>
-          <w:szCs w:val="24"/>
-        </w:rPr>
-        <w:t>Final forecast</w:t>
-      </w:r>
-    </w:p>
-    <w:p>
-      <w:pPr>
-        <w:spacing w:after="0" w:line="240" w:lineRule="auto"/>
-        <w:rPr>
-          <w:noProof/>
-          <w:sz w:val="24"/>
-          <w:szCs w:val="24"/>
-        </w:rPr>
-      </w:pPr>
-    </w:p>
-    <w:p>
-      <w:pPr>
-        <w:spacing w:after="0" w:line="240" w:lineRule="auto"/>
-        <w:rPr>
-          <w:noProof/>
-          <w:sz w:val="24"/>
-          <w:szCs w:val="24"/>
-        </w:rPr>
-      </w:pPr>
-    </w:p>
-    <w:p>
-      <w:pPr>
-        <w:spacing w:after="0" w:line="240" w:lineRule="auto"/>
-        <w:rPr>
-          <w:noProof/>
-          <w:sz w:val="24"/>
-          <w:szCs w:val="24"/>
-        </w:rPr>
-      </w:pPr>
-    </w:p>
-    <w:p>
-      <w:pPr>
-        <w:spacing w:after="0" w:line="240" w:lineRule="auto"/>
+          <w:lang w:val="tr-TR"/>
+        </w:rPr>
+      </w:pPr>
+      <w:r>
         <w:rPr>
           <w:b/>
           <w:bCs/>
@@ -18502,31 +18502,8 @@
           <w:u w:val="single"/>
           <w:lang w:val="tr-TR"/>
         </w:rPr>
-      </w:pPr>
-      <w:r>
-        <w:rPr>
-          <w:b/>
-          <w:bCs/>
-          <w:noProof/>
-          <w:sz w:val="32"/>
-          <w:szCs w:val="32"/>
-          <w:u w:val="single"/>
-          <w:lang w:val="tr-TR"/>
-        </w:rPr>
         <w:lastRenderedPageBreak/>
-        <w:t xml:space="preserve">Commit </w:t>
-      </w:r>
-      <w:r>
-        <w:rPr>
-          <w:b/>
-          <w:bCs/>
-          <w:noProof/>
-          <w:sz w:val="32"/>
-          <w:szCs w:val="32"/>
-          <w:u w:val="single"/>
-          <w:lang w:val="tr-TR"/>
-        </w:rPr>
-        <w:t>5:</w:t>
+        <w:t>Commit 5:</w:t>
       </w:r>
     </w:p>
     <w:p>
@@ -20379,6 +20356,1969 @@
         </w:rPr>
         <w:t>inherited</w:t>
       </w:r>
+    </w:p>
+    <w:p>
+      <w:pPr>
+        <w:spacing w:after="0" w:line="240" w:lineRule="auto"/>
+        <w:rPr>
+          <w:noProof/>
+          <w:sz w:val="24"/>
+          <w:szCs w:val="24"/>
+        </w:rPr>
+      </w:pPr>
+    </w:p>
+    <w:p>
+      <w:pPr>
+        <w:spacing w:after="0" w:line="240" w:lineRule="auto"/>
+        <w:rPr>
+          <w:noProof/>
+          <w:sz w:val="24"/>
+          <w:szCs w:val="24"/>
+        </w:rPr>
+      </w:pPr>
+    </w:p>
+    <w:p>
+      <w:pPr>
+        <w:spacing w:after="0" w:line="240" w:lineRule="auto"/>
+        <w:rPr>
+          <w:b/>
+          <w:bCs/>
+          <w:noProof/>
+          <w:sz w:val="24"/>
+          <w:szCs w:val="24"/>
+          <w:u w:val="single"/>
+        </w:rPr>
+      </w:pPr>
+      <w:r>
+        <w:rPr>
+          <w:b/>
+          <w:bCs/>
+          <w:noProof/>
+          <w:sz w:val="24"/>
+          <w:szCs w:val="24"/>
+          <w:u w:val="single"/>
+        </w:rPr>
+        <w:t>Commit 5</w:t>
+      </w:r>
+      <w:r>
+        <w:rPr>
+          <w:b/>
+          <w:bCs/>
+          <w:noProof/>
+          <w:sz w:val="24"/>
+          <w:szCs w:val="24"/>
+          <w:u w:val="single"/>
+        </w:rPr>
+        <w:t>:</w:t>
+      </w:r>
+    </w:p>
+    <w:p>
+      <w:pPr>
+        <w:spacing w:after="0" w:line="240" w:lineRule="auto"/>
+        <w:rPr>
+          <w:noProof/>
+          <w:sz w:val="24"/>
+          <w:szCs w:val="24"/>
+        </w:rPr>
+      </w:pPr>
+    </w:p>
+    <w:p>
+      <w:pPr>
+        <w:spacing w:after="0" w:line="240" w:lineRule="auto"/>
+        <w:rPr>
+          <w:noProof/>
+          <w:sz w:val="24"/>
+          <w:szCs w:val="24"/>
+        </w:rPr>
+      </w:pPr>
+      <w:r>
+        <w:rPr>
+          <w:noProof/>
+          <w:sz w:val="24"/>
+          <w:szCs w:val="24"/>
+        </w:rPr>
+        <w:t>Refactor hybrid forecasting architecture</w:t>
+      </w:r>
+    </w:p>
+    <w:p>
+      <w:pPr>
+        <w:spacing w:after="0" w:line="240" w:lineRule="auto"/>
+        <w:rPr>
+          <w:noProof/>
+          <w:sz w:val="24"/>
+          <w:szCs w:val="24"/>
+        </w:rPr>
+      </w:pPr>
+    </w:p>
+    <w:p>
+      <w:pPr>
+        <w:spacing w:after="0" w:line="240" w:lineRule="auto"/>
+        <w:rPr>
+          <w:noProof/>
+          <w:sz w:val="24"/>
+          <w:szCs w:val="24"/>
+        </w:rPr>
+      </w:pPr>
+      <w:r>
+        <w:rPr>
+          <w:noProof/>
+          <w:sz w:val="24"/>
+          <w:szCs w:val="24"/>
+        </w:rPr>
+        <w:t>• redesigned BaseHybridForecaster</w:t>
+      </w:r>
+    </w:p>
+    <w:p>
+      <w:pPr>
+        <w:spacing w:after="0" w:line="240" w:lineRule="auto"/>
+        <w:rPr>
+          <w:noProof/>
+          <w:sz w:val="24"/>
+          <w:szCs w:val="24"/>
+        </w:rPr>
+      </w:pPr>
+      <w:r>
+        <w:rPr>
+          <w:noProof/>
+          <w:sz w:val="24"/>
+          <w:szCs w:val="24"/>
+        </w:rPr>
+        <w:t>• migrated LinearTrendLSTMForecaster</w:t>
+      </w:r>
+    </w:p>
+    <w:p>
+      <w:pPr>
+        <w:spacing w:after="0" w:line="240" w:lineRule="auto"/>
+        <w:rPr>
+          <w:noProof/>
+          <w:sz w:val="24"/>
+          <w:szCs w:val="24"/>
+        </w:rPr>
+      </w:pPr>
+      <w:r>
+        <w:rPr>
+          <w:noProof/>
+          <w:sz w:val="24"/>
+          <w:szCs w:val="24"/>
+        </w:rPr>
+        <w:t xml:space="preserve">• integrated AdaptiveKalmanFilter with </w:t>
+      </w:r>
+    </w:p>
+    <w:p>
+      <w:pPr>
+        <w:spacing w:after="0" w:line="240" w:lineRule="auto"/>
+        <w:rPr>
+          <w:noProof/>
+          <w:sz w:val="24"/>
+          <w:szCs w:val="24"/>
+        </w:rPr>
+      </w:pPr>
+      <w:r>
+        <w:rPr>
+          <w:noProof/>
+          <w:sz w:val="24"/>
+          <w:szCs w:val="24"/>
+        </w:rPr>
+        <w:t xml:space="preserve">   </w:t>
+      </w:r>
+      <w:r>
+        <w:rPr>
+          <w:noProof/>
+          <w:sz w:val="24"/>
+          <w:szCs w:val="24"/>
+        </w:rPr>
+        <w:t>BatteryDataset API</w:t>
+      </w:r>
+    </w:p>
+    <w:p>
+      <w:pPr>
+        <w:spacing w:after="0" w:line="240" w:lineRule="auto"/>
+        <w:rPr>
+          <w:noProof/>
+          <w:sz w:val="24"/>
+          <w:szCs w:val="24"/>
+        </w:rPr>
+      </w:pPr>
+      <w:r>
+        <w:rPr>
+          <w:noProof/>
+          <w:sz w:val="24"/>
+          <w:szCs w:val="24"/>
+        </w:rPr>
+        <w:t xml:space="preserve">• implemented Kalman residual </w:t>
+      </w:r>
+    </w:p>
+    <w:p>
+      <w:pPr>
+        <w:spacing w:after="0" w:line="240" w:lineRule="auto"/>
+        <w:rPr>
+          <w:noProof/>
+          <w:sz w:val="24"/>
+          <w:szCs w:val="24"/>
+        </w:rPr>
+      </w:pPr>
+      <w:r>
+        <w:rPr>
+          <w:noProof/>
+          <w:sz w:val="24"/>
+          <w:szCs w:val="24"/>
+        </w:rPr>
+        <w:t xml:space="preserve">   </w:t>
+      </w:r>
+      <w:r>
+        <w:rPr>
+          <w:noProof/>
+          <w:sz w:val="24"/>
+          <w:szCs w:val="24"/>
+        </w:rPr>
+        <w:t>preparation</w:t>
+      </w:r>
+    </w:p>
+    <w:p>
+      <w:pPr>
+        <w:spacing w:after="0" w:line="240" w:lineRule="auto"/>
+        <w:rPr>
+          <w:noProof/>
+          <w:sz w:val="24"/>
+          <w:szCs w:val="24"/>
+        </w:rPr>
+      </w:pPr>
+      <w:r>
+        <w:rPr>
+          <w:noProof/>
+          <w:sz w:val="24"/>
+          <w:szCs w:val="24"/>
+        </w:rPr>
+        <w:t>• updated hybrid tests</w:t>
+      </w:r>
+    </w:p>
+    <w:p>
+      <w:pPr>
+        <w:spacing w:after="0" w:line="240" w:lineRule="auto"/>
+        <w:rPr>
+          <w:noProof/>
+          <w:sz w:val="24"/>
+          <w:szCs w:val="24"/>
+        </w:rPr>
+      </w:pPr>
+      <w:r>
+        <w:rPr>
+          <w:noProof/>
+          <w:sz w:val="24"/>
+          <w:szCs w:val="24"/>
+        </w:rPr>
+        <w:t>• all tests passing (78 passed)</w:t>
+      </w:r>
+    </w:p>
+    <w:p>
+      <w:pPr>
+        <w:spacing w:after="0" w:line="240" w:lineRule="auto"/>
+        <w:rPr>
+          <w:b/>
+          <w:bCs/>
+          <w:noProof/>
+          <w:sz w:val="32"/>
+          <w:szCs w:val="32"/>
+          <w:u w:val="single"/>
+        </w:rPr>
+      </w:pPr>
+      <w:r>
+        <w:rPr>
+          <w:b/>
+          <w:bCs/>
+          <w:noProof/>
+          <w:sz w:val="32"/>
+          <w:szCs w:val="32"/>
+          <w:u w:val="single"/>
+        </w:rPr>
+        <w:lastRenderedPageBreak/>
+        <w:t>forecast_trend()</w:t>
+      </w:r>
+      <w:r>
+        <w:rPr>
+          <w:b/>
+          <w:bCs/>
+          <w:noProof/>
+          <w:sz w:val="32"/>
+          <w:szCs w:val="32"/>
+          <w:u w:val="single"/>
+        </w:rPr>
+        <w:t>:</w:t>
+      </w:r>
+    </w:p>
+    <w:p>
+      <w:pPr>
+        <w:spacing w:after="0" w:line="240" w:lineRule="auto"/>
+        <w:rPr>
+          <w:noProof/>
+          <w:sz w:val="24"/>
+          <w:szCs w:val="24"/>
+        </w:rPr>
+      </w:pPr>
+    </w:p>
+    <w:p>
+      <w:pPr>
+        <w:spacing w:after="0" w:line="240" w:lineRule="auto"/>
+        <w:rPr>
+          <w:noProof/>
+          <w:sz w:val="24"/>
+          <w:szCs w:val="24"/>
+        </w:rPr>
+      </w:pPr>
+      <w:r>
+        <w:rPr>
+          <w:noProof/>
+          <w:sz w:val="24"/>
+          <w:szCs w:val="24"/>
+        </w:rPr>
+        <w:t>Kalman filter</w:t>
+      </w:r>
+    </w:p>
+    <w:p>
+      <w:pPr>
+        <w:spacing w:after="0" w:line="240" w:lineRule="auto"/>
+        <w:rPr>
+          <w:noProof/>
+          <w:sz w:val="24"/>
+          <w:szCs w:val="24"/>
+        </w:rPr>
+      </w:pPr>
+      <w:r>
+        <w:rPr>
+          <w:noProof/>
+          <w:sz w:val="24"/>
+          <w:szCs w:val="24"/>
+        </w:rPr>
+        <w:t xml:space="preserve">      </w:t>
+      </w:r>
+      <w:r>
+        <w:rPr>
+          <w:noProof/>
+          <w:sz w:val="24"/>
+          <w:szCs w:val="24"/>
+        </w:rPr>
+        <w:t xml:space="preserve"> </w:t>
+      </w:r>
+      <w:r>
+        <w:rPr>
+          <w:noProof/>
+          <w:sz w:val="24"/>
+          <w:szCs w:val="24"/>
+        </w:rPr>
+        <w:t>│</w:t>
+      </w:r>
+    </w:p>
+    <w:p>
+      <w:pPr>
+        <w:spacing w:after="0" w:line="240" w:lineRule="auto"/>
+        <w:rPr>
+          <w:noProof/>
+          <w:sz w:val="24"/>
+          <w:szCs w:val="24"/>
+        </w:rPr>
+      </w:pPr>
+      <w:r>
+        <w:rPr>
+          <w:noProof/>
+          <w:sz w:val="24"/>
+          <w:szCs w:val="24"/>
+        </w:rPr>
+        <w:t xml:space="preserve">      </w:t>
+      </w:r>
+      <w:r>
+        <w:rPr>
+          <w:rFonts w:ascii="Arial" w:hAnsi="Arial" w:cs="Arial"/>
+          <w:noProof/>
+          <w:sz w:val="24"/>
+          <w:szCs w:val="24"/>
+        </w:rPr>
+        <w:t>▼</w:t>
+      </w:r>
+    </w:p>
+    <w:p>
+      <w:pPr>
+        <w:spacing w:after="0" w:line="240" w:lineRule="auto"/>
+        <w:rPr>
+          <w:noProof/>
+          <w:sz w:val="24"/>
+          <w:szCs w:val="24"/>
+        </w:rPr>
+      </w:pPr>
+      <w:r>
+        <w:rPr>
+          <w:noProof/>
+          <w:sz w:val="24"/>
+          <w:szCs w:val="24"/>
+        </w:rPr>
+        <w:t>last smoothed state</w:t>
+      </w:r>
+    </w:p>
+    <w:p>
+      <w:pPr>
+        <w:spacing w:after="0" w:line="240" w:lineRule="auto"/>
+        <w:rPr>
+          <w:noProof/>
+          <w:sz w:val="24"/>
+          <w:szCs w:val="24"/>
+        </w:rPr>
+      </w:pPr>
+      <w:r>
+        <w:rPr>
+          <w:noProof/>
+          <w:sz w:val="24"/>
+          <w:szCs w:val="24"/>
+        </w:rPr>
+        <w:t xml:space="preserve">      </w:t>
+      </w:r>
+      <w:r>
+        <w:rPr>
+          <w:noProof/>
+          <w:sz w:val="24"/>
+          <w:szCs w:val="24"/>
+        </w:rPr>
+        <w:t xml:space="preserve"> </w:t>
+      </w:r>
+      <w:r>
+        <w:rPr>
+          <w:noProof/>
+          <w:sz w:val="24"/>
+          <w:szCs w:val="24"/>
+        </w:rPr>
+        <w:t>│</w:t>
+      </w:r>
+    </w:p>
+    <w:p>
+      <w:pPr>
+        <w:spacing w:after="0" w:line="240" w:lineRule="auto"/>
+        <w:rPr>
+          <w:noProof/>
+          <w:sz w:val="24"/>
+          <w:szCs w:val="24"/>
+        </w:rPr>
+      </w:pPr>
+      <w:r>
+        <w:rPr>
+          <w:noProof/>
+          <w:sz w:val="24"/>
+          <w:szCs w:val="24"/>
+        </w:rPr>
+        <w:t xml:space="preserve">      </w:t>
+      </w:r>
+      <w:r>
+        <w:rPr>
+          <w:rFonts w:ascii="Arial" w:hAnsi="Arial" w:cs="Arial"/>
+          <w:noProof/>
+          <w:sz w:val="24"/>
+          <w:szCs w:val="24"/>
+        </w:rPr>
+        <w:t>▼</w:t>
+      </w:r>
+    </w:p>
+    <w:p>
+      <w:pPr>
+        <w:spacing w:after="0" w:line="240" w:lineRule="auto"/>
+        <w:rPr>
+          <w:noProof/>
+          <w:sz w:val="24"/>
+          <w:szCs w:val="24"/>
+        </w:rPr>
+      </w:pPr>
+      <w:r>
+        <w:rPr>
+          <w:noProof/>
+          <w:sz w:val="24"/>
+          <w:szCs w:val="24"/>
+        </w:rPr>
+        <w:t>state transition</w:t>
+      </w:r>
+    </w:p>
+    <w:p>
+      <w:pPr>
+        <w:spacing w:after="0" w:line="240" w:lineRule="auto"/>
+        <w:rPr>
+          <w:noProof/>
+          <w:sz w:val="24"/>
+          <w:szCs w:val="24"/>
+        </w:rPr>
+      </w:pPr>
+      <w:r>
+        <w:rPr>
+          <w:noProof/>
+          <w:sz w:val="24"/>
+          <w:szCs w:val="24"/>
+        </w:rPr>
+        <w:t xml:space="preserve">      </w:t>
+      </w:r>
+      <w:r>
+        <w:rPr>
+          <w:noProof/>
+          <w:sz w:val="24"/>
+          <w:szCs w:val="24"/>
+        </w:rPr>
+        <w:t xml:space="preserve"> </w:t>
+      </w:r>
+      <w:r>
+        <w:rPr>
+          <w:noProof/>
+          <w:sz w:val="24"/>
+          <w:szCs w:val="24"/>
+        </w:rPr>
+        <w:t>│</w:t>
+      </w:r>
+    </w:p>
+    <w:p>
+      <w:pPr>
+        <w:spacing w:after="0" w:line="240" w:lineRule="auto"/>
+        <w:rPr>
+          <w:noProof/>
+          <w:sz w:val="24"/>
+          <w:szCs w:val="24"/>
+        </w:rPr>
+      </w:pPr>
+      <w:r>
+        <w:rPr>
+          <w:noProof/>
+          <w:sz w:val="24"/>
+          <w:szCs w:val="24"/>
+        </w:rPr>
+        <w:t xml:space="preserve">      </w:t>
+      </w:r>
+      <w:r>
+        <w:rPr>
+          <w:rFonts w:ascii="Arial" w:hAnsi="Arial" w:cs="Arial"/>
+          <w:noProof/>
+          <w:sz w:val="24"/>
+          <w:szCs w:val="24"/>
+        </w:rPr>
+        <w:t>▼</w:t>
+      </w:r>
+    </w:p>
+    <w:p>
+      <w:pPr>
+        <w:spacing w:after="0" w:line="240" w:lineRule="auto"/>
+        <w:rPr>
+          <w:noProof/>
+          <w:sz w:val="24"/>
+          <w:szCs w:val="24"/>
+        </w:rPr>
+      </w:pPr>
+      <w:r>
+        <w:rPr>
+          <w:noProof/>
+          <w:sz w:val="24"/>
+          <w:szCs w:val="24"/>
+        </w:rPr>
+        <w:t>future trend</w:t>
+      </w:r>
+    </w:p>
+    <w:p>
+      <w:pPr>
+        <w:spacing w:after="0" w:line="240" w:lineRule="auto"/>
+        <w:rPr>
+          <w:noProof/>
+          <w:sz w:val="24"/>
+          <w:szCs w:val="24"/>
+        </w:rPr>
+      </w:pPr>
+      <w:r>
+        <w:rPr>
+          <w:noProof/>
+          <w:sz w:val="24"/>
+          <w:szCs w:val="24"/>
+        </w:rPr>
+        <w:t xml:space="preserve">      </w:t>
+      </w:r>
+      <w:r>
+        <w:rPr>
+          <w:noProof/>
+          <w:sz w:val="24"/>
+          <w:szCs w:val="24"/>
+        </w:rPr>
+        <w:t xml:space="preserve"> </w:t>
+      </w:r>
+      <w:r>
+        <w:rPr>
+          <w:noProof/>
+          <w:sz w:val="24"/>
+          <w:szCs w:val="24"/>
+        </w:rPr>
+        <w:t>│</w:t>
+      </w:r>
+    </w:p>
+    <w:p>
+      <w:pPr>
+        <w:spacing w:after="0" w:line="240" w:lineRule="auto"/>
+        <w:rPr>
+          <w:noProof/>
+          <w:sz w:val="24"/>
+          <w:szCs w:val="24"/>
+        </w:rPr>
+      </w:pPr>
+      <w:r>
+        <w:rPr>
+          <w:noProof/>
+          <w:sz w:val="24"/>
+          <w:szCs w:val="24"/>
+        </w:rPr>
+        <w:t xml:space="preserve">      </w:t>
+      </w:r>
+      <w:r>
+        <w:rPr>
+          <w:rFonts w:ascii="Arial" w:hAnsi="Arial" w:cs="Arial"/>
+          <w:noProof/>
+          <w:sz w:val="24"/>
+          <w:szCs w:val="24"/>
+        </w:rPr>
+        <w:t>▼</w:t>
+      </w:r>
+    </w:p>
+    <w:p>
+      <w:pPr>
+        <w:spacing w:after="0" w:line="240" w:lineRule="auto"/>
+        <w:rPr>
+          <w:noProof/>
+          <w:sz w:val="24"/>
+          <w:szCs w:val="24"/>
+        </w:rPr>
+      </w:pPr>
+      <w:r>
+        <w:rPr>
+          <w:noProof/>
+          <w:sz w:val="24"/>
+          <w:szCs w:val="24"/>
+        </w:rPr>
+        <w:t>ForecastResult</w:t>
+      </w:r>
+    </w:p>
+    <w:p>
+      <w:pPr>
+        <w:spacing w:after="0" w:line="240" w:lineRule="auto"/>
+        <w:rPr>
+          <w:noProof/>
+          <w:sz w:val="24"/>
+          <w:szCs w:val="24"/>
+        </w:rPr>
+      </w:pPr>
+    </w:p>
+    <w:p>
+      <w:pPr>
+        <w:spacing w:after="0" w:line="240" w:lineRule="auto"/>
+        <w:rPr>
+          <w:noProof/>
+          <w:sz w:val="24"/>
+          <w:szCs w:val="24"/>
+        </w:rPr>
+      </w:pPr>
+    </w:p>
+    <w:p>
+      <w:pPr>
+        <w:spacing w:after="0" w:line="240" w:lineRule="auto"/>
+        <w:rPr>
+          <w:noProof/>
+          <w:sz w:val="24"/>
+          <w:szCs w:val="24"/>
+        </w:rPr>
+      </w:pPr>
+    </w:p>
+    <w:p>
+      <w:pPr>
+        <w:spacing w:after="0" w:line="240" w:lineRule="auto"/>
+        <w:rPr>
+          <w:b/>
+          <w:bCs/>
+          <w:noProof/>
+          <w:sz w:val="32"/>
+          <w:szCs w:val="32"/>
+        </w:rPr>
+      </w:pPr>
+      <w:r>
+        <w:rPr>
+          <w:b/>
+          <w:bCs/>
+          <w:noProof/>
+          <w:sz w:val="32"/>
+          <w:szCs w:val="32"/>
+        </w:rPr>
+        <w:t>AdaptiveKalmanFilter</w:t>
+      </w:r>
+    </w:p>
+    <w:p>
+      <w:pPr>
+        <w:spacing w:after="0" w:line="240" w:lineRule="auto"/>
+        <w:rPr>
+          <w:b/>
+          <w:bCs/>
+          <w:noProof/>
+          <w:sz w:val="32"/>
+          <w:szCs w:val="32"/>
+        </w:rPr>
+      </w:pPr>
+    </w:p>
+    <w:p>
+      <w:pPr>
+        <w:spacing w:after="0" w:line="240" w:lineRule="auto"/>
+        <w:rPr>
+          <w:noProof/>
+          <w:sz w:val="24"/>
+          <w:szCs w:val="24"/>
+        </w:rPr>
+      </w:pPr>
+      <w:r>
+        <w:rPr>
+          <w:noProof/>
+          <w:sz w:val="24"/>
+          <w:szCs w:val="24"/>
+        </w:rPr>
+        <w:t xml:space="preserve"> </w:t>
+      </w:r>
+      <w:r>
+        <w:rPr>
+          <w:noProof/>
+          <w:sz w:val="24"/>
+          <w:szCs w:val="24"/>
+        </w:rPr>
+        <w:t>│</w:t>
+      </w:r>
+    </w:p>
+    <w:p>
+      <w:pPr>
+        <w:spacing w:after="0" w:line="240" w:lineRule="auto"/>
+        <w:rPr>
+          <w:noProof/>
+          <w:sz w:val="24"/>
+          <w:szCs w:val="24"/>
+        </w:rPr>
+      </w:pPr>
+      <w:r>
+        <w:rPr>
+          <w:rFonts w:ascii="MS Gothic" w:eastAsia="MS Gothic" w:hAnsi="MS Gothic" w:cs="MS Gothic" w:hint="eastAsia"/>
+          <w:noProof/>
+          <w:sz w:val="24"/>
+          <w:szCs w:val="24"/>
+        </w:rPr>
+        <w:t>├</w:t>
+      </w:r>
+      <w:r>
+        <w:rPr>
+          <w:rFonts w:ascii="Calibri" w:hAnsi="Calibri" w:cs="Calibri"/>
+          <w:noProof/>
+          <w:sz w:val="24"/>
+          <w:szCs w:val="24"/>
+        </w:rPr>
+        <w:t>──</w:t>
+      </w:r>
+      <w:r>
+        <w:rPr>
+          <w:noProof/>
+          <w:sz w:val="24"/>
+          <w:szCs w:val="24"/>
+        </w:rPr>
+        <w:t xml:space="preserve"> self.states</w:t>
+      </w:r>
+    </w:p>
+    <w:p>
+      <w:pPr>
+        <w:spacing w:after="0" w:line="240" w:lineRule="auto"/>
+        <w:rPr>
+          <w:noProof/>
+          <w:sz w:val="24"/>
+          <w:szCs w:val="24"/>
+        </w:rPr>
+      </w:pPr>
+      <w:r>
+        <w:rPr>
+          <w:noProof/>
+          <w:sz w:val="24"/>
+          <w:szCs w:val="24"/>
+        </w:rPr>
+        <w:t xml:space="preserve"> </w:t>
+      </w:r>
+      <w:r>
+        <w:rPr>
+          <w:noProof/>
+          <w:sz w:val="24"/>
+          <w:szCs w:val="24"/>
+        </w:rPr>
+        <w:t>│      full filtering history</w:t>
+      </w:r>
+    </w:p>
+    <w:p>
+      <w:pPr>
+        <w:spacing w:after="0" w:line="240" w:lineRule="auto"/>
+        <w:rPr>
+          <w:noProof/>
+          <w:sz w:val="24"/>
+          <w:szCs w:val="24"/>
+        </w:rPr>
+      </w:pPr>
+      <w:r>
+        <w:rPr>
+          <w:noProof/>
+          <w:sz w:val="24"/>
+          <w:szCs w:val="24"/>
+        </w:rPr>
+        <w:t xml:space="preserve"> </w:t>
+      </w:r>
+      <w:r>
+        <w:rPr>
+          <w:noProof/>
+          <w:sz w:val="24"/>
+          <w:szCs w:val="24"/>
+        </w:rPr>
+        <w:t>│</w:t>
+      </w:r>
+    </w:p>
+    <w:p>
+      <w:pPr>
+        <w:spacing w:after="0" w:line="240" w:lineRule="auto"/>
+        <w:rPr>
+          <w:noProof/>
+          <w:sz w:val="24"/>
+          <w:szCs w:val="24"/>
+        </w:rPr>
+      </w:pPr>
+      <w:r>
+        <w:rPr>
+          <w:rFonts w:ascii="MS Gothic" w:eastAsia="MS Gothic" w:hAnsi="MS Gothic" w:cs="MS Gothic" w:hint="eastAsia"/>
+          <w:noProof/>
+          <w:sz w:val="24"/>
+          <w:szCs w:val="24"/>
+        </w:rPr>
+        <w:t>├</w:t>
+      </w:r>
+      <w:r>
+        <w:rPr>
+          <w:rFonts w:ascii="Calibri" w:hAnsi="Calibri" w:cs="Calibri"/>
+          <w:noProof/>
+          <w:sz w:val="24"/>
+          <w:szCs w:val="24"/>
+        </w:rPr>
+        <w:t>──</w:t>
+      </w:r>
+      <w:r>
+        <w:rPr>
+          <w:noProof/>
+          <w:sz w:val="24"/>
+          <w:szCs w:val="24"/>
+        </w:rPr>
+        <w:t xml:space="preserve"> self.state</w:t>
+      </w:r>
+    </w:p>
+    <w:p>
+      <w:pPr>
+        <w:spacing w:after="0" w:line="240" w:lineRule="auto"/>
+        <w:rPr>
+          <w:noProof/>
+          <w:sz w:val="24"/>
+          <w:szCs w:val="24"/>
+        </w:rPr>
+      </w:pPr>
+      <w:r>
+        <w:rPr>
+          <w:noProof/>
+          <w:sz w:val="24"/>
+          <w:szCs w:val="24"/>
+        </w:rPr>
+        <w:t xml:space="preserve"> </w:t>
+      </w:r>
+      <w:r>
+        <w:rPr>
+          <w:noProof/>
+          <w:sz w:val="24"/>
+          <w:szCs w:val="24"/>
+        </w:rPr>
+        <w:t>│      last state</w:t>
+      </w:r>
+    </w:p>
+    <w:p>
+      <w:pPr>
+        <w:spacing w:after="0" w:line="240" w:lineRule="auto"/>
+        <w:rPr>
+          <w:noProof/>
+          <w:sz w:val="24"/>
+          <w:szCs w:val="24"/>
+        </w:rPr>
+      </w:pPr>
+      <w:r>
+        <w:rPr>
+          <w:noProof/>
+          <w:sz w:val="24"/>
+          <w:szCs w:val="24"/>
+        </w:rPr>
+        <w:t xml:space="preserve"> </w:t>
+      </w:r>
+      <w:r>
+        <w:rPr>
+          <w:noProof/>
+          <w:sz w:val="24"/>
+          <w:szCs w:val="24"/>
+        </w:rPr>
+        <w:t>│</w:t>
+      </w:r>
+    </w:p>
+    <w:p>
+      <w:pPr>
+        <w:spacing w:after="0" w:line="240" w:lineRule="auto"/>
+        <w:rPr>
+          <w:noProof/>
+          <w:sz w:val="24"/>
+          <w:szCs w:val="24"/>
+        </w:rPr>
+      </w:pPr>
+      <w:r>
+        <w:rPr>
+          <w:rFonts w:ascii="MS Gothic" w:eastAsia="MS Gothic" w:hAnsi="MS Gothic" w:cs="MS Gothic" w:hint="eastAsia"/>
+          <w:noProof/>
+          <w:sz w:val="24"/>
+          <w:szCs w:val="24"/>
+        </w:rPr>
+        <w:t>├</w:t>
+      </w:r>
+      <w:r>
+        <w:rPr>
+          <w:rFonts w:ascii="Calibri" w:hAnsi="Calibri" w:cs="Calibri"/>
+          <w:noProof/>
+          <w:sz w:val="24"/>
+          <w:szCs w:val="24"/>
+        </w:rPr>
+        <w:t>──</w:t>
+      </w:r>
+      <w:r>
+        <w:rPr>
+          <w:noProof/>
+          <w:sz w:val="24"/>
+          <w:szCs w:val="24"/>
+        </w:rPr>
+        <w:t xml:space="preserve"> self.covariance</w:t>
+      </w:r>
+    </w:p>
+    <w:p>
+      <w:pPr>
+        <w:spacing w:after="0" w:line="240" w:lineRule="auto"/>
+        <w:rPr>
+          <w:noProof/>
+          <w:sz w:val="24"/>
+          <w:szCs w:val="24"/>
+        </w:rPr>
+      </w:pPr>
+      <w:r>
+        <w:rPr>
+          <w:noProof/>
+          <w:sz w:val="24"/>
+          <w:szCs w:val="24"/>
+        </w:rPr>
+        <w:t xml:space="preserve"> </w:t>
+      </w:r>
+      <w:r>
+        <w:rPr>
+          <w:noProof/>
+          <w:sz w:val="24"/>
+          <w:szCs w:val="24"/>
+        </w:rPr>
+        <w:t>│      last covariance</w:t>
+      </w:r>
+    </w:p>
+    <w:p>
+      <w:pPr>
+        <w:spacing w:after="0" w:line="240" w:lineRule="auto"/>
+        <w:rPr>
+          <w:noProof/>
+          <w:sz w:val="24"/>
+          <w:szCs w:val="24"/>
+        </w:rPr>
+      </w:pPr>
+      <w:r>
+        <w:rPr>
+          <w:noProof/>
+          <w:sz w:val="24"/>
+          <w:szCs w:val="24"/>
+        </w:rPr>
+        <w:t xml:space="preserve"> </w:t>
+      </w:r>
+      <w:r>
+        <w:rPr>
+          <w:noProof/>
+          <w:sz w:val="24"/>
+          <w:szCs w:val="24"/>
+        </w:rPr>
+        <w:t>│</w:t>
+      </w:r>
+    </w:p>
+    <w:p>
+      <w:pPr>
+        <w:spacing w:after="0" w:line="240" w:lineRule="auto"/>
+        <w:rPr>
+          <w:noProof/>
+          <w:sz w:val="24"/>
+          <w:szCs w:val="24"/>
+        </w:rPr>
+      </w:pPr>
+      <w:r>
+        <w:rPr>
+          <w:noProof/>
+          <w:sz w:val="24"/>
+          <w:szCs w:val="24"/>
+        </w:rPr>
+        <w:t xml:space="preserve"> </w:t>
+      </w:r>
+      <w:r>
+        <w:rPr>
+          <w:noProof/>
+          <w:sz w:val="24"/>
+          <w:szCs w:val="24"/>
+        </w:rPr>
+        <w:t>└── forecast()</w:t>
+      </w:r>
+    </w:p>
+    <w:p>
+      <w:pPr>
+        <w:spacing w:after="0" w:line="240" w:lineRule="auto"/>
+        <w:rPr>
+          <w:noProof/>
+          <w:sz w:val="24"/>
+          <w:szCs w:val="24"/>
+        </w:rPr>
+      </w:pPr>
+      <w:r>
+        <w:rPr>
+          <w:noProof/>
+          <w:sz w:val="24"/>
+          <w:szCs w:val="24"/>
+        </w:rPr>
+        <w:t xml:space="preserve">       </w:t>
+      </w:r>
+      <w:r>
+        <w:rPr>
+          <w:noProof/>
+          <w:sz w:val="24"/>
+          <w:szCs w:val="24"/>
+        </w:rPr>
+        <w:t xml:space="preserve"> </w:t>
+      </w:r>
+      <w:r>
+        <w:rPr>
+          <w:noProof/>
+          <w:sz w:val="24"/>
+          <w:szCs w:val="24"/>
+        </w:rPr>
+        <w:t>uses only self.state</w:t>
+      </w:r>
+    </w:p>
+    <w:p>
+      <w:pPr>
+        <w:spacing w:after="0" w:line="240" w:lineRule="auto"/>
+        <w:rPr>
+          <w:noProof/>
+          <w:sz w:val="24"/>
+          <w:szCs w:val="24"/>
+        </w:rPr>
+      </w:pPr>
+    </w:p>
+    <w:p>
+      <w:pPr>
+        <w:spacing w:after="0" w:line="240" w:lineRule="auto"/>
+        <w:rPr>
+          <w:noProof/>
+          <w:sz w:val="24"/>
+          <w:szCs w:val="24"/>
+        </w:rPr>
+      </w:pPr>
+    </w:p>
+    <w:p>
+      <w:pPr>
+        <w:spacing w:after="0" w:line="240" w:lineRule="auto"/>
+        <w:rPr>
+          <w:noProof/>
+          <w:sz w:val="24"/>
+          <w:szCs w:val="24"/>
+        </w:rPr>
+      </w:pPr>
+    </w:p>
+    <w:p>
+      <w:pPr>
+        <w:spacing w:after="0" w:line="240" w:lineRule="auto"/>
+        <w:rPr>
+          <w:noProof/>
+          <w:sz w:val="24"/>
+          <w:szCs w:val="24"/>
+        </w:rPr>
+      </w:pPr>
+    </w:p>
+    <w:p>
+      <w:pPr>
+        <w:spacing w:after="0" w:line="240" w:lineRule="auto"/>
+        <w:rPr>
+          <w:noProof/>
+          <w:sz w:val="24"/>
+          <w:szCs w:val="24"/>
+        </w:rPr>
+      </w:pPr>
+    </w:p>
+    <w:p>
+      <w:pPr>
+        <w:spacing w:after="0" w:line="240" w:lineRule="auto"/>
+        <w:rPr>
+          <w:noProof/>
+          <w:sz w:val="24"/>
+          <w:szCs w:val="24"/>
+        </w:rPr>
+      </w:pPr>
+    </w:p>
+    <w:p>
+      <w:pPr>
+        <w:spacing w:after="0" w:line="240" w:lineRule="auto"/>
+        <w:rPr>
+          <w:noProof/>
+          <w:sz w:val="24"/>
+          <w:szCs w:val="24"/>
+        </w:rPr>
+      </w:pPr>
+    </w:p>
+    <w:p>
+      <w:pPr>
+        <w:spacing w:after="0" w:line="240" w:lineRule="auto"/>
+        <w:rPr>
+          <w:noProof/>
+          <w:sz w:val="24"/>
+          <w:szCs w:val="24"/>
+        </w:rPr>
+      </w:pPr>
+    </w:p>
+    <w:p>
+      <w:pPr>
+        <w:spacing w:after="0" w:line="240" w:lineRule="auto"/>
+        <w:rPr>
+          <w:noProof/>
+          <w:sz w:val="24"/>
+          <w:szCs w:val="24"/>
+        </w:rPr>
+      </w:pPr>
+    </w:p>
+    <w:p>
+      <w:pPr>
+        <w:spacing w:after="0" w:line="240" w:lineRule="auto"/>
+        <w:rPr>
+          <w:noProof/>
+          <w:sz w:val="24"/>
+          <w:szCs w:val="24"/>
+        </w:rPr>
+      </w:pPr>
+    </w:p>
+    <w:p>
+      <w:pPr>
+        <w:spacing w:after="0" w:line="240" w:lineRule="auto"/>
+        <w:rPr>
+          <w:noProof/>
+          <w:sz w:val="24"/>
+          <w:szCs w:val="24"/>
+        </w:rPr>
+      </w:pPr>
+    </w:p>
+    <w:p>
+      <w:pPr>
+        <w:spacing w:after="0" w:line="240" w:lineRule="auto"/>
+        <w:rPr>
+          <w:noProof/>
+          <w:sz w:val="24"/>
+          <w:szCs w:val="24"/>
+        </w:rPr>
+      </w:pPr>
+    </w:p>
+    <w:p>
+      <w:pPr>
+        <w:spacing w:after="0" w:line="240" w:lineRule="auto"/>
+        <w:rPr>
+          <w:noProof/>
+          <w:sz w:val="24"/>
+          <w:szCs w:val="24"/>
+        </w:rPr>
+      </w:pPr>
+    </w:p>
+    <w:p>
+      <w:pPr>
+        <w:spacing w:after="0" w:line="240" w:lineRule="auto"/>
+        <w:rPr>
+          <w:noProof/>
+          <w:sz w:val="24"/>
+          <w:szCs w:val="24"/>
+        </w:rPr>
+      </w:pPr>
+    </w:p>
+    <w:p>
+      <w:pPr>
+        <w:spacing w:after="0" w:line="240" w:lineRule="auto"/>
+        <w:rPr>
+          <w:b/>
+          <w:bCs/>
+          <w:noProof/>
+          <w:sz w:val="28"/>
+          <w:szCs w:val="28"/>
+          <w:u w:val="single"/>
+        </w:rPr>
+      </w:pPr>
+      <w:r>
+        <w:rPr>
+          <w:b/>
+          <w:bCs/>
+          <w:noProof/>
+          <w:sz w:val="28"/>
+          <w:szCs w:val="28"/>
+          <w:u w:val="single"/>
+        </w:rPr>
+        <w:t>KalmanLSTMForecaster:</w:t>
+      </w:r>
+    </w:p>
+    <w:p>
+      <w:pPr>
+        <w:spacing w:after="0" w:line="240" w:lineRule="auto"/>
+        <w:rPr>
+          <w:noProof/>
+          <w:sz w:val="24"/>
+          <w:szCs w:val="24"/>
+        </w:rPr>
+      </w:pPr>
+    </w:p>
+    <w:p>
+      <w:pPr>
+        <w:spacing w:after="0" w:line="240" w:lineRule="auto"/>
+        <w:rPr>
+          <w:noProof/>
+          <w:sz w:val="24"/>
+          <w:szCs w:val="24"/>
+        </w:rPr>
+      </w:pPr>
+      <w:r>
+        <w:rPr>
+          <w:noProof/>
+          <w:sz w:val="24"/>
+          <w:szCs w:val="24"/>
+        </w:rPr>
+        <w:t>BatteryDataset</w:t>
+      </w:r>
+    </w:p>
+    <w:p>
+      <w:pPr>
+        <w:spacing w:after="0" w:line="240" w:lineRule="auto"/>
+        <w:rPr>
+          <w:noProof/>
+          <w:sz w:val="24"/>
+          <w:szCs w:val="24"/>
+        </w:rPr>
+      </w:pPr>
+      <w:r>
+        <w:rPr>
+          <w:noProof/>
+          <w:sz w:val="24"/>
+          <w:szCs w:val="24"/>
+        </w:rPr>
+        <w:t xml:space="preserve">        </w:t>
+      </w:r>
+      <w:r>
+        <w:rPr>
+          <w:noProof/>
+          <w:sz w:val="24"/>
+          <w:szCs w:val="24"/>
+        </w:rPr>
+        <w:t xml:space="preserve"> </w:t>
+      </w:r>
+      <w:r>
+        <w:rPr>
+          <w:noProof/>
+          <w:sz w:val="24"/>
+          <w:szCs w:val="24"/>
+        </w:rPr>
+        <w:t>│</w:t>
+      </w:r>
+    </w:p>
+    <w:p>
+      <w:pPr>
+        <w:spacing w:after="0" w:line="240" w:lineRule="auto"/>
+        <w:rPr>
+          <w:noProof/>
+          <w:sz w:val="24"/>
+          <w:szCs w:val="24"/>
+        </w:rPr>
+      </w:pPr>
+      <w:r>
+        <w:rPr>
+          <w:noProof/>
+          <w:sz w:val="24"/>
+          <w:szCs w:val="24"/>
+        </w:rPr>
+        <w:t xml:space="preserve">        </w:t>
+      </w:r>
+      <w:r>
+        <w:rPr>
+          <w:rFonts w:ascii="Arial" w:hAnsi="Arial" w:cs="Arial"/>
+          <w:noProof/>
+          <w:sz w:val="24"/>
+          <w:szCs w:val="24"/>
+        </w:rPr>
+        <w:t>▼</w:t>
+      </w:r>
+    </w:p>
+    <w:p>
+      <w:pPr>
+        <w:spacing w:after="0" w:line="240" w:lineRule="auto"/>
+        <w:rPr>
+          <w:noProof/>
+          <w:sz w:val="24"/>
+          <w:szCs w:val="24"/>
+        </w:rPr>
+      </w:pPr>
+      <w:r>
+        <w:rPr>
+          <w:noProof/>
+          <w:sz w:val="24"/>
+          <w:szCs w:val="24"/>
+        </w:rPr>
+        <w:t>forecast_trend()</w:t>
+      </w:r>
+    </w:p>
+    <w:p>
+      <w:pPr>
+        <w:spacing w:after="0" w:line="240" w:lineRule="auto"/>
+        <w:rPr>
+          <w:noProof/>
+          <w:sz w:val="24"/>
+          <w:szCs w:val="24"/>
+        </w:rPr>
+      </w:pPr>
+      <w:r>
+        <w:rPr>
+          <w:noProof/>
+          <w:sz w:val="24"/>
+          <w:szCs w:val="24"/>
+        </w:rPr>
+        <w:t xml:space="preserve">        </w:t>
+      </w:r>
+      <w:r>
+        <w:rPr>
+          <w:noProof/>
+          <w:sz w:val="24"/>
+          <w:szCs w:val="24"/>
+        </w:rPr>
+        <w:t xml:space="preserve"> </w:t>
+      </w:r>
+      <w:r>
+        <w:rPr>
+          <w:noProof/>
+          <w:sz w:val="24"/>
+          <w:szCs w:val="24"/>
+        </w:rPr>
+        <w:t>│</w:t>
+      </w:r>
+    </w:p>
+    <w:p>
+      <w:pPr>
+        <w:spacing w:after="0" w:line="240" w:lineRule="auto"/>
+        <w:rPr>
+          <w:noProof/>
+          <w:sz w:val="24"/>
+          <w:szCs w:val="24"/>
+        </w:rPr>
+      </w:pPr>
+      <w:r>
+        <w:rPr>
+          <w:noProof/>
+          <w:sz w:val="24"/>
+          <w:szCs w:val="24"/>
+        </w:rPr>
+        <w:t xml:space="preserve">        </w:t>
+      </w:r>
+      <w:r>
+        <w:rPr>
+          <w:rFonts w:ascii="Arial" w:hAnsi="Arial" w:cs="Arial"/>
+          <w:noProof/>
+          <w:sz w:val="24"/>
+          <w:szCs w:val="24"/>
+        </w:rPr>
+        <w:t>▼</w:t>
+      </w:r>
+    </w:p>
+    <w:p>
+      <w:pPr>
+        <w:spacing w:after="0" w:line="240" w:lineRule="auto"/>
+        <w:rPr>
+          <w:noProof/>
+          <w:sz w:val="24"/>
+          <w:szCs w:val="24"/>
+        </w:rPr>
+      </w:pPr>
+      <w:r>
+        <w:rPr>
+          <w:noProof/>
+          <w:sz w:val="24"/>
+          <w:szCs w:val="24"/>
+        </w:rPr>
+        <w:t>Trend ForecastResult</w:t>
+      </w:r>
+    </w:p>
+    <w:p>
+      <w:pPr>
+        <w:spacing w:after="0" w:line="240" w:lineRule="auto"/>
+        <w:rPr>
+          <w:noProof/>
+          <w:sz w:val="24"/>
+          <w:szCs w:val="24"/>
+        </w:rPr>
+      </w:pPr>
+      <w:r>
+        <w:rPr>
+          <w:noProof/>
+          <w:sz w:val="24"/>
+          <w:szCs w:val="24"/>
+        </w:rPr>
+        <w:t xml:space="preserve">        </w:t>
+      </w:r>
+      <w:r>
+        <w:rPr>
+          <w:noProof/>
+          <w:sz w:val="24"/>
+          <w:szCs w:val="24"/>
+        </w:rPr>
+        <w:t xml:space="preserve"> </w:t>
+      </w:r>
+      <w:r>
+        <w:rPr>
+          <w:noProof/>
+          <w:sz w:val="24"/>
+          <w:szCs w:val="24"/>
+        </w:rPr>
+        <w:t>│</w:t>
+      </w:r>
+    </w:p>
+    <w:p>
+      <w:pPr>
+        <w:spacing w:after="0" w:line="240" w:lineRule="auto"/>
+        <w:rPr>
+          <w:noProof/>
+          <w:sz w:val="24"/>
+          <w:szCs w:val="24"/>
+        </w:rPr>
+      </w:pPr>
+      <w:r>
+        <w:rPr>
+          <w:noProof/>
+          <w:sz w:val="24"/>
+          <w:szCs w:val="24"/>
+        </w:rPr>
+        <w:t xml:space="preserve">        </w:t>
+      </w:r>
+      <w:r>
+        <w:rPr>
+          <w:rFonts w:ascii="MS Gothic" w:eastAsia="MS Gothic" w:hAnsi="MS Gothic" w:cs="MS Gothic" w:hint="eastAsia"/>
+          <w:noProof/>
+          <w:sz w:val="24"/>
+          <w:szCs w:val="24"/>
+        </w:rPr>
+        <w:t>├</w:t>
+      </w:r>
+      <w:r>
+        <w:rPr>
+          <w:rFonts w:ascii="Calibri" w:hAnsi="Calibri" w:cs="Calibri"/>
+          <w:noProof/>
+          <w:sz w:val="24"/>
+          <w:szCs w:val="24"/>
+        </w:rPr>
+        <w:t>─────────────┐</w:t>
+      </w:r>
+    </w:p>
+    <w:p>
+      <w:pPr>
+        <w:spacing w:after="0" w:line="240" w:lineRule="auto"/>
+        <w:rPr>
+          <w:noProof/>
+          <w:sz w:val="24"/>
+          <w:szCs w:val="24"/>
+        </w:rPr>
+      </w:pPr>
+      <w:r>
+        <w:rPr>
+          <w:noProof/>
+          <w:sz w:val="24"/>
+          <w:szCs w:val="24"/>
+        </w:rPr>
+        <w:t xml:space="preserve">        </w:t>
+      </w:r>
+      <w:r>
+        <w:rPr>
+          <w:rFonts w:ascii="Arial" w:hAnsi="Arial" w:cs="Arial"/>
+          <w:noProof/>
+          <w:sz w:val="24"/>
+          <w:szCs w:val="24"/>
+        </w:rPr>
+        <w:t>▼</w:t>
+      </w:r>
+      <w:r>
+        <w:rPr>
+          <w:noProof/>
+          <w:sz w:val="24"/>
+          <w:szCs w:val="24"/>
+        </w:rPr>
+        <w:t xml:space="preserve">             </w:t>
+      </w:r>
+      <w:r>
+        <w:rPr>
+          <w:noProof/>
+          <w:sz w:val="24"/>
+          <w:szCs w:val="24"/>
+        </w:rPr>
+        <w:t xml:space="preserve">                </w:t>
+      </w:r>
+      <w:r>
+        <w:rPr>
+          <w:rFonts w:ascii="Calibri" w:hAnsi="Calibri" w:cs="Calibri"/>
+          <w:noProof/>
+          <w:sz w:val="24"/>
+          <w:szCs w:val="24"/>
+        </w:rPr>
+        <w:t>│</w:t>
+      </w:r>
+    </w:p>
+    <w:p>
+      <w:pPr>
+        <w:spacing w:after="0" w:line="240" w:lineRule="auto"/>
+        <w:rPr>
+          <w:noProof/>
+          <w:sz w:val="24"/>
+          <w:szCs w:val="24"/>
+        </w:rPr>
+      </w:pPr>
+      <w:r>
+        <w:rPr>
+          <w:noProof/>
+          <w:sz w:val="24"/>
+          <w:szCs w:val="24"/>
+        </w:rPr>
+        <w:t xml:space="preserve">prepare_residuals()   </w:t>
+      </w:r>
+      <w:r>
+        <w:rPr>
+          <w:noProof/>
+          <w:sz w:val="24"/>
+          <w:szCs w:val="24"/>
+        </w:rPr>
+        <w:t xml:space="preserve">   </w:t>
+      </w:r>
+      <w:r>
+        <w:rPr>
+          <w:noProof/>
+          <w:sz w:val="24"/>
+          <w:szCs w:val="24"/>
+        </w:rPr>
+        <w:t>│</w:t>
+      </w:r>
+    </w:p>
+    <w:p>
+      <w:pPr>
+        <w:spacing w:after="0" w:line="240" w:lineRule="auto"/>
+        <w:rPr>
+          <w:noProof/>
+          <w:sz w:val="24"/>
+          <w:szCs w:val="24"/>
+        </w:rPr>
+      </w:pPr>
+      <w:r>
+        <w:rPr>
+          <w:noProof/>
+          <w:sz w:val="24"/>
+          <w:szCs w:val="24"/>
+        </w:rPr>
+        <w:t xml:space="preserve">        </w:t>
+      </w:r>
+      <w:r>
+        <w:rPr>
+          <w:rFonts w:ascii="Arial" w:hAnsi="Arial" w:cs="Arial"/>
+          <w:noProof/>
+          <w:sz w:val="24"/>
+          <w:szCs w:val="24"/>
+        </w:rPr>
+        <w:t>▼</w:t>
+      </w:r>
+      <w:r>
+        <w:rPr>
+          <w:noProof/>
+          <w:sz w:val="24"/>
+          <w:szCs w:val="24"/>
+        </w:rPr>
+        <w:t xml:space="preserve">             </w:t>
+      </w:r>
+      <w:r>
+        <w:rPr>
+          <w:noProof/>
+          <w:sz w:val="24"/>
+          <w:szCs w:val="24"/>
+        </w:rPr>
+        <w:t xml:space="preserve">                </w:t>
+      </w:r>
+      <w:r>
+        <w:rPr>
+          <w:rFonts w:ascii="Calibri" w:hAnsi="Calibri" w:cs="Calibri"/>
+          <w:noProof/>
+          <w:sz w:val="24"/>
+          <w:szCs w:val="24"/>
+        </w:rPr>
+        <w:t>│</w:t>
+      </w:r>
+    </w:p>
+    <w:p>
+      <w:pPr>
+        <w:spacing w:after="0" w:line="240" w:lineRule="auto"/>
+        <w:rPr>
+          <w:noProof/>
+          <w:sz w:val="24"/>
+          <w:szCs w:val="24"/>
+        </w:rPr>
+      </w:pPr>
+      <w:r>
+        <w:rPr>
+          <w:noProof/>
+          <w:sz w:val="24"/>
+          <w:szCs w:val="24"/>
+        </w:rPr>
+        <w:t xml:space="preserve">Residual Dataset      </w:t>
+      </w:r>
+      <w:r>
+        <w:rPr>
+          <w:noProof/>
+          <w:sz w:val="24"/>
+          <w:szCs w:val="24"/>
+        </w:rPr>
+        <w:t xml:space="preserve">     </w:t>
+      </w:r>
+      <w:r>
+        <w:rPr>
+          <w:noProof/>
+          <w:sz w:val="24"/>
+          <w:szCs w:val="24"/>
+        </w:rPr>
+        <w:t>│</w:t>
+      </w:r>
+    </w:p>
+    <w:p>
+      <w:pPr>
+        <w:spacing w:after="0" w:line="240" w:lineRule="auto"/>
+        <w:rPr>
+          <w:noProof/>
+          <w:sz w:val="24"/>
+          <w:szCs w:val="24"/>
+        </w:rPr>
+      </w:pPr>
+      <w:r>
+        <w:rPr>
+          <w:noProof/>
+          <w:sz w:val="24"/>
+          <w:szCs w:val="24"/>
+        </w:rPr>
+        <w:t xml:space="preserve">        </w:t>
+      </w:r>
+      <w:r>
+        <w:rPr>
+          <w:rFonts w:ascii="Arial" w:hAnsi="Arial" w:cs="Arial"/>
+          <w:noProof/>
+          <w:sz w:val="24"/>
+          <w:szCs w:val="24"/>
+        </w:rPr>
+        <w:t>▼</w:t>
+      </w:r>
+      <w:r>
+        <w:rPr>
+          <w:noProof/>
+          <w:sz w:val="24"/>
+          <w:szCs w:val="24"/>
+        </w:rPr>
+        <w:t xml:space="preserve">             </w:t>
+      </w:r>
+      <w:r>
+        <w:rPr>
+          <w:noProof/>
+          <w:sz w:val="24"/>
+          <w:szCs w:val="24"/>
+        </w:rPr>
+        <w:t xml:space="preserve">                </w:t>
+      </w:r>
+      <w:r>
+        <w:rPr>
+          <w:rFonts w:ascii="Calibri" w:hAnsi="Calibri" w:cs="Calibri"/>
+          <w:noProof/>
+          <w:sz w:val="24"/>
+          <w:szCs w:val="24"/>
+        </w:rPr>
+        <w:t>│</w:t>
+      </w:r>
+    </w:p>
+    <w:p>
+      <w:pPr>
+        <w:spacing w:after="0" w:line="240" w:lineRule="auto"/>
+        <w:rPr>
+          <w:noProof/>
+          <w:sz w:val="24"/>
+          <w:szCs w:val="24"/>
+        </w:rPr>
+      </w:pPr>
+      <w:r>
+        <w:rPr>
+          <w:noProof/>
+          <w:sz w:val="24"/>
+          <w:szCs w:val="24"/>
+        </w:rPr>
+        <w:t xml:space="preserve">Residual Model        </w:t>
+      </w:r>
+      <w:r>
+        <w:rPr>
+          <w:noProof/>
+          <w:sz w:val="24"/>
+          <w:szCs w:val="24"/>
+        </w:rPr>
+        <w:t xml:space="preserve">      </w:t>
+      </w:r>
+      <w:r>
+        <w:rPr>
+          <w:noProof/>
+          <w:sz w:val="24"/>
+          <w:szCs w:val="24"/>
+        </w:rPr>
+        <w:t>│</w:t>
+      </w:r>
+    </w:p>
+    <w:p>
+      <w:pPr>
+        <w:spacing w:after="0" w:line="240" w:lineRule="auto"/>
+        <w:rPr>
+          <w:noProof/>
+          <w:sz w:val="24"/>
+          <w:szCs w:val="24"/>
+        </w:rPr>
+      </w:pPr>
+      <w:r>
+        <w:rPr>
+          <w:noProof/>
+          <w:sz w:val="24"/>
+          <w:szCs w:val="24"/>
+        </w:rPr>
+        <w:t xml:space="preserve">        </w:t>
+      </w:r>
+      <w:r>
+        <w:rPr>
+          <w:rFonts w:ascii="Arial" w:hAnsi="Arial" w:cs="Arial"/>
+          <w:noProof/>
+          <w:sz w:val="24"/>
+          <w:szCs w:val="24"/>
+        </w:rPr>
+        <w:t>▼</w:t>
+      </w:r>
+      <w:r>
+        <w:rPr>
+          <w:noProof/>
+          <w:sz w:val="24"/>
+          <w:szCs w:val="24"/>
+        </w:rPr>
+        <w:t xml:space="preserve">             </w:t>
+      </w:r>
+      <w:r>
+        <w:rPr>
+          <w:noProof/>
+          <w:sz w:val="24"/>
+          <w:szCs w:val="24"/>
+        </w:rPr>
+        <w:t xml:space="preserve">                </w:t>
+      </w:r>
+      <w:r>
+        <w:rPr>
+          <w:rFonts w:ascii="Calibri" w:hAnsi="Calibri" w:cs="Calibri"/>
+          <w:noProof/>
+          <w:sz w:val="24"/>
+          <w:szCs w:val="24"/>
+        </w:rPr>
+        <w:t>│</w:t>
+      </w:r>
+    </w:p>
+    <w:p>
+      <w:pPr>
+        <w:spacing w:after="0" w:line="240" w:lineRule="auto"/>
+        <w:rPr>
+          <w:noProof/>
+          <w:sz w:val="24"/>
+          <w:szCs w:val="24"/>
+        </w:rPr>
+      </w:pPr>
+      <w:r>
+        <w:rPr>
+          <w:noProof/>
+          <w:sz w:val="24"/>
+          <w:szCs w:val="24"/>
+        </w:rPr>
+        <w:t>Residual ForecastResult</w:t>
+      </w:r>
+    </w:p>
+    <w:p>
+      <w:pPr>
+        <w:spacing w:after="0" w:line="240" w:lineRule="auto"/>
+        <w:rPr>
+          <w:noProof/>
+          <w:sz w:val="24"/>
+          <w:szCs w:val="24"/>
+        </w:rPr>
+      </w:pPr>
+      <w:r>
+        <w:rPr>
+          <w:noProof/>
+          <w:sz w:val="24"/>
+          <w:szCs w:val="24"/>
+        </w:rPr>
+        <w:t xml:space="preserve">        </w:t>
+      </w:r>
+      <w:r>
+        <w:rPr>
+          <w:noProof/>
+          <w:sz w:val="24"/>
+          <w:szCs w:val="24"/>
+        </w:rPr>
+        <w:t xml:space="preserve"> </w:t>
+      </w:r>
+      <w:r>
+        <w:rPr>
+          <w:noProof/>
+          <w:sz w:val="24"/>
+          <w:szCs w:val="24"/>
+        </w:rPr>
+        <w:t>│</w:t>
+      </w:r>
+    </w:p>
+    <w:p>
+      <w:pPr>
+        <w:spacing w:after="0" w:line="240" w:lineRule="auto"/>
+        <w:rPr>
+          <w:noProof/>
+          <w:sz w:val="24"/>
+          <w:szCs w:val="24"/>
+        </w:rPr>
+      </w:pPr>
+      <w:r>
+        <w:rPr>
+          <w:noProof/>
+          <w:sz w:val="24"/>
+          <w:szCs w:val="24"/>
+        </w:rPr>
+        <w:t xml:space="preserve">        </w:t>
+      </w:r>
+      <w:r>
+        <w:rPr>
+          <w:rFonts w:ascii="Arial" w:hAnsi="Arial" w:cs="Arial"/>
+          <w:noProof/>
+          <w:sz w:val="24"/>
+          <w:szCs w:val="24"/>
+        </w:rPr>
+        <w:t>▼</w:t>
+      </w:r>
+    </w:p>
+    <w:p>
+      <w:pPr>
+        <w:spacing w:after="0" w:line="240" w:lineRule="auto"/>
+        <w:rPr>
+          <w:noProof/>
+          <w:sz w:val="24"/>
+          <w:szCs w:val="24"/>
+        </w:rPr>
+      </w:pPr>
+      <w:r>
+        <w:rPr>
+          <w:noProof/>
+          <w:sz w:val="24"/>
+          <w:szCs w:val="24"/>
+        </w:rPr>
+        <w:t>combine_forecasts()</w:t>
+      </w:r>
+    </w:p>
+    <w:p>
+      <w:pPr>
+        <w:spacing w:after="0" w:line="240" w:lineRule="auto"/>
+        <w:rPr>
+          <w:noProof/>
+          <w:sz w:val="24"/>
+          <w:szCs w:val="24"/>
+        </w:rPr>
+      </w:pPr>
+      <w:r>
+        <w:rPr>
+          <w:noProof/>
+          <w:sz w:val="24"/>
+          <w:szCs w:val="24"/>
+        </w:rPr>
+        <w:t xml:space="preserve">        </w:t>
+      </w:r>
+      <w:r>
+        <w:rPr>
+          <w:noProof/>
+          <w:sz w:val="24"/>
+          <w:szCs w:val="24"/>
+        </w:rPr>
+        <w:t xml:space="preserve"> </w:t>
+      </w:r>
+      <w:r>
+        <w:rPr>
+          <w:noProof/>
+          <w:sz w:val="24"/>
+          <w:szCs w:val="24"/>
+        </w:rPr>
+        <w:t>│</w:t>
+      </w:r>
+    </w:p>
+    <w:p>
+      <w:pPr>
+        <w:spacing w:after="0" w:line="240" w:lineRule="auto"/>
+        <w:rPr>
+          <w:noProof/>
+          <w:sz w:val="24"/>
+          <w:szCs w:val="24"/>
+        </w:rPr>
+      </w:pPr>
+      <w:r>
+        <w:rPr>
+          <w:noProof/>
+          <w:sz w:val="24"/>
+          <w:szCs w:val="24"/>
+        </w:rPr>
+        <w:t xml:space="preserve">        </w:t>
+      </w:r>
+      <w:r>
+        <w:rPr>
+          <w:rFonts w:ascii="Arial" w:hAnsi="Arial" w:cs="Arial"/>
+          <w:noProof/>
+          <w:sz w:val="24"/>
+          <w:szCs w:val="24"/>
+        </w:rPr>
+        <w:t>▼</w:t>
+      </w:r>
+    </w:p>
+    <w:p>
+      <w:pPr>
+        <w:spacing w:after="0" w:line="240" w:lineRule="auto"/>
+        <w:rPr>
+          <w:noProof/>
+          <w:sz w:val="24"/>
+          <w:szCs w:val="24"/>
+        </w:rPr>
+      </w:pPr>
+      <w:r>
+        <w:rPr>
+          <w:noProof/>
+          <w:sz w:val="24"/>
+          <w:szCs w:val="24"/>
+        </w:rPr>
+        <w:t>Hybrid ForecastResult</w:t>
+      </w:r>
+    </w:p>
+    <w:p>
+      <w:pPr>
+        <w:spacing w:after="0" w:line="240" w:lineRule="auto"/>
+        <w:rPr>
+          <w:noProof/>
+          <w:sz w:val="24"/>
+          <w:szCs w:val="24"/>
+        </w:rPr>
+      </w:pPr>
     </w:p>
     <w:sectPr>
       <w:pgSz w:w="11906" w:h="16838"/>

--- a/docs/draft/roadmap.docx
+++ b/docs/draft/roadmap.docx
@@ -20398,121 +20398,1479 @@
           <w:szCs w:val="24"/>
           <w:u w:val="single"/>
         </w:rPr>
-        <w:t>Commit 5</w:t>
-      </w:r>
-      <w:r>
-        <w:rPr>
-          <w:b/>
-          <w:bCs/>
-          <w:noProof/>
-          <w:sz w:val="24"/>
-          <w:szCs w:val="24"/>
+        <w:t>Commit 5:</w:t>
+      </w:r>
+    </w:p>
+    <w:p>
+      <w:pPr>
+        <w:spacing w:after="0" w:line="240" w:lineRule="auto"/>
+        <w:rPr>
+          <w:noProof/>
+          <w:sz w:val="24"/>
+          <w:szCs w:val="24"/>
+        </w:rPr>
+      </w:pPr>
+    </w:p>
+    <w:p>
+      <w:pPr>
+        <w:spacing w:after="0" w:line="240" w:lineRule="auto"/>
+        <w:rPr>
+          <w:noProof/>
+          <w:sz w:val="24"/>
+          <w:szCs w:val="24"/>
+        </w:rPr>
+      </w:pPr>
+      <w:r>
+        <w:rPr>
+          <w:noProof/>
+          <w:sz w:val="24"/>
+          <w:szCs w:val="24"/>
+        </w:rPr>
+        <w:t>Refactor hybrid forecasting architecture</w:t>
+      </w:r>
+    </w:p>
+    <w:p>
+      <w:pPr>
+        <w:spacing w:after="0" w:line="240" w:lineRule="auto"/>
+        <w:rPr>
+          <w:noProof/>
+          <w:sz w:val="24"/>
+          <w:szCs w:val="24"/>
+        </w:rPr>
+      </w:pPr>
+    </w:p>
+    <w:p>
+      <w:pPr>
+        <w:spacing w:after="0" w:line="240" w:lineRule="auto"/>
+        <w:rPr>
+          <w:noProof/>
+          <w:sz w:val="24"/>
+          <w:szCs w:val="24"/>
+        </w:rPr>
+      </w:pPr>
+      <w:r>
+        <w:rPr>
+          <w:noProof/>
+          <w:sz w:val="24"/>
+          <w:szCs w:val="24"/>
+        </w:rPr>
+        <w:t>• redesigned BaseHybridForecaster</w:t>
+      </w:r>
+    </w:p>
+    <w:p>
+      <w:pPr>
+        <w:spacing w:after="0" w:line="240" w:lineRule="auto"/>
+        <w:rPr>
+          <w:noProof/>
+          <w:sz w:val="24"/>
+          <w:szCs w:val="24"/>
+        </w:rPr>
+      </w:pPr>
+      <w:r>
+        <w:rPr>
+          <w:noProof/>
+          <w:sz w:val="24"/>
+          <w:szCs w:val="24"/>
+        </w:rPr>
+        <w:t>• migrated LinearTrendLSTMForecaster</w:t>
+      </w:r>
+    </w:p>
+    <w:p>
+      <w:pPr>
+        <w:spacing w:after="0" w:line="240" w:lineRule="auto"/>
+        <w:rPr>
+          <w:noProof/>
+          <w:sz w:val="24"/>
+          <w:szCs w:val="24"/>
+        </w:rPr>
+      </w:pPr>
+      <w:r>
+        <w:rPr>
+          <w:noProof/>
+          <w:sz w:val="24"/>
+          <w:szCs w:val="24"/>
+        </w:rPr>
+        <w:t xml:space="preserve">• integrated AdaptiveKalmanFilter with </w:t>
+      </w:r>
+    </w:p>
+    <w:p>
+      <w:pPr>
+        <w:spacing w:after="0" w:line="240" w:lineRule="auto"/>
+        <w:rPr>
+          <w:noProof/>
+          <w:sz w:val="24"/>
+          <w:szCs w:val="24"/>
+        </w:rPr>
+      </w:pPr>
+      <w:r>
+        <w:rPr>
+          <w:noProof/>
+          <w:sz w:val="24"/>
+          <w:szCs w:val="24"/>
+        </w:rPr>
+        <w:t xml:space="preserve">   </w:t>
+      </w:r>
+      <w:r>
+        <w:rPr>
+          <w:noProof/>
+          <w:sz w:val="24"/>
+          <w:szCs w:val="24"/>
+        </w:rPr>
+        <w:t>BatteryDataset API</w:t>
+      </w:r>
+    </w:p>
+    <w:p>
+      <w:pPr>
+        <w:spacing w:after="0" w:line="240" w:lineRule="auto"/>
+        <w:rPr>
+          <w:noProof/>
+          <w:sz w:val="24"/>
+          <w:szCs w:val="24"/>
+        </w:rPr>
+      </w:pPr>
+      <w:r>
+        <w:rPr>
+          <w:noProof/>
+          <w:sz w:val="24"/>
+          <w:szCs w:val="24"/>
+        </w:rPr>
+        <w:t xml:space="preserve">• implemented Kalman residual </w:t>
+      </w:r>
+    </w:p>
+    <w:p>
+      <w:pPr>
+        <w:spacing w:after="0" w:line="240" w:lineRule="auto"/>
+        <w:rPr>
+          <w:noProof/>
+          <w:sz w:val="24"/>
+          <w:szCs w:val="24"/>
+        </w:rPr>
+      </w:pPr>
+      <w:r>
+        <w:rPr>
+          <w:noProof/>
+          <w:sz w:val="24"/>
+          <w:szCs w:val="24"/>
+        </w:rPr>
+        <w:t xml:space="preserve">   </w:t>
+      </w:r>
+      <w:r>
+        <w:rPr>
+          <w:noProof/>
+          <w:sz w:val="24"/>
+          <w:szCs w:val="24"/>
+        </w:rPr>
+        <w:t>preparation</w:t>
+      </w:r>
+    </w:p>
+    <w:p>
+      <w:pPr>
+        <w:spacing w:after="0" w:line="240" w:lineRule="auto"/>
+        <w:rPr>
+          <w:noProof/>
+          <w:sz w:val="24"/>
+          <w:szCs w:val="24"/>
+        </w:rPr>
+      </w:pPr>
+      <w:r>
+        <w:rPr>
+          <w:noProof/>
+          <w:sz w:val="24"/>
+          <w:szCs w:val="24"/>
+        </w:rPr>
+        <w:t>• updated hybrid tests</w:t>
+      </w:r>
+    </w:p>
+    <w:p>
+      <w:pPr>
+        <w:spacing w:after="0" w:line="240" w:lineRule="auto"/>
+        <w:rPr>
+          <w:noProof/>
+          <w:sz w:val="24"/>
+          <w:szCs w:val="24"/>
+        </w:rPr>
+      </w:pPr>
+      <w:r>
+        <w:rPr>
+          <w:noProof/>
+          <w:sz w:val="24"/>
+          <w:szCs w:val="24"/>
+        </w:rPr>
+        <w:t>• all tests passing (78 passed)</w:t>
+      </w:r>
+    </w:p>
+    <w:p>
+      <w:pPr>
+        <w:spacing w:after="0" w:line="240" w:lineRule="auto"/>
+        <w:rPr>
+          <w:b/>
+          <w:bCs/>
+          <w:noProof/>
+          <w:sz w:val="32"/>
+          <w:szCs w:val="32"/>
           <w:u w:val="single"/>
         </w:rPr>
-        <w:t>:</w:t>
-      </w:r>
-    </w:p>
-    <w:p>
-      <w:pPr>
-        <w:spacing w:after="0" w:line="240" w:lineRule="auto"/>
-        <w:rPr>
-          <w:noProof/>
-          <w:sz w:val="24"/>
-          <w:szCs w:val="24"/>
-        </w:rPr>
-      </w:pPr>
-    </w:p>
-    <w:p>
-      <w:pPr>
-        <w:spacing w:after="0" w:line="240" w:lineRule="auto"/>
-        <w:rPr>
-          <w:noProof/>
-          <w:sz w:val="24"/>
-          <w:szCs w:val="24"/>
-        </w:rPr>
-      </w:pPr>
-      <w:r>
-        <w:rPr>
-          <w:noProof/>
-          <w:sz w:val="24"/>
-          <w:szCs w:val="24"/>
-        </w:rPr>
-        <w:t>Refactor hybrid forecasting architecture</w:t>
-      </w:r>
-    </w:p>
-    <w:p>
-      <w:pPr>
-        <w:spacing w:after="0" w:line="240" w:lineRule="auto"/>
-        <w:rPr>
-          <w:noProof/>
-          <w:sz w:val="24"/>
-          <w:szCs w:val="24"/>
-        </w:rPr>
-      </w:pPr>
-    </w:p>
-    <w:p>
-      <w:pPr>
-        <w:spacing w:after="0" w:line="240" w:lineRule="auto"/>
-        <w:rPr>
-          <w:noProof/>
-          <w:sz w:val="24"/>
-          <w:szCs w:val="24"/>
-        </w:rPr>
-      </w:pPr>
-      <w:r>
-        <w:rPr>
-          <w:noProof/>
-          <w:sz w:val="24"/>
-          <w:szCs w:val="24"/>
-        </w:rPr>
-        <w:t>• redesigned BaseHybridForecaster</w:t>
-      </w:r>
-    </w:p>
-    <w:p>
-      <w:pPr>
-        <w:spacing w:after="0" w:line="240" w:lineRule="auto"/>
-        <w:rPr>
-          <w:noProof/>
-          <w:sz w:val="24"/>
-          <w:szCs w:val="24"/>
-        </w:rPr>
-      </w:pPr>
-      <w:r>
-        <w:rPr>
-          <w:noProof/>
-          <w:sz w:val="24"/>
-          <w:szCs w:val="24"/>
-        </w:rPr>
-        <w:t>• migrated LinearTrendLSTMForecaster</w:t>
-      </w:r>
-    </w:p>
-    <w:p>
-      <w:pPr>
-        <w:spacing w:after="0" w:line="240" w:lineRule="auto"/>
-        <w:rPr>
-          <w:noProof/>
-          <w:sz w:val="24"/>
-          <w:szCs w:val="24"/>
-        </w:rPr>
-      </w:pPr>
-      <w:r>
-        <w:rPr>
-          <w:noProof/>
-          <w:sz w:val="24"/>
-          <w:szCs w:val="24"/>
-        </w:rPr>
-        <w:t xml:space="preserve">• integrated AdaptiveKalmanFilter with </w:t>
-      </w:r>
-    </w:p>
-    <w:p>
-      <w:pPr>
-        <w:spacing w:after="0" w:line="240" w:lineRule="auto"/>
-        <w:rPr>
-          <w:noProof/>
-          <w:sz w:val="24"/>
-          <w:szCs w:val="24"/>
-        </w:rPr>
-      </w:pPr>
+      </w:pPr>
+      <w:r>
+        <w:rPr>
+          <w:b/>
+          <w:bCs/>
+          <w:noProof/>
+          <w:sz w:val="32"/>
+          <w:szCs w:val="32"/>
+          <w:u w:val="single"/>
+        </w:rPr>
+        <w:lastRenderedPageBreak/>
+        <w:t>forecast_trend():</w:t>
+      </w:r>
+    </w:p>
+    <w:p>
+      <w:pPr>
+        <w:spacing w:after="0" w:line="240" w:lineRule="auto"/>
+        <w:rPr>
+          <w:noProof/>
+          <w:sz w:val="24"/>
+          <w:szCs w:val="24"/>
+        </w:rPr>
+      </w:pPr>
+    </w:p>
+    <w:p>
+      <w:pPr>
+        <w:spacing w:after="0" w:line="240" w:lineRule="auto"/>
+        <w:rPr>
+          <w:noProof/>
+          <w:sz w:val="24"/>
+          <w:szCs w:val="24"/>
+        </w:rPr>
+      </w:pPr>
+      <w:r>
+        <w:rPr>
+          <w:noProof/>
+          <w:sz w:val="24"/>
+          <w:szCs w:val="24"/>
+        </w:rPr>
+        <w:t>Kalman filter</w:t>
+      </w:r>
+    </w:p>
+    <w:p>
+      <w:pPr>
+        <w:spacing w:after="0" w:line="240" w:lineRule="auto"/>
+        <w:rPr>
+          <w:noProof/>
+          <w:sz w:val="24"/>
+          <w:szCs w:val="24"/>
+        </w:rPr>
+      </w:pPr>
+      <w:r>
+        <w:rPr>
+          <w:noProof/>
+          <w:sz w:val="24"/>
+          <w:szCs w:val="24"/>
+        </w:rPr>
+        <w:t xml:space="preserve">      </w:t>
+      </w:r>
+      <w:r>
+        <w:rPr>
+          <w:noProof/>
+          <w:sz w:val="24"/>
+          <w:szCs w:val="24"/>
+        </w:rPr>
+        <w:t xml:space="preserve"> </w:t>
+      </w:r>
+      <w:r>
+        <w:rPr>
+          <w:noProof/>
+          <w:sz w:val="24"/>
+          <w:szCs w:val="24"/>
+        </w:rPr>
+        <w:t>│</w:t>
+      </w:r>
+    </w:p>
+    <w:p>
+      <w:pPr>
+        <w:spacing w:after="0" w:line="240" w:lineRule="auto"/>
+        <w:rPr>
+          <w:noProof/>
+          <w:sz w:val="24"/>
+          <w:szCs w:val="24"/>
+        </w:rPr>
+      </w:pPr>
+      <w:r>
+        <w:rPr>
+          <w:noProof/>
+          <w:sz w:val="24"/>
+          <w:szCs w:val="24"/>
+        </w:rPr>
+        <w:t xml:space="preserve">      </w:t>
+      </w:r>
+      <w:r>
+        <w:rPr>
+          <w:rFonts w:ascii="Arial" w:hAnsi="Arial" w:cs="Arial"/>
+          <w:noProof/>
+          <w:sz w:val="24"/>
+          <w:szCs w:val="24"/>
+        </w:rPr>
+        <w:t>▼</w:t>
+      </w:r>
+    </w:p>
+    <w:p>
+      <w:pPr>
+        <w:spacing w:after="0" w:line="240" w:lineRule="auto"/>
+        <w:rPr>
+          <w:noProof/>
+          <w:sz w:val="24"/>
+          <w:szCs w:val="24"/>
+        </w:rPr>
+      </w:pPr>
+      <w:r>
+        <w:rPr>
+          <w:noProof/>
+          <w:sz w:val="24"/>
+          <w:szCs w:val="24"/>
+        </w:rPr>
+        <w:t>last smoothed state</w:t>
+      </w:r>
+    </w:p>
+    <w:p>
+      <w:pPr>
+        <w:spacing w:after="0" w:line="240" w:lineRule="auto"/>
+        <w:rPr>
+          <w:noProof/>
+          <w:sz w:val="24"/>
+          <w:szCs w:val="24"/>
+        </w:rPr>
+      </w:pPr>
+      <w:r>
+        <w:rPr>
+          <w:noProof/>
+          <w:sz w:val="24"/>
+          <w:szCs w:val="24"/>
+        </w:rPr>
+        <w:t xml:space="preserve">      </w:t>
+      </w:r>
+      <w:r>
+        <w:rPr>
+          <w:noProof/>
+          <w:sz w:val="24"/>
+          <w:szCs w:val="24"/>
+        </w:rPr>
+        <w:t xml:space="preserve"> </w:t>
+      </w:r>
+      <w:r>
+        <w:rPr>
+          <w:noProof/>
+          <w:sz w:val="24"/>
+          <w:szCs w:val="24"/>
+        </w:rPr>
+        <w:t>│</w:t>
+      </w:r>
+    </w:p>
+    <w:p>
+      <w:pPr>
+        <w:spacing w:after="0" w:line="240" w:lineRule="auto"/>
+        <w:rPr>
+          <w:noProof/>
+          <w:sz w:val="24"/>
+          <w:szCs w:val="24"/>
+        </w:rPr>
+      </w:pPr>
+      <w:r>
+        <w:rPr>
+          <w:noProof/>
+          <w:sz w:val="24"/>
+          <w:szCs w:val="24"/>
+        </w:rPr>
+        <w:t xml:space="preserve">      </w:t>
+      </w:r>
+      <w:r>
+        <w:rPr>
+          <w:rFonts w:ascii="Arial" w:hAnsi="Arial" w:cs="Arial"/>
+          <w:noProof/>
+          <w:sz w:val="24"/>
+          <w:szCs w:val="24"/>
+        </w:rPr>
+        <w:t>▼</w:t>
+      </w:r>
+    </w:p>
+    <w:p>
+      <w:pPr>
+        <w:spacing w:after="0" w:line="240" w:lineRule="auto"/>
+        <w:rPr>
+          <w:noProof/>
+          <w:sz w:val="24"/>
+          <w:szCs w:val="24"/>
+        </w:rPr>
+      </w:pPr>
+      <w:r>
+        <w:rPr>
+          <w:noProof/>
+          <w:sz w:val="24"/>
+          <w:szCs w:val="24"/>
+        </w:rPr>
+        <w:t>state transition</w:t>
+      </w:r>
+    </w:p>
+    <w:p>
+      <w:pPr>
+        <w:spacing w:after="0" w:line="240" w:lineRule="auto"/>
+        <w:rPr>
+          <w:noProof/>
+          <w:sz w:val="24"/>
+          <w:szCs w:val="24"/>
+        </w:rPr>
+      </w:pPr>
+      <w:r>
+        <w:rPr>
+          <w:noProof/>
+          <w:sz w:val="24"/>
+          <w:szCs w:val="24"/>
+        </w:rPr>
+        <w:t xml:space="preserve">      </w:t>
+      </w:r>
+      <w:r>
+        <w:rPr>
+          <w:noProof/>
+          <w:sz w:val="24"/>
+          <w:szCs w:val="24"/>
+        </w:rPr>
+        <w:t xml:space="preserve"> </w:t>
+      </w:r>
+      <w:r>
+        <w:rPr>
+          <w:noProof/>
+          <w:sz w:val="24"/>
+          <w:szCs w:val="24"/>
+        </w:rPr>
+        <w:t>│</w:t>
+      </w:r>
+    </w:p>
+    <w:p>
+      <w:pPr>
+        <w:spacing w:after="0" w:line="240" w:lineRule="auto"/>
+        <w:rPr>
+          <w:noProof/>
+          <w:sz w:val="24"/>
+          <w:szCs w:val="24"/>
+        </w:rPr>
+      </w:pPr>
+      <w:r>
+        <w:rPr>
+          <w:noProof/>
+          <w:sz w:val="24"/>
+          <w:szCs w:val="24"/>
+        </w:rPr>
+        <w:t xml:space="preserve">      </w:t>
+      </w:r>
+      <w:r>
+        <w:rPr>
+          <w:rFonts w:ascii="Arial" w:hAnsi="Arial" w:cs="Arial"/>
+          <w:noProof/>
+          <w:sz w:val="24"/>
+          <w:szCs w:val="24"/>
+        </w:rPr>
+        <w:t>▼</w:t>
+      </w:r>
+    </w:p>
+    <w:p>
+      <w:pPr>
+        <w:spacing w:after="0" w:line="240" w:lineRule="auto"/>
+        <w:rPr>
+          <w:noProof/>
+          <w:sz w:val="24"/>
+          <w:szCs w:val="24"/>
+        </w:rPr>
+      </w:pPr>
+      <w:r>
+        <w:rPr>
+          <w:noProof/>
+          <w:sz w:val="24"/>
+          <w:szCs w:val="24"/>
+        </w:rPr>
+        <w:t>future trend</w:t>
+      </w:r>
+    </w:p>
+    <w:p>
+      <w:pPr>
+        <w:spacing w:after="0" w:line="240" w:lineRule="auto"/>
+        <w:rPr>
+          <w:noProof/>
+          <w:sz w:val="24"/>
+          <w:szCs w:val="24"/>
+        </w:rPr>
+      </w:pPr>
+      <w:r>
+        <w:rPr>
+          <w:noProof/>
+          <w:sz w:val="24"/>
+          <w:szCs w:val="24"/>
+        </w:rPr>
+        <w:t xml:space="preserve">      </w:t>
+      </w:r>
+      <w:r>
+        <w:rPr>
+          <w:noProof/>
+          <w:sz w:val="24"/>
+          <w:szCs w:val="24"/>
+        </w:rPr>
+        <w:t xml:space="preserve"> </w:t>
+      </w:r>
+      <w:r>
+        <w:rPr>
+          <w:noProof/>
+          <w:sz w:val="24"/>
+          <w:szCs w:val="24"/>
+        </w:rPr>
+        <w:t>│</w:t>
+      </w:r>
+    </w:p>
+    <w:p>
+      <w:pPr>
+        <w:spacing w:after="0" w:line="240" w:lineRule="auto"/>
+        <w:rPr>
+          <w:noProof/>
+          <w:sz w:val="24"/>
+          <w:szCs w:val="24"/>
+        </w:rPr>
+      </w:pPr>
+      <w:r>
+        <w:rPr>
+          <w:noProof/>
+          <w:sz w:val="24"/>
+          <w:szCs w:val="24"/>
+        </w:rPr>
+        <w:t xml:space="preserve">      </w:t>
+      </w:r>
+      <w:r>
+        <w:rPr>
+          <w:rFonts w:ascii="Arial" w:hAnsi="Arial" w:cs="Arial"/>
+          <w:noProof/>
+          <w:sz w:val="24"/>
+          <w:szCs w:val="24"/>
+        </w:rPr>
+        <w:t>▼</w:t>
+      </w:r>
+    </w:p>
+    <w:p>
+      <w:pPr>
+        <w:spacing w:after="0" w:line="240" w:lineRule="auto"/>
+        <w:rPr>
+          <w:noProof/>
+          <w:sz w:val="24"/>
+          <w:szCs w:val="24"/>
+        </w:rPr>
+      </w:pPr>
+      <w:r>
+        <w:rPr>
+          <w:noProof/>
+          <w:sz w:val="24"/>
+          <w:szCs w:val="24"/>
+        </w:rPr>
+        <w:t>ForecastResult</w:t>
+      </w:r>
+    </w:p>
+    <w:p>
+      <w:pPr>
+        <w:spacing w:after="0" w:line="240" w:lineRule="auto"/>
+        <w:rPr>
+          <w:noProof/>
+          <w:sz w:val="24"/>
+          <w:szCs w:val="24"/>
+        </w:rPr>
+      </w:pPr>
+    </w:p>
+    <w:p>
+      <w:pPr>
+        <w:spacing w:after="0" w:line="240" w:lineRule="auto"/>
+        <w:rPr>
+          <w:noProof/>
+          <w:sz w:val="24"/>
+          <w:szCs w:val="24"/>
+        </w:rPr>
+      </w:pPr>
+    </w:p>
+    <w:p>
+      <w:pPr>
+        <w:spacing w:after="0" w:line="240" w:lineRule="auto"/>
+        <w:rPr>
+          <w:noProof/>
+          <w:sz w:val="24"/>
+          <w:szCs w:val="24"/>
+        </w:rPr>
+      </w:pPr>
+    </w:p>
+    <w:p>
+      <w:pPr>
+        <w:spacing w:after="0" w:line="240" w:lineRule="auto"/>
+        <w:rPr>
+          <w:b/>
+          <w:bCs/>
+          <w:noProof/>
+          <w:sz w:val="32"/>
+          <w:szCs w:val="32"/>
+        </w:rPr>
+      </w:pPr>
+      <w:r>
+        <w:rPr>
+          <w:b/>
+          <w:bCs/>
+          <w:noProof/>
+          <w:sz w:val="32"/>
+          <w:szCs w:val="32"/>
+        </w:rPr>
+        <w:t>AdaptiveKalmanFilter</w:t>
+      </w:r>
+    </w:p>
+    <w:p>
+      <w:pPr>
+        <w:spacing w:after="0" w:line="240" w:lineRule="auto"/>
+        <w:rPr>
+          <w:b/>
+          <w:bCs/>
+          <w:noProof/>
+          <w:sz w:val="32"/>
+          <w:szCs w:val="32"/>
+        </w:rPr>
+      </w:pPr>
+    </w:p>
+    <w:p>
+      <w:pPr>
+        <w:spacing w:after="0" w:line="240" w:lineRule="auto"/>
+        <w:rPr>
+          <w:noProof/>
+          <w:sz w:val="24"/>
+          <w:szCs w:val="24"/>
+        </w:rPr>
+      </w:pPr>
+      <w:r>
+        <w:rPr>
+          <w:noProof/>
+          <w:sz w:val="24"/>
+          <w:szCs w:val="24"/>
+        </w:rPr>
+        <w:t xml:space="preserve"> </w:t>
+      </w:r>
+      <w:r>
+        <w:rPr>
+          <w:noProof/>
+          <w:sz w:val="24"/>
+          <w:szCs w:val="24"/>
+        </w:rPr>
+        <w:t>│</w:t>
+      </w:r>
+    </w:p>
+    <w:p>
+      <w:pPr>
+        <w:spacing w:after="0" w:line="240" w:lineRule="auto"/>
+        <w:rPr>
+          <w:noProof/>
+          <w:sz w:val="24"/>
+          <w:szCs w:val="24"/>
+        </w:rPr>
+      </w:pPr>
+      <w:r>
+        <w:rPr>
+          <w:rFonts w:ascii="MS Gothic" w:eastAsia="MS Gothic" w:hAnsi="MS Gothic" w:cs="MS Gothic" w:hint="eastAsia"/>
+          <w:noProof/>
+          <w:sz w:val="24"/>
+          <w:szCs w:val="24"/>
+        </w:rPr>
+        <w:t>├</w:t>
+      </w:r>
+      <w:r>
+        <w:rPr>
+          <w:rFonts w:ascii="Calibri" w:hAnsi="Calibri" w:cs="Calibri"/>
+          <w:noProof/>
+          <w:sz w:val="24"/>
+          <w:szCs w:val="24"/>
+        </w:rPr>
+        <w:t>──</w:t>
+      </w:r>
+      <w:r>
+        <w:rPr>
+          <w:noProof/>
+          <w:sz w:val="24"/>
+          <w:szCs w:val="24"/>
+        </w:rPr>
+        <w:t xml:space="preserve"> self.states</w:t>
+      </w:r>
+    </w:p>
+    <w:p>
+      <w:pPr>
+        <w:spacing w:after="0" w:line="240" w:lineRule="auto"/>
+        <w:rPr>
+          <w:noProof/>
+          <w:sz w:val="24"/>
+          <w:szCs w:val="24"/>
+        </w:rPr>
+      </w:pPr>
+      <w:r>
+        <w:rPr>
+          <w:noProof/>
+          <w:sz w:val="24"/>
+          <w:szCs w:val="24"/>
+        </w:rPr>
+        <w:t xml:space="preserve"> </w:t>
+      </w:r>
+      <w:r>
+        <w:rPr>
+          <w:noProof/>
+          <w:sz w:val="24"/>
+          <w:szCs w:val="24"/>
+        </w:rPr>
+        <w:t>│      full filtering history</w:t>
+      </w:r>
+    </w:p>
+    <w:p>
+      <w:pPr>
+        <w:spacing w:after="0" w:line="240" w:lineRule="auto"/>
+        <w:rPr>
+          <w:noProof/>
+          <w:sz w:val="24"/>
+          <w:szCs w:val="24"/>
+        </w:rPr>
+      </w:pPr>
+      <w:r>
+        <w:rPr>
+          <w:noProof/>
+          <w:sz w:val="24"/>
+          <w:szCs w:val="24"/>
+        </w:rPr>
+        <w:t xml:space="preserve"> </w:t>
+      </w:r>
+      <w:r>
+        <w:rPr>
+          <w:noProof/>
+          <w:sz w:val="24"/>
+          <w:szCs w:val="24"/>
+        </w:rPr>
+        <w:t>│</w:t>
+      </w:r>
+    </w:p>
+    <w:p>
+      <w:pPr>
+        <w:spacing w:after="0" w:line="240" w:lineRule="auto"/>
+        <w:rPr>
+          <w:noProof/>
+          <w:sz w:val="24"/>
+          <w:szCs w:val="24"/>
+        </w:rPr>
+      </w:pPr>
+      <w:r>
+        <w:rPr>
+          <w:rFonts w:ascii="MS Gothic" w:eastAsia="MS Gothic" w:hAnsi="MS Gothic" w:cs="MS Gothic" w:hint="eastAsia"/>
+          <w:noProof/>
+          <w:sz w:val="24"/>
+          <w:szCs w:val="24"/>
+        </w:rPr>
+        <w:t>├</w:t>
+      </w:r>
+      <w:r>
+        <w:rPr>
+          <w:rFonts w:ascii="Calibri" w:hAnsi="Calibri" w:cs="Calibri"/>
+          <w:noProof/>
+          <w:sz w:val="24"/>
+          <w:szCs w:val="24"/>
+        </w:rPr>
+        <w:t>──</w:t>
+      </w:r>
+      <w:r>
+        <w:rPr>
+          <w:noProof/>
+          <w:sz w:val="24"/>
+          <w:szCs w:val="24"/>
+        </w:rPr>
+        <w:t xml:space="preserve"> self.state</w:t>
+      </w:r>
+    </w:p>
+    <w:p>
+      <w:pPr>
+        <w:spacing w:after="0" w:line="240" w:lineRule="auto"/>
+        <w:rPr>
+          <w:noProof/>
+          <w:sz w:val="24"/>
+          <w:szCs w:val="24"/>
+        </w:rPr>
+      </w:pPr>
+      <w:r>
+        <w:rPr>
+          <w:noProof/>
+          <w:sz w:val="24"/>
+          <w:szCs w:val="24"/>
+        </w:rPr>
+        <w:t xml:space="preserve"> </w:t>
+      </w:r>
+      <w:r>
+        <w:rPr>
+          <w:noProof/>
+          <w:sz w:val="24"/>
+          <w:szCs w:val="24"/>
+        </w:rPr>
+        <w:t>│      last state</w:t>
+      </w:r>
+    </w:p>
+    <w:p>
+      <w:pPr>
+        <w:spacing w:after="0" w:line="240" w:lineRule="auto"/>
+        <w:rPr>
+          <w:noProof/>
+          <w:sz w:val="24"/>
+          <w:szCs w:val="24"/>
+        </w:rPr>
+      </w:pPr>
+      <w:r>
+        <w:rPr>
+          <w:noProof/>
+          <w:sz w:val="24"/>
+          <w:szCs w:val="24"/>
+        </w:rPr>
+        <w:t xml:space="preserve"> </w:t>
+      </w:r>
+      <w:r>
+        <w:rPr>
+          <w:noProof/>
+          <w:sz w:val="24"/>
+          <w:szCs w:val="24"/>
+        </w:rPr>
+        <w:t>│</w:t>
+      </w:r>
+    </w:p>
+    <w:p>
+      <w:pPr>
+        <w:spacing w:after="0" w:line="240" w:lineRule="auto"/>
+        <w:rPr>
+          <w:noProof/>
+          <w:sz w:val="24"/>
+          <w:szCs w:val="24"/>
+        </w:rPr>
+      </w:pPr>
+      <w:r>
+        <w:rPr>
+          <w:rFonts w:ascii="MS Gothic" w:eastAsia="MS Gothic" w:hAnsi="MS Gothic" w:cs="MS Gothic" w:hint="eastAsia"/>
+          <w:noProof/>
+          <w:sz w:val="24"/>
+          <w:szCs w:val="24"/>
+        </w:rPr>
+        <w:t>├</w:t>
+      </w:r>
+      <w:r>
+        <w:rPr>
+          <w:rFonts w:ascii="Calibri" w:hAnsi="Calibri" w:cs="Calibri"/>
+          <w:noProof/>
+          <w:sz w:val="24"/>
+          <w:szCs w:val="24"/>
+        </w:rPr>
+        <w:t>──</w:t>
+      </w:r>
+      <w:r>
+        <w:rPr>
+          <w:noProof/>
+          <w:sz w:val="24"/>
+          <w:szCs w:val="24"/>
+        </w:rPr>
+        <w:t xml:space="preserve"> self.covariance</w:t>
+      </w:r>
+    </w:p>
+    <w:p>
+      <w:pPr>
+        <w:spacing w:after="0" w:line="240" w:lineRule="auto"/>
+        <w:rPr>
+          <w:noProof/>
+          <w:sz w:val="24"/>
+          <w:szCs w:val="24"/>
+        </w:rPr>
+      </w:pPr>
+      <w:r>
+        <w:rPr>
+          <w:noProof/>
+          <w:sz w:val="24"/>
+          <w:szCs w:val="24"/>
+        </w:rPr>
+        <w:t xml:space="preserve"> </w:t>
+      </w:r>
+      <w:r>
+        <w:rPr>
+          <w:noProof/>
+          <w:sz w:val="24"/>
+          <w:szCs w:val="24"/>
+        </w:rPr>
+        <w:t>│      last covariance</w:t>
+      </w:r>
+    </w:p>
+    <w:p>
+      <w:pPr>
+        <w:spacing w:after="0" w:line="240" w:lineRule="auto"/>
+        <w:rPr>
+          <w:noProof/>
+          <w:sz w:val="24"/>
+          <w:szCs w:val="24"/>
+        </w:rPr>
+      </w:pPr>
+      <w:r>
+        <w:rPr>
+          <w:noProof/>
+          <w:sz w:val="24"/>
+          <w:szCs w:val="24"/>
+        </w:rPr>
+        <w:t xml:space="preserve"> </w:t>
+      </w:r>
+      <w:r>
+        <w:rPr>
+          <w:noProof/>
+          <w:sz w:val="24"/>
+          <w:szCs w:val="24"/>
+        </w:rPr>
+        <w:t>│</w:t>
+      </w:r>
+    </w:p>
+    <w:p>
+      <w:pPr>
+        <w:spacing w:after="0" w:line="240" w:lineRule="auto"/>
+        <w:rPr>
+          <w:noProof/>
+          <w:sz w:val="24"/>
+          <w:szCs w:val="24"/>
+        </w:rPr>
+      </w:pPr>
+      <w:r>
+        <w:rPr>
+          <w:noProof/>
+          <w:sz w:val="24"/>
+          <w:szCs w:val="24"/>
+        </w:rPr>
+        <w:t xml:space="preserve"> </w:t>
+      </w:r>
+      <w:r>
+        <w:rPr>
+          <w:noProof/>
+          <w:sz w:val="24"/>
+          <w:szCs w:val="24"/>
+        </w:rPr>
+        <w:t>└── forecast()</w:t>
+      </w:r>
+    </w:p>
+    <w:p>
+      <w:pPr>
+        <w:spacing w:after="0" w:line="240" w:lineRule="auto"/>
+        <w:rPr>
+          <w:noProof/>
+          <w:sz w:val="24"/>
+          <w:szCs w:val="24"/>
+        </w:rPr>
+      </w:pPr>
+      <w:r>
+        <w:rPr>
+          <w:noProof/>
+          <w:sz w:val="24"/>
+          <w:szCs w:val="24"/>
+        </w:rPr>
+        <w:t xml:space="preserve">       </w:t>
+      </w:r>
+      <w:r>
+        <w:rPr>
+          <w:noProof/>
+          <w:sz w:val="24"/>
+          <w:szCs w:val="24"/>
+        </w:rPr>
+        <w:t xml:space="preserve"> </w:t>
+      </w:r>
+      <w:r>
+        <w:rPr>
+          <w:noProof/>
+          <w:sz w:val="24"/>
+          <w:szCs w:val="24"/>
+        </w:rPr>
+        <w:t>uses only self.state</w:t>
+      </w:r>
+    </w:p>
+    <w:p>
+      <w:pPr>
+        <w:spacing w:after="0" w:line="240" w:lineRule="auto"/>
+        <w:rPr>
+          <w:noProof/>
+          <w:sz w:val="24"/>
+          <w:szCs w:val="24"/>
+        </w:rPr>
+      </w:pPr>
+    </w:p>
+    <w:p>
+      <w:pPr>
+        <w:spacing w:after="0" w:line="240" w:lineRule="auto"/>
+        <w:rPr>
+          <w:noProof/>
+          <w:sz w:val="24"/>
+          <w:szCs w:val="24"/>
+        </w:rPr>
+      </w:pPr>
+    </w:p>
+    <w:p>
+      <w:pPr>
+        <w:spacing w:after="0" w:line="240" w:lineRule="auto"/>
+        <w:rPr>
+          <w:noProof/>
+          <w:sz w:val="24"/>
+          <w:szCs w:val="24"/>
+        </w:rPr>
+      </w:pPr>
+    </w:p>
+    <w:p>
+      <w:pPr>
+        <w:spacing w:after="0" w:line="240" w:lineRule="auto"/>
+        <w:rPr>
+          <w:noProof/>
+          <w:sz w:val="24"/>
+          <w:szCs w:val="24"/>
+        </w:rPr>
+      </w:pPr>
+    </w:p>
+    <w:p>
+      <w:pPr>
+        <w:spacing w:after="0" w:line="240" w:lineRule="auto"/>
+        <w:rPr>
+          <w:noProof/>
+          <w:sz w:val="24"/>
+          <w:szCs w:val="24"/>
+        </w:rPr>
+      </w:pPr>
+    </w:p>
+    <w:p>
+      <w:pPr>
+        <w:spacing w:after="0" w:line="240" w:lineRule="auto"/>
+        <w:rPr>
+          <w:noProof/>
+          <w:sz w:val="24"/>
+          <w:szCs w:val="24"/>
+        </w:rPr>
+      </w:pPr>
+    </w:p>
+    <w:p>
+      <w:pPr>
+        <w:spacing w:after="0" w:line="240" w:lineRule="auto"/>
+        <w:rPr>
+          <w:noProof/>
+          <w:sz w:val="24"/>
+          <w:szCs w:val="24"/>
+        </w:rPr>
+      </w:pPr>
+    </w:p>
+    <w:p>
+      <w:pPr>
+        <w:spacing w:after="0" w:line="240" w:lineRule="auto"/>
+        <w:rPr>
+          <w:noProof/>
+          <w:sz w:val="24"/>
+          <w:szCs w:val="24"/>
+        </w:rPr>
+      </w:pPr>
+    </w:p>
+    <w:p>
+      <w:pPr>
+        <w:spacing w:after="0" w:line="240" w:lineRule="auto"/>
+        <w:rPr>
+          <w:noProof/>
+          <w:sz w:val="24"/>
+          <w:szCs w:val="24"/>
+        </w:rPr>
+      </w:pPr>
+    </w:p>
+    <w:p>
+      <w:pPr>
+        <w:spacing w:after="0" w:line="240" w:lineRule="auto"/>
+        <w:rPr>
+          <w:noProof/>
+          <w:sz w:val="24"/>
+          <w:szCs w:val="24"/>
+        </w:rPr>
+      </w:pPr>
+    </w:p>
+    <w:p>
+      <w:pPr>
+        <w:spacing w:after="0" w:line="240" w:lineRule="auto"/>
+        <w:rPr>
+          <w:noProof/>
+          <w:sz w:val="24"/>
+          <w:szCs w:val="24"/>
+        </w:rPr>
+      </w:pPr>
+    </w:p>
+    <w:p>
+      <w:pPr>
+        <w:spacing w:after="0" w:line="240" w:lineRule="auto"/>
+        <w:rPr>
+          <w:noProof/>
+          <w:sz w:val="24"/>
+          <w:szCs w:val="24"/>
+        </w:rPr>
+      </w:pPr>
+    </w:p>
+    <w:p>
+      <w:pPr>
+        <w:spacing w:after="0" w:line="240" w:lineRule="auto"/>
+        <w:rPr>
+          <w:noProof/>
+          <w:sz w:val="24"/>
+          <w:szCs w:val="24"/>
+        </w:rPr>
+      </w:pPr>
+    </w:p>
+    <w:p>
+      <w:pPr>
+        <w:spacing w:after="0" w:line="240" w:lineRule="auto"/>
+        <w:rPr>
+          <w:noProof/>
+          <w:sz w:val="24"/>
+          <w:szCs w:val="24"/>
+        </w:rPr>
+      </w:pPr>
+    </w:p>
+    <w:p>
+      <w:pPr>
+        <w:spacing w:after="0" w:line="240" w:lineRule="auto"/>
+        <w:rPr>
+          <w:b/>
+          <w:bCs/>
+          <w:noProof/>
+          <w:sz w:val="28"/>
+          <w:szCs w:val="28"/>
+          <w:u w:val="single"/>
+        </w:rPr>
+      </w:pPr>
+      <w:r>
+        <w:rPr>
+          <w:b/>
+          <w:bCs/>
+          <w:noProof/>
+          <w:sz w:val="28"/>
+          <w:szCs w:val="28"/>
+          <w:u w:val="single"/>
+        </w:rPr>
+        <w:t>KalmanLSTMForecaster:</w:t>
+      </w:r>
+    </w:p>
+    <w:p>
+      <w:pPr>
+        <w:spacing w:after="0" w:line="240" w:lineRule="auto"/>
+        <w:rPr>
+          <w:noProof/>
+          <w:sz w:val="24"/>
+          <w:szCs w:val="24"/>
+        </w:rPr>
+      </w:pPr>
+    </w:p>
+    <w:p>
+      <w:pPr>
+        <w:spacing w:after="0" w:line="240" w:lineRule="auto"/>
+        <w:rPr>
+          <w:noProof/>
+          <w:sz w:val="24"/>
+          <w:szCs w:val="24"/>
+        </w:rPr>
+      </w:pPr>
+      <w:r>
+        <w:rPr>
+          <w:noProof/>
+          <w:sz w:val="24"/>
+          <w:szCs w:val="24"/>
+        </w:rPr>
+        <w:t>BatteryDataset</w:t>
+      </w:r>
+    </w:p>
+    <w:p>
+      <w:pPr>
+        <w:spacing w:after="0" w:line="240" w:lineRule="auto"/>
+        <w:rPr>
+          <w:noProof/>
+          <w:sz w:val="24"/>
+          <w:szCs w:val="24"/>
+        </w:rPr>
+      </w:pPr>
+      <w:r>
+        <w:rPr>
+          <w:noProof/>
+          <w:sz w:val="24"/>
+          <w:szCs w:val="24"/>
+        </w:rPr>
+        <w:t xml:space="preserve">        </w:t>
+      </w:r>
+      <w:r>
+        <w:rPr>
+          <w:noProof/>
+          <w:sz w:val="24"/>
+          <w:szCs w:val="24"/>
+        </w:rPr>
+        <w:t xml:space="preserve"> </w:t>
+      </w:r>
+      <w:r>
+        <w:rPr>
+          <w:noProof/>
+          <w:sz w:val="24"/>
+          <w:szCs w:val="24"/>
+        </w:rPr>
+        <w:t>│</w:t>
+      </w:r>
+    </w:p>
+    <w:p>
+      <w:pPr>
+        <w:spacing w:after="0" w:line="240" w:lineRule="auto"/>
+        <w:rPr>
+          <w:noProof/>
+          <w:sz w:val="24"/>
+          <w:szCs w:val="24"/>
+        </w:rPr>
+      </w:pPr>
+      <w:r>
+        <w:rPr>
+          <w:noProof/>
+          <w:sz w:val="24"/>
+          <w:szCs w:val="24"/>
+        </w:rPr>
+        <w:t xml:space="preserve">        </w:t>
+      </w:r>
+      <w:r>
+        <w:rPr>
+          <w:rFonts w:ascii="Arial" w:hAnsi="Arial" w:cs="Arial"/>
+          <w:noProof/>
+          <w:sz w:val="24"/>
+          <w:szCs w:val="24"/>
+        </w:rPr>
+        <w:t>▼</w:t>
+      </w:r>
+    </w:p>
+    <w:p>
+      <w:pPr>
+        <w:spacing w:after="0" w:line="240" w:lineRule="auto"/>
+        <w:rPr>
+          <w:noProof/>
+          <w:sz w:val="24"/>
+          <w:szCs w:val="24"/>
+        </w:rPr>
+      </w:pPr>
+      <w:r>
+        <w:rPr>
+          <w:noProof/>
+          <w:sz w:val="24"/>
+          <w:szCs w:val="24"/>
+        </w:rPr>
+        <w:t>forecast_trend()</w:t>
+      </w:r>
+    </w:p>
+    <w:p>
+      <w:pPr>
+        <w:spacing w:after="0" w:line="240" w:lineRule="auto"/>
+        <w:rPr>
+          <w:noProof/>
+          <w:sz w:val="24"/>
+          <w:szCs w:val="24"/>
+        </w:rPr>
+      </w:pPr>
+      <w:r>
+        <w:rPr>
+          <w:noProof/>
+          <w:sz w:val="24"/>
+          <w:szCs w:val="24"/>
+        </w:rPr>
+        <w:t xml:space="preserve">        </w:t>
+      </w:r>
+      <w:r>
+        <w:rPr>
+          <w:noProof/>
+          <w:sz w:val="24"/>
+          <w:szCs w:val="24"/>
+        </w:rPr>
+        <w:t xml:space="preserve"> </w:t>
+      </w:r>
+      <w:r>
+        <w:rPr>
+          <w:noProof/>
+          <w:sz w:val="24"/>
+          <w:szCs w:val="24"/>
+        </w:rPr>
+        <w:t>│</w:t>
+      </w:r>
+    </w:p>
+    <w:p>
+      <w:pPr>
+        <w:spacing w:after="0" w:line="240" w:lineRule="auto"/>
+        <w:rPr>
+          <w:noProof/>
+          <w:sz w:val="24"/>
+          <w:szCs w:val="24"/>
+        </w:rPr>
+      </w:pPr>
+      <w:r>
+        <w:rPr>
+          <w:noProof/>
+          <w:sz w:val="24"/>
+          <w:szCs w:val="24"/>
+        </w:rPr>
+        <w:t xml:space="preserve">        </w:t>
+      </w:r>
+      <w:r>
+        <w:rPr>
+          <w:rFonts w:ascii="Arial" w:hAnsi="Arial" w:cs="Arial"/>
+          <w:noProof/>
+          <w:sz w:val="24"/>
+          <w:szCs w:val="24"/>
+        </w:rPr>
+        <w:t>▼</w:t>
+      </w:r>
+    </w:p>
+    <w:p>
+      <w:pPr>
+        <w:spacing w:after="0" w:line="240" w:lineRule="auto"/>
+        <w:rPr>
+          <w:noProof/>
+          <w:sz w:val="24"/>
+          <w:szCs w:val="24"/>
+        </w:rPr>
+      </w:pPr>
+      <w:r>
+        <w:rPr>
+          <w:noProof/>
+          <w:sz w:val="24"/>
+          <w:szCs w:val="24"/>
+        </w:rPr>
+        <w:t>Trend ForecastResult</w:t>
+      </w:r>
+    </w:p>
+    <w:p>
+      <w:pPr>
+        <w:spacing w:after="0" w:line="240" w:lineRule="auto"/>
+        <w:rPr>
+          <w:noProof/>
+          <w:sz w:val="24"/>
+          <w:szCs w:val="24"/>
+        </w:rPr>
+      </w:pPr>
+      <w:r>
+        <w:rPr>
+          <w:noProof/>
+          <w:sz w:val="24"/>
+          <w:szCs w:val="24"/>
+        </w:rPr>
+        <w:t xml:space="preserve">        </w:t>
+      </w:r>
+      <w:r>
+        <w:rPr>
+          <w:noProof/>
+          <w:sz w:val="24"/>
+          <w:szCs w:val="24"/>
+        </w:rPr>
+        <w:t xml:space="preserve"> </w:t>
+      </w:r>
+      <w:r>
+        <w:rPr>
+          <w:noProof/>
+          <w:sz w:val="24"/>
+          <w:szCs w:val="24"/>
+        </w:rPr>
+        <w:t>│</w:t>
+      </w:r>
+    </w:p>
+    <w:p>
+      <w:pPr>
+        <w:spacing w:after="0" w:line="240" w:lineRule="auto"/>
+        <w:rPr>
+          <w:noProof/>
+          <w:sz w:val="24"/>
+          <w:szCs w:val="24"/>
+        </w:rPr>
+      </w:pPr>
+      <w:r>
+        <w:rPr>
+          <w:noProof/>
+          <w:sz w:val="24"/>
+          <w:szCs w:val="24"/>
+        </w:rPr>
+        <w:t xml:space="preserve">        </w:t>
+      </w:r>
+      <w:r>
+        <w:rPr>
+          <w:rFonts w:ascii="MS Gothic" w:eastAsia="MS Gothic" w:hAnsi="MS Gothic" w:cs="MS Gothic" w:hint="eastAsia"/>
+          <w:noProof/>
+          <w:sz w:val="24"/>
+          <w:szCs w:val="24"/>
+        </w:rPr>
+        <w:t>├</w:t>
+      </w:r>
+      <w:r>
+        <w:rPr>
+          <w:rFonts w:ascii="Calibri" w:hAnsi="Calibri" w:cs="Calibri"/>
+          <w:noProof/>
+          <w:sz w:val="24"/>
+          <w:szCs w:val="24"/>
+        </w:rPr>
+        <w:t>─────────────┐</w:t>
+      </w:r>
+    </w:p>
+    <w:p>
+      <w:pPr>
+        <w:spacing w:after="0" w:line="240" w:lineRule="auto"/>
+        <w:rPr>
+          <w:noProof/>
+          <w:sz w:val="24"/>
+          <w:szCs w:val="24"/>
+        </w:rPr>
+      </w:pPr>
+      <w:r>
+        <w:rPr>
+          <w:noProof/>
+          <w:sz w:val="24"/>
+          <w:szCs w:val="24"/>
+        </w:rPr>
+        <w:t xml:space="preserve">        </w:t>
+      </w:r>
+      <w:r>
+        <w:rPr>
+          <w:rFonts w:ascii="Arial" w:hAnsi="Arial" w:cs="Arial"/>
+          <w:noProof/>
+          <w:sz w:val="24"/>
+          <w:szCs w:val="24"/>
+        </w:rPr>
+        <w:t>▼</w:t>
+      </w:r>
+      <w:r>
+        <w:rPr>
+          <w:noProof/>
+          <w:sz w:val="24"/>
+          <w:szCs w:val="24"/>
+        </w:rPr>
+        <w:t xml:space="preserve">             </w:t>
+      </w:r>
+      <w:r>
+        <w:rPr>
+          <w:noProof/>
+          <w:sz w:val="24"/>
+          <w:szCs w:val="24"/>
+        </w:rPr>
+        <w:t xml:space="preserve">                </w:t>
+      </w:r>
+      <w:r>
+        <w:rPr>
+          <w:rFonts w:ascii="Calibri" w:hAnsi="Calibri" w:cs="Calibri"/>
+          <w:noProof/>
+          <w:sz w:val="24"/>
+          <w:szCs w:val="24"/>
+        </w:rPr>
+        <w:t>│</w:t>
+      </w:r>
+    </w:p>
+    <w:p>
+      <w:pPr>
+        <w:spacing w:after="0" w:line="240" w:lineRule="auto"/>
+        <w:rPr>
+          <w:noProof/>
+          <w:sz w:val="24"/>
+          <w:szCs w:val="24"/>
+        </w:rPr>
+      </w:pPr>
+      <w:r>
+        <w:rPr>
+          <w:noProof/>
+          <w:sz w:val="24"/>
+          <w:szCs w:val="24"/>
+        </w:rPr>
+        <w:t xml:space="preserve">prepare_residuals()   </w:t>
+      </w:r>
       <w:r>
         <w:rPr>
           <w:noProof/>
@@ -20527,162 +21885,164 @@
           <w:sz w:val="24"/>
           <w:szCs w:val="24"/>
         </w:rPr>
-        <w:t>BatteryDataset API</w:t>
-      </w:r>
-    </w:p>
-    <w:p>
-      <w:pPr>
-        <w:spacing w:after="0" w:line="240" w:lineRule="auto"/>
-        <w:rPr>
-          <w:noProof/>
-          <w:sz w:val="24"/>
-          <w:szCs w:val="24"/>
-        </w:rPr>
-      </w:pPr>
-      <w:r>
-        <w:rPr>
-          <w:noProof/>
-          <w:sz w:val="24"/>
-          <w:szCs w:val="24"/>
-        </w:rPr>
-        <w:t xml:space="preserve">• implemented Kalman residual </w:t>
-      </w:r>
-    </w:p>
-    <w:p>
-      <w:pPr>
-        <w:spacing w:after="0" w:line="240" w:lineRule="auto"/>
-        <w:rPr>
-          <w:noProof/>
-          <w:sz w:val="24"/>
-          <w:szCs w:val="24"/>
-        </w:rPr>
-      </w:pPr>
-      <w:r>
-        <w:rPr>
-          <w:noProof/>
-          <w:sz w:val="24"/>
-          <w:szCs w:val="24"/>
-        </w:rPr>
-        <w:t xml:space="preserve">   </w:t>
-      </w:r>
-      <w:r>
-        <w:rPr>
-          <w:noProof/>
-          <w:sz w:val="24"/>
-          <w:szCs w:val="24"/>
-        </w:rPr>
-        <w:t>preparation</w:t>
-      </w:r>
-    </w:p>
-    <w:p>
-      <w:pPr>
-        <w:spacing w:after="0" w:line="240" w:lineRule="auto"/>
-        <w:rPr>
-          <w:noProof/>
-          <w:sz w:val="24"/>
-          <w:szCs w:val="24"/>
-        </w:rPr>
-      </w:pPr>
-      <w:r>
-        <w:rPr>
-          <w:noProof/>
-          <w:sz w:val="24"/>
-          <w:szCs w:val="24"/>
-        </w:rPr>
-        <w:t>• updated hybrid tests</w:t>
-      </w:r>
-    </w:p>
-    <w:p>
-      <w:pPr>
-        <w:spacing w:after="0" w:line="240" w:lineRule="auto"/>
-        <w:rPr>
-          <w:noProof/>
-          <w:sz w:val="24"/>
-          <w:szCs w:val="24"/>
-        </w:rPr>
-      </w:pPr>
-      <w:r>
-        <w:rPr>
-          <w:noProof/>
-          <w:sz w:val="24"/>
-          <w:szCs w:val="24"/>
-        </w:rPr>
-        <w:t>• all tests passing (78 passed)</w:t>
-      </w:r>
-    </w:p>
-    <w:p>
-      <w:pPr>
-        <w:spacing w:after="0" w:line="240" w:lineRule="auto"/>
-        <w:rPr>
-          <w:b/>
-          <w:bCs/>
-          <w:noProof/>
-          <w:sz w:val="32"/>
-          <w:szCs w:val="32"/>
-          <w:u w:val="single"/>
-        </w:rPr>
-      </w:pPr>
-      <w:r>
-        <w:rPr>
-          <w:b/>
-          <w:bCs/>
-          <w:noProof/>
-          <w:sz w:val="32"/>
-          <w:szCs w:val="32"/>
-          <w:u w:val="single"/>
-        </w:rPr>
-        <w:lastRenderedPageBreak/>
-        <w:t>forecast_trend()</w:t>
-      </w:r>
-      <w:r>
-        <w:rPr>
-          <w:b/>
-          <w:bCs/>
-          <w:noProof/>
-          <w:sz w:val="32"/>
-          <w:szCs w:val="32"/>
-          <w:u w:val="single"/>
-        </w:rPr>
-        <w:t>:</w:t>
-      </w:r>
-    </w:p>
-    <w:p>
-      <w:pPr>
-        <w:spacing w:after="0" w:line="240" w:lineRule="auto"/>
-        <w:rPr>
-          <w:noProof/>
-          <w:sz w:val="24"/>
-          <w:szCs w:val="24"/>
-        </w:rPr>
-      </w:pPr>
-    </w:p>
-    <w:p>
-      <w:pPr>
-        <w:spacing w:after="0" w:line="240" w:lineRule="auto"/>
-        <w:rPr>
-          <w:noProof/>
-          <w:sz w:val="24"/>
-          <w:szCs w:val="24"/>
-        </w:rPr>
-      </w:pPr>
-      <w:r>
-        <w:rPr>
-          <w:noProof/>
-          <w:sz w:val="24"/>
-          <w:szCs w:val="24"/>
-        </w:rPr>
-        <w:t>Kalman filter</w:t>
-      </w:r>
-    </w:p>
-    <w:p>
-      <w:pPr>
-        <w:spacing w:after="0" w:line="240" w:lineRule="auto"/>
-        <w:rPr>
-          <w:noProof/>
-          <w:sz w:val="24"/>
-          <w:szCs w:val="24"/>
-        </w:rPr>
-      </w:pPr>
+        <w:t>│</w:t>
+      </w:r>
+    </w:p>
+    <w:p>
+      <w:pPr>
+        <w:spacing w:after="0" w:line="240" w:lineRule="auto"/>
+        <w:rPr>
+          <w:noProof/>
+          <w:sz w:val="24"/>
+          <w:szCs w:val="24"/>
+        </w:rPr>
+      </w:pPr>
+      <w:r>
+        <w:rPr>
+          <w:noProof/>
+          <w:sz w:val="24"/>
+          <w:szCs w:val="24"/>
+        </w:rPr>
+        <w:t xml:space="preserve">        </w:t>
+      </w:r>
+      <w:r>
+        <w:rPr>
+          <w:rFonts w:ascii="Arial" w:hAnsi="Arial" w:cs="Arial"/>
+          <w:noProof/>
+          <w:sz w:val="24"/>
+          <w:szCs w:val="24"/>
+        </w:rPr>
+        <w:t>▼</w:t>
+      </w:r>
+      <w:r>
+        <w:rPr>
+          <w:noProof/>
+          <w:sz w:val="24"/>
+          <w:szCs w:val="24"/>
+        </w:rPr>
+        <w:t xml:space="preserve">             </w:t>
+      </w:r>
+      <w:r>
+        <w:rPr>
+          <w:noProof/>
+          <w:sz w:val="24"/>
+          <w:szCs w:val="24"/>
+        </w:rPr>
+        <w:t xml:space="preserve">                </w:t>
+      </w:r>
+      <w:r>
+        <w:rPr>
+          <w:rFonts w:ascii="Calibri" w:hAnsi="Calibri" w:cs="Calibri"/>
+          <w:noProof/>
+          <w:sz w:val="24"/>
+          <w:szCs w:val="24"/>
+        </w:rPr>
+        <w:t>│</w:t>
+      </w:r>
+    </w:p>
+    <w:p>
+      <w:pPr>
+        <w:spacing w:after="0" w:line="240" w:lineRule="auto"/>
+        <w:rPr>
+          <w:noProof/>
+          <w:sz w:val="24"/>
+          <w:szCs w:val="24"/>
+        </w:rPr>
+      </w:pPr>
+      <w:r>
+        <w:rPr>
+          <w:noProof/>
+          <w:sz w:val="24"/>
+          <w:szCs w:val="24"/>
+        </w:rPr>
+        <w:t xml:space="preserve">Residual Dataset      </w:t>
+      </w:r>
+      <w:r>
+        <w:rPr>
+          <w:noProof/>
+          <w:sz w:val="24"/>
+          <w:szCs w:val="24"/>
+        </w:rPr>
+        <w:t xml:space="preserve">     </w:t>
+      </w:r>
+      <w:r>
+        <w:rPr>
+          <w:noProof/>
+          <w:sz w:val="24"/>
+          <w:szCs w:val="24"/>
+        </w:rPr>
+        <w:t>│</w:t>
+      </w:r>
+    </w:p>
+    <w:p>
+      <w:pPr>
+        <w:spacing w:after="0" w:line="240" w:lineRule="auto"/>
+        <w:rPr>
+          <w:noProof/>
+          <w:sz w:val="24"/>
+          <w:szCs w:val="24"/>
+        </w:rPr>
+      </w:pPr>
+      <w:r>
+        <w:rPr>
+          <w:noProof/>
+          <w:sz w:val="24"/>
+          <w:szCs w:val="24"/>
+        </w:rPr>
+        <w:t xml:space="preserve">        </w:t>
+      </w:r>
+      <w:r>
+        <w:rPr>
+          <w:rFonts w:ascii="Arial" w:hAnsi="Arial" w:cs="Arial"/>
+          <w:noProof/>
+          <w:sz w:val="24"/>
+          <w:szCs w:val="24"/>
+        </w:rPr>
+        <w:t>▼</w:t>
+      </w:r>
+      <w:r>
+        <w:rPr>
+          <w:noProof/>
+          <w:sz w:val="24"/>
+          <w:szCs w:val="24"/>
+        </w:rPr>
+        <w:t xml:space="preserve">             </w:t>
+      </w:r>
+      <w:r>
+        <w:rPr>
+          <w:noProof/>
+          <w:sz w:val="24"/>
+          <w:szCs w:val="24"/>
+        </w:rPr>
+        <w:t xml:space="preserve">                </w:t>
+      </w:r>
+      <w:r>
+        <w:rPr>
+          <w:rFonts w:ascii="Calibri" w:hAnsi="Calibri" w:cs="Calibri"/>
+          <w:noProof/>
+          <w:sz w:val="24"/>
+          <w:szCs w:val="24"/>
+        </w:rPr>
+        <w:t>│</w:t>
+      </w:r>
+    </w:p>
+    <w:p>
+      <w:pPr>
+        <w:spacing w:after="0" w:line="240" w:lineRule="auto"/>
+        <w:rPr>
+          <w:noProof/>
+          <w:sz w:val="24"/>
+          <w:szCs w:val="24"/>
+        </w:rPr>
+      </w:pPr>
+      <w:r>
+        <w:rPr>
+          <w:noProof/>
+          <w:sz w:val="24"/>
+          <w:szCs w:val="24"/>
+        </w:rPr>
+        <w:t xml:space="preserve">Residual Model        </w:t>
+      </w:r>
       <w:r>
         <w:rPr>
           <w:noProof/>
@@ -20697,6 +22057,102 @@
           <w:sz w:val="24"/>
           <w:szCs w:val="24"/>
         </w:rPr>
+        <w:t>│</w:t>
+      </w:r>
+    </w:p>
+    <w:p>
+      <w:pPr>
+        <w:spacing w:after="0" w:line="240" w:lineRule="auto"/>
+        <w:rPr>
+          <w:noProof/>
+          <w:sz w:val="24"/>
+          <w:szCs w:val="24"/>
+        </w:rPr>
+      </w:pPr>
+      <w:r>
+        <w:rPr>
+          <w:noProof/>
+          <w:sz w:val="24"/>
+          <w:szCs w:val="24"/>
+        </w:rPr>
+        <w:t xml:space="preserve">        </w:t>
+      </w:r>
+      <w:r>
+        <w:rPr>
+          <w:rFonts w:ascii="Arial" w:hAnsi="Arial" w:cs="Arial"/>
+          <w:noProof/>
+          <w:sz w:val="24"/>
+          <w:szCs w:val="24"/>
+        </w:rPr>
+        <w:t>▼</w:t>
+      </w:r>
+      <w:r>
+        <w:rPr>
+          <w:noProof/>
+          <w:sz w:val="24"/>
+          <w:szCs w:val="24"/>
+        </w:rPr>
+        <w:t xml:space="preserve">             </w:t>
+      </w:r>
+      <w:r>
+        <w:rPr>
+          <w:noProof/>
+          <w:sz w:val="24"/>
+          <w:szCs w:val="24"/>
+        </w:rPr>
+        <w:t xml:space="preserve">                </w:t>
+      </w:r>
+      <w:r>
+        <w:rPr>
+          <w:rFonts w:ascii="Calibri" w:hAnsi="Calibri" w:cs="Calibri"/>
+          <w:noProof/>
+          <w:sz w:val="24"/>
+          <w:szCs w:val="24"/>
+        </w:rPr>
+        <w:t>│</w:t>
+      </w:r>
+    </w:p>
+    <w:p>
+      <w:pPr>
+        <w:spacing w:after="0" w:line="240" w:lineRule="auto"/>
+        <w:rPr>
+          <w:noProof/>
+          <w:sz w:val="24"/>
+          <w:szCs w:val="24"/>
+        </w:rPr>
+      </w:pPr>
+      <w:r>
+        <w:rPr>
+          <w:noProof/>
+          <w:sz w:val="24"/>
+          <w:szCs w:val="24"/>
+        </w:rPr>
+        <w:t>Residual ForecastResult</w:t>
+      </w:r>
+    </w:p>
+    <w:p>
+      <w:pPr>
+        <w:spacing w:after="0" w:line="240" w:lineRule="auto"/>
+        <w:rPr>
+          <w:noProof/>
+          <w:sz w:val="24"/>
+          <w:szCs w:val="24"/>
+        </w:rPr>
+      </w:pPr>
+      <w:r>
+        <w:rPr>
+          <w:noProof/>
+          <w:sz w:val="24"/>
+          <w:szCs w:val="24"/>
+        </w:rPr>
+        <w:t xml:space="preserve">        </w:t>
+      </w:r>
+      <w:r>
+        <w:rPr>
+          <w:noProof/>
+          <w:sz w:val="24"/>
+          <w:szCs w:val="24"/>
+        </w:rPr>
         <w:t xml:space="preserve"> </w:t>
       </w:r>
       <w:r>
@@ -20723,10 +22179,206 @@
           <w:sz w:val="24"/>
           <w:szCs w:val="24"/>
         </w:rPr>
+        <w:t xml:space="preserve">        </w:t>
+      </w:r>
+      <w:r>
+        <w:rPr>
+          <w:rFonts w:ascii="Arial" w:hAnsi="Arial" w:cs="Arial"/>
+          <w:noProof/>
+          <w:sz w:val="24"/>
+          <w:szCs w:val="24"/>
+        </w:rPr>
+        <w:t>▼</w:t>
+      </w:r>
+    </w:p>
+    <w:p>
+      <w:pPr>
+        <w:spacing w:after="0" w:line="240" w:lineRule="auto"/>
+        <w:rPr>
+          <w:noProof/>
+          <w:sz w:val="24"/>
+          <w:szCs w:val="24"/>
+        </w:rPr>
+      </w:pPr>
+      <w:r>
+        <w:rPr>
+          <w:noProof/>
+          <w:sz w:val="24"/>
+          <w:szCs w:val="24"/>
+        </w:rPr>
+        <w:t>combine_forecasts()</w:t>
+      </w:r>
+    </w:p>
+    <w:p>
+      <w:pPr>
+        <w:spacing w:after="0" w:line="240" w:lineRule="auto"/>
+        <w:rPr>
+          <w:noProof/>
+          <w:sz w:val="24"/>
+          <w:szCs w:val="24"/>
+        </w:rPr>
+      </w:pPr>
+      <w:r>
+        <w:rPr>
+          <w:noProof/>
+          <w:sz w:val="24"/>
+          <w:szCs w:val="24"/>
+        </w:rPr>
+        <w:t xml:space="preserve">        </w:t>
+      </w:r>
+      <w:r>
+        <w:rPr>
+          <w:noProof/>
+          <w:sz w:val="24"/>
+          <w:szCs w:val="24"/>
+        </w:rPr>
+        <w:t xml:space="preserve"> </w:t>
+      </w:r>
+      <w:r>
+        <w:rPr>
+          <w:noProof/>
+          <w:sz w:val="24"/>
+          <w:szCs w:val="24"/>
+        </w:rPr>
+        <w:t>│</w:t>
+      </w:r>
+    </w:p>
+    <w:p>
+      <w:pPr>
+        <w:spacing w:after="0" w:line="240" w:lineRule="auto"/>
+        <w:rPr>
+          <w:noProof/>
+          <w:sz w:val="24"/>
+          <w:szCs w:val="24"/>
+        </w:rPr>
+      </w:pPr>
+      <w:r>
+        <w:rPr>
+          <w:noProof/>
+          <w:sz w:val="24"/>
+          <w:szCs w:val="24"/>
+        </w:rPr>
+        <w:t xml:space="preserve">        </w:t>
+      </w:r>
+      <w:r>
+        <w:rPr>
+          <w:rFonts w:ascii="Arial" w:hAnsi="Arial" w:cs="Arial"/>
+          <w:noProof/>
+          <w:sz w:val="24"/>
+          <w:szCs w:val="24"/>
+        </w:rPr>
+        <w:t>▼</w:t>
+      </w:r>
+    </w:p>
+    <w:p>
+      <w:pPr>
+        <w:spacing w:after="0" w:line="240" w:lineRule="auto"/>
+        <w:rPr>
+          <w:noProof/>
+          <w:sz w:val="24"/>
+          <w:szCs w:val="24"/>
+        </w:rPr>
+      </w:pPr>
+      <w:r>
+        <w:rPr>
+          <w:noProof/>
+          <w:sz w:val="24"/>
+          <w:szCs w:val="24"/>
+        </w:rPr>
+        <w:t>Hybrid ForecastResult</w:t>
+      </w:r>
+    </w:p>
+    <w:p>
+      <w:pPr>
+        <w:spacing w:after="0" w:line="240" w:lineRule="auto"/>
+        <w:rPr>
+          <w:noProof/>
+          <w:sz w:val="24"/>
+          <w:szCs w:val="24"/>
+        </w:rPr>
+      </w:pPr>
+    </w:p>
+    <w:p>
+      <w:pPr>
+        <w:spacing w:after="0" w:line="240" w:lineRule="auto"/>
+        <w:rPr>
+          <w:noProof/>
+          <w:sz w:val="24"/>
+          <w:szCs w:val="24"/>
+        </w:rPr>
+      </w:pPr>
+    </w:p>
+    <w:p>
+      <w:pPr>
+        <w:spacing w:after="0" w:line="240" w:lineRule="auto"/>
+        <w:rPr>
+          <w:noProof/>
+          <w:sz w:val="24"/>
+          <w:szCs w:val="24"/>
+        </w:rPr>
+      </w:pPr>
+      <w:r>
+        <w:rPr>
+          <w:noProof/>
+          <w:sz w:val="24"/>
+          <w:szCs w:val="24"/>
+        </w:rPr>
+        <w:t>Measured data</w:t>
+      </w:r>
+    </w:p>
+    <w:p>
+      <w:pPr>
+        <w:spacing w:after="0" w:line="240" w:lineRule="auto"/>
+        <w:rPr>
+          <w:noProof/>
+          <w:sz w:val="24"/>
+          <w:szCs w:val="24"/>
+        </w:rPr>
+      </w:pPr>
+      <w:r>
+        <w:rPr>
+          <w:noProof/>
+          <w:sz w:val="24"/>
+          <w:szCs w:val="24"/>
+        </w:rPr>
         <w:t xml:space="preserve">      </w:t>
       </w:r>
       <w:r>
         <w:rPr>
+          <w:noProof/>
+          <w:sz w:val="24"/>
+          <w:szCs w:val="24"/>
+        </w:rPr>
+        <w:t xml:space="preserve"> </w:t>
+      </w:r>
+      <w:r>
+        <w:rPr>
+          <w:noProof/>
+          <w:sz w:val="24"/>
+          <w:szCs w:val="24"/>
+        </w:rPr>
+        <w:t>│</w:t>
+      </w:r>
+    </w:p>
+    <w:p>
+      <w:pPr>
+        <w:spacing w:after="0" w:line="240" w:lineRule="auto"/>
+        <w:rPr>
+          <w:noProof/>
+          <w:sz w:val="24"/>
+          <w:szCs w:val="24"/>
+        </w:rPr>
+      </w:pPr>
+      <w:r>
+        <w:rPr>
+          <w:noProof/>
+          <w:sz w:val="24"/>
+          <w:szCs w:val="24"/>
+        </w:rPr>
+        <w:t xml:space="preserve">      </w:t>
+      </w:r>
+      <w:r>
+        <w:rPr>
           <w:rFonts w:ascii="Arial" w:hAnsi="Arial" w:cs="Arial"/>
           <w:noProof/>
           <w:sz w:val="24"/>
@@ -20739,18 +22391,22 @@
       <w:pPr>
         <w:spacing w:after="0" w:line="240" w:lineRule="auto"/>
         <w:rPr>
-          <w:noProof/>
-          <w:sz w:val="24"/>
-          <w:szCs w:val="24"/>
-        </w:rPr>
-      </w:pPr>
-      <w:r>
-        <w:rPr>
-          <w:noProof/>
-          <w:sz w:val="24"/>
-          <w:szCs w:val="24"/>
-        </w:rPr>
-        <w:t>last smoothed state</w:t>
+          <w:b/>
+          <w:bCs/>
+          <w:noProof/>
+          <w:sz w:val="24"/>
+          <w:szCs w:val="24"/>
+        </w:rPr>
+      </w:pPr>
+      <w:r>
+        <w:rPr>
+          <w:b/>
+          <w:bCs/>
+          <w:noProof/>
+          <w:sz w:val="24"/>
+          <w:szCs w:val="24"/>
+        </w:rPr>
+        <w:t>Adaptive Kalman Filter</w:t>
       </w:r>
     </w:p>
     <w:p>
@@ -20806,30 +22462,29 @@
       </w:r>
       <w:r>
         <w:rPr>
-          <w:rFonts w:ascii="Arial" w:hAnsi="Arial" w:cs="Arial"/>
-          <w:noProof/>
-          <w:sz w:val="24"/>
-          <w:szCs w:val="24"/>
-        </w:rPr>
-        <w:t>▼</w:t>
-      </w:r>
-    </w:p>
-    <w:p>
-      <w:pPr>
-        <w:spacing w:after="0" w:line="240" w:lineRule="auto"/>
-        <w:rPr>
-          <w:noProof/>
-          <w:sz w:val="24"/>
-          <w:szCs w:val="24"/>
-        </w:rPr>
-      </w:pPr>
-      <w:r>
-        <w:rPr>
-          <w:noProof/>
-          <w:sz w:val="24"/>
-          <w:szCs w:val="24"/>
-        </w:rPr>
-        <w:t>state transition</w:t>
+          <w:rFonts w:ascii="MS Gothic" w:eastAsia="MS Gothic" w:hAnsi="MS Gothic" w:cs="MS Gothic" w:hint="eastAsia"/>
+          <w:noProof/>
+          <w:sz w:val="24"/>
+          <w:szCs w:val="24"/>
+        </w:rPr>
+        <w:t>├</w:t>
+      </w:r>
+      <w:r>
+        <w:rPr>
+          <w:rFonts w:ascii="Calibri" w:hAnsi="Calibri" w:cs="Calibri"/>
+          <w:noProof/>
+          <w:sz w:val="24"/>
+          <w:szCs w:val="24"/>
+        </w:rPr>
+        <w:t>──</w:t>
+      </w:r>
+      <w:r>
+        <w:rPr>
+          <w:noProof/>
+          <w:sz w:val="24"/>
+          <w:szCs w:val="24"/>
+        </w:rPr>
+        <w:t xml:space="preserve"> Smoothed trend</w:t>
       </w:r>
     </w:p>
     <w:p>
@@ -20851,6 +22506,50 @@
       </w:r>
       <w:r>
         <w:rPr>
+          <w:rFonts w:ascii="MS Gothic" w:eastAsia="MS Gothic" w:hAnsi="MS Gothic" w:cs="MS Gothic" w:hint="eastAsia"/>
+          <w:noProof/>
+          <w:sz w:val="24"/>
+          <w:szCs w:val="24"/>
+        </w:rPr>
+        <w:t>├</w:t>
+      </w:r>
+      <w:r>
+        <w:rPr>
+          <w:rFonts w:ascii="Calibri" w:hAnsi="Calibri" w:cs="Calibri"/>
+          <w:noProof/>
+          <w:sz w:val="24"/>
+          <w:szCs w:val="24"/>
+        </w:rPr>
+        <w:t>──</w:t>
+      </w:r>
+      <w:r>
+        <w:rPr>
+          <w:noProof/>
+          <w:sz w:val="24"/>
+          <w:szCs w:val="24"/>
+        </w:rPr>
+        <w:t xml:space="preserve"> Estimated drift</w:t>
+      </w:r>
+    </w:p>
+    <w:p>
+      <w:pPr>
+        <w:spacing w:after="0" w:line="240" w:lineRule="auto"/>
+        <w:rPr>
+          <w:noProof/>
+          <w:sz w:val="24"/>
+          <w:szCs w:val="24"/>
+        </w:rPr>
+      </w:pPr>
+      <w:r>
+        <w:rPr>
+          <w:noProof/>
+          <w:sz w:val="24"/>
+          <w:szCs w:val="24"/>
+        </w:rPr>
+        <w:t xml:space="preserve">      </w:t>
+      </w:r>
+      <w:r>
+        <w:rPr>
           <w:noProof/>
           <w:sz w:val="24"/>
           <w:szCs w:val="24"/>
@@ -20863,1452 +22562,28 @@
           <w:sz w:val="24"/>
           <w:szCs w:val="24"/>
         </w:rPr>
-        <w:t>│</w:t>
-      </w:r>
-    </w:p>
-    <w:p>
-      <w:pPr>
-        <w:spacing w:after="0" w:line="240" w:lineRule="auto"/>
-        <w:rPr>
-          <w:noProof/>
-          <w:sz w:val="24"/>
-          <w:szCs w:val="24"/>
-        </w:rPr>
-      </w:pPr>
-      <w:r>
-        <w:rPr>
-          <w:noProof/>
-          <w:sz w:val="24"/>
-          <w:szCs w:val="24"/>
-        </w:rPr>
-        <w:t xml:space="preserve">      </w:t>
-      </w:r>
-      <w:r>
-        <w:rPr>
-          <w:rFonts w:ascii="Arial" w:hAnsi="Arial" w:cs="Arial"/>
-          <w:noProof/>
-          <w:sz w:val="24"/>
-          <w:szCs w:val="24"/>
-        </w:rPr>
-        <w:t>▼</w:t>
-      </w:r>
-    </w:p>
-    <w:p>
-      <w:pPr>
-        <w:spacing w:after="0" w:line="240" w:lineRule="auto"/>
-        <w:rPr>
-          <w:noProof/>
-          <w:sz w:val="24"/>
-          <w:szCs w:val="24"/>
-        </w:rPr>
-      </w:pPr>
-      <w:r>
-        <w:rPr>
-          <w:noProof/>
-          <w:sz w:val="24"/>
-          <w:szCs w:val="24"/>
-        </w:rPr>
-        <w:t>future trend</w:t>
-      </w:r>
-    </w:p>
-    <w:p>
-      <w:pPr>
-        <w:spacing w:after="0" w:line="240" w:lineRule="auto"/>
-        <w:rPr>
-          <w:noProof/>
-          <w:sz w:val="24"/>
-          <w:szCs w:val="24"/>
-        </w:rPr>
-      </w:pPr>
-      <w:r>
-        <w:rPr>
-          <w:noProof/>
-          <w:sz w:val="24"/>
-          <w:szCs w:val="24"/>
-        </w:rPr>
-        <w:t xml:space="preserve">      </w:t>
-      </w:r>
-      <w:r>
-        <w:rPr>
-          <w:noProof/>
-          <w:sz w:val="24"/>
-          <w:szCs w:val="24"/>
-        </w:rPr>
-        <w:t xml:space="preserve"> </w:t>
-      </w:r>
-      <w:r>
-        <w:rPr>
-          <w:noProof/>
-          <w:sz w:val="24"/>
-          <w:szCs w:val="24"/>
-        </w:rPr>
-        <w:t>│</w:t>
-      </w:r>
-    </w:p>
-    <w:p>
-      <w:pPr>
-        <w:spacing w:after="0" w:line="240" w:lineRule="auto"/>
-        <w:rPr>
-          <w:noProof/>
-          <w:sz w:val="24"/>
-          <w:szCs w:val="24"/>
-        </w:rPr>
-      </w:pPr>
-      <w:r>
-        <w:rPr>
-          <w:noProof/>
-          <w:sz w:val="24"/>
-          <w:szCs w:val="24"/>
-        </w:rPr>
-        <w:t xml:space="preserve">      </w:t>
-      </w:r>
-      <w:r>
-        <w:rPr>
-          <w:rFonts w:ascii="Arial" w:hAnsi="Arial" w:cs="Arial"/>
-          <w:noProof/>
-          <w:sz w:val="24"/>
-          <w:szCs w:val="24"/>
-        </w:rPr>
-        <w:t>▼</w:t>
-      </w:r>
-    </w:p>
-    <w:p>
-      <w:pPr>
-        <w:spacing w:after="0" w:line="240" w:lineRule="auto"/>
-        <w:rPr>
-          <w:noProof/>
-          <w:sz w:val="24"/>
-          <w:szCs w:val="24"/>
-        </w:rPr>
-      </w:pPr>
-      <w:r>
-        <w:rPr>
-          <w:noProof/>
-          <w:sz w:val="24"/>
-          <w:szCs w:val="24"/>
-        </w:rPr>
-        <w:t>ForecastResult</w:t>
-      </w:r>
-    </w:p>
-    <w:p>
-      <w:pPr>
-        <w:spacing w:after="0" w:line="240" w:lineRule="auto"/>
-        <w:rPr>
-          <w:noProof/>
-          <w:sz w:val="24"/>
-          <w:szCs w:val="24"/>
-        </w:rPr>
-      </w:pPr>
-    </w:p>
-    <w:p>
-      <w:pPr>
-        <w:spacing w:after="0" w:line="240" w:lineRule="auto"/>
-        <w:rPr>
-          <w:noProof/>
-          <w:sz w:val="24"/>
-          <w:szCs w:val="24"/>
-        </w:rPr>
-      </w:pPr>
-    </w:p>
-    <w:p>
-      <w:pPr>
-        <w:spacing w:after="0" w:line="240" w:lineRule="auto"/>
-        <w:rPr>
-          <w:noProof/>
-          <w:sz w:val="24"/>
-          <w:szCs w:val="24"/>
-        </w:rPr>
-      </w:pPr>
-    </w:p>
-    <w:p>
-      <w:pPr>
-        <w:spacing w:after="0" w:line="240" w:lineRule="auto"/>
-        <w:rPr>
-          <w:b/>
-          <w:bCs/>
-          <w:noProof/>
-          <w:sz w:val="32"/>
-          <w:szCs w:val="32"/>
-        </w:rPr>
-      </w:pPr>
-      <w:r>
-        <w:rPr>
-          <w:b/>
-          <w:bCs/>
-          <w:noProof/>
-          <w:sz w:val="32"/>
-          <w:szCs w:val="32"/>
-        </w:rPr>
-        <w:t>AdaptiveKalmanFilter</w:t>
-      </w:r>
-    </w:p>
-    <w:p>
-      <w:pPr>
-        <w:spacing w:after="0" w:line="240" w:lineRule="auto"/>
-        <w:rPr>
-          <w:b/>
-          <w:bCs/>
-          <w:noProof/>
-          <w:sz w:val="32"/>
-          <w:szCs w:val="32"/>
-        </w:rPr>
-      </w:pPr>
-    </w:p>
-    <w:p>
-      <w:pPr>
-        <w:spacing w:after="0" w:line="240" w:lineRule="auto"/>
-        <w:rPr>
-          <w:noProof/>
-          <w:sz w:val="24"/>
-          <w:szCs w:val="24"/>
-        </w:rPr>
-      </w:pPr>
-      <w:r>
-        <w:rPr>
-          <w:noProof/>
-          <w:sz w:val="24"/>
-          <w:szCs w:val="24"/>
-        </w:rPr>
-        <w:t xml:space="preserve"> </w:t>
-      </w:r>
-      <w:r>
-        <w:rPr>
-          <w:noProof/>
-          <w:sz w:val="24"/>
-          <w:szCs w:val="24"/>
-        </w:rPr>
-        <w:t>│</w:t>
-      </w:r>
-    </w:p>
-    <w:p>
-      <w:pPr>
-        <w:spacing w:after="0" w:line="240" w:lineRule="auto"/>
-        <w:rPr>
-          <w:noProof/>
-          <w:sz w:val="24"/>
-          <w:szCs w:val="24"/>
-        </w:rPr>
-      </w:pPr>
-      <w:r>
-        <w:rPr>
-          <w:rFonts w:ascii="MS Gothic" w:eastAsia="MS Gothic" w:hAnsi="MS Gothic" w:cs="MS Gothic" w:hint="eastAsia"/>
-          <w:noProof/>
-          <w:sz w:val="24"/>
-          <w:szCs w:val="24"/>
-        </w:rPr>
-        <w:t>├</w:t>
-      </w:r>
-      <w:r>
-        <w:rPr>
-          <w:rFonts w:ascii="Calibri" w:hAnsi="Calibri" w:cs="Calibri"/>
-          <w:noProof/>
-          <w:sz w:val="24"/>
-          <w:szCs w:val="24"/>
-        </w:rPr>
-        <w:t>──</w:t>
-      </w:r>
-      <w:r>
-        <w:rPr>
-          <w:noProof/>
-          <w:sz w:val="24"/>
-          <w:szCs w:val="24"/>
-        </w:rPr>
-        <w:t xml:space="preserve"> self.states</w:t>
-      </w:r>
-    </w:p>
-    <w:p>
-      <w:pPr>
-        <w:spacing w:after="0" w:line="240" w:lineRule="auto"/>
-        <w:rPr>
-          <w:noProof/>
-          <w:sz w:val="24"/>
-          <w:szCs w:val="24"/>
-        </w:rPr>
-      </w:pPr>
-      <w:r>
-        <w:rPr>
-          <w:noProof/>
-          <w:sz w:val="24"/>
-          <w:szCs w:val="24"/>
-        </w:rPr>
-        <w:t xml:space="preserve"> </w:t>
-      </w:r>
-      <w:r>
-        <w:rPr>
-          <w:noProof/>
-          <w:sz w:val="24"/>
-          <w:szCs w:val="24"/>
-        </w:rPr>
-        <w:t>│      full filtering history</w:t>
-      </w:r>
-    </w:p>
-    <w:p>
-      <w:pPr>
-        <w:spacing w:after="0" w:line="240" w:lineRule="auto"/>
-        <w:rPr>
-          <w:noProof/>
-          <w:sz w:val="24"/>
-          <w:szCs w:val="24"/>
-        </w:rPr>
-      </w:pPr>
-      <w:r>
-        <w:rPr>
-          <w:noProof/>
-          <w:sz w:val="24"/>
-          <w:szCs w:val="24"/>
-        </w:rPr>
-        <w:t xml:space="preserve"> </w:t>
-      </w:r>
-      <w:r>
-        <w:rPr>
-          <w:noProof/>
-          <w:sz w:val="24"/>
-          <w:szCs w:val="24"/>
-        </w:rPr>
-        <w:t>│</w:t>
-      </w:r>
-    </w:p>
-    <w:p>
-      <w:pPr>
-        <w:spacing w:after="0" w:line="240" w:lineRule="auto"/>
-        <w:rPr>
-          <w:noProof/>
-          <w:sz w:val="24"/>
-          <w:szCs w:val="24"/>
-        </w:rPr>
-      </w:pPr>
-      <w:r>
-        <w:rPr>
-          <w:rFonts w:ascii="MS Gothic" w:eastAsia="MS Gothic" w:hAnsi="MS Gothic" w:cs="MS Gothic" w:hint="eastAsia"/>
-          <w:noProof/>
-          <w:sz w:val="24"/>
-          <w:szCs w:val="24"/>
-        </w:rPr>
-        <w:t>├</w:t>
-      </w:r>
-      <w:r>
-        <w:rPr>
-          <w:rFonts w:ascii="Calibri" w:hAnsi="Calibri" w:cs="Calibri"/>
-          <w:noProof/>
-          <w:sz w:val="24"/>
-          <w:szCs w:val="24"/>
-        </w:rPr>
-        <w:t>──</w:t>
-      </w:r>
-      <w:r>
-        <w:rPr>
-          <w:noProof/>
-          <w:sz w:val="24"/>
-          <w:szCs w:val="24"/>
-        </w:rPr>
-        <w:t xml:space="preserve"> self.state</w:t>
-      </w:r>
-    </w:p>
-    <w:p>
-      <w:pPr>
-        <w:spacing w:after="0" w:line="240" w:lineRule="auto"/>
-        <w:rPr>
-          <w:noProof/>
-          <w:sz w:val="24"/>
-          <w:szCs w:val="24"/>
-        </w:rPr>
-      </w:pPr>
-      <w:r>
-        <w:rPr>
-          <w:noProof/>
-          <w:sz w:val="24"/>
-          <w:szCs w:val="24"/>
-        </w:rPr>
-        <w:t xml:space="preserve"> </w:t>
-      </w:r>
-      <w:r>
-        <w:rPr>
-          <w:noProof/>
-          <w:sz w:val="24"/>
-          <w:szCs w:val="24"/>
-        </w:rPr>
-        <w:t>│      last state</w:t>
-      </w:r>
-    </w:p>
-    <w:p>
-      <w:pPr>
-        <w:spacing w:after="0" w:line="240" w:lineRule="auto"/>
-        <w:rPr>
-          <w:noProof/>
-          <w:sz w:val="24"/>
-          <w:szCs w:val="24"/>
-        </w:rPr>
-      </w:pPr>
-      <w:r>
-        <w:rPr>
-          <w:noProof/>
-          <w:sz w:val="24"/>
-          <w:szCs w:val="24"/>
-        </w:rPr>
-        <w:t xml:space="preserve"> </w:t>
-      </w:r>
-      <w:r>
-        <w:rPr>
-          <w:noProof/>
-          <w:sz w:val="24"/>
-          <w:szCs w:val="24"/>
-        </w:rPr>
-        <w:t>│</w:t>
-      </w:r>
-    </w:p>
-    <w:p>
-      <w:pPr>
-        <w:spacing w:after="0" w:line="240" w:lineRule="auto"/>
-        <w:rPr>
-          <w:noProof/>
-          <w:sz w:val="24"/>
-          <w:szCs w:val="24"/>
-        </w:rPr>
-      </w:pPr>
-      <w:r>
-        <w:rPr>
-          <w:rFonts w:ascii="MS Gothic" w:eastAsia="MS Gothic" w:hAnsi="MS Gothic" w:cs="MS Gothic" w:hint="eastAsia"/>
-          <w:noProof/>
-          <w:sz w:val="24"/>
-          <w:szCs w:val="24"/>
-        </w:rPr>
-        <w:t>├</w:t>
-      </w:r>
-      <w:r>
-        <w:rPr>
-          <w:rFonts w:ascii="Calibri" w:hAnsi="Calibri" w:cs="Calibri"/>
-          <w:noProof/>
-          <w:sz w:val="24"/>
-          <w:szCs w:val="24"/>
-        </w:rPr>
-        <w:t>──</w:t>
-      </w:r>
-      <w:r>
-        <w:rPr>
-          <w:noProof/>
-          <w:sz w:val="24"/>
-          <w:szCs w:val="24"/>
-        </w:rPr>
-        <w:t xml:space="preserve"> self.covariance</w:t>
-      </w:r>
-    </w:p>
-    <w:p>
-      <w:pPr>
-        <w:spacing w:after="0" w:line="240" w:lineRule="auto"/>
-        <w:rPr>
-          <w:noProof/>
-          <w:sz w:val="24"/>
-          <w:szCs w:val="24"/>
-        </w:rPr>
-      </w:pPr>
-      <w:r>
-        <w:rPr>
-          <w:noProof/>
-          <w:sz w:val="24"/>
-          <w:szCs w:val="24"/>
-        </w:rPr>
-        <w:t xml:space="preserve"> </w:t>
-      </w:r>
-      <w:r>
-        <w:rPr>
-          <w:noProof/>
-          <w:sz w:val="24"/>
-          <w:szCs w:val="24"/>
-        </w:rPr>
-        <w:t>│      last covariance</w:t>
-      </w:r>
-    </w:p>
-    <w:p>
-      <w:pPr>
-        <w:spacing w:after="0" w:line="240" w:lineRule="auto"/>
-        <w:rPr>
-          <w:noProof/>
-          <w:sz w:val="24"/>
-          <w:szCs w:val="24"/>
-        </w:rPr>
-      </w:pPr>
-      <w:r>
-        <w:rPr>
-          <w:noProof/>
-          <w:sz w:val="24"/>
-          <w:szCs w:val="24"/>
-        </w:rPr>
-        <w:t xml:space="preserve"> </w:t>
-      </w:r>
-      <w:r>
-        <w:rPr>
-          <w:noProof/>
-          <w:sz w:val="24"/>
-          <w:szCs w:val="24"/>
-        </w:rPr>
-        <w:t>│</w:t>
-      </w:r>
-    </w:p>
-    <w:p>
-      <w:pPr>
-        <w:spacing w:after="0" w:line="240" w:lineRule="auto"/>
-        <w:rPr>
-          <w:noProof/>
-          <w:sz w:val="24"/>
-          <w:szCs w:val="24"/>
-        </w:rPr>
-      </w:pPr>
-      <w:r>
-        <w:rPr>
-          <w:noProof/>
-          <w:sz w:val="24"/>
-          <w:szCs w:val="24"/>
-        </w:rPr>
-        <w:t xml:space="preserve"> </w:t>
-      </w:r>
-      <w:r>
-        <w:rPr>
-          <w:noProof/>
-          <w:sz w:val="24"/>
-          <w:szCs w:val="24"/>
-        </w:rPr>
-        <w:t>└── forecast()</w:t>
-      </w:r>
-    </w:p>
-    <w:p>
-      <w:pPr>
-        <w:spacing w:after="0" w:line="240" w:lineRule="auto"/>
-        <w:rPr>
-          <w:noProof/>
-          <w:sz w:val="24"/>
-          <w:szCs w:val="24"/>
-        </w:rPr>
-      </w:pPr>
-      <w:r>
-        <w:rPr>
-          <w:noProof/>
-          <w:sz w:val="24"/>
-          <w:szCs w:val="24"/>
-        </w:rPr>
-        <w:t xml:space="preserve">       </w:t>
-      </w:r>
-      <w:r>
-        <w:rPr>
-          <w:noProof/>
-          <w:sz w:val="24"/>
-          <w:szCs w:val="24"/>
-        </w:rPr>
-        <w:t xml:space="preserve"> </w:t>
-      </w:r>
-      <w:r>
-        <w:rPr>
-          <w:noProof/>
-          <w:sz w:val="24"/>
-          <w:szCs w:val="24"/>
-        </w:rPr>
-        <w:t>uses only self.state</w:t>
-      </w:r>
-    </w:p>
-    <w:p>
-      <w:pPr>
-        <w:spacing w:after="0" w:line="240" w:lineRule="auto"/>
-        <w:rPr>
-          <w:noProof/>
-          <w:sz w:val="24"/>
-          <w:szCs w:val="24"/>
-        </w:rPr>
-      </w:pPr>
-    </w:p>
-    <w:p>
-      <w:pPr>
-        <w:spacing w:after="0" w:line="240" w:lineRule="auto"/>
-        <w:rPr>
-          <w:noProof/>
-          <w:sz w:val="24"/>
-          <w:szCs w:val="24"/>
-        </w:rPr>
-      </w:pPr>
-    </w:p>
-    <w:p>
-      <w:pPr>
-        <w:spacing w:after="0" w:line="240" w:lineRule="auto"/>
-        <w:rPr>
-          <w:noProof/>
-          <w:sz w:val="24"/>
-          <w:szCs w:val="24"/>
-        </w:rPr>
-      </w:pPr>
-    </w:p>
-    <w:p>
-      <w:pPr>
-        <w:spacing w:after="0" w:line="240" w:lineRule="auto"/>
-        <w:rPr>
-          <w:noProof/>
-          <w:sz w:val="24"/>
-          <w:szCs w:val="24"/>
-        </w:rPr>
-      </w:pPr>
-    </w:p>
-    <w:p>
-      <w:pPr>
-        <w:spacing w:after="0" w:line="240" w:lineRule="auto"/>
-        <w:rPr>
-          <w:noProof/>
-          <w:sz w:val="24"/>
-          <w:szCs w:val="24"/>
-        </w:rPr>
-      </w:pPr>
-    </w:p>
-    <w:p>
-      <w:pPr>
-        <w:spacing w:after="0" w:line="240" w:lineRule="auto"/>
-        <w:rPr>
-          <w:noProof/>
-          <w:sz w:val="24"/>
-          <w:szCs w:val="24"/>
-        </w:rPr>
-      </w:pPr>
-    </w:p>
-    <w:p>
-      <w:pPr>
-        <w:spacing w:after="0" w:line="240" w:lineRule="auto"/>
-        <w:rPr>
-          <w:noProof/>
-          <w:sz w:val="24"/>
-          <w:szCs w:val="24"/>
-        </w:rPr>
-      </w:pPr>
-    </w:p>
-    <w:p>
-      <w:pPr>
-        <w:spacing w:after="0" w:line="240" w:lineRule="auto"/>
-        <w:rPr>
-          <w:noProof/>
-          <w:sz w:val="24"/>
-          <w:szCs w:val="24"/>
-        </w:rPr>
-      </w:pPr>
-    </w:p>
-    <w:p>
-      <w:pPr>
-        <w:spacing w:after="0" w:line="240" w:lineRule="auto"/>
-        <w:rPr>
-          <w:noProof/>
-          <w:sz w:val="24"/>
-          <w:szCs w:val="24"/>
-        </w:rPr>
-      </w:pPr>
-    </w:p>
-    <w:p>
-      <w:pPr>
-        <w:spacing w:after="0" w:line="240" w:lineRule="auto"/>
-        <w:rPr>
-          <w:noProof/>
-          <w:sz w:val="24"/>
-          <w:szCs w:val="24"/>
-        </w:rPr>
-      </w:pPr>
-    </w:p>
-    <w:p>
-      <w:pPr>
-        <w:spacing w:after="0" w:line="240" w:lineRule="auto"/>
-        <w:rPr>
-          <w:noProof/>
-          <w:sz w:val="24"/>
-          <w:szCs w:val="24"/>
-        </w:rPr>
-      </w:pPr>
-    </w:p>
-    <w:p>
-      <w:pPr>
-        <w:spacing w:after="0" w:line="240" w:lineRule="auto"/>
-        <w:rPr>
-          <w:noProof/>
-          <w:sz w:val="24"/>
-          <w:szCs w:val="24"/>
-        </w:rPr>
-      </w:pPr>
-    </w:p>
-    <w:p>
-      <w:pPr>
-        <w:spacing w:after="0" w:line="240" w:lineRule="auto"/>
-        <w:rPr>
-          <w:noProof/>
-          <w:sz w:val="24"/>
-          <w:szCs w:val="24"/>
-        </w:rPr>
-      </w:pPr>
-    </w:p>
-    <w:p>
-      <w:pPr>
-        <w:spacing w:after="0" w:line="240" w:lineRule="auto"/>
-        <w:rPr>
-          <w:noProof/>
-          <w:sz w:val="24"/>
-          <w:szCs w:val="24"/>
-        </w:rPr>
-      </w:pPr>
-    </w:p>
-    <w:p>
-      <w:pPr>
-        <w:spacing w:after="0" w:line="240" w:lineRule="auto"/>
-        <w:rPr>
-          <w:b/>
-          <w:bCs/>
-          <w:noProof/>
-          <w:sz w:val="28"/>
-          <w:szCs w:val="28"/>
-          <w:u w:val="single"/>
-        </w:rPr>
-      </w:pPr>
-      <w:r>
-        <w:rPr>
-          <w:b/>
-          <w:bCs/>
-          <w:noProof/>
-          <w:sz w:val="28"/>
-          <w:szCs w:val="28"/>
-          <w:u w:val="single"/>
-        </w:rPr>
-        <w:t>KalmanLSTMForecaster:</w:t>
-      </w:r>
-    </w:p>
-    <w:p>
-      <w:pPr>
-        <w:spacing w:after="0" w:line="240" w:lineRule="auto"/>
-        <w:rPr>
-          <w:noProof/>
-          <w:sz w:val="24"/>
-          <w:szCs w:val="24"/>
-        </w:rPr>
-      </w:pPr>
-    </w:p>
-    <w:p>
-      <w:pPr>
-        <w:spacing w:after="0" w:line="240" w:lineRule="auto"/>
-        <w:rPr>
-          <w:noProof/>
-          <w:sz w:val="24"/>
-          <w:szCs w:val="24"/>
-        </w:rPr>
-      </w:pPr>
-      <w:r>
-        <w:rPr>
-          <w:noProof/>
-          <w:sz w:val="24"/>
-          <w:szCs w:val="24"/>
-        </w:rPr>
-        <w:t>BatteryDataset</w:t>
-      </w:r>
-    </w:p>
-    <w:p>
-      <w:pPr>
-        <w:spacing w:after="0" w:line="240" w:lineRule="auto"/>
-        <w:rPr>
-          <w:noProof/>
-          <w:sz w:val="24"/>
-          <w:szCs w:val="24"/>
-        </w:rPr>
-      </w:pPr>
-      <w:r>
-        <w:rPr>
-          <w:noProof/>
-          <w:sz w:val="24"/>
-          <w:szCs w:val="24"/>
-        </w:rPr>
-        <w:t xml:space="preserve">        </w:t>
-      </w:r>
-      <w:r>
-        <w:rPr>
-          <w:noProof/>
-          <w:sz w:val="24"/>
-          <w:szCs w:val="24"/>
-        </w:rPr>
-        <w:t xml:space="preserve"> </w:t>
-      </w:r>
-      <w:r>
-        <w:rPr>
-          <w:noProof/>
-          <w:sz w:val="24"/>
-          <w:szCs w:val="24"/>
-        </w:rPr>
-        <w:t>│</w:t>
-      </w:r>
-    </w:p>
-    <w:p>
-      <w:pPr>
-        <w:spacing w:after="0" w:line="240" w:lineRule="auto"/>
-        <w:rPr>
-          <w:noProof/>
-          <w:sz w:val="24"/>
-          <w:szCs w:val="24"/>
-        </w:rPr>
-      </w:pPr>
-      <w:r>
-        <w:rPr>
-          <w:noProof/>
-          <w:sz w:val="24"/>
-          <w:szCs w:val="24"/>
-        </w:rPr>
-        <w:t xml:space="preserve">        </w:t>
-      </w:r>
-      <w:r>
-        <w:rPr>
-          <w:rFonts w:ascii="Arial" w:hAnsi="Arial" w:cs="Arial"/>
-          <w:noProof/>
-          <w:sz w:val="24"/>
-          <w:szCs w:val="24"/>
-        </w:rPr>
-        <w:t>▼</w:t>
-      </w:r>
-    </w:p>
-    <w:p>
-      <w:pPr>
-        <w:spacing w:after="0" w:line="240" w:lineRule="auto"/>
-        <w:rPr>
-          <w:noProof/>
-          <w:sz w:val="24"/>
-          <w:szCs w:val="24"/>
-        </w:rPr>
-      </w:pPr>
-      <w:r>
-        <w:rPr>
-          <w:noProof/>
-          <w:sz w:val="24"/>
-          <w:szCs w:val="24"/>
-        </w:rPr>
-        <w:t>forecast_trend()</w:t>
-      </w:r>
-    </w:p>
-    <w:p>
-      <w:pPr>
-        <w:spacing w:after="0" w:line="240" w:lineRule="auto"/>
-        <w:rPr>
-          <w:noProof/>
-          <w:sz w:val="24"/>
-          <w:szCs w:val="24"/>
-        </w:rPr>
-      </w:pPr>
-      <w:r>
-        <w:rPr>
-          <w:noProof/>
-          <w:sz w:val="24"/>
-          <w:szCs w:val="24"/>
-        </w:rPr>
-        <w:t xml:space="preserve">        </w:t>
-      </w:r>
-      <w:r>
-        <w:rPr>
-          <w:noProof/>
-          <w:sz w:val="24"/>
-          <w:szCs w:val="24"/>
-        </w:rPr>
-        <w:t xml:space="preserve"> </w:t>
-      </w:r>
-      <w:r>
-        <w:rPr>
-          <w:noProof/>
-          <w:sz w:val="24"/>
-          <w:szCs w:val="24"/>
-        </w:rPr>
-        <w:t>│</w:t>
-      </w:r>
-    </w:p>
-    <w:p>
-      <w:pPr>
-        <w:spacing w:after="0" w:line="240" w:lineRule="auto"/>
-        <w:rPr>
-          <w:noProof/>
-          <w:sz w:val="24"/>
-          <w:szCs w:val="24"/>
-        </w:rPr>
-      </w:pPr>
-      <w:r>
-        <w:rPr>
-          <w:noProof/>
-          <w:sz w:val="24"/>
-          <w:szCs w:val="24"/>
-        </w:rPr>
-        <w:t xml:space="preserve">        </w:t>
-      </w:r>
-      <w:r>
-        <w:rPr>
-          <w:rFonts w:ascii="Arial" w:hAnsi="Arial" w:cs="Arial"/>
-          <w:noProof/>
-          <w:sz w:val="24"/>
-          <w:szCs w:val="24"/>
-        </w:rPr>
-        <w:t>▼</w:t>
-      </w:r>
-    </w:p>
-    <w:p>
-      <w:pPr>
-        <w:spacing w:after="0" w:line="240" w:lineRule="auto"/>
-        <w:rPr>
-          <w:noProof/>
-          <w:sz w:val="24"/>
-          <w:szCs w:val="24"/>
-        </w:rPr>
-      </w:pPr>
-      <w:r>
-        <w:rPr>
-          <w:noProof/>
-          <w:sz w:val="24"/>
-          <w:szCs w:val="24"/>
-        </w:rPr>
-        <w:t>Trend ForecastResult</w:t>
-      </w:r>
-    </w:p>
-    <w:p>
-      <w:pPr>
-        <w:spacing w:after="0" w:line="240" w:lineRule="auto"/>
-        <w:rPr>
-          <w:noProof/>
-          <w:sz w:val="24"/>
-          <w:szCs w:val="24"/>
-        </w:rPr>
-      </w:pPr>
-      <w:r>
-        <w:rPr>
-          <w:noProof/>
-          <w:sz w:val="24"/>
-          <w:szCs w:val="24"/>
-        </w:rPr>
-        <w:t xml:space="preserve">        </w:t>
-      </w:r>
-      <w:r>
-        <w:rPr>
-          <w:noProof/>
-          <w:sz w:val="24"/>
-          <w:szCs w:val="24"/>
-        </w:rPr>
-        <w:t xml:space="preserve"> </w:t>
-      </w:r>
-      <w:r>
-        <w:rPr>
-          <w:noProof/>
-          <w:sz w:val="24"/>
-          <w:szCs w:val="24"/>
-        </w:rPr>
-        <w:t>│</w:t>
-      </w:r>
-    </w:p>
-    <w:p>
-      <w:pPr>
-        <w:spacing w:after="0" w:line="240" w:lineRule="auto"/>
-        <w:rPr>
-          <w:noProof/>
-          <w:sz w:val="24"/>
-          <w:szCs w:val="24"/>
-        </w:rPr>
-      </w:pPr>
-      <w:r>
-        <w:rPr>
-          <w:noProof/>
-          <w:sz w:val="24"/>
-          <w:szCs w:val="24"/>
-        </w:rPr>
-        <w:t xml:space="preserve">        </w:t>
-      </w:r>
-      <w:r>
-        <w:rPr>
-          <w:rFonts w:ascii="MS Gothic" w:eastAsia="MS Gothic" w:hAnsi="MS Gothic" w:cs="MS Gothic" w:hint="eastAsia"/>
-          <w:noProof/>
-          <w:sz w:val="24"/>
-          <w:szCs w:val="24"/>
-        </w:rPr>
-        <w:t>├</w:t>
-      </w:r>
-      <w:r>
-        <w:rPr>
-          <w:rFonts w:ascii="Calibri" w:hAnsi="Calibri" w:cs="Calibri"/>
-          <w:noProof/>
-          <w:sz w:val="24"/>
-          <w:szCs w:val="24"/>
-        </w:rPr>
-        <w:t>─────────────┐</w:t>
-      </w:r>
-    </w:p>
-    <w:p>
-      <w:pPr>
-        <w:spacing w:after="0" w:line="240" w:lineRule="auto"/>
-        <w:rPr>
-          <w:noProof/>
-          <w:sz w:val="24"/>
-          <w:szCs w:val="24"/>
-        </w:rPr>
-      </w:pPr>
-      <w:r>
-        <w:rPr>
-          <w:noProof/>
-          <w:sz w:val="24"/>
-          <w:szCs w:val="24"/>
-        </w:rPr>
-        <w:t xml:space="preserve">        </w:t>
-      </w:r>
-      <w:r>
-        <w:rPr>
-          <w:rFonts w:ascii="Arial" w:hAnsi="Arial" w:cs="Arial"/>
-          <w:noProof/>
-          <w:sz w:val="24"/>
-          <w:szCs w:val="24"/>
-        </w:rPr>
-        <w:t>▼</w:t>
-      </w:r>
-      <w:r>
-        <w:rPr>
-          <w:noProof/>
-          <w:sz w:val="24"/>
-          <w:szCs w:val="24"/>
-        </w:rPr>
-        <w:t xml:space="preserve">             </w:t>
-      </w:r>
-      <w:r>
-        <w:rPr>
-          <w:noProof/>
-          <w:sz w:val="24"/>
-          <w:szCs w:val="24"/>
-        </w:rPr>
-        <w:t xml:space="preserve">                </w:t>
-      </w:r>
-      <w:r>
-        <w:rPr>
-          <w:rFonts w:ascii="Calibri" w:hAnsi="Calibri" w:cs="Calibri"/>
-          <w:noProof/>
-          <w:sz w:val="24"/>
-          <w:szCs w:val="24"/>
-        </w:rPr>
-        <w:t>│</w:t>
-      </w:r>
-    </w:p>
-    <w:p>
-      <w:pPr>
-        <w:spacing w:after="0" w:line="240" w:lineRule="auto"/>
-        <w:rPr>
-          <w:noProof/>
-          <w:sz w:val="24"/>
-          <w:szCs w:val="24"/>
-        </w:rPr>
-      </w:pPr>
-      <w:r>
-        <w:rPr>
-          <w:noProof/>
-          <w:sz w:val="24"/>
-          <w:szCs w:val="24"/>
-        </w:rPr>
-        <w:t xml:space="preserve">prepare_residuals()   </w:t>
-      </w:r>
-      <w:r>
-        <w:rPr>
-          <w:noProof/>
-          <w:sz w:val="24"/>
-          <w:szCs w:val="24"/>
-        </w:rPr>
-        <w:t xml:space="preserve">   </w:t>
-      </w:r>
-      <w:r>
-        <w:rPr>
-          <w:noProof/>
-          <w:sz w:val="24"/>
-          <w:szCs w:val="24"/>
-        </w:rPr>
-        <w:t>│</w:t>
-      </w:r>
-    </w:p>
-    <w:p>
-      <w:pPr>
-        <w:spacing w:after="0" w:line="240" w:lineRule="auto"/>
-        <w:rPr>
-          <w:noProof/>
-          <w:sz w:val="24"/>
-          <w:szCs w:val="24"/>
-        </w:rPr>
-      </w:pPr>
-      <w:r>
-        <w:rPr>
-          <w:noProof/>
-          <w:sz w:val="24"/>
-          <w:szCs w:val="24"/>
-        </w:rPr>
-        <w:t xml:space="preserve">        </w:t>
-      </w:r>
-      <w:r>
-        <w:rPr>
-          <w:rFonts w:ascii="Arial" w:hAnsi="Arial" w:cs="Arial"/>
-          <w:noProof/>
-          <w:sz w:val="24"/>
-          <w:szCs w:val="24"/>
-        </w:rPr>
-        <w:t>▼</w:t>
-      </w:r>
-      <w:r>
-        <w:rPr>
-          <w:noProof/>
-          <w:sz w:val="24"/>
-          <w:szCs w:val="24"/>
-        </w:rPr>
-        <w:t xml:space="preserve">             </w:t>
-      </w:r>
-      <w:r>
-        <w:rPr>
-          <w:noProof/>
-          <w:sz w:val="24"/>
-          <w:szCs w:val="24"/>
-        </w:rPr>
-        <w:t xml:space="preserve">                </w:t>
-      </w:r>
-      <w:r>
-        <w:rPr>
-          <w:rFonts w:ascii="Calibri" w:hAnsi="Calibri" w:cs="Calibri"/>
-          <w:noProof/>
-          <w:sz w:val="24"/>
-          <w:szCs w:val="24"/>
-        </w:rPr>
-        <w:t>│</w:t>
-      </w:r>
-    </w:p>
-    <w:p>
-      <w:pPr>
-        <w:spacing w:after="0" w:line="240" w:lineRule="auto"/>
-        <w:rPr>
-          <w:noProof/>
-          <w:sz w:val="24"/>
-          <w:szCs w:val="24"/>
-        </w:rPr>
-      </w:pPr>
-      <w:r>
-        <w:rPr>
-          <w:noProof/>
-          <w:sz w:val="24"/>
-          <w:szCs w:val="24"/>
-        </w:rPr>
-        <w:t xml:space="preserve">Residual Dataset      </w:t>
-      </w:r>
-      <w:r>
-        <w:rPr>
-          <w:noProof/>
-          <w:sz w:val="24"/>
-          <w:szCs w:val="24"/>
-        </w:rPr>
-        <w:t xml:space="preserve">     </w:t>
-      </w:r>
-      <w:r>
-        <w:rPr>
-          <w:noProof/>
-          <w:sz w:val="24"/>
-          <w:szCs w:val="24"/>
-        </w:rPr>
-        <w:t>│</w:t>
-      </w:r>
-    </w:p>
-    <w:p>
-      <w:pPr>
-        <w:spacing w:after="0" w:line="240" w:lineRule="auto"/>
-        <w:rPr>
-          <w:noProof/>
-          <w:sz w:val="24"/>
-          <w:szCs w:val="24"/>
-        </w:rPr>
-      </w:pPr>
-      <w:r>
-        <w:rPr>
-          <w:noProof/>
-          <w:sz w:val="24"/>
-          <w:szCs w:val="24"/>
-        </w:rPr>
-        <w:t xml:space="preserve">        </w:t>
-      </w:r>
-      <w:r>
-        <w:rPr>
-          <w:rFonts w:ascii="Arial" w:hAnsi="Arial" w:cs="Arial"/>
-          <w:noProof/>
-          <w:sz w:val="24"/>
-          <w:szCs w:val="24"/>
-        </w:rPr>
-        <w:t>▼</w:t>
-      </w:r>
-      <w:r>
-        <w:rPr>
-          <w:noProof/>
-          <w:sz w:val="24"/>
-          <w:szCs w:val="24"/>
-        </w:rPr>
-        <w:t xml:space="preserve">             </w:t>
-      </w:r>
-      <w:r>
-        <w:rPr>
-          <w:noProof/>
-          <w:sz w:val="24"/>
-          <w:szCs w:val="24"/>
-        </w:rPr>
-        <w:t xml:space="preserve">                </w:t>
-      </w:r>
-      <w:r>
-        <w:rPr>
-          <w:rFonts w:ascii="Calibri" w:hAnsi="Calibri" w:cs="Calibri"/>
-          <w:noProof/>
-          <w:sz w:val="24"/>
-          <w:szCs w:val="24"/>
-        </w:rPr>
-        <w:t>│</w:t>
-      </w:r>
-    </w:p>
-    <w:p>
-      <w:pPr>
-        <w:spacing w:after="0" w:line="240" w:lineRule="auto"/>
-        <w:rPr>
-          <w:noProof/>
-          <w:sz w:val="24"/>
-          <w:szCs w:val="24"/>
-        </w:rPr>
-      </w:pPr>
-      <w:r>
-        <w:rPr>
-          <w:noProof/>
-          <w:sz w:val="24"/>
-          <w:szCs w:val="24"/>
-        </w:rPr>
-        <w:t xml:space="preserve">Residual Model        </w:t>
-      </w:r>
-      <w:r>
-        <w:rPr>
-          <w:noProof/>
-          <w:sz w:val="24"/>
-          <w:szCs w:val="24"/>
-        </w:rPr>
-        <w:t xml:space="preserve">      </w:t>
-      </w:r>
-      <w:r>
-        <w:rPr>
-          <w:noProof/>
-          <w:sz w:val="24"/>
-          <w:szCs w:val="24"/>
-        </w:rPr>
-        <w:t>│</w:t>
-      </w:r>
-    </w:p>
-    <w:p>
-      <w:pPr>
-        <w:spacing w:after="0" w:line="240" w:lineRule="auto"/>
-        <w:rPr>
-          <w:noProof/>
-          <w:sz w:val="24"/>
-          <w:szCs w:val="24"/>
-        </w:rPr>
-      </w:pPr>
-      <w:r>
-        <w:rPr>
-          <w:noProof/>
-          <w:sz w:val="24"/>
-          <w:szCs w:val="24"/>
-        </w:rPr>
-        <w:t xml:space="preserve">        </w:t>
-      </w:r>
-      <w:r>
-        <w:rPr>
-          <w:rFonts w:ascii="Arial" w:hAnsi="Arial" w:cs="Arial"/>
-          <w:noProof/>
-          <w:sz w:val="24"/>
-          <w:szCs w:val="24"/>
-        </w:rPr>
-        <w:t>▼</w:t>
-      </w:r>
-      <w:r>
-        <w:rPr>
-          <w:noProof/>
-          <w:sz w:val="24"/>
-          <w:szCs w:val="24"/>
-        </w:rPr>
-        <w:t xml:space="preserve">             </w:t>
-      </w:r>
-      <w:r>
-        <w:rPr>
-          <w:noProof/>
-          <w:sz w:val="24"/>
-          <w:szCs w:val="24"/>
-        </w:rPr>
-        <w:t xml:space="preserve">                </w:t>
-      </w:r>
-      <w:r>
-        <w:rPr>
-          <w:rFonts w:ascii="Calibri" w:hAnsi="Calibri" w:cs="Calibri"/>
-          <w:noProof/>
-          <w:sz w:val="24"/>
-          <w:szCs w:val="24"/>
-        </w:rPr>
-        <w:t>│</w:t>
-      </w:r>
-    </w:p>
-    <w:p>
-      <w:pPr>
-        <w:spacing w:after="0" w:line="240" w:lineRule="auto"/>
-        <w:rPr>
-          <w:noProof/>
-          <w:sz w:val="24"/>
-          <w:szCs w:val="24"/>
-        </w:rPr>
-      </w:pPr>
-      <w:r>
-        <w:rPr>
-          <w:noProof/>
-          <w:sz w:val="24"/>
-          <w:szCs w:val="24"/>
-        </w:rPr>
-        <w:t>Residual ForecastResult</w:t>
-      </w:r>
-    </w:p>
-    <w:p>
-      <w:pPr>
-        <w:spacing w:after="0" w:line="240" w:lineRule="auto"/>
-        <w:rPr>
-          <w:noProof/>
-          <w:sz w:val="24"/>
-          <w:szCs w:val="24"/>
-        </w:rPr>
-      </w:pPr>
-      <w:r>
-        <w:rPr>
-          <w:noProof/>
-          <w:sz w:val="24"/>
-          <w:szCs w:val="24"/>
-        </w:rPr>
-        <w:t xml:space="preserve">        </w:t>
-      </w:r>
-      <w:r>
-        <w:rPr>
-          <w:noProof/>
-          <w:sz w:val="24"/>
-          <w:szCs w:val="24"/>
-        </w:rPr>
-        <w:t xml:space="preserve"> </w:t>
-      </w:r>
-      <w:r>
-        <w:rPr>
-          <w:noProof/>
-          <w:sz w:val="24"/>
-          <w:szCs w:val="24"/>
-        </w:rPr>
-        <w:t>│</w:t>
-      </w:r>
-    </w:p>
-    <w:p>
-      <w:pPr>
-        <w:spacing w:after="0" w:line="240" w:lineRule="auto"/>
-        <w:rPr>
-          <w:noProof/>
-          <w:sz w:val="24"/>
-          <w:szCs w:val="24"/>
-        </w:rPr>
-      </w:pPr>
-      <w:r>
-        <w:rPr>
-          <w:noProof/>
-          <w:sz w:val="24"/>
-          <w:szCs w:val="24"/>
-        </w:rPr>
-        <w:t xml:space="preserve">        </w:t>
-      </w:r>
-      <w:r>
-        <w:rPr>
-          <w:rFonts w:ascii="Arial" w:hAnsi="Arial" w:cs="Arial"/>
-          <w:noProof/>
-          <w:sz w:val="24"/>
-          <w:szCs w:val="24"/>
-        </w:rPr>
-        <w:t>▼</w:t>
-      </w:r>
-    </w:p>
-    <w:p>
-      <w:pPr>
-        <w:spacing w:after="0" w:line="240" w:lineRule="auto"/>
-        <w:rPr>
-          <w:noProof/>
-          <w:sz w:val="24"/>
-          <w:szCs w:val="24"/>
-        </w:rPr>
-      </w:pPr>
-      <w:r>
-        <w:rPr>
-          <w:noProof/>
-          <w:sz w:val="24"/>
-          <w:szCs w:val="24"/>
-        </w:rPr>
-        <w:t>combine_forecasts()</w:t>
-      </w:r>
-    </w:p>
-    <w:p>
-      <w:pPr>
-        <w:spacing w:after="0" w:line="240" w:lineRule="auto"/>
-        <w:rPr>
-          <w:noProof/>
-          <w:sz w:val="24"/>
-          <w:szCs w:val="24"/>
-        </w:rPr>
-      </w:pPr>
-      <w:r>
-        <w:rPr>
-          <w:noProof/>
-          <w:sz w:val="24"/>
-          <w:szCs w:val="24"/>
-        </w:rPr>
-        <w:t xml:space="preserve">        </w:t>
-      </w:r>
-      <w:r>
-        <w:rPr>
-          <w:noProof/>
-          <w:sz w:val="24"/>
-          <w:szCs w:val="24"/>
-        </w:rPr>
-        <w:t xml:space="preserve"> </w:t>
-      </w:r>
-      <w:r>
-        <w:rPr>
-          <w:noProof/>
-          <w:sz w:val="24"/>
-          <w:szCs w:val="24"/>
-        </w:rPr>
-        <w:t>│</w:t>
-      </w:r>
-    </w:p>
-    <w:p>
-      <w:pPr>
-        <w:spacing w:after="0" w:line="240" w:lineRule="auto"/>
-        <w:rPr>
-          <w:noProof/>
-          <w:sz w:val="24"/>
-          <w:szCs w:val="24"/>
-        </w:rPr>
-      </w:pPr>
-      <w:r>
-        <w:rPr>
-          <w:noProof/>
-          <w:sz w:val="24"/>
-          <w:szCs w:val="24"/>
-        </w:rPr>
-        <w:t xml:space="preserve">        </w:t>
-      </w:r>
-      <w:r>
-        <w:rPr>
-          <w:rFonts w:ascii="Arial" w:hAnsi="Arial" w:cs="Arial"/>
-          <w:noProof/>
-          <w:sz w:val="24"/>
-          <w:szCs w:val="24"/>
-        </w:rPr>
-        <w:t>▼</w:t>
-      </w:r>
-    </w:p>
-    <w:p>
-      <w:pPr>
-        <w:spacing w:after="0" w:line="240" w:lineRule="auto"/>
-        <w:rPr>
-          <w:noProof/>
-          <w:sz w:val="24"/>
-          <w:szCs w:val="24"/>
-        </w:rPr>
-      </w:pPr>
-      <w:r>
-        <w:rPr>
-          <w:noProof/>
-          <w:sz w:val="24"/>
-          <w:szCs w:val="24"/>
-        </w:rPr>
-        <w:t>Hybrid ForecastResult</w:t>
-      </w:r>
+        <w:t>└── Future trend forecast</w:t>
+      </w:r>
+    </w:p>
+    <w:p>
+      <w:pPr>
+        <w:spacing w:after="0" w:line="240" w:lineRule="auto"/>
+        <w:rPr>
+          <w:noProof/>
+          <w:sz w:val="24"/>
+          <w:szCs w:val="24"/>
+        </w:rPr>
+      </w:pPr>
+    </w:p>
+    <w:p>
+      <w:pPr>
+        <w:spacing w:after="0" w:line="240" w:lineRule="auto"/>
+        <w:rPr>
+          <w:noProof/>
+          <w:sz w:val="24"/>
+          <w:szCs w:val="24"/>
+        </w:rPr>
+      </w:pPr>
     </w:p>
     <w:p>
       <w:pPr>
@@ -26067,6 +26342,7 @@
   <w:style w:type="character" w:default="1" w:styleId="VarsaylanParagrafYazTipi">
     <w:name w:val="Default Paragraph Font"/>
     <w:uiPriority w:val="1"/>
+    <w:semiHidden/>
     <w:unhideWhenUsed/>
   </w:style>
   <w:style w:type="table" w:default="1" w:styleId="NormalTablo">

--- a/docs/draft/roadmap.docx
+++ b/docs/draft/roadmap.docx
@@ -22577,6 +22577,2219 @@
     </w:p>
     <w:p>
       <w:pPr>
+        <w:rPr>
+          <w:noProof/>
+          <w:sz w:val="24"/>
+          <w:szCs w:val="24"/>
+        </w:rPr>
+      </w:pPr>
+      <w:r>
+        <w:rPr>
+          <w:noProof/>
+          <w:sz w:val="24"/>
+          <w:szCs w:val="24"/>
+        </w:rPr>
+        <w:br w:type="page"/>
+      </w:r>
+    </w:p>
+    <w:p>
+      <w:pPr>
+        <w:spacing w:after="0" w:line="240" w:lineRule="auto"/>
+        <w:rPr>
+          <w:b/>
+          <w:bCs/>
+          <w:noProof/>
+          <w:sz w:val="32"/>
+          <w:szCs w:val="32"/>
+          <w:u w:val="single"/>
+          <w:lang w:val="tr-TR"/>
+        </w:rPr>
+      </w:pPr>
+      <w:r>
+        <w:rPr>
+          <w:b/>
+          <w:bCs/>
+          <w:noProof/>
+          <w:sz w:val="32"/>
+          <w:szCs w:val="32"/>
+          <w:u w:val="single"/>
+          <w:lang w:val="tr-TR"/>
+        </w:rPr>
+        <w:lastRenderedPageBreak/>
+        <w:t>Sprint 10 :</w:t>
+      </w:r>
+    </w:p>
+    <w:p>
+      <w:pPr>
+        <w:spacing w:after="0" w:line="240" w:lineRule="auto"/>
+        <w:rPr>
+          <w:b/>
+          <w:bCs/>
+          <w:noProof/>
+          <w:sz w:val="32"/>
+          <w:szCs w:val="32"/>
+          <w:u w:val="single"/>
+          <w:lang w:val="tr-TR"/>
+        </w:rPr>
+      </w:pPr>
+    </w:p>
+    <w:p>
+      <w:pPr>
+        <w:numPr>
+          <w:ilvl w:val="0"/>
+          <w:numId w:val="22"/>
+        </w:numPr>
+        <w:spacing w:after="0" w:line="240" w:lineRule="auto"/>
+        <w:rPr>
+          <w:noProof/>
+          <w:sz w:val="24"/>
+          <w:szCs w:val="24"/>
+          <w:lang w:val="tr-TR"/>
+        </w:rPr>
+      </w:pPr>
+      <w:r>
+        <w:rPr>
+          <w:rFonts w:ascii="Segoe UI Emoji" w:hAnsi="Segoe UI Emoji" w:cs="Segoe UI Emoji"/>
+          <w:noProof/>
+          <w:sz w:val="24"/>
+          <w:szCs w:val="24"/>
+          <w:lang w:val="tr-TR"/>
+        </w:rPr>
+        <w:t>✅</w:t>
+      </w:r>
+      <w:r>
+        <w:rPr>
+          <w:noProof/>
+          <w:sz w:val="24"/>
+          <w:szCs w:val="24"/>
+          <w:lang w:val="tr-TR"/>
+        </w:rPr>
+        <w:t xml:space="preserve"> Build HybridDiagnostics </w:t>
+      </w:r>
+    </w:p>
+    <w:p>
+      <w:pPr>
+        <w:numPr>
+          <w:ilvl w:val="0"/>
+          <w:numId w:val="22"/>
+        </w:numPr>
+        <w:spacing w:after="0" w:line="240" w:lineRule="auto"/>
+        <w:rPr>
+          <w:noProof/>
+          <w:sz w:val="24"/>
+          <w:szCs w:val="24"/>
+          <w:lang w:val="tr-TR"/>
+        </w:rPr>
+      </w:pPr>
+      <w:r>
+        <w:rPr>
+          <w:rFonts w:ascii="Segoe UI Emoji" w:hAnsi="Segoe UI Emoji" w:cs="Segoe UI Emoji"/>
+          <w:noProof/>
+          <w:sz w:val="24"/>
+          <w:szCs w:val="24"/>
+          <w:lang w:val="tr-TR"/>
+        </w:rPr>
+        <w:t>✅</w:t>
+      </w:r>
+      <w:r>
+        <w:rPr>
+          <w:noProof/>
+          <w:sz w:val="24"/>
+          <w:szCs w:val="24"/>
+          <w:lang w:val="tr-TR"/>
+        </w:rPr>
+        <w:t xml:space="preserve"> Verify decomposition </w:t>
+      </w:r>
+    </w:p>
+    <w:p>
+      <w:pPr>
+        <w:numPr>
+          <w:ilvl w:val="0"/>
+          <w:numId w:val="22"/>
+        </w:numPr>
+        <w:spacing w:after="0" w:line="240" w:lineRule="auto"/>
+        <w:rPr>
+          <w:noProof/>
+          <w:sz w:val="24"/>
+          <w:szCs w:val="24"/>
+          <w:lang w:val="tr-TR"/>
+        </w:rPr>
+      </w:pPr>
+      <w:r>
+        <w:rPr>
+          <w:rFonts w:ascii="Segoe UI Emoji" w:hAnsi="Segoe UI Emoji" w:cs="Segoe UI Emoji"/>
+          <w:noProof/>
+          <w:sz w:val="24"/>
+          <w:szCs w:val="24"/>
+          <w:lang w:val="tr-TR"/>
+        </w:rPr>
+        <w:t>✅</w:t>
+      </w:r>
+      <w:r>
+        <w:rPr>
+          <w:noProof/>
+          <w:sz w:val="24"/>
+          <w:szCs w:val="24"/>
+          <w:lang w:val="tr-TR"/>
+        </w:rPr>
+        <w:t xml:space="preserve"> Compute variance metrics </w:t>
+      </w:r>
+    </w:p>
+    <w:p>
+      <w:pPr>
+        <w:numPr>
+          <w:ilvl w:val="0"/>
+          <w:numId w:val="22"/>
+        </w:numPr>
+        <w:spacing w:after="0" w:line="240" w:lineRule="auto"/>
+        <w:rPr>
+          <w:noProof/>
+          <w:sz w:val="24"/>
+          <w:szCs w:val="24"/>
+          <w:lang w:val="tr-TR"/>
+        </w:rPr>
+      </w:pPr>
+      <w:r>
+        <w:rPr>
+          <w:rFonts w:ascii="Segoe UI Emoji" w:hAnsi="Segoe UI Emoji" w:cs="Segoe UI Emoji"/>
+          <w:noProof/>
+          <w:sz w:val="24"/>
+          <w:szCs w:val="24"/>
+          <w:lang w:val="tr-TR"/>
+        </w:rPr>
+        <w:t>✅</w:t>
+      </w:r>
+      <w:r>
+        <w:rPr>
+          <w:noProof/>
+          <w:sz w:val="24"/>
+          <w:szCs w:val="24"/>
+          <w:lang w:val="tr-TR"/>
+        </w:rPr>
+        <w:t xml:space="preserve"> Produce structured summaries </w:t>
+      </w:r>
+    </w:p>
+    <w:p>
+      <w:pPr>
+        <w:numPr>
+          <w:ilvl w:val="0"/>
+          <w:numId w:val="22"/>
+        </w:numPr>
+        <w:spacing w:after="0" w:line="240" w:lineRule="auto"/>
+        <w:rPr>
+          <w:noProof/>
+          <w:sz w:val="24"/>
+          <w:szCs w:val="24"/>
+          <w:lang w:val="tr-TR"/>
+        </w:rPr>
+      </w:pPr>
+      <w:r>
+        <w:rPr>
+          <w:rFonts w:ascii="Segoe UI Symbol" w:hAnsi="Segoe UI Symbol" w:cs="Segoe UI Symbol"/>
+          <w:noProof/>
+          <w:sz w:val="24"/>
+          <w:szCs w:val="24"/>
+          <w:lang w:val="tr-TR"/>
+        </w:rPr>
+        <w:t>➜</w:t>
+      </w:r>
+      <w:r>
+        <w:rPr>
+          <w:noProof/>
+          <w:sz w:val="24"/>
+          <w:szCs w:val="24"/>
+          <w:lang w:val="tr-TR"/>
+        </w:rPr>
+        <w:t xml:space="preserve"> Add residual statistical tests </w:t>
+      </w:r>
+    </w:p>
+    <w:p>
+      <w:pPr>
+        <w:numPr>
+          <w:ilvl w:val="0"/>
+          <w:numId w:val="22"/>
+        </w:numPr>
+        <w:spacing w:after="0" w:line="240" w:lineRule="auto"/>
+        <w:rPr>
+          <w:noProof/>
+          <w:sz w:val="24"/>
+          <w:szCs w:val="24"/>
+          <w:lang w:val="tr-TR"/>
+        </w:rPr>
+      </w:pPr>
+      <w:r>
+        <w:rPr>
+          <w:rFonts w:ascii="Segoe UI Symbol" w:hAnsi="Segoe UI Symbol" w:cs="Segoe UI Symbol"/>
+          <w:noProof/>
+          <w:sz w:val="24"/>
+          <w:szCs w:val="24"/>
+          <w:lang w:val="tr-TR"/>
+        </w:rPr>
+        <w:t>➜</w:t>
+      </w:r>
+      <w:r>
+        <w:rPr>
+          <w:noProof/>
+          <w:sz w:val="24"/>
+          <w:szCs w:val="24"/>
+          <w:lang w:val="tr-TR"/>
+        </w:rPr>
+        <w:t xml:space="preserve"> Add forecast quality diagnostics </w:t>
+      </w:r>
+    </w:p>
+    <w:p>
+      <w:pPr>
+        <w:numPr>
+          <w:ilvl w:val="0"/>
+          <w:numId w:val="22"/>
+        </w:numPr>
+        <w:spacing w:after="0" w:line="240" w:lineRule="auto"/>
+        <w:rPr>
+          <w:noProof/>
+          <w:sz w:val="24"/>
+          <w:szCs w:val="24"/>
+          <w:lang w:val="tr-TR"/>
+        </w:rPr>
+      </w:pPr>
+      <w:r>
+        <w:rPr>
+          <w:rFonts w:ascii="Segoe UI Symbol" w:hAnsi="Segoe UI Symbol" w:cs="Segoe UI Symbol"/>
+          <w:noProof/>
+          <w:sz w:val="24"/>
+          <w:szCs w:val="24"/>
+          <w:lang w:val="tr-TR"/>
+        </w:rPr>
+        <w:t>➜</w:t>
+      </w:r>
+      <w:r>
+        <w:rPr>
+          <w:noProof/>
+          <w:sz w:val="24"/>
+          <w:szCs w:val="24"/>
+          <w:lang w:val="tr-TR"/>
+        </w:rPr>
+        <w:t xml:space="preserve"> Generate diagnostic reports</w:t>
+      </w:r>
+    </w:p>
+    <w:p>
+      <w:pPr>
+        <w:spacing w:after="0" w:line="240" w:lineRule="auto"/>
+        <w:ind w:left="720"/>
+        <w:rPr>
+          <w:noProof/>
+          <w:sz w:val="24"/>
+          <w:szCs w:val="24"/>
+          <w:lang w:val="tr-TR"/>
+        </w:rPr>
+      </w:pPr>
+    </w:p>
+    <w:p>
+      <w:pPr>
+        <w:spacing w:after="0" w:line="240" w:lineRule="auto"/>
+        <w:ind w:left="720"/>
+        <w:rPr>
+          <w:noProof/>
+          <w:sz w:val="24"/>
+          <w:szCs w:val="24"/>
+          <w:lang w:val="tr-TR"/>
+        </w:rPr>
+      </w:pPr>
+      <w:r>
+        <w:rPr>
+          <w:b/>
+          <w:bCs/>
+          <w:noProof/>
+          <w:sz w:val="24"/>
+          <w:szCs w:val="24"/>
+          <w:lang w:val="tr-TR"/>
+        </w:rPr>
+        <w:t>Milestone 1</w:t>
+      </w:r>
+      <w:r>
+        <w:rPr>
+          <w:noProof/>
+          <w:sz w:val="24"/>
+          <w:szCs w:val="24"/>
+          <w:lang w:val="tr-TR"/>
+        </w:rPr>
+        <w:t xml:space="preserve"> </w:t>
+      </w:r>
+      <w:r>
+        <w:rPr>
+          <w:rFonts w:ascii="Segoe UI Emoji" w:hAnsi="Segoe UI Emoji" w:cs="Segoe UI Emoji"/>
+          <w:noProof/>
+          <w:sz w:val="24"/>
+          <w:szCs w:val="24"/>
+          <w:lang w:val="tr-TR"/>
+        </w:rPr>
+        <w:t>✅</w:t>
+      </w:r>
+    </w:p>
+    <w:p>
+      <w:pPr>
+        <w:numPr>
+          <w:ilvl w:val="0"/>
+          <w:numId w:val="23"/>
+        </w:numPr>
+        <w:spacing w:after="0" w:line="240" w:lineRule="auto"/>
+        <w:rPr>
+          <w:noProof/>
+          <w:sz w:val="24"/>
+          <w:szCs w:val="24"/>
+          <w:lang w:val="tr-TR"/>
+        </w:rPr>
+      </w:pPr>
+      <w:r>
+        <w:rPr>
+          <w:noProof/>
+          <w:sz w:val="24"/>
+          <w:szCs w:val="24"/>
+          <w:lang w:val="tr-TR"/>
+        </w:rPr>
+        <w:t xml:space="preserve">HybridDiagnostics architecture </w:t>
+      </w:r>
+    </w:p>
+    <w:p>
+      <w:pPr>
+        <w:spacing w:after="0" w:line="240" w:lineRule="auto"/>
+        <w:ind w:left="720"/>
+        <w:rPr>
+          <w:noProof/>
+          <w:sz w:val="24"/>
+          <w:szCs w:val="24"/>
+          <w:lang w:val="tr-TR"/>
+        </w:rPr>
+      </w:pPr>
+      <w:r>
+        <w:rPr>
+          <w:b/>
+          <w:bCs/>
+          <w:noProof/>
+          <w:sz w:val="24"/>
+          <w:szCs w:val="24"/>
+          <w:lang w:val="tr-TR"/>
+        </w:rPr>
+        <w:t>Milestone 2</w:t>
+      </w:r>
+      <w:r>
+        <w:rPr>
+          <w:noProof/>
+          <w:sz w:val="24"/>
+          <w:szCs w:val="24"/>
+          <w:lang w:val="tr-TR"/>
+        </w:rPr>
+        <w:t xml:space="preserve"> ← next</w:t>
+      </w:r>
+    </w:p>
+    <w:p>
+      <w:pPr>
+        <w:numPr>
+          <w:ilvl w:val="0"/>
+          <w:numId w:val="24"/>
+        </w:numPr>
+        <w:spacing w:after="0" w:line="240" w:lineRule="auto"/>
+        <w:rPr>
+          <w:noProof/>
+          <w:sz w:val="24"/>
+          <w:szCs w:val="24"/>
+          <w:lang w:val="tr-TR"/>
+        </w:rPr>
+      </w:pPr>
+      <w:r>
+        <w:rPr>
+          <w:noProof/>
+          <w:sz w:val="24"/>
+          <w:szCs w:val="24"/>
+          <w:lang w:val="tr-TR"/>
+        </w:rPr>
+        <w:t xml:space="preserve">Fully implement the five core methods </w:t>
+      </w:r>
+    </w:p>
+    <w:p>
+      <w:pPr>
+        <w:numPr>
+          <w:ilvl w:val="0"/>
+          <w:numId w:val="24"/>
+        </w:numPr>
+        <w:spacing w:after="0" w:line="240" w:lineRule="auto"/>
+        <w:rPr>
+          <w:noProof/>
+          <w:sz w:val="24"/>
+          <w:szCs w:val="24"/>
+          <w:lang w:val="tr-TR"/>
+        </w:rPr>
+      </w:pPr>
+      <w:r>
+        <w:rPr>
+          <w:noProof/>
+          <w:sz w:val="24"/>
+          <w:szCs w:val="24"/>
+          <w:lang w:val="tr-TR"/>
+        </w:rPr>
+        <w:t xml:space="preserve">Expand summary() </w:t>
+      </w:r>
+    </w:p>
+    <w:p>
+      <w:pPr>
+        <w:numPr>
+          <w:ilvl w:val="0"/>
+          <w:numId w:val="24"/>
+        </w:numPr>
+        <w:spacing w:after="0" w:line="240" w:lineRule="auto"/>
+        <w:rPr>
+          <w:noProof/>
+          <w:sz w:val="24"/>
+          <w:szCs w:val="24"/>
+          <w:lang w:val="tr-TR"/>
+        </w:rPr>
+      </w:pPr>
+      <w:r>
+        <w:rPr>
+          <w:noProof/>
+          <w:sz w:val="24"/>
+          <w:szCs w:val="24"/>
+          <w:lang w:val="tr-TR"/>
+        </w:rPr>
+        <w:t xml:space="preserve">Extend the tests </w:t>
+      </w:r>
+    </w:p>
+    <w:p>
+      <w:pPr>
+        <w:spacing w:after="0" w:line="240" w:lineRule="auto"/>
+        <w:ind w:left="720"/>
+        <w:rPr>
+          <w:noProof/>
+          <w:sz w:val="24"/>
+          <w:szCs w:val="24"/>
+          <w:lang w:val="tr-TR"/>
+        </w:rPr>
+      </w:pPr>
+      <w:r>
+        <w:rPr>
+          <w:b/>
+          <w:bCs/>
+          <w:noProof/>
+          <w:sz w:val="24"/>
+          <w:szCs w:val="24"/>
+          <w:lang w:val="tr-TR"/>
+        </w:rPr>
+        <w:t>Milestone 3</w:t>
+      </w:r>
+    </w:p>
+    <w:p>
+      <w:pPr>
+        <w:numPr>
+          <w:ilvl w:val="0"/>
+          <w:numId w:val="25"/>
+        </w:numPr>
+        <w:spacing w:after="0" w:line="240" w:lineRule="auto"/>
+        <w:rPr>
+          <w:noProof/>
+          <w:sz w:val="24"/>
+          <w:szCs w:val="24"/>
+          <w:lang w:val="tr-TR"/>
+        </w:rPr>
+      </w:pPr>
+      <w:r>
+        <w:rPr>
+          <w:noProof/>
+          <w:sz w:val="24"/>
+          <w:szCs w:val="24"/>
+          <w:lang w:val="tr-TR"/>
+        </w:rPr>
+        <w:t xml:space="preserve">Residual statistical diagnostics </w:t>
+      </w:r>
+    </w:p>
+    <w:p>
+      <w:pPr>
+        <w:spacing w:after="0" w:line="240" w:lineRule="auto"/>
+        <w:ind w:left="720"/>
+        <w:rPr>
+          <w:noProof/>
+          <w:sz w:val="24"/>
+          <w:szCs w:val="24"/>
+          <w:lang w:val="tr-TR"/>
+        </w:rPr>
+      </w:pPr>
+      <w:r>
+        <w:rPr>
+          <w:b/>
+          <w:bCs/>
+          <w:noProof/>
+          <w:sz w:val="24"/>
+          <w:szCs w:val="24"/>
+          <w:lang w:val="tr-TR"/>
+        </w:rPr>
+        <w:t>Milestone 4</w:t>
+      </w:r>
+    </w:p>
+    <w:p>
+      <w:pPr>
+        <w:numPr>
+          <w:ilvl w:val="0"/>
+          <w:numId w:val="26"/>
+        </w:numPr>
+        <w:spacing w:after="0" w:line="240" w:lineRule="auto"/>
+        <w:rPr>
+          <w:noProof/>
+          <w:sz w:val="24"/>
+          <w:szCs w:val="24"/>
+          <w:lang w:val="tr-TR"/>
+        </w:rPr>
+      </w:pPr>
+      <w:r>
+        <w:rPr>
+          <w:noProof/>
+          <w:sz w:val="24"/>
+          <w:szCs w:val="24"/>
+          <w:lang w:val="tr-TR"/>
+        </w:rPr>
+        <w:t xml:space="preserve">HybridDiagnosticsResult </w:t>
+      </w:r>
+    </w:p>
+    <w:p>
+      <w:pPr>
+        <w:spacing w:after="0" w:line="240" w:lineRule="auto"/>
+        <w:ind w:left="720"/>
+        <w:rPr>
+          <w:noProof/>
+          <w:sz w:val="24"/>
+          <w:szCs w:val="24"/>
+          <w:lang w:val="tr-TR"/>
+        </w:rPr>
+      </w:pPr>
+      <w:r>
+        <w:rPr>
+          <w:b/>
+          <w:bCs/>
+          <w:noProof/>
+          <w:sz w:val="24"/>
+          <w:szCs w:val="24"/>
+          <w:lang w:val="tr-TR"/>
+        </w:rPr>
+        <w:t>Milestone 5</w:t>
+      </w:r>
+    </w:p>
+    <w:p>
+      <w:pPr>
+        <w:numPr>
+          <w:ilvl w:val="0"/>
+          <w:numId w:val="27"/>
+        </w:numPr>
+        <w:spacing w:after="0" w:line="240" w:lineRule="auto"/>
+        <w:rPr>
+          <w:noProof/>
+          <w:sz w:val="24"/>
+          <w:szCs w:val="24"/>
+          <w:lang w:val="tr-TR"/>
+        </w:rPr>
+      </w:pPr>
+      <w:r>
+        <w:rPr>
+          <w:noProof/>
+          <w:sz w:val="24"/>
+          <w:szCs w:val="24"/>
+          <w:lang w:val="tr-TR"/>
+        </w:rPr>
+        <w:t>Demo + PDF diagnostic report</w:t>
+      </w:r>
+    </w:p>
+    <w:p>
+      <w:pPr>
+        <w:spacing w:after="0" w:line="240" w:lineRule="auto"/>
+        <w:rPr>
+          <w:noProof/>
+          <w:sz w:val="24"/>
+          <w:szCs w:val="24"/>
+          <w:lang w:val="tr-TR"/>
+        </w:rPr>
+      </w:pPr>
+    </w:p>
+    <w:p>
+      <w:pPr>
+        <w:spacing w:after="0" w:line="240" w:lineRule="auto"/>
+        <w:rPr>
+          <w:noProof/>
+          <w:sz w:val="24"/>
+          <w:szCs w:val="24"/>
+          <w:lang w:val="tr-TR"/>
+        </w:rPr>
+      </w:pPr>
+    </w:p>
+    <w:p>
+      <w:pPr>
+        <w:spacing w:after="0" w:line="240" w:lineRule="auto"/>
+        <w:rPr>
+          <w:b/>
+          <w:bCs/>
+          <w:noProof/>
+          <w:sz w:val="24"/>
+          <w:szCs w:val="24"/>
+          <w:u w:val="single"/>
+          <w:lang w:val="tr-TR"/>
+        </w:rPr>
+      </w:pPr>
+      <w:r>
+        <w:rPr>
+          <w:b/>
+          <w:bCs/>
+          <w:noProof/>
+          <w:sz w:val="24"/>
+          <w:szCs w:val="24"/>
+          <w:u w:val="single"/>
+          <w:lang w:val="tr-TR"/>
+        </w:rPr>
+        <w:t>Sprint 10</w:t>
+      </w:r>
+      <w:r>
+        <w:rPr>
+          <w:b/>
+          <w:bCs/>
+          <w:noProof/>
+          <w:sz w:val="24"/>
+          <w:szCs w:val="24"/>
+          <w:u w:val="single"/>
+          <w:lang w:val="tr-TR"/>
+        </w:rPr>
+        <w:t>:</w:t>
+      </w:r>
+    </w:p>
+    <w:p>
+      <w:pPr>
+        <w:numPr>
+          <w:ilvl w:val="0"/>
+          <w:numId w:val="28"/>
+        </w:numPr>
+        <w:spacing w:after="0" w:line="240" w:lineRule="auto"/>
+        <w:rPr>
+          <w:noProof/>
+          <w:sz w:val="24"/>
+          <w:szCs w:val="24"/>
+          <w:lang w:val="tr-TR"/>
+        </w:rPr>
+      </w:pPr>
+      <w:r>
+        <w:rPr>
+          <w:b/>
+          <w:bCs/>
+          <w:noProof/>
+          <w:sz w:val="24"/>
+          <w:szCs w:val="24"/>
+          <w:lang w:val="tr-TR"/>
+        </w:rPr>
+        <w:t>Milestone 4:</w:t>
+      </w:r>
+      <w:r>
+        <w:rPr>
+          <w:noProof/>
+          <w:sz w:val="24"/>
+          <w:szCs w:val="24"/>
+          <w:lang w:val="tr-TR"/>
+        </w:rPr>
+        <w:t xml:space="preserve"> Hybrid Quality Assessment (compact) </w:t>
+      </w:r>
+    </w:p>
+    <w:p>
+      <w:pPr>
+        <w:numPr>
+          <w:ilvl w:val="0"/>
+          <w:numId w:val="28"/>
+        </w:numPr>
+        <w:spacing w:after="0" w:line="240" w:lineRule="auto"/>
+        <w:rPr>
+          <w:noProof/>
+          <w:sz w:val="24"/>
+          <w:szCs w:val="24"/>
+          <w:lang w:val="tr-TR"/>
+        </w:rPr>
+      </w:pPr>
+      <w:r>
+        <w:rPr>
+          <w:b/>
+          <w:bCs/>
+          <w:noProof/>
+          <w:sz w:val="24"/>
+          <w:szCs w:val="24"/>
+          <w:lang w:val="tr-TR"/>
+        </w:rPr>
+        <w:t>Milestone 5:</w:t>
+      </w:r>
+      <w:r>
+        <w:rPr>
+          <w:noProof/>
+          <w:sz w:val="24"/>
+          <w:szCs w:val="24"/>
+          <w:lang w:val="tr-TR"/>
+        </w:rPr>
+        <w:t xml:space="preserve"> HybridDiagnosticsResult </w:t>
+      </w:r>
+    </w:p>
+    <w:p>
+      <w:pPr>
+        <w:numPr>
+          <w:ilvl w:val="0"/>
+          <w:numId w:val="28"/>
+        </w:numPr>
+        <w:spacing w:after="0" w:line="240" w:lineRule="auto"/>
+        <w:rPr>
+          <w:noProof/>
+          <w:sz w:val="24"/>
+          <w:szCs w:val="24"/>
+          <w:lang w:val="tr-TR"/>
+        </w:rPr>
+      </w:pPr>
+      <w:r>
+        <w:rPr>
+          <w:b/>
+          <w:bCs/>
+          <w:noProof/>
+          <w:sz w:val="24"/>
+          <w:szCs w:val="24"/>
+          <w:lang w:val="tr-TR"/>
+        </w:rPr>
+        <w:t>Milestone 6:</w:t>
+      </w:r>
+      <w:r>
+        <w:rPr>
+          <w:noProof/>
+          <w:sz w:val="24"/>
+          <w:szCs w:val="24"/>
+          <w:lang w:val="tr-TR"/>
+        </w:rPr>
+        <w:t xml:space="preserve"> Demo + diagnostic report </w:t>
+      </w:r>
+    </w:p>
+    <w:p>
+      <w:pPr>
+        <w:numPr>
+          <w:ilvl w:val="0"/>
+          <w:numId w:val="28"/>
+        </w:numPr>
+        <w:spacing w:after="0" w:line="240" w:lineRule="auto"/>
+        <w:rPr>
+          <w:noProof/>
+          <w:sz w:val="24"/>
+          <w:szCs w:val="24"/>
+          <w:lang w:val="tr-TR"/>
+        </w:rPr>
+      </w:pPr>
+      <w:r>
+        <w:rPr>
+          <w:b/>
+          <w:bCs/>
+          <w:noProof/>
+          <w:sz w:val="24"/>
+          <w:szCs w:val="24"/>
+          <w:lang w:val="tr-TR"/>
+        </w:rPr>
+        <w:t>Git tag:</w:t>
+      </w:r>
+      <w:r>
+        <w:rPr>
+          <w:noProof/>
+          <w:sz w:val="24"/>
+          <w:szCs w:val="24"/>
+          <w:lang w:val="tr-TR"/>
+        </w:rPr>
+        <w:t xml:space="preserve"> v0.10.0</w:t>
+      </w:r>
+    </w:p>
+    <w:p>
+      <w:pPr>
+        <w:spacing w:after="0" w:line="240" w:lineRule="auto"/>
+        <w:rPr>
+          <w:noProof/>
+          <w:sz w:val="24"/>
+          <w:szCs w:val="24"/>
+          <w:lang w:val="tr-TR"/>
+        </w:rPr>
+      </w:pPr>
+    </w:p>
+    <w:p>
+      <w:pPr>
+        <w:spacing w:after="0" w:line="240" w:lineRule="auto"/>
+        <w:rPr>
+          <w:noProof/>
+          <w:sz w:val="24"/>
+          <w:szCs w:val="24"/>
+          <w:lang w:val="tr-TR"/>
+        </w:rPr>
+      </w:pPr>
+    </w:p>
+    <w:p>
+      <w:pPr>
+        <w:spacing w:after="0" w:line="240" w:lineRule="auto"/>
+        <w:rPr>
+          <w:noProof/>
+          <w:sz w:val="24"/>
+          <w:szCs w:val="24"/>
+          <w:lang w:val="tr-TR"/>
+        </w:rPr>
+      </w:pPr>
+    </w:p>
+    <w:p>
+      <w:pPr>
+        <w:spacing w:after="0" w:line="240" w:lineRule="auto"/>
+        <w:rPr>
+          <w:noProof/>
+          <w:sz w:val="24"/>
+          <w:szCs w:val="24"/>
+          <w:lang w:val="tr-TR"/>
+        </w:rPr>
+      </w:pPr>
+    </w:p>
+    <w:p>
+      <w:pPr>
+        <w:spacing w:after="0" w:line="240" w:lineRule="auto"/>
+        <w:rPr>
+          <w:noProof/>
+          <w:sz w:val="24"/>
+          <w:szCs w:val="24"/>
+          <w:lang w:val="tr-TR"/>
+        </w:rPr>
+      </w:pPr>
+    </w:p>
+    <w:p>
+      <w:pPr>
+        <w:spacing w:after="0" w:line="240" w:lineRule="auto"/>
+        <w:rPr>
+          <w:noProof/>
+          <w:sz w:val="24"/>
+          <w:szCs w:val="24"/>
+          <w:lang w:val="tr-TR"/>
+        </w:rPr>
+      </w:pPr>
+    </w:p>
+    <w:p>
+      <w:pPr>
+        <w:spacing w:after="0" w:line="240" w:lineRule="auto"/>
+        <w:rPr>
+          <w:noProof/>
+          <w:sz w:val="24"/>
+          <w:szCs w:val="24"/>
+          <w:lang w:val="tr-TR"/>
+        </w:rPr>
+      </w:pPr>
+    </w:p>
+    <w:p>
+      <w:pPr>
+        <w:spacing w:after="0" w:line="240" w:lineRule="auto"/>
+        <w:rPr>
+          <w:noProof/>
+          <w:sz w:val="24"/>
+          <w:szCs w:val="24"/>
+          <w:lang w:val="tr-TR"/>
+        </w:rPr>
+      </w:pPr>
+    </w:p>
+    <w:p>
+      <w:pPr>
+        <w:spacing w:after="0" w:line="240" w:lineRule="auto"/>
+        <w:rPr>
+          <w:noProof/>
+          <w:sz w:val="24"/>
+          <w:szCs w:val="24"/>
+          <w:lang w:val="tr-TR"/>
+        </w:rPr>
+      </w:pPr>
+    </w:p>
+    <w:p>
+      <w:pPr>
+        <w:spacing w:after="0" w:line="240" w:lineRule="auto"/>
+        <w:rPr>
+          <w:noProof/>
+          <w:sz w:val="24"/>
+          <w:szCs w:val="24"/>
+          <w:lang w:val="tr-TR"/>
+        </w:rPr>
+      </w:pPr>
+    </w:p>
+    <w:p>
+      <w:pPr>
+        <w:spacing w:after="0" w:line="240" w:lineRule="auto"/>
+        <w:rPr>
+          <w:noProof/>
+          <w:sz w:val="24"/>
+          <w:szCs w:val="24"/>
+          <w:lang w:val="tr-TR"/>
+        </w:rPr>
+      </w:pPr>
+    </w:p>
+    <w:p>
+      <w:pPr>
+        <w:spacing w:after="0" w:line="240" w:lineRule="auto"/>
+        <w:rPr>
+          <w:noProof/>
+          <w:sz w:val="24"/>
+          <w:szCs w:val="24"/>
+          <w:lang w:val="tr-TR"/>
+        </w:rPr>
+      </w:pPr>
+    </w:p>
+    <w:p>
+      <w:pPr>
+        <w:spacing w:after="0" w:line="240" w:lineRule="auto"/>
+        <w:rPr>
+          <w:noProof/>
+          <w:sz w:val="24"/>
+          <w:szCs w:val="24"/>
+          <w:lang w:val="tr-TR"/>
+        </w:rPr>
+      </w:pPr>
+    </w:p>
+    <w:p>
+      <w:pPr>
+        <w:spacing w:after="0" w:line="240" w:lineRule="auto"/>
+        <w:rPr>
+          <w:b/>
+          <w:bCs/>
+          <w:noProof/>
+          <w:sz w:val="24"/>
+          <w:szCs w:val="24"/>
+          <w:u w:val="single"/>
+          <w:lang w:val="tr-TR"/>
+        </w:rPr>
+      </w:pPr>
+      <w:r>
+        <w:rPr>
+          <w:b/>
+          <w:bCs/>
+          <w:noProof/>
+          <w:sz w:val="24"/>
+          <w:szCs w:val="24"/>
+          <w:u w:val="single"/>
+          <w:lang w:val="tr-TR"/>
+        </w:rPr>
+        <w:t>Current flow:</w:t>
+      </w:r>
+    </w:p>
+    <w:p>
+      <w:pPr>
+        <w:spacing w:after="0" w:line="240" w:lineRule="auto"/>
+        <w:rPr>
+          <w:noProof/>
+          <w:sz w:val="24"/>
+          <w:szCs w:val="24"/>
+          <w:lang w:val="tr-TR"/>
+        </w:rPr>
+      </w:pPr>
+      <w:r>
+        <w:rPr>
+          <w:noProof/>
+          <w:sz w:val="24"/>
+          <w:szCs w:val="24"/>
+          <w:lang w:val="tr-TR"/>
+        </w:rPr>
+        <w:t>HybridDiagnostics</w:t>
+      </w:r>
+    </w:p>
+    <w:p>
+      <w:pPr>
+        <w:spacing w:after="0" w:line="240" w:lineRule="auto"/>
+        <w:rPr>
+          <w:noProof/>
+          <w:sz w:val="24"/>
+          <w:szCs w:val="24"/>
+          <w:lang w:val="tr-TR"/>
+        </w:rPr>
+      </w:pPr>
+      <w:r>
+        <w:rPr>
+          <w:noProof/>
+          <w:sz w:val="24"/>
+          <w:szCs w:val="24"/>
+          <w:lang w:val="tr-TR"/>
+        </w:rPr>
+        <w:t xml:space="preserve">        </w:t>
+      </w:r>
+      <w:r>
+        <w:rPr>
+          <w:noProof/>
+          <w:sz w:val="24"/>
+          <w:szCs w:val="24"/>
+          <w:lang w:val="tr-TR"/>
+        </w:rPr>
+        <w:t xml:space="preserve"> </w:t>
+      </w:r>
+      <w:r>
+        <w:rPr>
+          <w:noProof/>
+          <w:sz w:val="24"/>
+          <w:szCs w:val="24"/>
+          <w:lang w:val="tr-TR"/>
+        </w:rPr>
+        <w:t>│</w:t>
+      </w:r>
+    </w:p>
+    <w:p>
+      <w:pPr>
+        <w:spacing w:after="0" w:line="240" w:lineRule="auto"/>
+        <w:rPr>
+          <w:noProof/>
+          <w:sz w:val="24"/>
+          <w:szCs w:val="24"/>
+          <w:lang w:val="tr-TR"/>
+        </w:rPr>
+      </w:pPr>
+      <w:r>
+        <w:rPr>
+          <w:noProof/>
+          <w:sz w:val="24"/>
+          <w:szCs w:val="24"/>
+          <w:lang w:val="tr-TR"/>
+        </w:rPr>
+        <w:t xml:space="preserve">        </w:t>
+      </w:r>
+      <w:r>
+        <w:rPr>
+          <w:rFonts w:ascii="Arial" w:hAnsi="Arial" w:cs="Arial"/>
+          <w:noProof/>
+          <w:sz w:val="24"/>
+          <w:szCs w:val="24"/>
+          <w:lang w:val="tr-TR"/>
+        </w:rPr>
+        <w:t>▼</w:t>
+      </w:r>
+    </w:p>
+    <w:p>
+      <w:pPr>
+        <w:spacing w:after="0" w:line="240" w:lineRule="auto"/>
+        <w:rPr>
+          <w:noProof/>
+          <w:sz w:val="24"/>
+          <w:szCs w:val="24"/>
+          <w:lang w:val="tr-TR"/>
+        </w:rPr>
+      </w:pPr>
+      <w:r>
+        <w:rPr>
+          <w:noProof/>
+          <w:sz w:val="24"/>
+          <w:szCs w:val="24"/>
+          <w:lang w:val="tr-TR"/>
+        </w:rPr>
+        <w:t>summary()</w:t>
+      </w:r>
+    </w:p>
+    <w:p>
+      <w:pPr>
+        <w:spacing w:after="0" w:line="240" w:lineRule="auto"/>
+        <w:rPr>
+          <w:noProof/>
+          <w:sz w:val="24"/>
+          <w:szCs w:val="24"/>
+          <w:lang w:val="tr-TR"/>
+        </w:rPr>
+      </w:pPr>
+    </w:p>
+    <w:p>
+      <w:pPr>
+        <w:spacing w:after="0" w:line="240" w:lineRule="auto"/>
+        <w:rPr>
+          <w:b/>
+          <w:bCs/>
+          <w:noProof/>
+          <w:sz w:val="24"/>
+          <w:szCs w:val="24"/>
+          <w:u w:val="single"/>
+          <w:lang w:val="tr-TR"/>
+        </w:rPr>
+      </w:pPr>
+      <w:r>
+        <w:rPr>
+          <w:b/>
+          <w:bCs/>
+          <w:noProof/>
+          <w:sz w:val="24"/>
+          <w:szCs w:val="24"/>
+          <w:u w:val="single"/>
+          <w:lang w:val="tr-TR"/>
+        </w:rPr>
+        <w:t>Target flow:</w:t>
+      </w:r>
+    </w:p>
+    <w:p>
+      <w:pPr>
+        <w:spacing w:after="0" w:line="240" w:lineRule="auto"/>
+        <w:rPr>
+          <w:noProof/>
+          <w:sz w:val="24"/>
+          <w:szCs w:val="24"/>
+          <w:lang w:val="tr-TR"/>
+        </w:rPr>
+      </w:pPr>
+      <w:r>
+        <w:rPr>
+          <w:noProof/>
+          <w:sz w:val="24"/>
+          <w:szCs w:val="24"/>
+          <w:lang w:val="tr-TR"/>
+        </w:rPr>
+        <w:t>HybridDiagnostics</w:t>
+      </w:r>
+    </w:p>
+    <w:p>
+      <w:pPr>
+        <w:spacing w:after="0" w:line="240" w:lineRule="auto"/>
+        <w:rPr>
+          <w:noProof/>
+          <w:sz w:val="24"/>
+          <w:szCs w:val="24"/>
+          <w:lang w:val="tr-TR"/>
+        </w:rPr>
+      </w:pPr>
+      <w:r>
+        <w:rPr>
+          <w:noProof/>
+          <w:sz w:val="24"/>
+          <w:szCs w:val="24"/>
+          <w:lang w:val="tr-TR"/>
+        </w:rPr>
+        <w:t xml:space="preserve">        </w:t>
+      </w:r>
+      <w:r>
+        <w:rPr>
+          <w:noProof/>
+          <w:sz w:val="24"/>
+          <w:szCs w:val="24"/>
+          <w:lang w:val="tr-TR"/>
+        </w:rPr>
+        <w:t xml:space="preserve"> </w:t>
+      </w:r>
+      <w:r>
+        <w:rPr>
+          <w:noProof/>
+          <w:sz w:val="24"/>
+          <w:szCs w:val="24"/>
+          <w:lang w:val="tr-TR"/>
+        </w:rPr>
+        <w:t>│</w:t>
+      </w:r>
+    </w:p>
+    <w:p>
+      <w:pPr>
+        <w:spacing w:after="0" w:line="240" w:lineRule="auto"/>
+        <w:rPr>
+          <w:noProof/>
+          <w:sz w:val="24"/>
+          <w:szCs w:val="24"/>
+          <w:lang w:val="tr-TR"/>
+        </w:rPr>
+      </w:pPr>
+      <w:r>
+        <w:rPr>
+          <w:noProof/>
+          <w:sz w:val="24"/>
+          <w:szCs w:val="24"/>
+          <w:lang w:val="tr-TR"/>
+        </w:rPr>
+        <w:t xml:space="preserve">        </w:t>
+      </w:r>
+      <w:r>
+        <w:rPr>
+          <w:rFonts w:ascii="Arial" w:hAnsi="Arial" w:cs="Arial"/>
+          <w:noProof/>
+          <w:sz w:val="24"/>
+          <w:szCs w:val="24"/>
+          <w:lang w:val="tr-TR"/>
+        </w:rPr>
+        <w:t>▼</w:t>
+      </w:r>
+    </w:p>
+    <w:p>
+      <w:pPr>
+        <w:spacing w:after="0" w:line="240" w:lineRule="auto"/>
+        <w:rPr>
+          <w:noProof/>
+          <w:sz w:val="24"/>
+          <w:szCs w:val="24"/>
+          <w:lang w:val="tr-TR"/>
+        </w:rPr>
+      </w:pPr>
+      <w:r>
+        <w:rPr>
+          <w:noProof/>
+          <w:sz w:val="24"/>
+          <w:szCs w:val="24"/>
+          <w:lang w:val="tr-TR"/>
+        </w:rPr>
+        <w:t>HybridDiagnosticsResult</w:t>
+      </w:r>
+    </w:p>
+    <w:p>
+      <w:pPr>
+        <w:spacing w:after="0" w:line="240" w:lineRule="auto"/>
+        <w:rPr>
+          <w:noProof/>
+          <w:sz w:val="24"/>
+          <w:szCs w:val="24"/>
+          <w:lang w:val="tr-TR"/>
+        </w:rPr>
+      </w:pPr>
+      <w:r>
+        <w:rPr>
+          <w:noProof/>
+          <w:sz w:val="24"/>
+          <w:szCs w:val="24"/>
+          <w:lang w:val="tr-TR"/>
+        </w:rPr>
+        <w:t xml:space="preserve">        </w:t>
+      </w:r>
+      <w:r>
+        <w:rPr>
+          <w:noProof/>
+          <w:sz w:val="24"/>
+          <w:szCs w:val="24"/>
+          <w:lang w:val="tr-TR"/>
+        </w:rPr>
+        <w:t xml:space="preserve"> </w:t>
+      </w:r>
+      <w:r>
+        <w:rPr>
+          <w:noProof/>
+          <w:sz w:val="24"/>
+          <w:szCs w:val="24"/>
+          <w:lang w:val="tr-TR"/>
+        </w:rPr>
+        <w:t>│</w:t>
+      </w:r>
+    </w:p>
+    <w:p>
+      <w:pPr>
+        <w:spacing w:after="0" w:line="240" w:lineRule="auto"/>
+        <w:rPr>
+          <w:noProof/>
+          <w:sz w:val="24"/>
+          <w:szCs w:val="24"/>
+          <w:lang w:val="tr-TR"/>
+        </w:rPr>
+      </w:pPr>
+      <w:r>
+        <w:rPr>
+          <w:noProof/>
+          <w:sz w:val="24"/>
+          <w:szCs w:val="24"/>
+          <w:lang w:val="tr-TR"/>
+        </w:rPr>
+        <w:t xml:space="preserve">        </w:t>
+      </w:r>
+      <w:r>
+        <w:rPr>
+          <w:rFonts w:ascii="MS Gothic" w:eastAsia="MS Gothic" w:hAnsi="MS Gothic" w:cs="MS Gothic" w:hint="eastAsia"/>
+          <w:noProof/>
+          <w:sz w:val="24"/>
+          <w:szCs w:val="24"/>
+          <w:lang w:val="tr-TR"/>
+        </w:rPr>
+        <w:t>├</w:t>
+      </w:r>
+      <w:r>
+        <w:rPr>
+          <w:rFonts w:ascii="Calibri" w:hAnsi="Calibri" w:cs="Calibri"/>
+          <w:noProof/>
+          <w:sz w:val="24"/>
+          <w:szCs w:val="24"/>
+          <w:lang w:val="tr-TR"/>
+        </w:rPr>
+        <w:t>──</w:t>
+      </w:r>
+      <w:r>
+        <w:rPr>
+          <w:noProof/>
+          <w:sz w:val="24"/>
+          <w:szCs w:val="24"/>
+          <w:lang w:val="tr-TR"/>
+        </w:rPr>
+        <w:t xml:space="preserve"> summary()</w:t>
+      </w:r>
+    </w:p>
+    <w:p>
+      <w:pPr>
+        <w:spacing w:after="0" w:line="240" w:lineRule="auto"/>
+        <w:rPr>
+          <w:noProof/>
+          <w:sz w:val="24"/>
+          <w:szCs w:val="24"/>
+          <w:lang w:val="tr-TR"/>
+        </w:rPr>
+      </w:pPr>
+      <w:r>
+        <w:rPr>
+          <w:noProof/>
+          <w:sz w:val="24"/>
+          <w:szCs w:val="24"/>
+          <w:lang w:val="tr-TR"/>
+        </w:rPr>
+        <w:t xml:space="preserve">        </w:t>
+      </w:r>
+      <w:r>
+        <w:rPr>
+          <w:rFonts w:ascii="MS Gothic" w:eastAsia="MS Gothic" w:hAnsi="MS Gothic" w:cs="MS Gothic" w:hint="eastAsia"/>
+          <w:noProof/>
+          <w:sz w:val="24"/>
+          <w:szCs w:val="24"/>
+          <w:lang w:val="tr-TR"/>
+        </w:rPr>
+        <w:t>├</w:t>
+      </w:r>
+      <w:r>
+        <w:rPr>
+          <w:rFonts w:ascii="Calibri" w:hAnsi="Calibri" w:cs="Calibri"/>
+          <w:noProof/>
+          <w:sz w:val="24"/>
+          <w:szCs w:val="24"/>
+          <w:lang w:val="tr-TR"/>
+        </w:rPr>
+        <w:t>──</w:t>
+      </w:r>
+      <w:r>
+        <w:rPr>
+          <w:noProof/>
+          <w:sz w:val="24"/>
+          <w:szCs w:val="24"/>
+          <w:lang w:val="tr-TR"/>
+        </w:rPr>
+        <w:t xml:space="preserve"> quality_score</w:t>
+      </w:r>
+    </w:p>
+    <w:p>
+      <w:pPr>
+        <w:spacing w:after="0" w:line="240" w:lineRule="auto"/>
+        <w:rPr>
+          <w:noProof/>
+          <w:sz w:val="24"/>
+          <w:szCs w:val="24"/>
+          <w:lang w:val="tr-TR"/>
+        </w:rPr>
+      </w:pPr>
+      <w:r>
+        <w:rPr>
+          <w:noProof/>
+          <w:sz w:val="24"/>
+          <w:szCs w:val="24"/>
+          <w:lang w:val="tr-TR"/>
+        </w:rPr>
+        <w:t xml:space="preserve">        </w:t>
+      </w:r>
+      <w:r>
+        <w:rPr>
+          <w:rFonts w:ascii="MS Gothic" w:eastAsia="MS Gothic" w:hAnsi="MS Gothic" w:cs="MS Gothic" w:hint="eastAsia"/>
+          <w:noProof/>
+          <w:sz w:val="24"/>
+          <w:szCs w:val="24"/>
+          <w:lang w:val="tr-TR"/>
+        </w:rPr>
+        <w:t>├</w:t>
+      </w:r>
+      <w:r>
+        <w:rPr>
+          <w:rFonts w:ascii="Calibri" w:hAnsi="Calibri" w:cs="Calibri"/>
+          <w:noProof/>
+          <w:sz w:val="24"/>
+          <w:szCs w:val="24"/>
+          <w:lang w:val="tr-TR"/>
+        </w:rPr>
+        <w:t>──</w:t>
+      </w:r>
+      <w:r>
+        <w:rPr>
+          <w:noProof/>
+          <w:sz w:val="24"/>
+          <w:szCs w:val="24"/>
+          <w:lang w:val="tr-TR"/>
+        </w:rPr>
+        <w:t xml:space="preserve"> recommendations</w:t>
+      </w:r>
+    </w:p>
+    <w:p>
+      <w:pPr>
+        <w:spacing w:after="0" w:line="240" w:lineRule="auto"/>
+        <w:rPr>
+          <w:noProof/>
+          <w:sz w:val="24"/>
+          <w:szCs w:val="24"/>
+          <w:lang w:val="tr-TR"/>
+        </w:rPr>
+      </w:pPr>
+      <w:r>
+        <w:rPr>
+          <w:noProof/>
+          <w:sz w:val="24"/>
+          <w:szCs w:val="24"/>
+          <w:lang w:val="tr-TR"/>
+        </w:rPr>
+        <w:t xml:space="preserve">        </w:t>
+      </w:r>
+      <w:r>
+        <w:rPr>
+          <w:rFonts w:ascii="MS Gothic" w:eastAsia="MS Gothic" w:hAnsi="MS Gothic" w:cs="MS Gothic" w:hint="eastAsia"/>
+          <w:noProof/>
+          <w:sz w:val="24"/>
+          <w:szCs w:val="24"/>
+          <w:lang w:val="tr-TR"/>
+        </w:rPr>
+        <w:t>├</w:t>
+      </w:r>
+      <w:r>
+        <w:rPr>
+          <w:rFonts w:ascii="Calibri" w:hAnsi="Calibri" w:cs="Calibri"/>
+          <w:noProof/>
+          <w:sz w:val="24"/>
+          <w:szCs w:val="24"/>
+          <w:lang w:val="tr-TR"/>
+        </w:rPr>
+        <w:t>──</w:t>
+      </w:r>
+      <w:r>
+        <w:rPr>
+          <w:noProof/>
+          <w:sz w:val="24"/>
+          <w:szCs w:val="24"/>
+          <w:lang w:val="tr-TR"/>
+        </w:rPr>
+        <w:t xml:space="preserve"> metadata</w:t>
+      </w:r>
+    </w:p>
+    <w:p>
+      <w:pPr>
+        <w:spacing w:after="0" w:line="240" w:lineRule="auto"/>
+        <w:rPr>
+          <w:noProof/>
+          <w:sz w:val="24"/>
+          <w:szCs w:val="24"/>
+          <w:lang w:val="tr-TR"/>
+        </w:rPr>
+      </w:pPr>
+      <w:r>
+        <w:rPr>
+          <w:noProof/>
+          <w:sz w:val="24"/>
+          <w:szCs w:val="24"/>
+          <w:lang w:val="tr-TR"/>
+        </w:rPr>
+        <w:t xml:space="preserve">        </w:t>
+      </w:r>
+      <w:r>
+        <w:rPr>
+          <w:rFonts w:ascii="Arial" w:hAnsi="Arial" w:cs="Arial"/>
+          <w:noProof/>
+          <w:sz w:val="24"/>
+          <w:szCs w:val="24"/>
+          <w:lang w:val="tr-TR"/>
+        </w:rPr>
+        <w:t>▼</w:t>
+      </w:r>
+    </w:p>
+    <w:p>
+      <w:pPr>
+        <w:spacing w:after="0" w:line="240" w:lineRule="auto"/>
+        <w:rPr>
+          <w:noProof/>
+          <w:sz w:val="24"/>
+          <w:szCs w:val="24"/>
+          <w:lang w:val="tr-TR"/>
+        </w:rPr>
+      </w:pPr>
+      <w:r>
+        <w:rPr>
+          <w:noProof/>
+          <w:sz w:val="24"/>
+          <w:szCs w:val="24"/>
+          <w:lang w:val="tr-TR"/>
+        </w:rPr>
+        <w:t>Demo</w:t>
+      </w:r>
+    </w:p>
+    <w:p>
+      <w:pPr>
+        <w:spacing w:after="0" w:line="240" w:lineRule="auto"/>
+        <w:rPr>
+          <w:noProof/>
+          <w:sz w:val="24"/>
+          <w:szCs w:val="24"/>
+          <w:lang w:val="tr-TR"/>
+        </w:rPr>
+      </w:pPr>
+      <w:r>
+        <w:rPr>
+          <w:noProof/>
+          <w:sz w:val="24"/>
+          <w:szCs w:val="24"/>
+          <w:lang w:val="tr-TR"/>
+        </w:rPr>
+        <w:t>Report</w:t>
+      </w:r>
+    </w:p>
+    <w:p>
+      <w:pPr>
+        <w:spacing w:after="0" w:line="240" w:lineRule="auto"/>
+        <w:rPr>
+          <w:noProof/>
+          <w:sz w:val="24"/>
+          <w:szCs w:val="24"/>
+          <w:lang w:val="tr-TR"/>
+        </w:rPr>
+      </w:pPr>
+      <w:r>
+        <w:rPr>
+          <w:noProof/>
+          <w:sz w:val="24"/>
+          <w:szCs w:val="24"/>
+          <w:lang w:val="tr-TR"/>
+        </w:rPr>
+        <w:t>GUI</w:t>
+      </w:r>
+    </w:p>
+    <w:p>
+      <w:pPr>
+        <w:spacing w:after="0" w:line="240" w:lineRule="auto"/>
+        <w:rPr>
+          <w:noProof/>
+          <w:sz w:val="24"/>
+          <w:szCs w:val="24"/>
+          <w:lang w:val="tr-TR"/>
+        </w:rPr>
+      </w:pPr>
+    </w:p>
+    <w:p>
+      <w:pPr>
+        <w:spacing w:after="0" w:line="240" w:lineRule="auto"/>
+        <w:rPr>
+          <w:noProof/>
+          <w:sz w:val="24"/>
+          <w:szCs w:val="24"/>
+          <w:lang w:val="tr-TR"/>
+        </w:rPr>
+      </w:pPr>
+    </w:p>
+    <w:p>
+      <w:pPr>
+        <w:spacing w:after="0" w:line="240" w:lineRule="auto"/>
+        <w:rPr>
+          <w:b/>
+          <w:bCs/>
+          <w:noProof/>
+          <w:sz w:val="32"/>
+          <w:szCs w:val="32"/>
+          <w:u w:val="single"/>
+          <w:lang w:val="tr-TR"/>
+        </w:rPr>
+      </w:pPr>
+      <w:r>
+        <w:rPr>
+          <w:b/>
+          <w:bCs/>
+          <w:noProof/>
+          <w:sz w:val="32"/>
+          <w:szCs w:val="32"/>
+          <w:u w:val="single"/>
+          <w:lang w:val="tr-TR"/>
+        </w:rPr>
+        <w:t>Demo Reporting Flow:</w:t>
+      </w:r>
+    </w:p>
+    <w:p>
+      <w:pPr>
+        <w:spacing w:after="0" w:line="240" w:lineRule="auto"/>
+        <w:rPr>
+          <w:noProof/>
+          <w:sz w:val="24"/>
+          <w:szCs w:val="24"/>
+          <w:lang w:val="tr-TR"/>
+        </w:rPr>
+      </w:pPr>
+    </w:p>
+    <w:p>
+      <w:pPr>
+        <w:spacing w:after="0" w:line="240" w:lineRule="auto"/>
+        <w:rPr>
+          <w:noProof/>
+          <w:sz w:val="24"/>
+          <w:szCs w:val="24"/>
+          <w:lang w:val="tr-TR"/>
+        </w:rPr>
+      </w:pPr>
+      <w:r>
+        <w:rPr>
+          <w:noProof/>
+          <w:sz w:val="24"/>
+          <w:szCs w:val="24"/>
+          <w:lang w:val="tr-TR"/>
+        </w:rPr>
+        <w:t>Load dataset</w:t>
+      </w:r>
+    </w:p>
+    <w:p>
+      <w:pPr>
+        <w:spacing w:after="0" w:line="240" w:lineRule="auto"/>
+        <w:rPr>
+          <w:noProof/>
+          <w:sz w:val="24"/>
+          <w:szCs w:val="24"/>
+          <w:lang w:val="tr-TR"/>
+        </w:rPr>
+      </w:pPr>
+      <w:r>
+        <w:rPr>
+          <w:noProof/>
+          <w:sz w:val="24"/>
+          <w:szCs w:val="24"/>
+          <w:lang w:val="tr-TR"/>
+        </w:rPr>
+        <w:t xml:space="preserve">        </w:t>
+      </w:r>
+      <w:r>
+        <w:rPr>
+          <w:noProof/>
+          <w:sz w:val="24"/>
+          <w:szCs w:val="24"/>
+          <w:lang w:val="tr-TR"/>
+        </w:rPr>
+        <w:t xml:space="preserve"> </w:t>
+      </w:r>
+      <w:r>
+        <w:rPr>
+          <w:noProof/>
+          <w:sz w:val="24"/>
+          <w:szCs w:val="24"/>
+          <w:lang w:val="tr-TR"/>
+        </w:rPr>
+        <w:t>│</w:t>
+      </w:r>
+    </w:p>
+    <w:p>
+      <w:pPr>
+        <w:spacing w:after="0" w:line="240" w:lineRule="auto"/>
+        <w:rPr>
+          <w:noProof/>
+          <w:sz w:val="24"/>
+          <w:szCs w:val="24"/>
+          <w:lang w:val="tr-TR"/>
+        </w:rPr>
+      </w:pPr>
+      <w:r>
+        <w:rPr>
+          <w:noProof/>
+          <w:sz w:val="24"/>
+          <w:szCs w:val="24"/>
+          <w:lang w:val="tr-TR"/>
+        </w:rPr>
+        <w:t xml:space="preserve">        </w:t>
+      </w:r>
+      <w:r>
+        <w:rPr>
+          <w:rFonts w:ascii="Arial" w:hAnsi="Arial" w:cs="Arial"/>
+          <w:noProof/>
+          <w:sz w:val="24"/>
+          <w:szCs w:val="24"/>
+          <w:lang w:val="tr-TR"/>
+        </w:rPr>
+        <w:t>▼</w:t>
+      </w:r>
+    </w:p>
+    <w:p>
+      <w:pPr>
+        <w:spacing w:after="0" w:line="240" w:lineRule="auto"/>
+        <w:rPr>
+          <w:noProof/>
+          <w:sz w:val="24"/>
+          <w:szCs w:val="24"/>
+          <w:lang w:val="tr-TR"/>
+        </w:rPr>
+      </w:pPr>
+      <w:r>
+        <w:rPr>
+          <w:noProof/>
+          <w:sz w:val="24"/>
+          <w:szCs w:val="24"/>
+          <w:lang w:val="tr-TR"/>
+        </w:rPr>
+        <w:t>Run Kalman+LSTM</w:t>
+      </w:r>
+    </w:p>
+    <w:p>
+      <w:pPr>
+        <w:spacing w:after="0" w:line="240" w:lineRule="auto"/>
+        <w:rPr>
+          <w:noProof/>
+          <w:sz w:val="24"/>
+          <w:szCs w:val="24"/>
+          <w:lang w:val="tr-TR"/>
+        </w:rPr>
+      </w:pPr>
+      <w:r>
+        <w:rPr>
+          <w:noProof/>
+          <w:sz w:val="24"/>
+          <w:szCs w:val="24"/>
+          <w:lang w:val="tr-TR"/>
+        </w:rPr>
+        <w:t xml:space="preserve">        </w:t>
+      </w:r>
+      <w:r>
+        <w:rPr>
+          <w:noProof/>
+          <w:sz w:val="24"/>
+          <w:szCs w:val="24"/>
+          <w:lang w:val="tr-TR"/>
+        </w:rPr>
+        <w:t xml:space="preserve"> </w:t>
+      </w:r>
+      <w:r>
+        <w:rPr>
+          <w:noProof/>
+          <w:sz w:val="24"/>
+          <w:szCs w:val="24"/>
+          <w:lang w:val="tr-TR"/>
+        </w:rPr>
+        <w:t>│</w:t>
+      </w:r>
+    </w:p>
+    <w:p>
+      <w:pPr>
+        <w:spacing w:after="0" w:line="240" w:lineRule="auto"/>
+        <w:rPr>
+          <w:noProof/>
+          <w:sz w:val="24"/>
+          <w:szCs w:val="24"/>
+          <w:lang w:val="tr-TR"/>
+        </w:rPr>
+      </w:pPr>
+      <w:r>
+        <w:rPr>
+          <w:noProof/>
+          <w:sz w:val="24"/>
+          <w:szCs w:val="24"/>
+          <w:lang w:val="tr-TR"/>
+        </w:rPr>
+        <w:t xml:space="preserve">        </w:t>
+      </w:r>
+      <w:r>
+        <w:rPr>
+          <w:rFonts w:ascii="Arial" w:hAnsi="Arial" w:cs="Arial"/>
+          <w:noProof/>
+          <w:sz w:val="24"/>
+          <w:szCs w:val="24"/>
+          <w:lang w:val="tr-TR"/>
+        </w:rPr>
+        <w:t>▼</w:t>
+      </w:r>
+    </w:p>
+    <w:p>
+      <w:pPr>
+        <w:spacing w:after="0" w:line="240" w:lineRule="auto"/>
+        <w:rPr>
+          <w:noProof/>
+          <w:sz w:val="24"/>
+          <w:szCs w:val="24"/>
+          <w:lang w:val="tr-TR"/>
+        </w:rPr>
+      </w:pPr>
+      <w:r>
+        <w:rPr>
+          <w:noProof/>
+          <w:sz w:val="24"/>
+          <w:szCs w:val="24"/>
+          <w:lang w:val="tr-TR"/>
+        </w:rPr>
+        <w:t>ForecastResult</w:t>
+      </w:r>
+    </w:p>
+    <w:p>
+      <w:pPr>
+        <w:spacing w:after="0" w:line="240" w:lineRule="auto"/>
+        <w:rPr>
+          <w:noProof/>
+          <w:sz w:val="24"/>
+          <w:szCs w:val="24"/>
+          <w:lang w:val="tr-TR"/>
+        </w:rPr>
+      </w:pPr>
+      <w:r>
+        <w:rPr>
+          <w:noProof/>
+          <w:sz w:val="24"/>
+          <w:szCs w:val="24"/>
+          <w:lang w:val="tr-TR"/>
+        </w:rPr>
+        <w:t xml:space="preserve">        </w:t>
+      </w:r>
+      <w:r>
+        <w:rPr>
+          <w:noProof/>
+          <w:sz w:val="24"/>
+          <w:szCs w:val="24"/>
+          <w:lang w:val="tr-TR"/>
+        </w:rPr>
+        <w:t xml:space="preserve"> </w:t>
+      </w:r>
+      <w:r>
+        <w:rPr>
+          <w:noProof/>
+          <w:sz w:val="24"/>
+          <w:szCs w:val="24"/>
+          <w:lang w:val="tr-TR"/>
+        </w:rPr>
+        <w:t>│</w:t>
+      </w:r>
+    </w:p>
+    <w:p>
+      <w:pPr>
+        <w:spacing w:after="0" w:line="240" w:lineRule="auto"/>
+        <w:rPr>
+          <w:noProof/>
+          <w:sz w:val="24"/>
+          <w:szCs w:val="24"/>
+          <w:lang w:val="tr-TR"/>
+        </w:rPr>
+      </w:pPr>
+      <w:r>
+        <w:rPr>
+          <w:noProof/>
+          <w:sz w:val="24"/>
+          <w:szCs w:val="24"/>
+          <w:lang w:val="tr-TR"/>
+        </w:rPr>
+        <w:t xml:space="preserve">        </w:t>
+      </w:r>
+      <w:r>
+        <w:rPr>
+          <w:rFonts w:ascii="Arial" w:hAnsi="Arial" w:cs="Arial"/>
+          <w:noProof/>
+          <w:sz w:val="24"/>
+          <w:szCs w:val="24"/>
+          <w:lang w:val="tr-TR"/>
+        </w:rPr>
+        <w:t>▼</w:t>
+      </w:r>
+    </w:p>
+    <w:p>
+      <w:pPr>
+        <w:spacing w:after="0" w:line="240" w:lineRule="auto"/>
+        <w:rPr>
+          <w:noProof/>
+          <w:sz w:val="24"/>
+          <w:szCs w:val="24"/>
+          <w:lang w:val="tr-TR"/>
+        </w:rPr>
+      </w:pPr>
+      <w:r>
+        <w:rPr>
+          <w:noProof/>
+          <w:sz w:val="24"/>
+          <w:szCs w:val="24"/>
+          <w:lang w:val="tr-TR"/>
+        </w:rPr>
+        <w:t>Run HybridDiagnostics</w:t>
+      </w:r>
+    </w:p>
+    <w:p>
+      <w:pPr>
+        <w:spacing w:after="0" w:line="240" w:lineRule="auto"/>
+        <w:rPr>
+          <w:noProof/>
+          <w:sz w:val="24"/>
+          <w:szCs w:val="24"/>
+          <w:lang w:val="tr-TR"/>
+        </w:rPr>
+      </w:pPr>
+      <w:r>
+        <w:rPr>
+          <w:noProof/>
+          <w:sz w:val="24"/>
+          <w:szCs w:val="24"/>
+          <w:lang w:val="tr-TR"/>
+        </w:rPr>
+        <w:t xml:space="preserve">        </w:t>
+      </w:r>
+      <w:r>
+        <w:rPr>
+          <w:noProof/>
+          <w:sz w:val="24"/>
+          <w:szCs w:val="24"/>
+          <w:lang w:val="tr-TR"/>
+        </w:rPr>
+        <w:t xml:space="preserve"> </w:t>
+      </w:r>
+      <w:r>
+        <w:rPr>
+          <w:noProof/>
+          <w:sz w:val="24"/>
+          <w:szCs w:val="24"/>
+          <w:lang w:val="tr-TR"/>
+        </w:rPr>
+        <w:t>│</w:t>
+      </w:r>
+    </w:p>
+    <w:p>
+      <w:pPr>
+        <w:spacing w:after="0" w:line="240" w:lineRule="auto"/>
+        <w:rPr>
+          <w:noProof/>
+          <w:sz w:val="24"/>
+          <w:szCs w:val="24"/>
+          <w:lang w:val="tr-TR"/>
+        </w:rPr>
+      </w:pPr>
+      <w:r>
+        <w:rPr>
+          <w:noProof/>
+          <w:sz w:val="24"/>
+          <w:szCs w:val="24"/>
+          <w:lang w:val="tr-TR"/>
+        </w:rPr>
+        <w:t xml:space="preserve">        </w:t>
+      </w:r>
+      <w:r>
+        <w:rPr>
+          <w:rFonts w:ascii="Arial" w:hAnsi="Arial" w:cs="Arial"/>
+          <w:noProof/>
+          <w:sz w:val="24"/>
+          <w:szCs w:val="24"/>
+          <w:lang w:val="tr-TR"/>
+        </w:rPr>
+        <w:t>▼</w:t>
+      </w:r>
+    </w:p>
+    <w:p>
+      <w:pPr>
+        <w:spacing w:after="0" w:line="240" w:lineRule="auto"/>
+        <w:rPr>
+          <w:noProof/>
+          <w:sz w:val="24"/>
+          <w:szCs w:val="24"/>
+          <w:lang w:val="tr-TR"/>
+        </w:rPr>
+      </w:pPr>
+      <w:r>
+        <w:rPr>
+          <w:noProof/>
+          <w:sz w:val="24"/>
+          <w:szCs w:val="24"/>
+          <w:lang w:val="tr-TR"/>
+        </w:rPr>
+        <w:t>HybridDiagnosticsResult</w:t>
+      </w:r>
+    </w:p>
+    <w:p>
+      <w:pPr>
+        <w:spacing w:after="0" w:line="240" w:lineRule="auto"/>
+        <w:rPr>
+          <w:noProof/>
+          <w:sz w:val="24"/>
+          <w:szCs w:val="24"/>
+          <w:lang w:val="tr-TR"/>
+        </w:rPr>
+      </w:pPr>
+      <w:r>
+        <w:rPr>
+          <w:noProof/>
+          <w:sz w:val="24"/>
+          <w:szCs w:val="24"/>
+          <w:lang w:val="tr-TR"/>
+        </w:rPr>
+        <w:t xml:space="preserve">        </w:t>
+      </w:r>
+      <w:r>
+        <w:rPr>
+          <w:noProof/>
+          <w:sz w:val="24"/>
+          <w:szCs w:val="24"/>
+          <w:lang w:val="tr-TR"/>
+        </w:rPr>
+        <w:t xml:space="preserve"> </w:t>
+      </w:r>
+      <w:r>
+        <w:rPr>
+          <w:noProof/>
+          <w:sz w:val="24"/>
+          <w:szCs w:val="24"/>
+          <w:lang w:val="tr-TR"/>
+        </w:rPr>
+        <w:t>│</w:t>
+      </w:r>
+    </w:p>
+    <w:p>
+      <w:pPr>
+        <w:spacing w:after="0" w:line="240" w:lineRule="auto"/>
+        <w:rPr>
+          <w:noProof/>
+          <w:sz w:val="24"/>
+          <w:szCs w:val="24"/>
+          <w:lang w:val="tr-TR"/>
+        </w:rPr>
+      </w:pPr>
+      <w:r>
+        <w:rPr>
+          <w:noProof/>
+          <w:sz w:val="24"/>
+          <w:szCs w:val="24"/>
+          <w:lang w:val="tr-TR"/>
+        </w:rPr>
+        <w:t xml:space="preserve">        </w:t>
+      </w:r>
+      <w:r>
+        <w:rPr>
+          <w:rFonts w:ascii="MS Gothic" w:eastAsia="MS Gothic" w:hAnsi="MS Gothic" w:cs="MS Gothic" w:hint="eastAsia"/>
+          <w:noProof/>
+          <w:sz w:val="24"/>
+          <w:szCs w:val="24"/>
+          <w:lang w:val="tr-TR"/>
+        </w:rPr>
+        <w:t>├</w:t>
+      </w:r>
+      <w:r>
+        <w:rPr>
+          <w:rFonts w:ascii="Calibri" w:hAnsi="Calibri" w:cs="Calibri"/>
+          <w:noProof/>
+          <w:sz w:val="24"/>
+          <w:szCs w:val="24"/>
+          <w:lang w:val="tr-TR"/>
+        </w:rPr>
+        <w:t>──</w:t>
+      </w:r>
+      <w:r>
+        <w:rPr>
+          <w:noProof/>
+          <w:sz w:val="24"/>
+          <w:szCs w:val="24"/>
+          <w:lang w:val="tr-TR"/>
+        </w:rPr>
+        <w:t xml:space="preserve"> Console</w:t>
+      </w:r>
+    </w:p>
+    <w:p>
+      <w:pPr>
+        <w:spacing w:after="0" w:line="240" w:lineRule="auto"/>
+        <w:rPr>
+          <w:noProof/>
+          <w:sz w:val="24"/>
+          <w:szCs w:val="24"/>
+          <w:lang w:val="tr-TR"/>
+        </w:rPr>
+      </w:pPr>
+      <w:r>
+        <w:rPr>
+          <w:noProof/>
+          <w:sz w:val="24"/>
+          <w:szCs w:val="24"/>
+          <w:lang w:val="tr-TR"/>
+        </w:rPr>
+        <w:t xml:space="preserve">        </w:t>
+      </w:r>
+      <w:r>
+        <w:rPr>
+          <w:rFonts w:ascii="MS Gothic" w:eastAsia="MS Gothic" w:hAnsi="MS Gothic" w:cs="MS Gothic" w:hint="eastAsia"/>
+          <w:noProof/>
+          <w:sz w:val="24"/>
+          <w:szCs w:val="24"/>
+          <w:lang w:val="tr-TR"/>
+        </w:rPr>
+        <w:t>├</w:t>
+      </w:r>
+      <w:r>
+        <w:rPr>
+          <w:rFonts w:ascii="Calibri" w:hAnsi="Calibri" w:cs="Calibri"/>
+          <w:noProof/>
+          <w:sz w:val="24"/>
+          <w:szCs w:val="24"/>
+          <w:lang w:val="tr-TR"/>
+        </w:rPr>
+        <w:t>──</w:t>
+      </w:r>
+      <w:r>
+        <w:rPr>
+          <w:noProof/>
+          <w:sz w:val="24"/>
+          <w:szCs w:val="24"/>
+          <w:lang w:val="tr-TR"/>
+        </w:rPr>
+        <w:t xml:space="preserve"> Report</w:t>
+      </w:r>
+    </w:p>
+    <w:p>
+      <w:pPr>
+        <w:spacing w:after="0" w:line="240" w:lineRule="auto"/>
+        <w:rPr>
+          <w:noProof/>
+          <w:sz w:val="24"/>
+          <w:szCs w:val="24"/>
+          <w:lang w:val="tr-TR"/>
+        </w:rPr>
+      </w:pPr>
+      <w:r>
+        <w:rPr>
+          <w:noProof/>
+          <w:sz w:val="24"/>
+          <w:szCs w:val="24"/>
+          <w:lang w:val="tr-TR"/>
+        </w:rPr>
+        <w:t xml:space="preserve">        </w:t>
+      </w:r>
+      <w:r>
+        <w:rPr>
+          <w:noProof/>
+          <w:sz w:val="24"/>
+          <w:szCs w:val="24"/>
+          <w:lang w:val="tr-TR"/>
+        </w:rPr>
+        <w:t xml:space="preserve"> </w:t>
+      </w:r>
+      <w:r>
+        <w:rPr>
+          <w:noProof/>
+          <w:sz w:val="24"/>
+          <w:szCs w:val="24"/>
+          <w:lang w:val="tr-TR"/>
+        </w:rPr>
+        <w:t>└── Figure</w:t>
+      </w:r>
+    </w:p>
+    <w:p>
+      <w:pPr>
+        <w:spacing w:after="0" w:line="240" w:lineRule="auto"/>
+        <w:rPr>
+          <w:noProof/>
+          <w:sz w:val="24"/>
+          <w:szCs w:val="24"/>
+          <w:lang w:val="tr-TR"/>
+        </w:rPr>
+      </w:pPr>
+    </w:p>
+    <w:p>
+      <w:pPr>
+        <w:spacing w:after="0" w:line="240" w:lineRule="auto"/>
+        <w:ind w:left="720"/>
+        <w:rPr>
+          <w:noProof/>
+          <w:sz w:val="24"/>
+          <w:szCs w:val="24"/>
+          <w:lang w:val="tr-TR"/>
+        </w:rPr>
+      </w:pPr>
+    </w:p>
+    <w:p>
+      <w:pPr>
+        <w:spacing w:after="0" w:line="240" w:lineRule="auto"/>
+        <w:rPr>
+          <w:noProof/>
+          <w:sz w:val="24"/>
+          <w:szCs w:val="24"/>
+        </w:rPr>
+      </w:pPr>
+    </w:p>
+    <w:p>
+      <w:pPr>
+        <w:spacing w:after="0" w:line="240" w:lineRule="auto"/>
+        <w:rPr>
+          <w:noProof/>
+          <w:sz w:val="24"/>
+          <w:szCs w:val="24"/>
+        </w:rPr>
+      </w:pPr>
+    </w:p>
+    <w:p>
+      <w:pPr>
         <w:spacing w:after="0" w:line="240" w:lineRule="auto"/>
         <w:rPr>
           <w:noProof/>
@@ -22757,9 +24970,9 @@
     </w:lvl>
   </w:abstractNum>
   <w:abstractNum w:abstractNumId="1" w15:restartNumberingAfterBreak="0">
-    <w:nsid w:val="0C944488"/>
+    <w:nsid w:val="050F3610"/>
     <w:multiLevelType w:val="multilevel"/>
-    <w:tmpl w:val="A266BBA2"/>
+    <w:tmpl w:val="8876AA32"/>
     <w:lvl w:ilvl="0">
       <w:start w:val="1"/>
       <w:numFmt w:val="bullet"/>
@@ -22906,9 +25119,9 @@
     </w:lvl>
   </w:abstractNum>
   <w:abstractNum w:abstractNumId="2" w15:restartNumberingAfterBreak="0">
-    <w:nsid w:val="16487725"/>
+    <w:nsid w:val="0C944488"/>
     <w:multiLevelType w:val="multilevel"/>
-    <w:tmpl w:val="25382BE4"/>
+    <w:tmpl w:val="A266BBA2"/>
     <w:lvl w:ilvl="0">
       <w:start w:val="1"/>
       <w:numFmt w:val="bullet"/>
@@ -23055,9 +25268,9 @@
     </w:lvl>
   </w:abstractNum>
   <w:abstractNum w:abstractNumId="3" w15:restartNumberingAfterBreak="0">
-    <w:nsid w:val="1FD56E5D"/>
+    <w:nsid w:val="16487725"/>
     <w:multiLevelType w:val="multilevel"/>
-    <w:tmpl w:val="746832B6"/>
+    <w:tmpl w:val="25382BE4"/>
     <w:lvl w:ilvl="0">
       <w:start w:val="1"/>
       <w:numFmt w:val="bullet"/>
@@ -23204,9 +25417,9 @@
     </w:lvl>
   </w:abstractNum>
   <w:abstractNum w:abstractNumId="4" w15:restartNumberingAfterBreak="0">
-    <w:nsid w:val="24EF2950"/>
+    <w:nsid w:val="1FD56E5D"/>
     <w:multiLevelType w:val="multilevel"/>
-    <w:tmpl w:val="411AD802"/>
+    <w:tmpl w:val="746832B6"/>
     <w:lvl w:ilvl="0">
       <w:start w:val="1"/>
       <w:numFmt w:val="bullet"/>
@@ -23353,9 +25566,9 @@
     </w:lvl>
   </w:abstractNum>
   <w:abstractNum w:abstractNumId="5" w15:restartNumberingAfterBreak="0">
-    <w:nsid w:val="26B647B2"/>
+    <w:nsid w:val="24EF2950"/>
     <w:multiLevelType w:val="multilevel"/>
-    <w:tmpl w:val="8342140A"/>
+    <w:tmpl w:val="411AD802"/>
     <w:lvl w:ilvl="0">
       <w:start w:val="1"/>
       <w:numFmt w:val="bullet"/>
@@ -23502,6 +25715,453 @@
     </w:lvl>
   </w:abstractNum>
   <w:abstractNum w:abstractNumId="6" w15:restartNumberingAfterBreak="0">
+    <w:nsid w:val="26B647B2"/>
+    <w:multiLevelType w:val="multilevel"/>
+    <w:tmpl w:val="8342140A"/>
+    <w:lvl w:ilvl="0">
+      <w:start w:val="1"/>
+      <w:numFmt w:val="bullet"/>
+      <w:lvlText w:val=""/>
+      <w:lvlJc w:val="left"/>
+      <w:pPr>
+        <w:tabs>
+          <w:tab w:val="num" w:pos="720"/>
+        </w:tabs>
+        <w:ind w:left="720" w:hanging="360"/>
+      </w:pPr>
+      <w:rPr>
+        <w:rFonts w:ascii="Symbol" w:hAnsi="Symbol" w:hint="default"/>
+        <w:sz w:val="20"/>
+      </w:rPr>
+    </w:lvl>
+    <w:lvl w:ilvl="1" w:tentative="1">
+      <w:start w:val="1"/>
+      <w:numFmt w:val="bullet"/>
+      <w:lvlText w:val="o"/>
+      <w:lvlJc w:val="left"/>
+      <w:pPr>
+        <w:tabs>
+          <w:tab w:val="num" w:pos="1440"/>
+        </w:tabs>
+        <w:ind w:left="1440" w:hanging="360"/>
+      </w:pPr>
+      <w:rPr>
+        <w:rFonts w:ascii="Courier New" w:hAnsi="Courier New" w:hint="default"/>
+        <w:sz w:val="20"/>
+      </w:rPr>
+    </w:lvl>
+    <w:lvl w:ilvl="2" w:tentative="1">
+      <w:start w:val="1"/>
+      <w:numFmt w:val="bullet"/>
+      <w:lvlText w:val=""/>
+      <w:lvlJc w:val="left"/>
+      <w:pPr>
+        <w:tabs>
+          <w:tab w:val="num" w:pos="2160"/>
+        </w:tabs>
+        <w:ind w:left="2160" w:hanging="360"/>
+      </w:pPr>
+      <w:rPr>
+        <w:rFonts w:ascii="Wingdings" w:hAnsi="Wingdings" w:hint="default"/>
+        <w:sz w:val="20"/>
+      </w:rPr>
+    </w:lvl>
+    <w:lvl w:ilvl="3" w:tentative="1">
+      <w:start w:val="1"/>
+      <w:numFmt w:val="bullet"/>
+      <w:lvlText w:val=""/>
+      <w:lvlJc w:val="left"/>
+      <w:pPr>
+        <w:tabs>
+          <w:tab w:val="num" w:pos="2880"/>
+        </w:tabs>
+        <w:ind w:left="2880" w:hanging="360"/>
+      </w:pPr>
+      <w:rPr>
+        <w:rFonts w:ascii="Wingdings" w:hAnsi="Wingdings" w:hint="default"/>
+        <w:sz w:val="20"/>
+      </w:rPr>
+    </w:lvl>
+    <w:lvl w:ilvl="4" w:tentative="1">
+      <w:start w:val="1"/>
+      <w:numFmt w:val="bullet"/>
+      <w:lvlText w:val=""/>
+      <w:lvlJc w:val="left"/>
+      <w:pPr>
+        <w:tabs>
+          <w:tab w:val="num" w:pos="3600"/>
+        </w:tabs>
+        <w:ind w:left="3600" w:hanging="360"/>
+      </w:pPr>
+      <w:rPr>
+        <w:rFonts w:ascii="Wingdings" w:hAnsi="Wingdings" w:hint="default"/>
+        <w:sz w:val="20"/>
+      </w:rPr>
+    </w:lvl>
+    <w:lvl w:ilvl="5" w:tentative="1">
+      <w:start w:val="1"/>
+      <w:numFmt w:val="bullet"/>
+      <w:lvlText w:val=""/>
+      <w:lvlJc w:val="left"/>
+      <w:pPr>
+        <w:tabs>
+          <w:tab w:val="num" w:pos="4320"/>
+        </w:tabs>
+        <w:ind w:left="4320" w:hanging="360"/>
+      </w:pPr>
+      <w:rPr>
+        <w:rFonts w:ascii="Wingdings" w:hAnsi="Wingdings" w:hint="default"/>
+        <w:sz w:val="20"/>
+      </w:rPr>
+    </w:lvl>
+    <w:lvl w:ilvl="6" w:tentative="1">
+      <w:start w:val="1"/>
+      <w:numFmt w:val="bullet"/>
+      <w:lvlText w:val=""/>
+      <w:lvlJc w:val="left"/>
+      <w:pPr>
+        <w:tabs>
+          <w:tab w:val="num" w:pos="5040"/>
+        </w:tabs>
+        <w:ind w:left="5040" w:hanging="360"/>
+      </w:pPr>
+      <w:rPr>
+        <w:rFonts w:ascii="Wingdings" w:hAnsi="Wingdings" w:hint="default"/>
+        <w:sz w:val="20"/>
+      </w:rPr>
+    </w:lvl>
+    <w:lvl w:ilvl="7" w:tentative="1">
+      <w:start w:val="1"/>
+      <w:numFmt w:val="bullet"/>
+      <w:lvlText w:val=""/>
+      <w:lvlJc w:val="left"/>
+      <w:pPr>
+        <w:tabs>
+          <w:tab w:val="num" w:pos="5760"/>
+        </w:tabs>
+        <w:ind w:left="5760" w:hanging="360"/>
+      </w:pPr>
+      <w:rPr>
+        <w:rFonts w:ascii="Wingdings" w:hAnsi="Wingdings" w:hint="default"/>
+        <w:sz w:val="20"/>
+      </w:rPr>
+    </w:lvl>
+    <w:lvl w:ilvl="8" w:tentative="1">
+      <w:start w:val="1"/>
+      <w:numFmt w:val="bullet"/>
+      <w:lvlText w:val=""/>
+      <w:lvlJc w:val="left"/>
+      <w:pPr>
+        <w:tabs>
+          <w:tab w:val="num" w:pos="6480"/>
+        </w:tabs>
+        <w:ind w:left="6480" w:hanging="360"/>
+      </w:pPr>
+      <w:rPr>
+        <w:rFonts w:ascii="Wingdings" w:hAnsi="Wingdings" w:hint="default"/>
+        <w:sz w:val="20"/>
+      </w:rPr>
+    </w:lvl>
+  </w:abstractNum>
+  <w:abstractNum w:abstractNumId="7" w15:restartNumberingAfterBreak="0">
+    <w:nsid w:val="2A4A078D"/>
+    <w:multiLevelType w:val="multilevel"/>
+    <w:tmpl w:val="94CCE454"/>
+    <w:lvl w:ilvl="0">
+      <w:start w:val="1"/>
+      <w:numFmt w:val="bullet"/>
+      <w:lvlText w:val=""/>
+      <w:lvlJc w:val="left"/>
+      <w:pPr>
+        <w:tabs>
+          <w:tab w:val="num" w:pos="720"/>
+        </w:tabs>
+        <w:ind w:left="720" w:hanging="360"/>
+      </w:pPr>
+      <w:rPr>
+        <w:rFonts w:ascii="Symbol" w:hAnsi="Symbol" w:hint="default"/>
+        <w:sz w:val="20"/>
+      </w:rPr>
+    </w:lvl>
+    <w:lvl w:ilvl="1" w:tentative="1">
+      <w:start w:val="1"/>
+      <w:numFmt w:val="bullet"/>
+      <w:lvlText w:val="o"/>
+      <w:lvlJc w:val="left"/>
+      <w:pPr>
+        <w:tabs>
+          <w:tab w:val="num" w:pos="1440"/>
+        </w:tabs>
+        <w:ind w:left="1440" w:hanging="360"/>
+      </w:pPr>
+      <w:rPr>
+        <w:rFonts w:ascii="Courier New" w:hAnsi="Courier New" w:hint="default"/>
+        <w:sz w:val="20"/>
+      </w:rPr>
+    </w:lvl>
+    <w:lvl w:ilvl="2" w:tentative="1">
+      <w:start w:val="1"/>
+      <w:numFmt w:val="bullet"/>
+      <w:lvlText w:val=""/>
+      <w:lvlJc w:val="left"/>
+      <w:pPr>
+        <w:tabs>
+          <w:tab w:val="num" w:pos="2160"/>
+        </w:tabs>
+        <w:ind w:left="2160" w:hanging="360"/>
+      </w:pPr>
+      <w:rPr>
+        <w:rFonts w:ascii="Wingdings" w:hAnsi="Wingdings" w:hint="default"/>
+        <w:sz w:val="20"/>
+      </w:rPr>
+    </w:lvl>
+    <w:lvl w:ilvl="3" w:tentative="1">
+      <w:start w:val="1"/>
+      <w:numFmt w:val="bullet"/>
+      <w:lvlText w:val=""/>
+      <w:lvlJc w:val="left"/>
+      <w:pPr>
+        <w:tabs>
+          <w:tab w:val="num" w:pos="2880"/>
+        </w:tabs>
+        <w:ind w:left="2880" w:hanging="360"/>
+      </w:pPr>
+      <w:rPr>
+        <w:rFonts w:ascii="Wingdings" w:hAnsi="Wingdings" w:hint="default"/>
+        <w:sz w:val="20"/>
+      </w:rPr>
+    </w:lvl>
+    <w:lvl w:ilvl="4" w:tentative="1">
+      <w:start w:val="1"/>
+      <w:numFmt w:val="bullet"/>
+      <w:lvlText w:val=""/>
+      <w:lvlJc w:val="left"/>
+      <w:pPr>
+        <w:tabs>
+          <w:tab w:val="num" w:pos="3600"/>
+        </w:tabs>
+        <w:ind w:left="3600" w:hanging="360"/>
+      </w:pPr>
+      <w:rPr>
+        <w:rFonts w:ascii="Wingdings" w:hAnsi="Wingdings" w:hint="default"/>
+        <w:sz w:val="20"/>
+      </w:rPr>
+    </w:lvl>
+    <w:lvl w:ilvl="5" w:tentative="1">
+      <w:start w:val="1"/>
+      <w:numFmt w:val="bullet"/>
+      <w:lvlText w:val=""/>
+      <w:lvlJc w:val="left"/>
+      <w:pPr>
+        <w:tabs>
+          <w:tab w:val="num" w:pos="4320"/>
+        </w:tabs>
+        <w:ind w:left="4320" w:hanging="360"/>
+      </w:pPr>
+      <w:rPr>
+        <w:rFonts w:ascii="Wingdings" w:hAnsi="Wingdings" w:hint="default"/>
+        <w:sz w:val="20"/>
+      </w:rPr>
+    </w:lvl>
+    <w:lvl w:ilvl="6" w:tentative="1">
+      <w:start w:val="1"/>
+      <w:numFmt w:val="bullet"/>
+      <w:lvlText w:val=""/>
+      <w:lvlJc w:val="left"/>
+      <w:pPr>
+        <w:tabs>
+          <w:tab w:val="num" w:pos="5040"/>
+        </w:tabs>
+        <w:ind w:left="5040" w:hanging="360"/>
+      </w:pPr>
+      <w:rPr>
+        <w:rFonts w:ascii="Wingdings" w:hAnsi="Wingdings" w:hint="default"/>
+        <w:sz w:val="20"/>
+      </w:rPr>
+    </w:lvl>
+    <w:lvl w:ilvl="7" w:tentative="1">
+      <w:start w:val="1"/>
+      <w:numFmt w:val="bullet"/>
+      <w:lvlText w:val=""/>
+      <w:lvlJc w:val="left"/>
+      <w:pPr>
+        <w:tabs>
+          <w:tab w:val="num" w:pos="5760"/>
+        </w:tabs>
+        <w:ind w:left="5760" w:hanging="360"/>
+      </w:pPr>
+      <w:rPr>
+        <w:rFonts w:ascii="Wingdings" w:hAnsi="Wingdings" w:hint="default"/>
+        <w:sz w:val="20"/>
+      </w:rPr>
+    </w:lvl>
+    <w:lvl w:ilvl="8" w:tentative="1">
+      <w:start w:val="1"/>
+      <w:numFmt w:val="bullet"/>
+      <w:lvlText w:val=""/>
+      <w:lvlJc w:val="left"/>
+      <w:pPr>
+        <w:tabs>
+          <w:tab w:val="num" w:pos="6480"/>
+        </w:tabs>
+        <w:ind w:left="6480" w:hanging="360"/>
+      </w:pPr>
+      <w:rPr>
+        <w:rFonts w:ascii="Wingdings" w:hAnsi="Wingdings" w:hint="default"/>
+        <w:sz w:val="20"/>
+      </w:rPr>
+    </w:lvl>
+  </w:abstractNum>
+  <w:abstractNum w:abstractNumId="8" w15:restartNumberingAfterBreak="0">
+    <w:nsid w:val="2A64790E"/>
+    <w:multiLevelType w:val="multilevel"/>
+    <w:tmpl w:val="A0ECED2E"/>
+    <w:lvl w:ilvl="0">
+      <w:start w:val="1"/>
+      <w:numFmt w:val="bullet"/>
+      <w:lvlText w:val=""/>
+      <w:lvlJc w:val="left"/>
+      <w:pPr>
+        <w:tabs>
+          <w:tab w:val="num" w:pos="720"/>
+        </w:tabs>
+        <w:ind w:left="720" w:hanging="360"/>
+      </w:pPr>
+      <w:rPr>
+        <w:rFonts w:ascii="Symbol" w:hAnsi="Symbol" w:hint="default"/>
+        <w:sz w:val="20"/>
+      </w:rPr>
+    </w:lvl>
+    <w:lvl w:ilvl="1" w:tentative="1">
+      <w:start w:val="1"/>
+      <w:numFmt w:val="bullet"/>
+      <w:lvlText w:val="o"/>
+      <w:lvlJc w:val="left"/>
+      <w:pPr>
+        <w:tabs>
+          <w:tab w:val="num" w:pos="1440"/>
+        </w:tabs>
+        <w:ind w:left="1440" w:hanging="360"/>
+      </w:pPr>
+      <w:rPr>
+        <w:rFonts w:ascii="Courier New" w:hAnsi="Courier New" w:hint="default"/>
+        <w:sz w:val="20"/>
+      </w:rPr>
+    </w:lvl>
+    <w:lvl w:ilvl="2" w:tentative="1">
+      <w:start w:val="1"/>
+      <w:numFmt w:val="bullet"/>
+      <w:lvlText w:val=""/>
+      <w:lvlJc w:val="left"/>
+      <w:pPr>
+        <w:tabs>
+          <w:tab w:val="num" w:pos="2160"/>
+        </w:tabs>
+        <w:ind w:left="2160" w:hanging="360"/>
+      </w:pPr>
+      <w:rPr>
+        <w:rFonts w:ascii="Wingdings" w:hAnsi="Wingdings" w:hint="default"/>
+        <w:sz w:val="20"/>
+      </w:rPr>
+    </w:lvl>
+    <w:lvl w:ilvl="3" w:tentative="1">
+      <w:start w:val="1"/>
+      <w:numFmt w:val="bullet"/>
+      <w:lvlText w:val=""/>
+      <w:lvlJc w:val="left"/>
+      <w:pPr>
+        <w:tabs>
+          <w:tab w:val="num" w:pos="2880"/>
+        </w:tabs>
+        <w:ind w:left="2880" w:hanging="360"/>
+      </w:pPr>
+      <w:rPr>
+        <w:rFonts w:ascii="Wingdings" w:hAnsi="Wingdings" w:hint="default"/>
+        <w:sz w:val="20"/>
+      </w:rPr>
+    </w:lvl>
+    <w:lvl w:ilvl="4" w:tentative="1">
+      <w:start w:val="1"/>
+      <w:numFmt w:val="bullet"/>
+      <w:lvlText w:val=""/>
+      <w:lvlJc w:val="left"/>
+      <w:pPr>
+        <w:tabs>
+          <w:tab w:val="num" w:pos="3600"/>
+        </w:tabs>
+        <w:ind w:left="3600" w:hanging="360"/>
+      </w:pPr>
+      <w:rPr>
+        <w:rFonts w:ascii="Wingdings" w:hAnsi="Wingdings" w:hint="default"/>
+        <w:sz w:val="20"/>
+      </w:rPr>
+    </w:lvl>
+    <w:lvl w:ilvl="5" w:tentative="1">
+      <w:start w:val="1"/>
+      <w:numFmt w:val="bullet"/>
+      <w:lvlText w:val=""/>
+      <w:lvlJc w:val="left"/>
+      <w:pPr>
+        <w:tabs>
+          <w:tab w:val="num" w:pos="4320"/>
+        </w:tabs>
+        <w:ind w:left="4320" w:hanging="360"/>
+      </w:pPr>
+      <w:rPr>
+        <w:rFonts w:ascii="Wingdings" w:hAnsi="Wingdings" w:hint="default"/>
+        <w:sz w:val="20"/>
+      </w:rPr>
+    </w:lvl>
+    <w:lvl w:ilvl="6" w:tentative="1">
+      <w:start w:val="1"/>
+      <w:numFmt w:val="bullet"/>
+      <w:lvlText w:val=""/>
+      <w:lvlJc w:val="left"/>
+      <w:pPr>
+        <w:tabs>
+          <w:tab w:val="num" w:pos="5040"/>
+        </w:tabs>
+        <w:ind w:left="5040" w:hanging="360"/>
+      </w:pPr>
+      <w:rPr>
+        <w:rFonts w:ascii="Wingdings" w:hAnsi="Wingdings" w:hint="default"/>
+        <w:sz w:val="20"/>
+      </w:rPr>
+    </w:lvl>
+    <w:lvl w:ilvl="7" w:tentative="1">
+      <w:start w:val="1"/>
+      <w:numFmt w:val="bullet"/>
+      <w:lvlText w:val=""/>
+      <w:lvlJc w:val="left"/>
+      <w:pPr>
+        <w:tabs>
+          <w:tab w:val="num" w:pos="5760"/>
+        </w:tabs>
+        <w:ind w:left="5760" w:hanging="360"/>
+      </w:pPr>
+      <w:rPr>
+        <w:rFonts w:ascii="Wingdings" w:hAnsi="Wingdings" w:hint="default"/>
+        <w:sz w:val="20"/>
+      </w:rPr>
+    </w:lvl>
+    <w:lvl w:ilvl="8" w:tentative="1">
+      <w:start w:val="1"/>
+      <w:numFmt w:val="bullet"/>
+      <w:lvlText w:val=""/>
+      <w:lvlJc w:val="left"/>
+      <w:pPr>
+        <w:tabs>
+          <w:tab w:val="num" w:pos="6480"/>
+        </w:tabs>
+        <w:ind w:left="6480" w:hanging="360"/>
+      </w:pPr>
+      <w:rPr>
+        <w:rFonts w:ascii="Wingdings" w:hAnsi="Wingdings" w:hint="default"/>
+        <w:sz w:val="20"/>
+      </w:rPr>
+    </w:lvl>
+  </w:abstractNum>
+  <w:abstractNum w:abstractNumId="9" w15:restartNumberingAfterBreak="0">
     <w:nsid w:val="303B11F1"/>
     <w:multiLevelType w:val="multilevel"/>
     <w:tmpl w:val="EDC2ABDE"/>
@@ -23618,7 +26278,7 @@
       </w:pPr>
     </w:lvl>
   </w:abstractNum>
-  <w:abstractNum w:abstractNumId="7" w15:restartNumberingAfterBreak="0">
+  <w:abstractNum w:abstractNumId="10" w15:restartNumberingAfterBreak="0">
     <w:nsid w:val="320E0B82"/>
     <w:multiLevelType w:val="multilevel"/>
     <w:tmpl w:val="67A0C5AE"/>
@@ -23767,7 +26427,7 @@
       </w:rPr>
     </w:lvl>
   </w:abstractNum>
-  <w:abstractNum w:abstractNumId="8" w15:restartNumberingAfterBreak="0">
+  <w:abstractNum w:abstractNumId="11" w15:restartNumberingAfterBreak="0">
     <w:nsid w:val="3DB2253E"/>
     <w:multiLevelType w:val="multilevel"/>
     <w:tmpl w:val="F1E0B30A"/>
@@ -23916,7 +26576,7 @@
       </w:rPr>
     </w:lvl>
   </w:abstractNum>
-  <w:abstractNum w:abstractNumId="9" w15:restartNumberingAfterBreak="0">
+  <w:abstractNum w:abstractNumId="12" w15:restartNumberingAfterBreak="0">
     <w:nsid w:val="3DB627B7"/>
     <w:multiLevelType w:val="multilevel"/>
     <w:tmpl w:val="8F1C9D80"/>
@@ -24065,7 +26725,7 @@
       </w:rPr>
     </w:lvl>
   </w:abstractNum>
-  <w:abstractNum w:abstractNumId="10" w15:restartNumberingAfterBreak="0">
+  <w:abstractNum w:abstractNumId="13" w15:restartNumberingAfterBreak="0">
     <w:nsid w:val="4CEF3128"/>
     <w:multiLevelType w:val="multilevel"/>
     <w:tmpl w:val="1DC22672"/>
@@ -24214,7 +26874,7 @@
       </w:rPr>
     </w:lvl>
   </w:abstractNum>
-  <w:abstractNum w:abstractNumId="11" w15:restartNumberingAfterBreak="0">
+  <w:abstractNum w:abstractNumId="14" w15:restartNumberingAfterBreak="0">
     <w:nsid w:val="55237A16"/>
     <w:multiLevelType w:val="multilevel"/>
     <w:tmpl w:val="CEA42798"/>
@@ -24363,7 +27023,7 @@
       </w:rPr>
     </w:lvl>
   </w:abstractNum>
-  <w:abstractNum w:abstractNumId="12" w15:restartNumberingAfterBreak="0">
+  <w:abstractNum w:abstractNumId="15" w15:restartNumberingAfterBreak="0">
     <w:nsid w:val="5796578F"/>
     <w:multiLevelType w:val="multilevel"/>
     <w:tmpl w:val="970C4484"/>
@@ -24512,7 +27172,7 @@
       </w:rPr>
     </w:lvl>
   </w:abstractNum>
-  <w:abstractNum w:abstractNumId="13" w15:restartNumberingAfterBreak="0">
+  <w:abstractNum w:abstractNumId="16" w15:restartNumberingAfterBreak="0">
     <w:nsid w:val="57AC2ADD"/>
     <w:multiLevelType w:val="multilevel"/>
     <w:tmpl w:val="1716FFEE"/>
@@ -24661,10 +27321,10 @@
       </w:rPr>
     </w:lvl>
   </w:abstractNum>
-  <w:abstractNum w:abstractNumId="14" w15:restartNumberingAfterBreak="0">
-    <w:nsid w:val="5A302146"/>
+  <w:abstractNum w:abstractNumId="17" w15:restartNumberingAfterBreak="0">
+    <w:nsid w:val="57F51DF1"/>
     <w:multiLevelType w:val="multilevel"/>
-    <w:tmpl w:val="7A825692"/>
+    <w:tmpl w:val="B0A896F0"/>
     <w:lvl w:ilvl="0">
       <w:start w:val="1"/>
       <w:numFmt w:val="bullet"/>
@@ -24810,10 +27470,10 @@
       </w:rPr>
     </w:lvl>
   </w:abstractNum>
-  <w:abstractNum w:abstractNumId="15" w15:restartNumberingAfterBreak="0">
-    <w:nsid w:val="69EF507F"/>
+  <w:abstractNum w:abstractNumId="18" w15:restartNumberingAfterBreak="0">
+    <w:nsid w:val="5A302146"/>
     <w:multiLevelType w:val="multilevel"/>
-    <w:tmpl w:val="DFAC709E"/>
+    <w:tmpl w:val="7A825692"/>
     <w:lvl w:ilvl="0">
       <w:start w:val="1"/>
       <w:numFmt w:val="bullet"/>
@@ -24959,10 +27619,10 @@
       </w:rPr>
     </w:lvl>
   </w:abstractNum>
-  <w:abstractNum w:abstractNumId="16" w15:restartNumberingAfterBreak="0">
-    <w:nsid w:val="70007D95"/>
+  <w:abstractNum w:abstractNumId="19" w15:restartNumberingAfterBreak="0">
+    <w:nsid w:val="69802D4B"/>
     <w:multiLevelType w:val="multilevel"/>
-    <w:tmpl w:val="385ED098"/>
+    <w:tmpl w:val="8752F270"/>
     <w:lvl w:ilvl="0">
       <w:start w:val="1"/>
       <w:numFmt w:val="bullet"/>
@@ -25108,7 +27768,454 @@
       </w:rPr>
     </w:lvl>
   </w:abstractNum>
-  <w:abstractNum w:abstractNumId="17" w15:restartNumberingAfterBreak="0">
+  <w:abstractNum w:abstractNumId="20" w15:restartNumberingAfterBreak="0">
+    <w:nsid w:val="69EF507F"/>
+    <w:multiLevelType w:val="multilevel"/>
+    <w:tmpl w:val="DFAC709E"/>
+    <w:lvl w:ilvl="0">
+      <w:start w:val="1"/>
+      <w:numFmt w:val="bullet"/>
+      <w:lvlText w:val=""/>
+      <w:lvlJc w:val="left"/>
+      <w:pPr>
+        <w:tabs>
+          <w:tab w:val="num" w:pos="720"/>
+        </w:tabs>
+        <w:ind w:left="720" w:hanging="360"/>
+      </w:pPr>
+      <w:rPr>
+        <w:rFonts w:ascii="Symbol" w:hAnsi="Symbol" w:hint="default"/>
+        <w:sz w:val="20"/>
+      </w:rPr>
+    </w:lvl>
+    <w:lvl w:ilvl="1" w:tentative="1">
+      <w:start w:val="1"/>
+      <w:numFmt w:val="bullet"/>
+      <w:lvlText w:val="o"/>
+      <w:lvlJc w:val="left"/>
+      <w:pPr>
+        <w:tabs>
+          <w:tab w:val="num" w:pos="1440"/>
+        </w:tabs>
+        <w:ind w:left="1440" w:hanging="360"/>
+      </w:pPr>
+      <w:rPr>
+        <w:rFonts w:ascii="Courier New" w:hAnsi="Courier New" w:hint="default"/>
+        <w:sz w:val="20"/>
+      </w:rPr>
+    </w:lvl>
+    <w:lvl w:ilvl="2" w:tentative="1">
+      <w:start w:val="1"/>
+      <w:numFmt w:val="bullet"/>
+      <w:lvlText w:val=""/>
+      <w:lvlJc w:val="left"/>
+      <w:pPr>
+        <w:tabs>
+          <w:tab w:val="num" w:pos="2160"/>
+        </w:tabs>
+        <w:ind w:left="2160" w:hanging="360"/>
+      </w:pPr>
+      <w:rPr>
+        <w:rFonts w:ascii="Wingdings" w:hAnsi="Wingdings" w:hint="default"/>
+        <w:sz w:val="20"/>
+      </w:rPr>
+    </w:lvl>
+    <w:lvl w:ilvl="3" w:tentative="1">
+      <w:start w:val="1"/>
+      <w:numFmt w:val="bullet"/>
+      <w:lvlText w:val=""/>
+      <w:lvlJc w:val="left"/>
+      <w:pPr>
+        <w:tabs>
+          <w:tab w:val="num" w:pos="2880"/>
+        </w:tabs>
+        <w:ind w:left="2880" w:hanging="360"/>
+      </w:pPr>
+      <w:rPr>
+        <w:rFonts w:ascii="Wingdings" w:hAnsi="Wingdings" w:hint="default"/>
+        <w:sz w:val="20"/>
+      </w:rPr>
+    </w:lvl>
+    <w:lvl w:ilvl="4" w:tentative="1">
+      <w:start w:val="1"/>
+      <w:numFmt w:val="bullet"/>
+      <w:lvlText w:val=""/>
+      <w:lvlJc w:val="left"/>
+      <w:pPr>
+        <w:tabs>
+          <w:tab w:val="num" w:pos="3600"/>
+        </w:tabs>
+        <w:ind w:left="3600" w:hanging="360"/>
+      </w:pPr>
+      <w:rPr>
+        <w:rFonts w:ascii="Wingdings" w:hAnsi="Wingdings" w:hint="default"/>
+        <w:sz w:val="20"/>
+      </w:rPr>
+    </w:lvl>
+    <w:lvl w:ilvl="5" w:tentative="1">
+      <w:start w:val="1"/>
+      <w:numFmt w:val="bullet"/>
+      <w:lvlText w:val=""/>
+      <w:lvlJc w:val="left"/>
+      <w:pPr>
+        <w:tabs>
+          <w:tab w:val="num" w:pos="4320"/>
+        </w:tabs>
+        <w:ind w:left="4320" w:hanging="360"/>
+      </w:pPr>
+      <w:rPr>
+        <w:rFonts w:ascii="Wingdings" w:hAnsi="Wingdings" w:hint="default"/>
+        <w:sz w:val="20"/>
+      </w:rPr>
+    </w:lvl>
+    <w:lvl w:ilvl="6" w:tentative="1">
+      <w:start w:val="1"/>
+      <w:numFmt w:val="bullet"/>
+      <w:lvlText w:val=""/>
+      <w:lvlJc w:val="left"/>
+      <w:pPr>
+        <w:tabs>
+          <w:tab w:val="num" w:pos="5040"/>
+        </w:tabs>
+        <w:ind w:left="5040" w:hanging="360"/>
+      </w:pPr>
+      <w:rPr>
+        <w:rFonts w:ascii="Wingdings" w:hAnsi="Wingdings" w:hint="default"/>
+        <w:sz w:val="20"/>
+      </w:rPr>
+    </w:lvl>
+    <w:lvl w:ilvl="7" w:tentative="1">
+      <w:start w:val="1"/>
+      <w:numFmt w:val="bullet"/>
+      <w:lvlText w:val=""/>
+      <w:lvlJc w:val="left"/>
+      <w:pPr>
+        <w:tabs>
+          <w:tab w:val="num" w:pos="5760"/>
+        </w:tabs>
+        <w:ind w:left="5760" w:hanging="360"/>
+      </w:pPr>
+      <w:rPr>
+        <w:rFonts w:ascii="Wingdings" w:hAnsi="Wingdings" w:hint="default"/>
+        <w:sz w:val="20"/>
+      </w:rPr>
+    </w:lvl>
+    <w:lvl w:ilvl="8" w:tentative="1">
+      <w:start w:val="1"/>
+      <w:numFmt w:val="bullet"/>
+      <w:lvlText w:val=""/>
+      <w:lvlJc w:val="left"/>
+      <w:pPr>
+        <w:tabs>
+          <w:tab w:val="num" w:pos="6480"/>
+        </w:tabs>
+        <w:ind w:left="6480" w:hanging="360"/>
+      </w:pPr>
+      <w:rPr>
+        <w:rFonts w:ascii="Wingdings" w:hAnsi="Wingdings" w:hint="default"/>
+        <w:sz w:val="20"/>
+      </w:rPr>
+    </w:lvl>
+  </w:abstractNum>
+  <w:abstractNum w:abstractNumId="21" w15:restartNumberingAfterBreak="0">
+    <w:nsid w:val="6AB315D2"/>
+    <w:multiLevelType w:val="multilevel"/>
+    <w:tmpl w:val="8D6A9C00"/>
+    <w:lvl w:ilvl="0">
+      <w:start w:val="1"/>
+      <w:numFmt w:val="bullet"/>
+      <w:lvlText w:val=""/>
+      <w:lvlJc w:val="left"/>
+      <w:pPr>
+        <w:tabs>
+          <w:tab w:val="num" w:pos="720"/>
+        </w:tabs>
+        <w:ind w:left="720" w:hanging="360"/>
+      </w:pPr>
+      <w:rPr>
+        <w:rFonts w:ascii="Symbol" w:hAnsi="Symbol" w:hint="default"/>
+        <w:sz w:val="20"/>
+      </w:rPr>
+    </w:lvl>
+    <w:lvl w:ilvl="1" w:tentative="1">
+      <w:start w:val="1"/>
+      <w:numFmt w:val="bullet"/>
+      <w:lvlText w:val="o"/>
+      <w:lvlJc w:val="left"/>
+      <w:pPr>
+        <w:tabs>
+          <w:tab w:val="num" w:pos="1440"/>
+        </w:tabs>
+        <w:ind w:left="1440" w:hanging="360"/>
+      </w:pPr>
+      <w:rPr>
+        <w:rFonts w:ascii="Courier New" w:hAnsi="Courier New" w:hint="default"/>
+        <w:sz w:val="20"/>
+      </w:rPr>
+    </w:lvl>
+    <w:lvl w:ilvl="2" w:tentative="1">
+      <w:start w:val="1"/>
+      <w:numFmt w:val="bullet"/>
+      <w:lvlText w:val=""/>
+      <w:lvlJc w:val="left"/>
+      <w:pPr>
+        <w:tabs>
+          <w:tab w:val="num" w:pos="2160"/>
+        </w:tabs>
+        <w:ind w:left="2160" w:hanging="360"/>
+      </w:pPr>
+      <w:rPr>
+        <w:rFonts w:ascii="Wingdings" w:hAnsi="Wingdings" w:hint="default"/>
+        <w:sz w:val="20"/>
+      </w:rPr>
+    </w:lvl>
+    <w:lvl w:ilvl="3" w:tentative="1">
+      <w:start w:val="1"/>
+      <w:numFmt w:val="bullet"/>
+      <w:lvlText w:val=""/>
+      <w:lvlJc w:val="left"/>
+      <w:pPr>
+        <w:tabs>
+          <w:tab w:val="num" w:pos="2880"/>
+        </w:tabs>
+        <w:ind w:left="2880" w:hanging="360"/>
+      </w:pPr>
+      <w:rPr>
+        <w:rFonts w:ascii="Wingdings" w:hAnsi="Wingdings" w:hint="default"/>
+        <w:sz w:val="20"/>
+      </w:rPr>
+    </w:lvl>
+    <w:lvl w:ilvl="4" w:tentative="1">
+      <w:start w:val="1"/>
+      <w:numFmt w:val="bullet"/>
+      <w:lvlText w:val=""/>
+      <w:lvlJc w:val="left"/>
+      <w:pPr>
+        <w:tabs>
+          <w:tab w:val="num" w:pos="3600"/>
+        </w:tabs>
+        <w:ind w:left="3600" w:hanging="360"/>
+      </w:pPr>
+      <w:rPr>
+        <w:rFonts w:ascii="Wingdings" w:hAnsi="Wingdings" w:hint="default"/>
+        <w:sz w:val="20"/>
+      </w:rPr>
+    </w:lvl>
+    <w:lvl w:ilvl="5" w:tentative="1">
+      <w:start w:val="1"/>
+      <w:numFmt w:val="bullet"/>
+      <w:lvlText w:val=""/>
+      <w:lvlJc w:val="left"/>
+      <w:pPr>
+        <w:tabs>
+          <w:tab w:val="num" w:pos="4320"/>
+        </w:tabs>
+        <w:ind w:left="4320" w:hanging="360"/>
+      </w:pPr>
+      <w:rPr>
+        <w:rFonts w:ascii="Wingdings" w:hAnsi="Wingdings" w:hint="default"/>
+        <w:sz w:val="20"/>
+      </w:rPr>
+    </w:lvl>
+    <w:lvl w:ilvl="6" w:tentative="1">
+      <w:start w:val="1"/>
+      <w:numFmt w:val="bullet"/>
+      <w:lvlText w:val=""/>
+      <w:lvlJc w:val="left"/>
+      <w:pPr>
+        <w:tabs>
+          <w:tab w:val="num" w:pos="5040"/>
+        </w:tabs>
+        <w:ind w:left="5040" w:hanging="360"/>
+      </w:pPr>
+      <w:rPr>
+        <w:rFonts w:ascii="Wingdings" w:hAnsi="Wingdings" w:hint="default"/>
+        <w:sz w:val="20"/>
+      </w:rPr>
+    </w:lvl>
+    <w:lvl w:ilvl="7" w:tentative="1">
+      <w:start w:val="1"/>
+      <w:numFmt w:val="bullet"/>
+      <w:lvlText w:val=""/>
+      <w:lvlJc w:val="left"/>
+      <w:pPr>
+        <w:tabs>
+          <w:tab w:val="num" w:pos="5760"/>
+        </w:tabs>
+        <w:ind w:left="5760" w:hanging="360"/>
+      </w:pPr>
+      <w:rPr>
+        <w:rFonts w:ascii="Wingdings" w:hAnsi="Wingdings" w:hint="default"/>
+        <w:sz w:val="20"/>
+      </w:rPr>
+    </w:lvl>
+    <w:lvl w:ilvl="8" w:tentative="1">
+      <w:start w:val="1"/>
+      <w:numFmt w:val="bullet"/>
+      <w:lvlText w:val=""/>
+      <w:lvlJc w:val="left"/>
+      <w:pPr>
+        <w:tabs>
+          <w:tab w:val="num" w:pos="6480"/>
+        </w:tabs>
+        <w:ind w:left="6480" w:hanging="360"/>
+      </w:pPr>
+      <w:rPr>
+        <w:rFonts w:ascii="Wingdings" w:hAnsi="Wingdings" w:hint="default"/>
+        <w:sz w:val="20"/>
+      </w:rPr>
+    </w:lvl>
+  </w:abstractNum>
+  <w:abstractNum w:abstractNumId="22" w15:restartNumberingAfterBreak="0">
+    <w:nsid w:val="70007D95"/>
+    <w:multiLevelType w:val="multilevel"/>
+    <w:tmpl w:val="385ED098"/>
+    <w:lvl w:ilvl="0">
+      <w:start w:val="1"/>
+      <w:numFmt w:val="bullet"/>
+      <w:lvlText w:val=""/>
+      <w:lvlJc w:val="left"/>
+      <w:pPr>
+        <w:tabs>
+          <w:tab w:val="num" w:pos="720"/>
+        </w:tabs>
+        <w:ind w:left="720" w:hanging="360"/>
+      </w:pPr>
+      <w:rPr>
+        <w:rFonts w:ascii="Symbol" w:hAnsi="Symbol" w:hint="default"/>
+        <w:sz w:val="20"/>
+      </w:rPr>
+    </w:lvl>
+    <w:lvl w:ilvl="1" w:tentative="1">
+      <w:start w:val="1"/>
+      <w:numFmt w:val="bullet"/>
+      <w:lvlText w:val="o"/>
+      <w:lvlJc w:val="left"/>
+      <w:pPr>
+        <w:tabs>
+          <w:tab w:val="num" w:pos="1440"/>
+        </w:tabs>
+        <w:ind w:left="1440" w:hanging="360"/>
+      </w:pPr>
+      <w:rPr>
+        <w:rFonts w:ascii="Courier New" w:hAnsi="Courier New" w:hint="default"/>
+        <w:sz w:val="20"/>
+      </w:rPr>
+    </w:lvl>
+    <w:lvl w:ilvl="2" w:tentative="1">
+      <w:start w:val="1"/>
+      <w:numFmt w:val="bullet"/>
+      <w:lvlText w:val=""/>
+      <w:lvlJc w:val="left"/>
+      <w:pPr>
+        <w:tabs>
+          <w:tab w:val="num" w:pos="2160"/>
+        </w:tabs>
+        <w:ind w:left="2160" w:hanging="360"/>
+      </w:pPr>
+      <w:rPr>
+        <w:rFonts w:ascii="Wingdings" w:hAnsi="Wingdings" w:hint="default"/>
+        <w:sz w:val="20"/>
+      </w:rPr>
+    </w:lvl>
+    <w:lvl w:ilvl="3" w:tentative="1">
+      <w:start w:val="1"/>
+      <w:numFmt w:val="bullet"/>
+      <w:lvlText w:val=""/>
+      <w:lvlJc w:val="left"/>
+      <w:pPr>
+        <w:tabs>
+          <w:tab w:val="num" w:pos="2880"/>
+        </w:tabs>
+        <w:ind w:left="2880" w:hanging="360"/>
+      </w:pPr>
+      <w:rPr>
+        <w:rFonts w:ascii="Wingdings" w:hAnsi="Wingdings" w:hint="default"/>
+        <w:sz w:val="20"/>
+      </w:rPr>
+    </w:lvl>
+    <w:lvl w:ilvl="4" w:tentative="1">
+      <w:start w:val="1"/>
+      <w:numFmt w:val="bullet"/>
+      <w:lvlText w:val=""/>
+      <w:lvlJc w:val="left"/>
+      <w:pPr>
+        <w:tabs>
+          <w:tab w:val="num" w:pos="3600"/>
+        </w:tabs>
+        <w:ind w:left="3600" w:hanging="360"/>
+      </w:pPr>
+      <w:rPr>
+        <w:rFonts w:ascii="Wingdings" w:hAnsi="Wingdings" w:hint="default"/>
+        <w:sz w:val="20"/>
+      </w:rPr>
+    </w:lvl>
+    <w:lvl w:ilvl="5" w:tentative="1">
+      <w:start w:val="1"/>
+      <w:numFmt w:val="bullet"/>
+      <w:lvlText w:val=""/>
+      <w:lvlJc w:val="left"/>
+      <w:pPr>
+        <w:tabs>
+          <w:tab w:val="num" w:pos="4320"/>
+        </w:tabs>
+        <w:ind w:left="4320" w:hanging="360"/>
+      </w:pPr>
+      <w:rPr>
+        <w:rFonts w:ascii="Wingdings" w:hAnsi="Wingdings" w:hint="default"/>
+        <w:sz w:val="20"/>
+      </w:rPr>
+    </w:lvl>
+    <w:lvl w:ilvl="6" w:tentative="1">
+      <w:start w:val="1"/>
+      <w:numFmt w:val="bullet"/>
+      <w:lvlText w:val=""/>
+      <w:lvlJc w:val="left"/>
+      <w:pPr>
+        <w:tabs>
+          <w:tab w:val="num" w:pos="5040"/>
+        </w:tabs>
+        <w:ind w:left="5040" w:hanging="360"/>
+      </w:pPr>
+      <w:rPr>
+        <w:rFonts w:ascii="Wingdings" w:hAnsi="Wingdings" w:hint="default"/>
+        <w:sz w:val="20"/>
+      </w:rPr>
+    </w:lvl>
+    <w:lvl w:ilvl="7" w:tentative="1">
+      <w:start w:val="1"/>
+      <w:numFmt w:val="bullet"/>
+      <w:lvlText w:val=""/>
+      <w:lvlJc w:val="left"/>
+      <w:pPr>
+        <w:tabs>
+          <w:tab w:val="num" w:pos="5760"/>
+        </w:tabs>
+        <w:ind w:left="5760" w:hanging="360"/>
+      </w:pPr>
+      <w:rPr>
+        <w:rFonts w:ascii="Wingdings" w:hAnsi="Wingdings" w:hint="default"/>
+        <w:sz w:val="20"/>
+      </w:rPr>
+    </w:lvl>
+    <w:lvl w:ilvl="8" w:tentative="1">
+      <w:start w:val="1"/>
+      <w:numFmt w:val="bullet"/>
+      <w:lvlText w:val=""/>
+      <w:lvlJc w:val="left"/>
+      <w:pPr>
+        <w:tabs>
+          <w:tab w:val="num" w:pos="6480"/>
+        </w:tabs>
+        <w:ind w:left="6480" w:hanging="360"/>
+      </w:pPr>
+      <w:rPr>
+        <w:rFonts w:ascii="Wingdings" w:hAnsi="Wingdings" w:hint="default"/>
+        <w:sz w:val="20"/>
+      </w:rPr>
+    </w:lvl>
+  </w:abstractNum>
+  <w:abstractNum w:abstractNumId="23" w15:restartNumberingAfterBreak="0">
     <w:nsid w:val="71A64D5A"/>
     <w:multiLevelType w:val="multilevel"/>
     <w:tmpl w:val="73561B2A"/>
@@ -25225,7 +28332,120 @@
       </w:pPr>
     </w:lvl>
   </w:abstractNum>
-  <w:abstractNum w:abstractNumId="18" w15:restartNumberingAfterBreak="0">
+  <w:abstractNum w:abstractNumId="24" w15:restartNumberingAfterBreak="0">
+    <w:nsid w:val="7AEF6FDF"/>
+    <w:multiLevelType w:val="multilevel"/>
+    <w:tmpl w:val="080AB41C"/>
+    <w:lvl w:ilvl="0">
+      <w:start w:val="1"/>
+      <w:numFmt w:val="decimal"/>
+      <w:lvlText w:val="%1."/>
+      <w:lvlJc w:val="left"/>
+      <w:pPr>
+        <w:tabs>
+          <w:tab w:val="num" w:pos="720"/>
+        </w:tabs>
+        <w:ind w:left="720" w:hanging="360"/>
+      </w:pPr>
+    </w:lvl>
+    <w:lvl w:ilvl="1" w:tentative="1">
+      <w:start w:val="1"/>
+      <w:numFmt w:val="decimal"/>
+      <w:lvlText w:val="%2."/>
+      <w:lvlJc w:val="left"/>
+      <w:pPr>
+        <w:tabs>
+          <w:tab w:val="num" w:pos="1440"/>
+        </w:tabs>
+        <w:ind w:left="1440" w:hanging="360"/>
+      </w:pPr>
+    </w:lvl>
+    <w:lvl w:ilvl="2" w:tentative="1">
+      <w:start w:val="1"/>
+      <w:numFmt w:val="decimal"/>
+      <w:lvlText w:val="%3."/>
+      <w:lvlJc w:val="left"/>
+      <w:pPr>
+        <w:tabs>
+          <w:tab w:val="num" w:pos="2160"/>
+        </w:tabs>
+        <w:ind w:left="2160" w:hanging="360"/>
+      </w:pPr>
+    </w:lvl>
+    <w:lvl w:ilvl="3" w:tentative="1">
+      <w:start w:val="1"/>
+      <w:numFmt w:val="decimal"/>
+      <w:lvlText w:val="%4."/>
+      <w:lvlJc w:val="left"/>
+      <w:pPr>
+        <w:tabs>
+          <w:tab w:val="num" w:pos="2880"/>
+        </w:tabs>
+        <w:ind w:left="2880" w:hanging="360"/>
+      </w:pPr>
+    </w:lvl>
+    <w:lvl w:ilvl="4" w:tentative="1">
+      <w:start w:val="1"/>
+      <w:numFmt w:val="decimal"/>
+      <w:lvlText w:val="%5."/>
+      <w:lvlJc w:val="left"/>
+      <w:pPr>
+        <w:tabs>
+          <w:tab w:val="num" w:pos="3600"/>
+        </w:tabs>
+        <w:ind w:left="3600" w:hanging="360"/>
+      </w:pPr>
+    </w:lvl>
+    <w:lvl w:ilvl="5" w:tentative="1">
+      <w:start w:val="1"/>
+      <w:numFmt w:val="decimal"/>
+      <w:lvlText w:val="%6."/>
+      <w:lvlJc w:val="left"/>
+      <w:pPr>
+        <w:tabs>
+          <w:tab w:val="num" w:pos="4320"/>
+        </w:tabs>
+        <w:ind w:left="4320" w:hanging="360"/>
+      </w:pPr>
+    </w:lvl>
+    <w:lvl w:ilvl="6" w:tentative="1">
+      <w:start w:val="1"/>
+      <w:numFmt w:val="decimal"/>
+      <w:lvlText w:val="%7."/>
+      <w:lvlJc w:val="left"/>
+      <w:pPr>
+        <w:tabs>
+          <w:tab w:val="num" w:pos="5040"/>
+        </w:tabs>
+        <w:ind w:left="5040" w:hanging="360"/>
+      </w:pPr>
+    </w:lvl>
+    <w:lvl w:ilvl="7" w:tentative="1">
+      <w:start w:val="1"/>
+      <w:numFmt w:val="decimal"/>
+      <w:lvlText w:val="%8."/>
+      <w:lvlJc w:val="left"/>
+      <w:pPr>
+        <w:tabs>
+          <w:tab w:val="num" w:pos="5760"/>
+        </w:tabs>
+        <w:ind w:left="5760" w:hanging="360"/>
+      </w:pPr>
+    </w:lvl>
+    <w:lvl w:ilvl="8" w:tentative="1">
+      <w:start w:val="1"/>
+      <w:numFmt w:val="decimal"/>
+      <w:lvlText w:val="%9."/>
+      <w:lvlJc w:val="left"/>
+      <w:pPr>
+        <w:tabs>
+          <w:tab w:val="num" w:pos="6480"/>
+        </w:tabs>
+        <w:ind w:left="6480" w:hanging="360"/>
+      </w:pPr>
+    </w:lvl>
+  </w:abstractNum>
+  <w:abstractNum w:abstractNumId="25" w15:restartNumberingAfterBreak="0">
     <w:nsid w:val="7B47185F"/>
     <w:multiLevelType w:val="multilevel"/>
     <w:tmpl w:val="607606C4"/>
@@ -25374,7 +28594,7 @@
       </w:rPr>
     </w:lvl>
   </w:abstractNum>
-  <w:abstractNum w:abstractNumId="19" w15:restartNumberingAfterBreak="0">
+  <w:abstractNum w:abstractNumId="26" w15:restartNumberingAfterBreak="0">
     <w:nsid w:val="7B7A380E"/>
     <w:multiLevelType w:val="multilevel"/>
     <w:tmpl w:val="66A43B4E"/>
@@ -25523,7 +28743,7 @@
       </w:rPr>
     </w:lvl>
   </w:abstractNum>
-  <w:abstractNum w:abstractNumId="20" w15:restartNumberingAfterBreak="0">
+  <w:abstractNum w:abstractNumId="27" w15:restartNumberingAfterBreak="0">
     <w:nsid w:val="7EE97763"/>
     <w:multiLevelType w:val="multilevel"/>
     <w:tmpl w:val="B0D0A6B0"/>
@@ -25673,66 +28893,87 @@
     </w:lvl>
   </w:abstractNum>
   <w:num w:numId="1" w16cid:durableId="280691300">
-    <w:abstractNumId w:val="7"/>
+    <w:abstractNumId w:val="10"/>
   </w:num>
   <w:num w:numId="2" w16cid:durableId="172646460">
-    <w:abstractNumId w:val="16"/>
+    <w:abstractNumId w:val="22"/>
   </w:num>
   <w:num w:numId="3" w16cid:durableId="33846187">
-    <w:abstractNumId w:val="13"/>
+    <w:abstractNumId w:val="16"/>
   </w:num>
   <w:num w:numId="4" w16cid:durableId="512036652">
     <w:abstractNumId w:val="0"/>
   </w:num>
   <w:num w:numId="5" w16cid:durableId="500659820">
+    <w:abstractNumId w:val="11"/>
+  </w:num>
+  <w:num w:numId="6" w16cid:durableId="21175598">
+    <w:abstractNumId w:val="15"/>
+  </w:num>
+  <w:num w:numId="7" w16cid:durableId="507451992">
+    <w:abstractNumId w:val="6"/>
+  </w:num>
+  <w:num w:numId="8" w16cid:durableId="912929687">
+    <w:abstractNumId w:val="13"/>
+  </w:num>
+  <w:num w:numId="9" w16cid:durableId="2052532868">
+    <w:abstractNumId w:val="20"/>
+  </w:num>
+  <w:num w:numId="10" w16cid:durableId="632712616">
+    <w:abstractNumId w:val="5"/>
+  </w:num>
+  <w:num w:numId="11" w16cid:durableId="1696928692">
+    <w:abstractNumId w:val="2"/>
+  </w:num>
+  <w:num w:numId="12" w16cid:durableId="1927298471">
+    <w:abstractNumId w:val="12"/>
+  </w:num>
+  <w:num w:numId="13" w16cid:durableId="1724478748">
+    <w:abstractNumId w:val="25"/>
+  </w:num>
+  <w:num w:numId="14" w16cid:durableId="220411815">
+    <w:abstractNumId w:val="3"/>
+  </w:num>
+  <w:num w:numId="15" w16cid:durableId="1304039725">
+    <w:abstractNumId w:val="26"/>
+  </w:num>
+  <w:num w:numId="16" w16cid:durableId="1646934699">
+    <w:abstractNumId w:val="4"/>
+  </w:num>
+  <w:num w:numId="17" w16cid:durableId="620844904">
+    <w:abstractNumId w:val="14"/>
+  </w:num>
+  <w:num w:numId="18" w16cid:durableId="241456839">
+    <w:abstractNumId w:val="27"/>
+  </w:num>
+  <w:num w:numId="19" w16cid:durableId="1055858826">
+    <w:abstractNumId w:val="18"/>
+  </w:num>
+  <w:num w:numId="20" w16cid:durableId="1765563997">
+    <w:abstractNumId w:val="9"/>
+  </w:num>
+  <w:num w:numId="21" w16cid:durableId="1004016157">
+    <w:abstractNumId w:val="23"/>
+  </w:num>
+  <w:num w:numId="22" w16cid:durableId="106168991">
+    <w:abstractNumId w:val="24"/>
+  </w:num>
+  <w:num w:numId="23" w16cid:durableId="1728531104">
+    <w:abstractNumId w:val="1"/>
+  </w:num>
+  <w:num w:numId="24" w16cid:durableId="219443246">
+    <w:abstractNumId w:val="7"/>
+  </w:num>
+  <w:num w:numId="25" w16cid:durableId="773478902">
+    <w:abstractNumId w:val="19"/>
+  </w:num>
+  <w:num w:numId="26" w16cid:durableId="189614732">
+    <w:abstractNumId w:val="21"/>
+  </w:num>
+  <w:num w:numId="27" w16cid:durableId="1305696246">
     <w:abstractNumId w:val="8"/>
   </w:num>
-  <w:num w:numId="6" w16cid:durableId="21175598">
-    <w:abstractNumId w:val="12"/>
-  </w:num>
-  <w:num w:numId="7" w16cid:durableId="507451992">
-    <w:abstractNumId w:val="5"/>
-  </w:num>
-  <w:num w:numId="8" w16cid:durableId="912929687">
-    <w:abstractNumId w:val="10"/>
-  </w:num>
-  <w:num w:numId="9" w16cid:durableId="2052532868">
-    <w:abstractNumId w:val="15"/>
-  </w:num>
-  <w:num w:numId="10" w16cid:durableId="632712616">
-    <w:abstractNumId w:val="4"/>
-  </w:num>
-  <w:num w:numId="11" w16cid:durableId="1696928692">
-    <w:abstractNumId w:val="1"/>
-  </w:num>
-  <w:num w:numId="12" w16cid:durableId="1927298471">
-    <w:abstractNumId w:val="9"/>
-  </w:num>
-  <w:num w:numId="13" w16cid:durableId="1724478748">
-    <w:abstractNumId w:val="18"/>
-  </w:num>
-  <w:num w:numId="14" w16cid:durableId="220411815">
-    <w:abstractNumId w:val="2"/>
-  </w:num>
-  <w:num w:numId="15" w16cid:durableId="1304039725">
-    <w:abstractNumId w:val="19"/>
-  </w:num>
-  <w:num w:numId="16" w16cid:durableId="1646934699">
-    <w:abstractNumId w:val="3"/>
-  </w:num>
-  <w:num w:numId="17" w16cid:durableId="620844904">
-    <w:abstractNumId w:val="11"/>
-  </w:num>
-  <w:num w:numId="18" w16cid:durableId="241456839">
-    <w:abstractNumId w:val="20"/>
-  </w:num>
-  <w:num w:numId="19" w16cid:durableId="1055858826">
-    <w:abstractNumId w:val="14"/>
-  </w:num>
-  <w:num w:numId="20" w16cid:durableId="1765563997">
-    <w:abstractNumId w:val="6"/>
-  </w:num>
-  <w:num w:numId="21" w16cid:durableId="1004016157">
+  <w:num w:numId="28" w16cid:durableId="252595499">
     <w:abstractNumId w:val="17"/>
   </w:num>
 </w:numbering>
@@ -26342,7 +29583,6 @@
   <w:style w:type="character" w:default="1" w:styleId="VarsaylanParagrafYazTipi">
     <w:name w:val="Default Paragraph Font"/>
     <w:uiPriority w:val="1"/>
-    <w:semiHidden/>
     <w:unhideWhenUsed/>
   </w:style>
   <w:style w:type="table" w:default="1" w:styleId="NormalTablo">
